--- a/docs/brd/RF-3309/Appro_RF_Employer_Name_Edit_in_Credit_Queue_v1.0.docx
+++ b/docs/brd/RF-3309/Appro_RF_Employer_Name_Edit_in_Credit_Queue_v1.0.docx
@@ -110,7 +110,7 @@
           <w:sz w:val="22"/>
           <w:szCs w:val="22"/>
         </w:rPr>
-        <w:t xml:space="preserve">29 September 2026</w:t>
+        <w:t xml:space="preserve">30 September 2026</w:t>
       </w:r>
     </w:p>
     <w:p>
@@ -268,6 +268,290 @@
           <w:sz w:val="26"/>
           <w:szCs w:val="26"/>
         </w:rPr>
+        <w:t xml:space="preserve">HISTORY OF CHANGE</w:t>
+      </w:r>
+    </w:p>
+    <w:tbl>
+      <w:tblPr>
+        <w:tblW w:type="dxa" w:w="9026"/>
+        <w:tblBorders>
+          <w:top w:val="single" w:color="A6A6A6" w:sz="4"/>
+          <w:left w:val="single" w:color="A6A6A6" w:sz="4"/>
+          <w:bottom w:val="single" w:color="A6A6A6" w:sz="4"/>
+          <w:right w:val="single" w:color="A6A6A6" w:sz="4"/>
+          <w:insideH w:val="single" w:color="A6A6A6" w:sz="4"/>
+          <w:insideV w:val="single" w:color="A6A6A6" w:sz="4"/>
+        </w:tblBorders>
+      </w:tblPr>
+      <w:tblGrid>
+        <w:gridCol w:w="1083"/>
+        <w:gridCol w:w="2166"/>
+        <w:gridCol w:w="1986"/>
+        <w:gridCol w:w="3791"/>
+      </w:tblGrid>
+      <w:tr>
+        <w:trPr>
+          <w:cantSplit/>
+          <w:tblHeader/>
+        </w:trPr>
+        <w:tc>
+          <w:tcPr>
+            <w:tcW w:type="dxa" w:w="1083"/>
+            <w:shd w:fill="156082" w:color="auto" w:val="clear"/>
+            <w:tcMar>
+              <w:top w:type="dxa" w:w="90"/>
+              <w:left w:type="dxa" w:w="110"/>
+              <w:bottom w:type="dxa" w:w="90"/>
+              <w:right w:type="dxa" w:w="110"/>
+            </w:tcMar>
+            <w:vAlign w:val="top"/>
+          </w:tcPr>
+          <w:p>
+            <w:pPr>
+              <w:spacing w:after="0" w:before="0" w:line="252"/>
+            </w:pPr>
+            <w:r>
+              <w:rPr>
+                <w:rFonts w:ascii="Arial" w:cs="Arial" w:eastAsia="Arial" w:hAnsi="Arial"/>
+                <w:b/>
+                <w:bCs/>
+                <w:color w:val="FFFFFF"/>
+                <w:sz w:val="21"/>
+                <w:szCs w:val="21"/>
+              </w:rPr>
+              <w:t xml:space="preserve">Version</w:t>
+            </w:r>
+          </w:p>
+        </w:tc>
+        <w:tc>
+          <w:tcPr>
+            <w:tcW w:type="dxa" w:w="2166"/>
+            <w:shd w:fill="156082" w:color="auto" w:val="clear"/>
+            <w:tcMar>
+              <w:top w:type="dxa" w:w="90"/>
+              <w:left w:type="dxa" w:w="110"/>
+              <w:bottom w:type="dxa" w:w="90"/>
+              <w:right w:type="dxa" w:w="110"/>
+            </w:tcMar>
+            <w:vAlign w:val="top"/>
+          </w:tcPr>
+          <w:p>
+            <w:pPr>
+              <w:spacing w:after="0" w:before="0" w:line="252"/>
+            </w:pPr>
+            <w:r>
+              <w:rPr>
+                <w:rFonts w:ascii="Arial" w:cs="Arial" w:eastAsia="Arial" w:hAnsi="Arial"/>
+                <w:b/>
+                <w:bCs/>
+                <w:color w:val="FFFFFF"/>
+                <w:sz w:val="21"/>
+                <w:szCs w:val="21"/>
+              </w:rPr>
+              <w:t xml:space="preserve">Date</w:t>
+            </w:r>
+          </w:p>
+        </w:tc>
+        <w:tc>
+          <w:tcPr>
+            <w:tcW w:type="dxa" w:w="1986"/>
+            <w:shd w:fill="156082" w:color="auto" w:val="clear"/>
+            <w:tcMar>
+              <w:top w:type="dxa" w:w="90"/>
+              <w:left w:type="dxa" w:w="110"/>
+              <w:bottom w:type="dxa" w:w="90"/>
+              <w:right w:type="dxa" w:w="110"/>
+            </w:tcMar>
+            <w:vAlign w:val="top"/>
+          </w:tcPr>
+          <w:p>
+            <w:pPr>
+              <w:spacing w:after="0" w:before="0" w:line="252"/>
+            </w:pPr>
+            <w:r>
+              <w:rPr>
+                <w:rFonts w:ascii="Arial" w:cs="Arial" w:eastAsia="Arial" w:hAnsi="Arial"/>
+                <w:b/>
+                <w:bCs/>
+                <w:color w:val="FFFFFF"/>
+                <w:sz w:val="21"/>
+                <w:szCs w:val="21"/>
+              </w:rPr>
+              <w:t xml:space="preserve">Author</w:t>
+            </w:r>
+          </w:p>
+        </w:tc>
+        <w:tc>
+          <w:tcPr>
+            <w:tcW w:type="dxa" w:w="3791"/>
+            <w:shd w:fill="156082" w:color="auto" w:val="clear"/>
+            <w:tcMar>
+              <w:top w:type="dxa" w:w="90"/>
+              <w:left w:type="dxa" w:w="110"/>
+              <w:bottom w:type="dxa" w:w="90"/>
+              <w:right w:type="dxa" w:w="110"/>
+            </w:tcMar>
+            <w:vAlign w:val="top"/>
+          </w:tcPr>
+          <w:p>
+            <w:pPr>
+              <w:spacing w:after="0" w:before="0" w:line="252"/>
+            </w:pPr>
+            <w:r>
+              <w:rPr>
+                <w:rFonts w:ascii="Arial" w:cs="Arial" w:eastAsia="Arial" w:hAnsi="Arial"/>
+                <w:b/>
+                <w:bCs/>
+                <w:color w:val="FFFFFF"/>
+                <w:sz w:val="21"/>
+                <w:szCs w:val="21"/>
+              </w:rPr>
+              <w:t xml:space="preserve">Description</w:t>
+            </w:r>
+          </w:p>
+        </w:tc>
+      </w:tr>
+      <w:tr>
+        <w:trPr>
+          <w:cantSplit/>
+        </w:trPr>
+        <w:tc>
+          <w:tcPr>
+            <w:tcW w:type="dxa" w:w="1083"/>
+            <w:shd w:fill="FFFFFF" w:color="auto" w:val="clear"/>
+            <w:tcMar>
+              <w:top w:type="dxa" w:w="90"/>
+              <w:left w:type="dxa" w:w="110"/>
+              <w:bottom w:type="dxa" w:w="90"/>
+              <w:right w:type="dxa" w:w="110"/>
+            </w:tcMar>
+            <w:vAlign w:val="top"/>
+          </w:tcPr>
+          <w:p>
+            <w:pPr>
+              <w:spacing w:after="0" w:before="0" w:line="252"/>
+            </w:pPr>
+            <w:r>
+              <w:rPr>
+                <w:rFonts w:ascii="Arial" w:cs="Arial" w:eastAsia="Arial" w:hAnsi="Arial"/>
+                <w:b w:val="false"/>
+                <w:bCs w:val="false"/>
+                <w:color w:val="000000"/>
+                <w:sz w:val="21"/>
+                <w:szCs w:val="21"/>
+              </w:rPr>
+              <w:t xml:space="preserve">1.0</w:t>
+            </w:r>
+          </w:p>
+        </w:tc>
+        <w:tc>
+          <w:tcPr>
+            <w:tcW w:type="dxa" w:w="2166"/>
+            <w:shd w:fill="FFFFFF" w:color="auto" w:val="clear"/>
+            <w:tcMar>
+              <w:top w:type="dxa" w:w="90"/>
+              <w:left w:type="dxa" w:w="110"/>
+              <w:bottom w:type="dxa" w:w="90"/>
+              <w:right w:type="dxa" w:w="110"/>
+            </w:tcMar>
+            <w:vAlign w:val="top"/>
+          </w:tcPr>
+          <w:p>
+            <w:pPr>
+              <w:spacing w:after="0" w:before="0" w:line="252"/>
+            </w:pPr>
+            <w:r>
+              <w:rPr>
+                <w:rFonts w:ascii="Arial" w:cs="Arial" w:eastAsia="Arial" w:hAnsi="Arial"/>
+                <w:b w:val="false"/>
+                <w:bCs w:val="false"/>
+                <w:color w:val="000000"/>
+                <w:sz w:val="21"/>
+                <w:szCs w:val="21"/>
+              </w:rPr>
+              <w:t xml:space="preserve">30 September 2026</w:t>
+            </w:r>
+          </w:p>
+        </w:tc>
+        <w:tc>
+          <w:tcPr>
+            <w:tcW w:type="dxa" w:w="1986"/>
+            <w:shd w:fill="FFFFFF" w:color="auto" w:val="clear"/>
+            <w:tcMar>
+              <w:top w:type="dxa" w:w="90"/>
+              <w:left w:type="dxa" w:w="110"/>
+              <w:bottom w:type="dxa" w:w="90"/>
+              <w:right w:type="dxa" w:w="110"/>
+            </w:tcMar>
+            <w:vAlign w:val="top"/>
+          </w:tcPr>
+          <w:p>
+            <w:pPr>
+              <w:spacing w:after="0" w:before="0" w:line="252"/>
+            </w:pPr>
+            <w:r>
+              <w:rPr>
+                <w:rFonts w:ascii="Arial" w:cs="Arial" w:eastAsia="Arial" w:hAnsi="Arial"/>
+                <w:b w:val="false"/>
+                <w:bCs w:val="false"/>
+                <w:color w:val="000000"/>
+                <w:sz w:val="21"/>
+                <w:szCs w:val="21"/>
+              </w:rPr>
+              <w:t xml:space="preserve">Hailey (Appro)</w:t>
+            </w:r>
+          </w:p>
+        </w:tc>
+        <w:tc>
+          <w:tcPr>
+            <w:tcW w:type="dxa" w:w="3791"/>
+            <w:shd w:fill="FFFFFF" w:color="auto" w:val="clear"/>
+            <w:tcMar>
+              <w:top w:type="dxa" w:w="90"/>
+              <w:left w:type="dxa" w:w="110"/>
+              <w:bottom w:type="dxa" w:w="90"/>
+              <w:right w:type="dxa" w:w="110"/>
+            </w:tcMar>
+            <w:vAlign w:val="top"/>
+          </w:tcPr>
+          <w:p>
+            <w:pPr>
+              <w:spacing w:after="0" w:before="0" w:line="252"/>
+            </w:pPr>
+            <w:r>
+              <w:rPr>
+                <w:rFonts w:ascii="Arial" w:cs="Arial" w:eastAsia="Arial" w:hAnsi="Arial"/>
+                <w:b w:val="false"/>
+                <w:bCs w:val="false"/>
+                <w:color w:val="000000"/>
+                <w:sz w:val="21"/>
+                <w:szCs w:val="21"/>
+              </w:rPr>
+              <w:t xml:space="preserve">Initial version</w:t>
+            </w:r>
+          </w:p>
+        </w:tc>
+      </w:tr>
+    </w:tbl>
+    <w:p>
+      <w:pPr>
+        <w:spacing w:after="200"/>
+      </w:pPr>
+    </w:p>
+    <w:p>
+      <w:pPr>
+        <w:pStyle w:val="Heading1"/>
+        <w:spacing w:after="140" w:before="300"/>
+      </w:pPr>
+      <w:r>
+        <w:rPr>
+          <w:rFonts w:ascii="Arial" w:cs="Arial" w:eastAsia="Arial" w:hAnsi="Arial"/>
+          <w:b/>
+          <w:bCs/>
+          <w:color w:val="000000"/>
+          <w:sz w:val="26"/>
+          <w:szCs w:val="26"/>
+        </w:rPr>
         <w:t xml:space="preserve">EMPLOYER NAME EDIT IN CREDIT QUEUE</w:t>
       </w:r>
     </w:p>
@@ -2293,7 +2577,7 @@
           <w:sz w:val="22"/>
           <w:szCs w:val="22"/>
         </w:rPr>
-        <w:t xml:space="preserve">When the user clicks Save, the standard confirmation is shown for the whole pop-up — </w:t>
+        <w:t xml:space="preserve">When the user clicks Save, the existing Edit confirmation component is shown once for the whole pop-up (centered message, No / Yes, Save buttons): </w:t>
       </w:r>
       <w:r>
         <w:rPr>
@@ -2304,51 +2588,7 @@
           <w:sz w:val="22"/>
           <w:szCs w:val="22"/>
         </w:rPr>
-        <w:t xml:space="preserve">'Are you sure you want to update this &lt;Application ID&gt;?'</w:t>
-      </w:r>
-      <w:r>
-        <w:rPr>
-          <w:rFonts w:ascii="Arial" w:cs="Arial" w:eastAsia="Arial" w:hAnsi="Arial"/>
-          <w:b w:val="false"/>
-          <w:bCs w:val="false"/>
-          <w:color w:val="000000"/>
-          <w:sz w:val="22"/>
-          <w:szCs w:val="22"/>
-        </w:rPr>
-        <w:t xml:space="preserve"> — with the sub-text </w:t>
-      </w:r>
-      <w:r>
-        <w:rPr>
-          <w:rFonts w:ascii="Arial" w:cs="Arial" w:eastAsia="Arial" w:hAnsi="Arial"/>
-          <w:i/>
-          <w:iCs/>
-          <w:color w:val="000000"/>
-          <w:sz w:val="22"/>
-          <w:szCs w:val="22"/>
-        </w:rPr>
-        <w:t xml:space="preserve">Company Name will change from "&lt;current&gt;" to "&lt;new&gt;"</w:t>
-      </w:r>
-      <w:r>
-        <w:rPr>
-          <w:rFonts w:ascii="Arial" w:cs="Arial" w:eastAsia="Arial" w:hAnsi="Arial"/>
-          <w:b w:val="false"/>
-          <w:bCs w:val="false"/>
-          <w:color w:val="000000"/>
-          <w:sz w:val="22"/>
-          <w:szCs w:val="22"/>
-        </w:rPr>
-        <w:t xml:space="preserve"> and the note </w:t>
-      </w:r>
-      <w:r>
-        <w:rPr>
-          <w:rFonts w:ascii="Arial" w:cs="Arial" w:eastAsia="Arial" w:hAnsi="Arial"/>
-          <w:i/>
-          <w:iCs/>
-          <w:color w:val="000000"/>
-          <w:sz w:val="22"/>
-          <w:szCs w:val="22"/>
-        </w:rPr>
-        <w:t xml:space="preserve">'Note that the system will re-run the ALOC classification, auto-recalculate the related fields and then re-run the Rule Engine. Please choose carefully!'</w:t>
+        <w:t xml:space="preserve">'Are you sure you want to update this &lt;Application ID&gt;? Company Name will change from "&lt;current&gt;" to "&lt;new&gt;". The system will re-run the ALOC classification, recalculate the related fields and re-run the Rule Engine.'</w:t>
       </w:r>
     </w:p>
     <w:p>
@@ -2425,7 +2665,7 @@
           <w:sz w:val="22"/>
           <w:szCs w:val="22"/>
         </w:rPr>
-        <w:t xml:space="preserve">On 'Yes', the system executes in order:</w:t>
+        <w:t xml:space="preserve">On 'Yes, Save', the system executes in order:</w:t>
       </w:r>
     </w:p>
     <w:tbl>
@@ -3090,7 +3330,29 @@
           <w:sz w:val="22"/>
           <w:szCs w:val="22"/>
         </w:rPr>
-        <w:t xml:space="preserve">Application Details › </w:t>
+        <w:t xml:space="preserve">The fields below sit in the expanded </w:t>
+      </w:r>
+      <w:r>
+        <w:rPr>
+          <w:rFonts w:ascii="Arial" w:cs="Arial" w:eastAsia="Arial" w:hAnsi="Arial"/>
+          <w:b/>
+          <w:bCs/>
+          <w:color w:val="000000"/>
+          <w:sz w:val="22"/>
+          <w:szCs w:val="22"/>
+        </w:rPr>
+        <w:t xml:space="preserve">Application Details</w:t>
+      </w:r>
+      <w:r>
+        <w:rPr>
+          <w:rFonts w:ascii="Arial" w:cs="Arial" w:eastAsia="Arial" w:hAnsi="Arial"/>
+          <w:b w:val="false"/>
+          <w:bCs w:val="false"/>
+          <w:color w:val="000000"/>
+          <w:sz w:val="22"/>
+          <w:szCs w:val="22"/>
+        </w:rPr>
+        <w:t xml:space="preserve"> section › </w:t>
       </w:r>
       <w:r>
         <w:rPr>
@@ -3112,7 +3374,29 @@
           <w:sz w:val="22"/>
           <w:szCs w:val="22"/>
         </w:rPr>
-        <w:t xml:space="preserve"> (Credit Queue, Risk / Sale / Compliance queues and Application Enquiry) shows the full picture — the Edit pop-up carries only the editable field:</w:t>
+        <w:t xml:space="preserve"> sub-block of the application view. The same section is shown in </w:t>
+      </w:r>
+      <w:r>
+        <w:rPr>
+          <w:rFonts w:ascii="Arial" w:cs="Arial" w:eastAsia="Arial" w:hAnsi="Arial"/>
+          <w:b/>
+          <w:bCs/>
+          <w:color w:val="000000"/>
+          <w:sz w:val="22"/>
+          <w:szCs w:val="22"/>
+        </w:rPr>
+        <w:t xml:space="preserve">Credit Queue L1–L3, Risk Queue, Sale Queue, Compliance Queue and Application Enquiry</w:t>
+      </w:r>
+      <w:r>
+        <w:rPr>
+          <w:rFonts w:ascii="Arial" w:cs="Arial" w:eastAsia="Arial" w:hAnsi="Arial"/>
+          <w:b w:val="false"/>
+          <w:bCs w:val="false"/>
+          <w:color w:val="000000"/>
+          <w:sz w:val="22"/>
+          <w:szCs w:val="22"/>
+        </w:rPr>
+        <w:t xml:space="preserve"> (view only) — the Edit pop-up carries only the editable field; the full picture is view-only here:</w:t>
       </w:r>
     </w:p>
     <w:p>
@@ -3547,13 +3831,24 @@
       <w:r>
         <w:rPr>
           <w:rFonts w:ascii="Arial" w:cs="Arial" w:eastAsia="Arial" w:hAnsi="Arial"/>
+          <w:b/>
+          <w:bCs/>
+          <w:color w:val="000000"/>
+          <w:sz w:val="22"/>
+          <w:szCs w:val="22"/>
+        </w:rPr>
+        <w:t xml:space="preserve">Application Enquiry impact:</w:t>
+      </w:r>
+      <w:r>
+        <w:rPr>
+          <w:rFonts w:ascii="Arial" w:cs="Arial" w:eastAsia="Arial" w:hAnsi="Arial"/>
           <w:b w:val="false"/>
           <w:bCs w:val="false"/>
           <w:color w:val="000000"/>
           <w:sz w:val="22"/>
           <w:szCs w:val="22"/>
         </w:rPr>
-        <w:t xml:space="preserve">The application history shows the 'Edit Information' step with the old → new values in the step details, followed by the system steps of the re-run.</w:t>
+        <w:t xml:space="preserve"> the enquiry details display the updated values identically in the same Application Details section, and its Application History shows the 'Edit Information' step with the old → new values in the step details, followed by the system steps of the re-run. No edit is possible from Application Enquiry.</w:t>
       </w:r>
     </w:p>
     <w:p>
@@ -5962,278 +6257,6 @@
           </w:p>
         </w:tc>
       </w:tr>
-      <w:tr>
-        <w:trPr>
-          <w:cantSplit/>
-        </w:trPr>
-        <w:tc>
-          <w:tcPr>
-            <w:tcW w:type="dxa" w:w="1715"/>
-            <w:shd w:fill="FFFFFF" w:color="auto" w:val="clear"/>
-            <w:tcMar>
-              <w:top w:type="dxa" w:w="90"/>
-              <w:left w:type="dxa" w:w="110"/>
-              <w:bottom w:type="dxa" w:w="90"/>
-              <w:right w:type="dxa" w:w="110"/>
-            </w:tcMar>
-            <w:vAlign w:val="top"/>
-          </w:tcPr>
-          <w:p>
-            <w:pPr>
-              <w:spacing w:after="0" w:before="0" w:line="252"/>
-            </w:pPr>
-            <w:r>
-              <w:rPr>
-                <w:rFonts w:ascii="Arial" w:cs="Arial" w:eastAsia="Arial" w:hAnsi="Arial"/>
-                <w:b w:val="false"/>
-                <w:bCs w:val="false"/>
-                <w:color w:val="000000"/>
-                <w:sz w:val="21"/>
-                <w:szCs w:val="21"/>
-              </w:rPr>
-              <w:t xml:space="preserve">Documents</w:t>
-            </w:r>
-          </w:p>
-        </w:tc>
-        <w:tc>
-          <w:tcPr>
-            <w:tcW w:type="dxa" w:w="4062"/>
-            <w:shd w:fill="FFFFFF" w:color="auto" w:val="clear"/>
-            <w:tcMar>
-              <w:top w:type="dxa" w:w="90"/>
-              <w:left w:type="dxa" w:w="110"/>
-              <w:bottom w:type="dxa" w:w="90"/>
-              <w:right w:type="dxa" w:w="110"/>
-            </w:tcMar>
-            <w:vAlign w:val="top"/>
-          </w:tcPr>
-          <w:p>
-            <w:pPr>
-              <w:spacing w:after="0" w:before="0" w:line="252"/>
-            </w:pPr>
-            <w:r>
-              <w:rPr>
-                <w:rFonts w:ascii="Arial" w:cs="Arial" w:eastAsia="Arial" w:hAnsi="Arial"/>
-                <w:b w:val="false"/>
-                <w:bCs w:val="false"/>
-                <w:color w:val="000000"/>
-                <w:sz w:val="21"/>
-                <w:szCs w:val="21"/>
-              </w:rPr>
-              <w:t xml:space="preserve">CAM report and Affordability Assessment Form regenerated on the edit; the Application Form stays the OTP-time record.</w:t>
-            </w:r>
-          </w:p>
-        </w:tc>
-        <w:tc>
-          <w:tcPr>
-            <w:tcW w:type="dxa" w:w="3249"/>
-            <w:tcMar>
-              <w:top w:type="dxa" w:w="90"/>
-              <w:left w:type="dxa" w:w="110"/>
-              <w:bottom w:type="dxa" w:w="90"/>
-              <w:right w:type="dxa" w:w="110"/>
-            </w:tcMar>
-            <w:vAlign w:val="center"/>
-          </w:tcPr>
-          <w:p>
-            <w:pPr>
-              <w:spacing w:after="40" w:before="0"/>
-              <w:jc w:val="center"/>
-            </w:pPr>
-            <w:r>
-              <w:drawing>
-                <wp:inline distT="0" distB="0" distL="0" distR="0">
-                  <wp:extent cx="1809750" cy="809625"/>
-                  <wp:effectExtent t="0" r="0" b="0" l="0"/>
-                  <wp:docPr id="17" name="" descr="" title=""/>
-                  <wp:cNvGraphicFramePr>
-                    <a:graphicFrameLocks xmlns:a="http://schemas.openxmlformats.org/drawingml/2006/main" noChangeAspect="1"/>
-                  </wp:cNvGraphicFramePr>
-                  <a:graphic xmlns:a="http://schemas.openxmlformats.org/drawingml/2006/main">
-                    <a:graphicData uri="http://schemas.openxmlformats.org/drawingml/2006/picture">
-                      <pic:pic xmlns:pic="http://schemas.openxmlformats.org/drawingml/2006/picture">
-                        <pic:nvPicPr>
-                          <pic:cNvPr id="0" name="" descr=""/>
-                          <pic:cNvPicPr>
-                            <a:picLocks noChangeAspect="1" noChangeArrowheads="1"/>
-                          </pic:cNvPicPr>
-                        </pic:nvPicPr>
-                        <pic:blipFill>
-                          <a:blip r:embed="rId25" cstate="none"/>
-                          <a:srcRect/>
-                          <a:stretch>
-                            <a:fillRect/>
-                          </a:stretch>
-                        </pic:blipFill>
-                        <pic:spPr bwMode="auto">
-                          <a:xfrm>
-                            <a:off x="0" y="0"/>
-                            <a:ext cx="1809750" cy="809625"/>
-                          </a:xfrm>
-                          <a:prstGeom prst="rect">
-                            <a:avLst/>
-                          </a:prstGeom>
-                        </pic:spPr>
-                      </pic:pic>
-                    </a:graphicData>
-                  </a:graphic>
-                </wp:inline>
-              </w:drawing>
-            </w:r>
-          </w:p>
-          <w:p>
-            <w:pPr>
-              <w:spacing w:after="0" w:before="0"/>
-              <w:jc w:val="center"/>
-            </w:pPr>
-            <w:r>
-              <w:rPr>
-                <w:rFonts w:ascii="Arial" w:cs="Arial" w:eastAsia="Arial" w:hAnsi="Arial"/>
-                <w:color w:val="595959"/>
-                <w:sz w:val="17"/>
-                <w:szCs w:val="17"/>
-              </w:rPr>
-              <w:t xml:space="preserve">Document generation services</w:t>
-            </w:r>
-          </w:p>
-        </w:tc>
-      </w:tr>
-      <w:tr>
-        <w:trPr>
-          <w:cantSplit/>
-        </w:trPr>
-        <w:tc>
-          <w:tcPr>
-            <w:tcW w:type="dxa" w:w="1715"/>
-            <w:shd w:fill="FFFFFF" w:color="auto" w:val="clear"/>
-            <w:tcMar>
-              <w:top w:type="dxa" w:w="90"/>
-              <w:left w:type="dxa" w:w="110"/>
-              <w:bottom w:type="dxa" w:w="90"/>
-              <w:right w:type="dxa" w:w="110"/>
-            </w:tcMar>
-            <w:vAlign w:val="top"/>
-          </w:tcPr>
-          <w:p>
-            <w:pPr>
-              <w:spacing w:after="0" w:before="0" w:line="252"/>
-            </w:pPr>
-            <w:r>
-              <w:rPr>
-                <w:rFonts w:ascii="Arial" w:cs="Arial" w:eastAsia="Arial" w:hAnsi="Arial"/>
-                <w:b w:val="false"/>
-                <w:bCs w:val="false"/>
-                <w:color w:val="000000"/>
-                <w:sz w:val="21"/>
-                <w:szCs w:val="21"/>
-              </w:rPr>
-              <w:t xml:space="preserve">Status model / mobile app / Communication</w:t>
-            </w:r>
-          </w:p>
-        </w:tc>
-        <w:tc>
-          <w:tcPr>
-            <w:tcW w:type="dxa" w:w="4062"/>
-            <w:shd w:fill="FFFFFF" w:color="auto" w:val="clear"/>
-            <w:tcMar>
-              <w:top w:type="dxa" w:w="90"/>
-              <w:left w:type="dxa" w:w="110"/>
-              <w:bottom w:type="dxa" w:w="90"/>
-              <w:right w:type="dxa" w:w="110"/>
-            </w:tcMar>
-            <w:vAlign w:val="top"/>
-          </w:tcPr>
-          <w:p>
-            <w:pPr>
-              <w:spacing w:after="0" w:before="0" w:line="252"/>
-            </w:pPr>
-            <w:r>
-              <w:rPr>
-                <w:rFonts w:ascii="Arial" w:cs="Arial" w:eastAsia="Arial" w:hAnsi="Arial"/>
-                <w:b w:val="false"/>
-                <w:bCs w:val="false"/>
-                <w:color w:val="000000"/>
-                <w:sz w:val="21"/>
-                <w:szCs w:val="21"/>
-              </w:rPr>
-              <w:t xml:space="preserve">No new Application Status, no mobile-app change, no new email template; the customer is not notified.</w:t>
-            </w:r>
-          </w:p>
-        </w:tc>
-        <w:tc>
-          <w:tcPr>
-            <w:tcW w:type="dxa" w:w="3249"/>
-            <w:tcMar>
-              <w:top w:type="dxa" w:w="90"/>
-              <w:left w:type="dxa" w:w="110"/>
-              <w:bottom w:type="dxa" w:w="90"/>
-              <w:right w:type="dxa" w:w="110"/>
-            </w:tcMar>
-            <w:vAlign w:val="center"/>
-          </w:tcPr>
-          <w:p>
-            <w:pPr>
-              <w:spacing w:after="40" w:before="0"/>
-              <w:jc w:val="center"/>
-            </w:pPr>
-            <w:r>
-              <w:drawing>
-                <wp:inline distT="0" distB="0" distL="0" distR="0">
-                  <wp:extent cx="1809750" cy="514350"/>
-                  <wp:effectExtent t="0" r="0" b="0" l="0"/>
-                  <wp:docPr id="18" name="" descr="" title=""/>
-                  <wp:cNvGraphicFramePr>
-                    <a:graphicFrameLocks xmlns:a="http://schemas.openxmlformats.org/drawingml/2006/main" noChangeAspect="1"/>
-                  </wp:cNvGraphicFramePr>
-                  <a:graphic xmlns:a="http://schemas.openxmlformats.org/drawingml/2006/main">
-                    <a:graphicData uri="http://schemas.openxmlformats.org/drawingml/2006/picture">
-                      <pic:pic xmlns:pic="http://schemas.openxmlformats.org/drawingml/2006/picture">
-                        <pic:nvPicPr>
-                          <pic:cNvPr id="0" name="" descr=""/>
-                          <pic:cNvPicPr>
-                            <a:picLocks noChangeAspect="1" noChangeArrowheads="1"/>
-                          </pic:cNvPicPr>
-                        </pic:nvPicPr>
-                        <pic:blipFill>
-                          <a:blip r:embed="rId26" cstate="none"/>
-                          <a:srcRect/>
-                          <a:stretch>
-                            <a:fillRect/>
-                          </a:stretch>
-                        </pic:blipFill>
-                        <pic:spPr bwMode="auto">
-                          <a:xfrm>
-                            <a:off x="0" y="0"/>
-                            <a:ext cx="1809750" cy="514350"/>
-                          </a:xfrm>
-                          <a:prstGeom prst="rect">
-                            <a:avLst/>
-                          </a:prstGeom>
-                        </pic:spPr>
-                      </pic:pic>
-                    </a:graphicData>
-                  </a:graphic>
-                </wp:inline>
-              </w:drawing>
-            </w:r>
-          </w:p>
-          <w:p>
-            <w:pPr>
-              <w:spacing w:after="0" w:before="0"/>
-              <w:jc w:val="center"/>
-            </w:pPr>
-            <w:r>
-              <w:rPr>
-                <w:rFonts w:ascii="Arial" w:cs="Arial" w:eastAsia="Arial" w:hAnsi="Arial"/>
-                <w:color w:val="595959"/>
-                <w:sz w:val="17"/>
-                <w:szCs w:val="17"/>
-              </w:rPr>
-              <w:t xml:space="preserve">Status unchanged by the edit</w:t>
-            </w:r>
-          </w:p>
-        </w:tc>
-      </w:tr>
     </w:tbl>
     <w:p>
       <w:r>
@@ -6249,7 +6272,7 @@
           <wp:inline distT="0" distB="0" distL="0" distR="0">
             <wp:extent cx="1619250" cy="971550"/>
             <wp:effectExtent t="0" r="0" b="0" l="0"/>
-            <wp:docPr id="19" name="" descr="" title=""/>
+            <wp:docPr id="17" name="" descr="" title=""/>
             <wp:cNvGraphicFramePr>
               <a:graphicFrameLocks xmlns:a="http://schemas.openxmlformats.org/drawingml/2006/main" noChangeAspect="1"/>
             </wp:cNvGraphicFramePr>
@@ -6315,7 +6338,7 @@
           <wp:inline distT="0" distB="0" distL="0" distR="0">
             <wp:extent cx="1905000" cy="552450"/>
             <wp:effectExtent t="0" r="0" b="0" l="0"/>
-            <wp:docPr id="20" name="" descr="" title=""/>
+            <wp:docPr id="18" name="" descr="" title=""/>
             <wp:cNvGraphicFramePr>
               <a:graphicFrameLocks xmlns:a="http://schemas.openxmlformats.org/drawingml/2006/main" noChangeAspect="1"/>
             </wp:cNvGraphicFramePr>
@@ -6405,7 +6428,7 @@
           <wp:inline distT="0" distB="0" distL="0" distR="0">
             <wp:extent cx="5715000" cy="676275"/>
             <wp:effectExtent t="0" r="0" b="0" l="0"/>
-            <wp:docPr id="21" name="" descr="" title=""/>
+            <wp:docPr id="19" name="" descr="" title=""/>
             <wp:cNvGraphicFramePr>
               <a:graphicFrameLocks xmlns:a="http://schemas.openxmlformats.org/drawingml/2006/main" noChangeAspect="1"/>
             </wp:cNvGraphicFramePr>
@@ -6583,7 +6606,7 @@
               <wp:inline distT="0" distB="0" distL="0" distR="0">
                 <wp:extent cx="914400" cy="180975"/>
                 <wp:effectExtent t="0" r="0" b="0" l="0"/>
-                <wp:docPr id="23" name="" descr="" title=""/>
+                <wp:docPr id="21" name="" descr="" title=""/>
                 <wp:cNvGraphicFramePr>
                   <a:graphicFrameLocks xmlns:a="http://schemas.openxmlformats.org/drawingml/2006/main" noChangeAspect="1"/>
                 </wp:cNvGraphicFramePr>
@@ -6716,7 +6739,7 @@
               <wp:inline distT="0" distB="0" distL="0" distR="0">
                 <wp:extent cx="952500" cy="285750"/>
                 <wp:effectExtent t="0" r="0" b="0" l="0"/>
-                <wp:docPr id="22" name="" descr="" title=""/>
+                <wp:docPr id="20" name="" descr="" title=""/>
                 <wp:cNvGraphicFramePr>
                   <a:graphicFrameLocks xmlns:a="http://schemas.openxmlformats.org/drawingml/2006/main" noChangeAspect="1"/>
                 </wp:cNvGraphicFramePr>

--- a/docs/brd/RF-3309/Appro_RF_Employer_Name_Edit_in_Credit_Queue_v1.0.docx
+++ b/docs/brd/RF-3309/Appro_RF_Employer_Name_Edit_in_Credit_Queue_v1.0.docx
@@ -2577,7 +2577,7 @@
           <w:sz w:val="22"/>
           <w:szCs w:val="22"/>
         </w:rPr>
-        <w:t xml:space="preserve">When the user clicks Save, the existing Edit confirmation component is shown once for the whole pop-up (centered message, No / Yes, Save buttons): </w:t>
+        <w:t xml:space="preserve">When the user clicks Save, the existing Edit confirmation component is shown once for the whole pop-up — one generic message, not specific to any edited field (centered message, No / Yes, Save buttons): </w:t>
       </w:r>
       <w:r>
         <w:rPr>
@@ -2588,7 +2588,7 @@
           <w:sz w:val="22"/>
           <w:szCs w:val="22"/>
         </w:rPr>
-        <w:t xml:space="preserve">'Are you sure you want to update this &lt;Application ID&gt;? Company Name will change from "&lt;current&gt;" to "&lt;new&gt;". The system will re-run the ALOC classification, recalculate the related fields and re-run the Rule Engine.'</w:t>
+        <w:t xml:space="preserve">'Are you sure you want to update this &lt;Application ID&gt;? The system will automatically recalculate the related fields and re-run the Rule Engine.'</w:t>
       </w:r>
     </w:p>
     <w:p>

--- a/docs/brd/RF-3309/Appro_RF_Employer_Name_Edit_in_Credit_Queue_v1.0.docx
+++ b/docs/brd/RF-3309/Appro_RF_Employer_Name_Edit_in_Credit_Queue_v1.0.docx
@@ -628,7 +628,7 @@
           <w:sz w:val="22"/>
           <w:szCs w:val="22"/>
         </w:rPr>
-        <w:t xml:space="preserve">Credit user with the 'Edit Employer Name' permission opens the existing Edit Application pop-up in Credit Queue and corrects the Company Name in the new Employment Information section.</w:t>
+        <w:t xml:space="preserve">Credit user with the 'Edit Employer Name' permission opens the existing Edit Application pop-up in Credit Queue and corrects the Company Name in the Employment Information section (the renamed Length of Service section, now holding both employment fields).</w:t>
       </w:r>
     </w:p>
     <w:p>
@@ -1719,7 +1719,7 @@
           <w:sz w:val="21"/>
           <w:szCs w:val="21"/>
         </w:rPr>
-        <w:t xml:space="preserve">The permission is a distinct right — never bundled with Evaluate Application or Send Application. The Permission Matrix reference page shall be updated.</w:t>
+        <w:t xml:space="preserve">The permission is a distinct right — never bundled with Evaluate Application or Send Application, and it stays separate from 'Edit Length of Service' although both fields sit in the one Employment Information section: each permission governs its own field. The Permission Matrix reference page shall be updated.</w:t>
       </w:r>
     </w:p>
     <w:p>
@@ -1779,7 +1779,7 @@
           <w:sz w:val="22"/>
           <w:szCs w:val="22"/>
         </w:rPr>
-        <w:t xml:space="preserve"> button on the Credit Queue Application Details screen is the entry point. The Edit Application pop-up gains a new section </w:t>
+        <w:t xml:space="preserve"> button on the Credit Queue Application Details screen is the entry point. In the Edit Application pop-up, the existing "Length of Service" section is renamed </w:t>
       </w:r>
       <w:r>
         <w:rPr>
@@ -1801,7 +1801,51 @@
           <w:sz w:val="22"/>
           <w:szCs w:val="22"/>
         </w:rPr>
-        <w:t xml:space="preserve">, placed after Length of Service, holding a single editable field.</w:t>
+        <w:t xml:space="preserve"> and holds both employment fields — </w:t>
+      </w:r>
+      <w:r>
+        <w:rPr>
+          <w:rFonts w:ascii="Arial" w:cs="Arial" w:eastAsia="Arial" w:hAnsi="Arial"/>
+          <w:b/>
+          <w:bCs/>
+          <w:color w:val="000000"/>
+          <w:sz w:val="22"/>
+          <w:szCs w:val="22"/>
+        </w:rPr>
+        <w:t xml:space="preserve">Length Of Service (Months)</w:t>
+      </w:r>
+      <w:r>
+        <w:rPr>
+          <w:rFonts w:ascii="Arial" w:cs="Arial" w:eastAsia="Arial" w:hAnsi="Arial"/>
+          <w:b w:val="false"/>
+          <w:bCs w:val="false"/>
+          <w:color w:val="000000"/>
+          <w:sz w:val="22"/>
+          <w:szCs w:val="22"/>
+        </w:rPr>
+        <w:t xml:space="preserve"> (existing, unchanged) and the new </w:t>
+      </w:r>
+      <w:r>
+        <w:rPr>
+          <w:rFonts w:ascii="Arial" w:cs="Arial" w:eastAsia="Arial" w:hAnsi="Arial"/>
+          <w:b/>
+          <w:bCs/>
+          <w:color w:val="000000"/>
+          <w:sz w:val="22"/>
+          <w:szCs w:val="22"/>
+        </w:rPr>
+        <w:t xml:space="preserve">Company Name</w:t>
+      </w:r>
+      <w:r>
+        <w:rPr>
+          <w:rFonts w:ascii="Arial" w:cs="Arial" w:eastAsia="Arial" w:hAnsi="Arial"/>
+          <w:b w:val="false"/>
+          <w:bCs w:val="false"/>
+          <w:color w:val="000000"/>
+          <w:sz w:val="22"/>
+          <w:szCs w:val="22"/>
+        </w:rPr>
+        <w:t xml:space="preserve">. Pop-up order: Application Details → Other Income And Expenses → Liability Info → Employment Information.</w:t>
       </w:r>
     </w:p>
     <w:p>
@@ -2241,7 +2285,7 @@
                 <w:sz w:val="21"/>
                 <w:szCs w:val="21"/>
               </w:rPr>
-              <w:t xml:space="preserve">Same style as the existing section bars. Shown only when the user's role has 'Edit Employer Name' = TRUE.</w:t>
+              <w:t xml:space="preserve">Renamed from 'Length of Service' — same style and position. Shown when 'Edit Length of Service' or 'Edit Employer Name' is TRUE; each field displays per its own permission.</w:t>
             </w:r>
           </w:p>
         </w:tc>
@@ -2275,6 +2319,156 @@
                 <w:sz w:val="21"/>
                 <w:szCs w:val="21"/>
               </w:rPr>
+              <w:t xml:space="preserve">Length Of Service (Months)</w:t>
+            </w:r>
+          </w:p>
+        </w:tc>
+        <w:tc>
+          <w:tcPr>
+            <w:tcW w:type="dxa" w:w="1083"/>
+            <w:shd w:fill="FFFFFF" w:color="auto" w:val="clear"/>
+            <w:tcMar>
+              <w:top w:type="dxa" w:w="90"/>
+              <w:left w:type="dxa" w:w="110"/>
+              <w:bottom w:type="dxa" w:w="90"/>
+              <w:right w:type="dxa" w:w="110"/>
+            </w:tcMar>
+            <w:vAlign w:val="top"/>
+          </w:tcPr>
+          <w:p>
+            <w:pPr>
+              <w:spacing w:after="0" w:before="0" w:line="252"/>
+            </w:pPr>
+            <w:r>
+              <w:rPr>
+                <w:rFonts w:ascii="Arial" w:cs="Arial" w:eastAsia="Arial" w:hAnsi="Arial"/>
+                <w:b w:val="false"/>
+                <w:bCs w:val="false"/>
+                <w:color w:val="000000"/>
+                <w:sz w:val="21"/>
+                <w:szCs w:val="21"/>
+              </w:rPr>
+              <w:t xml:space="preserve">Input field</w:t>
+            </w:r>
+          </w:p>
+        </w:tc>
+        <w:tc>
+          <w:tcPr>
+            <w:tcW w:type="dxa" w:w="1444"/>
+            <w:shd w:fill="FFFFFF" w:color="auto" w:val="clear"/>
+            <w:tcMar>
+              <w:top w:type="dxa" w:w="90"/>
+              <w:left w:type="dxa" w:w="110"/>
+              <w:bottom w:type="dxa" w:w="90"/>
+              <w:right w:type="dxa" w:w="110"/>
+            </w:tcMar>
+            <w:vAlign w:val="top"/>
+          </w:tcPr>
+          <w:p>
+            <w:pPr>
+              <w:spacing w:after="0" w:before="0" w:line="252"/>
+            </w:pPr>
+            <w:r>
+              <w:rPr>
+                <w:rFonts w:ascii="Arial" w:cs="Arial" w:eastAsia="Arial" w:hAnsi="Arial"/>
+                <w:b w:val="false"/>
+                <w:bCs w:val="false"/>
+                <w:color w:val="000000"/>
+                <w:sz w:val="21"/>
+                <w:szCs w:val="21"/>
+              </w:rPr>
+              <w:t xml:space="preserve">Yes</w:t>
+            </w:r>
+          </w:p>
+        </w:tc>
+        <w:tc>
+          <w:tcPr>
+            <w:tcW w:type="dxa" w:w="1083"/>
+            <w:shd w:fill="FFFFFF" w:color="auto" w:val="clear"/>
+            <w:tcMar>
+              <w:top w:type="dxa" w:w="90"/>
+              <w:left w:type="dxa" w:w="110"/>
+              <w:bottom w:type="dxa" w:w="90"/>
+              <w:right w:type="dxa" w:w="110"/>
+            </w:tcMar>
+            <w:vAlign w:val="top"/>
+          </w:tcPr>
+          <w:p>
+            <w:pPr>
+              <w:spacing w:after="0" w:before="0" w:line="252"/>
+            </w:pPr>
+            <w:r>
+              <w:rPr>
+                <w:rFonts w:ascii="Arial" w:cs="Arial" w:eastAsia="Arial" w:hAnsi="Arial"/>
+                <w:b w:val="false"/>
+                <w:bCs w:val="false"/>
+                <w:color w:val="000000"/>
+                <w:sz w:val="21"/>
+                <w:szCs w:val="21"/>
+              </w:rPr>
+              <w:t xml:space="preserve">Yes</w:t>
+            </w:r>
+          </w:p>
+        </w:tc>
+        <w:tc>
+          <w:tcPr>
+            <w:tcW w:type="dxa" w:w="3972"/>
+            <w:shd w:fill="FFFFFF" w:color="auto" w:val="clear"/>
+            <w:tcMar>
+              <w:top w:type="dxa" w:w="90"/>
+              <w:left w:type="dxa" w:w="110"/>
+              <w:bottom w:type="dxa" w:w="90"/>
+              <w:right w:type="dxa" w:w="110"/>
+            </w:tcMar>
+            <w:vAlign w:val="top"/>
+          </w:tcPr>
+          <w:p>
+            <w:pPr>
+              <w:spacing w:after="0" w:before="0" w:line="252"/>
+            </w:pPr>
+            <w:r>
+              <w:rPr>
+                <w:rFonts w:ascii="Arial" w:cs="Arial" w:eastAsia="Arial" w:hAnsi="Arial"/>
+                <w:b w:val="false"/>
+                <w:bCs w:val="false"/>
+                <w:color w:val="000000"/>
+                <w:sz w:val="21"/>
+                <w:szCs w:val="21"/>
+              </w:rPr>
+              <w:t xml:space="preserve">Existing field, behaviour unchanged; governed by the existing 'Edit Length of Service' permission.</w:t>
+            </w:r>
+          </w:p>
+        </w:tc>
+      </w:tr>
+      <w:tr>
+        <w:trPr>
+          <w:cantSplit/>
+        </w:trPr>
+        <w:tc>
+          <w:tcPr>
+            <w:tcW w:type="dxa" w:w="1444"/>
+            <w:shd w:fill="FFFFFF" w:color="auto" w:val="clear"/>
+            <w:tcMar>
+              <w:top w:type="dxa" w:w="90"/>
+              <w:left w:type="dxa" w:w="110"/>
+              <w:bottom w:type="dxa" w:w="90"/>
+              <w:right w:type="dxa" w:w="110"/>
+            </w:tcMar>
+            <w:vAlign w:val="top"/>
+          </w:tcPr>
+          <w:p>
+            <w:pPr>
+              <w:spacing w:after="0" w:before="0" w:line="252"/>
+            </w:pPr>
+            <w:r>
+              <w:rPr>
+                <w:rFonts w:ascii="Arial" w:cs="Arial" w:eastAsia="Arial" w:hAnsi="Arial"/>
+                <w:b w:val="false"/>
+                <w:bCs w:val="false"/>
+                <w:color w:val="000000"/>
+                <w:sz w:val="21"/>
+                <w:szCs w:val="21"/>
+              </w:rPr>
               <w:t xml:space="preserve">Company Name</w:t>
             </w:r>
           </w:p>
@@ -2391,7 +2585,7 @@
                 <w:sz w:val="21"/>
                 <w:szCs w:val="21"/>
               </w:rPr>
-              <w:t xml:space="preserve">The only field of the section. Pre-populated with the current finalized Employer Name. Validation as the customer journey field: alphabetic characters only; maximum 200 characters; blank not allowed. An unchanged value on Save does not trigger the re-run.</w:t>
+              <w:t xml:space="preserve">New field, governed by 'Edit Employer Name'. Pre-populated with the current finalized Employer Name. Validation as the customer journey field: alphabetic characters only; maximum 200 characters; blank not allowed. An unchanged value on Save does not trigger the re-run.</w:t>
             </w:r>
           </w:p>
         </w:tc>
@@ -2995,7 +3189,7 @@
                 <w:sz w:val="21"/>
                 <w:szCs w:val="21"/>
               </w:rPr>
-              <w:t xml:space="preserve">Re-run the Rule Engine (segmentation, filtration, deviation) on the currently published versions. The shared re-run counter applies; more than 2 Rule Engine failures reject the application.</w:t>
+              <w:t xml:space="preserve">Re-run the Rule Engine (segmentation, filtration, deviation) on the currently published versions. The existing shared re-run counter applies — the same rule as every edit action that re-triggers the Rule Engine (Edit Information, Re-fetch ECB, Retrigger FTS): if the application fails the Rule Engine more than 2 times in total, the system rejects it. Existing platform behaviour, unchanged by this feature.</w:t>
             </w:r>
           </w:p>
         </w:tc>

--- a/docs/brd/RF-3309/Appro_RF_Employer_Name_Edit_in_Credit_Queue_v1.0.docx
+++ b/docs/brd/RF-3309/Appro_RF_Employer_Name_Edit_in_Credit_Queue_v1.0.docx
@@ -1430,7 +1430,29 @@
           <w:sz w:val="22"/>
           <w:szCs w:val="22"/>
         </w:rPr>
-        <w:t xml:space="preserve"> under the Manually Queue section of Role Management — per product tab ([Credit Card] / [Personal Loan]), alongside the existing Edit permissions and with the same product-tab treatment as 'Edit Length of Service'.</w:t>
+        <w:t xml:space="preserve"> under the Manually Queue section of Role Management — per product tab ([Credit Card] / [Personal Loan]), listed </w:t>
+      </w:r>
+      <w:r>
+        <w:rPr>
+          <w:rFonts w:ascii="Arial" w:cs="Arial" w:eastAsia="Arial" w:hAnsi="Arial"/>
+          <w:b/>
+          <w:bCs/>
+          <w:color w:val="000000"/>
+          <w:sz w:val="22"/>
+          <w:szCs w:val="22"/>
+        </w:rPr>
+        <w:t xml:space="preserve">immediately before 'Edit Length of Service'</w:t>
+      </w:r>
+      <w:r>
+        <w:rPr>
+          <w:rFonts w:ascii="Arial" w:cs="Arial" w:eastAsia="Arial" w:hAnsi="Arial"/>
+          <w:b w:val="false"/>
+          <w:bCs w:val="false"/>
+          <w:color w:val="000000"/>
+          <w:sz w:val="22"/>
+          <w:szCs w:val="22"/>
+        </w:rPr>
+        <w:t xml:space="preserve"> and with the same product-tab treatment.</w:t>
       </w:r>
     </w:p>
     <w:p>
@@ -1801,7 +1823,7 @@
           <w:sz w:val="22"/>
           <w:szCs w:val="22"/>
         </w:rPr>
-        <w:t xml:space="preserve"> and holds both employment fields — </w:t>
+        <w:t xml:space="preserve"> and holds both employment fields — the new </w:t>
       </w:r>
       <w:r>
         <w:rPr>
@@ -1812,7 +1834,7 @@
           <w:sz w:val="22"/>
           <w:szCs w:val="22"/>
         </w:rPr>
-        <w:t xml:space="preserve">Length Of Service (Months)</w:t>
+        <w:t xml:space="preserve">Company Name</w:t>
       </w:r>
       <w:r>
         <w:rPr>
@@ -1823,7 +1845,7 @@
           <w:sz w:val="22"/>
           <w:szCs w:val="22"/>
         </w:rPr>
-        <w:t xml:space="preserve"> (existing, unchanged) and the new </w:t>
+        <w:t xml:space="preserve"> followed by </w:t>
       </w:r>
       <w:r>
         <w:rPr>
@@ -1834,7 +1856,7 @@
           <w:sz w:val="22"/>
           <w:szCs w:val="22"/>
         </w:rPr>
-        <w:t xml:space="preserve">Company Name</w:t>
+        <w:t xml:space="preserve">Length Of Service (Months)</w:t>
       </w:r>
       <w:r>
         <w:rPr>
@@ -1845,7 +1867,7 @@
           <w:sz w:val="22"/>
           <w:szCs w:val="22"/>
         </w:rPr>
-        <w:t xml:space="preserve">. Pop-up order: Application Details → Other Income And Expenses → Liability Info → Employment Information.</w:t>
+        <w:t xml:space="preserve"> (existing, unchanged). Pop-up order: Application Details → Other Income And Expenses → Liability Info → Employment Information.</w:t>
       </w:r>
     </w:p>
     <w:p>
@@ -2319,156 +2341,6 @@
                 <w:sz w:val="21"/>
                 <w:szCs w:val="21"/>
               </w:rPr>
-              <w:t xml:space="preserve">Length Of Service (Months)</w:t>
-            </w:r>
-          </w:p>
-        </w:tc>
-        <w:tc>
-          <w:tcPr>
-            <w:tcW w:type="dxa" w:w="1083"/>
-            <w:shd w:fill="FFFFFF" w:color="auto" w:val="clear"/>
-            <w:tcMar>
-              <w:top w:type="dxa" w:w="90"/>
-              <w:left w:type="dxa" w:w="110"/>
-              <w:bottom w:type="dxa" w:w="90"/>
-              <w:right w:type="dxa" w:w="110"/>
-            </w:tcMar>
-            <w:vAlign w:val="top"/>
-          </w:tcPr>
-          <w:p>
-            <w:pPr>
-              <w:spacing w:after="0" w:before="0" w:line="252"/>
-            </w:pPr>
-            <w:r>
-              <w:rPr>
-                <w:rFonts w:ascii="Arial" w:cs="Arial" w:eastAsia="Arial" w:hAnsi="Arial"/>
-                <w:b w:val="false"/>
-                <w:bCs w:val="false"/>
-                <w:color w:val="000000"/>
-                <w:sz w:val="21"/>
-                <w:szCs w:val="21"/>
-              </w:rPr>
-              <w:t xml:space="preserve">Input field</w:t>
-            </w:r>
-          </w:p>
-        </w:tc>
-        <w:tc>
-          <w:tcPr>
-            <w:tcW w:type="dxa" w:w="1444"/>
-            <w:shd w:fill="FFFFFF" w:color="auto" w:val="clear"/>
-            <w:tcMar>
-              <w:top w:type="dxa" w:w="90"/>
-              <w:left w:type="dxa" w:w="110"/>
-              <w:bottom w:type="dxa" w:w="90"/>
-              <w:right w:type="dxa" w:w="110"/>
-            </w:tcMar>
-            <w:vAlign w:val="top"/>
-          </w:tcPr>
-          <w:p>
-            <w:pPr>
-              <w:spacing w:after="0" w:before="0" w:line="252"/>
-            </w:pPr>
-            <w:r>
-              <w:rPr>
-                <w:rFonts w:ascii="Arial" w:cs="Arial" w:eastAsia="Arial" w:hAnsi="Arial"/>
-                <w:b w:val="false"/>
-                <w:bCs w:val="false"/>
-                <w:color w:val="000000"/>
-                <w:sz w:val="21"/>
-                <w:szCs w:val="21"/>
-              </w:rPr>
-              <w:t xml:space="preserve">Yes</w:t>
-            </w:r>
-          </w:p>
-        </w:tc>
-        <w:tc>
-          <w:tcPr>
-            <w:tcW w:type="dxa" w:w="1083"/>
-            <w:shd w:fill="FFFFFF" w:color="auto" w:val="clear"/>
-            <w:tcMar>
-              <w:top w:type="dxa" w:w="90"/>
-              <w:left w:type="dxa" w:w="110"/>
-              <w:bottom w:type="dxa" w:w="90"/>
-              <w:right w:type="dxa" w:w="110"/>
-            </w:tcMar>
-            <w:vAlign w:val="top"/>
-          </w:tcPr>
-          <w:p>
-            <w:pPr>
-              <w:spacing w:after="0" w:before="0" w:line="252"/>
-            </w:pPr>
-            <w:r>
-              <w:rPr>
-                <w:rFonts w:ascii="Arial" w:cs="Arial" w:eastAsia="Arial" w:hAnsi="Arial"/>
-                <w:b w:val="false"/>
-                <w:bCs w:val="false"/>
-                <w:color w:val="000000"/>
-                <w:sz w:val="21"/>
-                <w:szCs w:val="21"/>
-              </w:rPr>
-              <w:t xml:space="preserve">Yes</w:t>
-            </w:r>
-          </w:p>
-        </w:tc>
-        <w:tc>
-          <w:tcPr>
-            <w:tcW w:type="dxa" w:w="3972"/>
-            <w:shd w:fill="FFFFFF" w:color="auto" w:val="clear"/>
-            <w:tcMar>
-              <w:top w:type="dxa" w:w="90"/>
-              <w:left w:type="dxa" w:w="110"/>
-              <w:bottom w:type="dxa" w:w="90"/>
-              <w:right w:type="dxa" w:w="110"/>
-            </w:tcMar>
-            <w:vAlign w:val="top"/>
-          </w:tcPr>
-          <w:p>
-            <w:pPr>
-              <w:spacing w:after="0" w:before="0" w:line="252"/>
-            </w:pPr>
-            <w:r>
-              <w:rPr>
-                <w:rFonts w:ascii="Arial" w:cs="Arial" w:eastAsia="Arial" w:hAnsi="Arial"/>
-                <w:b w:val="false"/>
-                <w:bCs w:val="false"/>
-                <w:color w:val="000000"/>
-                <w:sz w:val="21"/>
-                <w:szCs w:val="21"/>
-              </w:rPr>
-              <w:t xml:space="preserve">Existing field, behaviour unchanged; governed by the existing 'Edit Length of Service' permission.</w:t>
-            </w:r>
-          </w:p>
-        </w:tc>
-      </w:tr>
-      <w:tr>
-        <w:trPr>
-          <w:cantSplit/>
-        </w:trPr>
-        <w:tc>
-          <w:tcPr>
-            <w:tcW w:type="dxa" w:w="1444"/>
-            <w:shd w:fill="FFFFFF" w:color="auto" w:val="clear"/>
-            <w:tcMar>
-              <w:top w:type="dxa" w:w="90"/>
-              <w:left w:type="dxa" w:w="110"/>
-              <w:bottom w:type="dxa" w:w="90"/>
-              <w:right w:type="dxa" w:w="110"/>
-            </w:tcMar>
-            <w:vAlign w:val="top"/>
-          </w:tcPr>
-          <w:p>
-            <w:pPr>
-              <w:spacing w:after="0" w:before="0" w:line="252"/>
-            </w:pPr>
-            <w:r>
-              <w:rPr>
-                <w:rFonts w:ascii="Arial" w:cs="Arial" w:eastAsia="Arial" w:hAnsi="Arial"/>
-                <w:b w:val="false"/>
-                <w:bCs w:val="false"/>
-                <w:color w:val="000000"/>
-                <w:sz w:val="21"/>
-                <w:szCs w:val="21"/>
-              </w:rPr>
               <w:t xml:space="preserve">Company Name</w:t>
             </w:r>
           </w:p>
@@ -3000,7 +2872,7 @@
                 <w:sz w:val="21"/>
                 <w:szCs w:val="21"/>
               </w:rPr>
-              <w:t xml:space="preserve">Override the finalized Employer Name with the input. The first system-derived value is kept as the Original Employer Name together with its original classification. Source is recorded as 'Credit User' with Updated By / Updated On. The government-record and customer-journey source data are not modified.</w:t>
+              <w:t xml:space="preserve">Override the finalized Employer Name with the input. The first system-derived value is kept as the Original Employer Name together with its original classification. Source is recorded as 'Credit Department' with Updated By / Updated On. The government-record and customer-journey source data are not modified.</w:t>
             </w:r>
           </w:p>
         </w:tc>
@@ -3315,7 +3187,7 @@
                 <w:sz w:val="21"/>
                 <w:szCs w:val="21"/>
               </w:rPr>
-              <w:t xml:space="preserve">Audit trail: Step = 'Edit Information'; Step Detail = 'Employer Name updated from "&lt;old&gt;" to "&lt;new&gt;" by %Username%. Classification: &lt;original&gt; → &lt;updated&gt;'; Action by = user email.</w:t>
+              <w:t xml:space="preserve">Audit trail: Step = 'Edit Information'; Step Detail = 'Employer Name updated from "&lt;old&gt;" (Source: &lt;old source&gt;) to "&lt;new&gt;". ALOC updated from &lt;original ALOC&gt; to &lt;updated ALOC&gt;.'; Action by = user email. This step is the traceability record — the old → new trail lives in the application history, not in the Application Details display.</w:t>
             </w:r>
           </w:p>
         </w:tc>
@@ -3568,7 +3440,7 @@
           <w:sz w:val="22"/>
           <w:szCs w:val="22"/>
         </w:rPr>
-        <w:t xml:space="preserve"> sub-block of the application view. The same section is shown in </w:t>
+        <w:t xml:space="preserve"> sub-block of the application view. </w:t>
       </w:r>
       <w:r>
         <w:rPr>
@@ -3579,7 +3451,7 @@
           <w:sz w:val="22"/>
           <w:szCs w:val="22"/>
         </w:rPr>
-        <w:t xml:space="preserve">Credit Queue L1–L3, Risk Queue, Sale Queue, Compliance Queue and Application Enquiry</w:t>
+        <w:t xml:space="preserve">Application Details displays details only — no trail block</w:t>
       </w:r>
       <w:r>
         <w:rPr>
@@ -3590,7 +3462,29 @@
           <w:sz w:val="22"/>
           <w:szCs w:val="22"/>
         </w:rPr>
-        <w:t xml:space="preserve"> (view only) — the Edit pop-up carries only the editable field; the full picture is view-only here:</w:t>
+        <w:t xml:space="preserve">; the old → new trail lives in the Application Enquiry application history (section 3, step 6). The same section is shown, reading the finalized value, in every view that renders it: </w:t>
+      </w:r>
+      <w:r>
+        <w:rPr>
+          <w:rFonts w:ascii="Arial" w:cs="Arial" w:eastAsia="Arial" w:hAnsi="Arial"/>
+          <w:b/>
+          <w:bCs/>
+          <w:color w:val="000000"/>
+          <w:sz w:val="22"/>
+          <w:szCs w:val="22"/>
+        </w:rPr>
+        <w:t xml:space="preserve">Credit Queue L1–L3, Risk Queue, Sale Queue, Compliance Queue, Termination Queue, Disbursement Maker / Checker and Application Enquiry</w:t>
+      </w:r>
+      <w:r>
+        <w:rPr>
+          <w:rFonts w:ascii="Arial" w:cs="Arial" w:eastAsia="Arial" w:hAnsi="Arial"/>
+          <w:b w:val="false"/>
+          <w:bCs w:val="false"/>
+          <w:color w:val="000000"/>
+          <w:sz w:val="22"/>
+          <w:szCs w:val="22"/>
+        </w:rPr>
+        <w:t xml:space="preserve"> (all view only):</w:t>
       </w:r>
     </w:p>
     <w:p>
@@ -3855,7 +3749,7 @@
                 <w:sz w:val="21"/>
                 <w:szCs w:val="21"/>
               </w:rPr>
-              <w:t xml:space="preserve">EFR (Sponsor Name) | Customer Journey | Credit User</w:t>
+              <w:t xml:space="preserve">EFR (Sponsor Name) | Customer Journey | Credit Department (after an edit). AECB is not a source of the finalized Employer Name — the AECB employment-history name is used only for the cross-match inside the Length of Service logic (verified).</w:t>
             </w:r>
           </w:p>
         </w:tc>
@@ -3919,69 +3813,6 @@
                 <w:szCs w:val="21"/>
               </w:rPr>
               <w:t xml:space="preserve">Re-classified result in the live display format: Yes | No (&lt;match %&gt;)</w:t>
-            </w:r>
-          </w:p>
-        </w:tc>
-      </w:tr>
-      <w:tr>
-        <w:trPr>
-          <w:cantSplit/>
-        </w:trPr>
-        <w:tc>
-          <w:tcPr>
-            <w:tcW w:type="dxa" w:w="3069"/>
-            <w:shd w:fill="FFFFFF" w:color="auto" w:val="clear"/>
-            <w:tcMar>
-              <w:top w:type="dxa" w:w="90"/>
-              <w:left w:type="dxa" w:w="110"/>
-              <w:bottom w:type="dxa" w:w="90"/>
-              <w:right w:type="dxa" w:w="110"/>
-            </w:tcMar>
-            <w:vAlign w:val="top"/>
-          </w:tcPr>
-          <w:p>
-            <w:pPr>
-              <w:spacing w:after="0" w:before="0" w:line="252"/>
-            </w:pPr>
-            <w:r>
-              <w:rPr>
-                <w:rFonts w:ascii="Arial" w:cs="Arial" w:eastAsia="Arial" w:hAnsi="Arial"/>
-                <w:b w:val="false"/>
-                <w:bCs w:val="false"/>
-                <w:color w:val="000000"/>
-                <w:sz w:val="21"/>
-                <w:szCs w:val="21"/>
-              </w:rPr>
-              <w:t xml:space="preserve">Employer Name Update (new sub-block, shown only after an edit)</w:t>
-            </w:r>
-          </w:p>
-        </w:tc>
-        <w:tc>
-          <w:tcPr>
-            <w:tcW w:type="dxa" w:w="5957"/>
-            <w:shd w:fill="FFFFFF" w:color="auto" w:val="clear"/>
-            <w:tcMar>
-              <w:top w:type="dxa" w:w="90"/>
-              <w:left w:type="dxa" w:w="110"/>
-              <w:bottom w:type="dxa" w:w="90"/>
-              <w:right w:type="dxa" w:w="110"/>
-            </w:tcMar>
-            <w:vAlign w:val="top"/>
-          </w:tcPr>
-          <w:p>
-            <w:pPr>
-              <w:spacing w:after="0" w:before="0" w:line="252"/>
-            </w:pPr>
-            <w:r>
-              <w:rPr>
-                <w:rFonts w:ascii="Arial" w:cs="Arial" w:eastAsia="Arial" w:hAnsi="Arial"/>
-                <w:b w:val="false"/>
-                <w:bCs w:val="false"/>
-                <w:color w:val="000000"/>
-                <w:sz w:val="21"/>
-                <w:szCs w:val="21"/>
-              </w:rPr>
-              <w:t xml:space="preserve">Original Company Name · Original ALOC · Updated Company Name · Updated ALOC · Updated By · Updated On</w:t>
             </w:r>
           </w:p>
         </w:tc>
@@ -4010,7 +3841,7 @@
           <w:sz w:val="22"/>
           <w:szCs w:val="22"/>
         </w:rPr>
-        <w:t xml:space="preserve">Repeat edits: the block keeps the first original and the latest updated value; the intermediate values are in the application history.</w:t>
+        <w:t xml:space="preserve">Repeat edits: every edit writes its own Edit Information step — the application history carries the full trail.</w:t>
       </w:r>
     </w:p>
     <w:p>
@@ -4248,7 +4079,7 @@
                 <w:sz w:val="21"/>
                 <w:szCs w:val="21"/>
               </w:rPr>
-              <w:t xml:space="preserve">Application details (all queues + Application Enquiry)</w:t>
+              <w:t xml:space="preserve">Application details — every view that renders it (Credit / Risk / Sale / Compliance queues, Termination Queue, Disbursement Maker / Checker, Application Enquiry)</w:t>
             </w:r>
           </w:p>
         </w:tc>
@@ -4277,7 +4108,7 @@
                 <w:sz w:val="21"/>
                 <w:szCs w:val="21"/>
               </w:rPr>
-              <w:t xml:space="preserve">Updated name, re-classified ALOC and the Employer Name Update trail — section 4.</w:t>
+              <w:t xml:space="preserve">Updated name and re-classified ALOC — section 4. No change needed per view: they all read the finalized value.</w:t>
             </w:r>
           </w:p>
         </w:tc>
@@ -6237,7 +6068,7 @@
                 <w:sz w:val="21"/>
                 <w:szCs w:val="21"/>
               </w:rPr>
-              <w:t xml:space="preserve">Company Name Source row and the Employer Name Update block on all queue and enquiry views; classification fields refreshed.</w:t>
+              <w:t xml:space="preserve">Company Name Source row on every view rendering the section (queues including Termination / Disbursement, Application Enquiry); classification fields refreshed. No trail block — the trail is in the application history only.</w:t>
             </w:r>
           </w:p>
         </w:tc>

--- a/docs/brd/RF-3309/Appro_RF_Employer_Name_Edit_in_Credit_Queue_v1.0.docx
+++ b/docs/brd/RF-3309/Appro_RF_Employer_Name_Edit_in_Credit_Queue_v1.0.docx
@@ -59,10 +59,10 @@
       </w:pPr>
       <w:r>
         <w:rPr>
-          <w:rFonts w:ascii="Arial" w:cs="Arial" w:eastAsia="Arial" w:hAnsi="Arial"/>
+          <w:rFonts w:ascii="Lato" w:cs="Lato" w:eastAsia="Lato" w:hAnsi="Lato"/>
           <w:b/>
           <w:bCs/>
-          <w:color w:val="3B7EF6"/>
+          <w:color w:val="1A214D"/>
           <w:sz w:val="56"/>
           <w:szCs w:val="56"/>
         </w:rPr>
@@ -70,10 +70,10 @@
       </w:r>
       <w:r>
         <w:rPr>
-          <w:rFonts w:ascii="Arial" w:cs="Arial" w:eastAsia="Arial" w:hAnsi="Arial"/>
+          <w:rFonts w:ascii="Lato" w:cs="Lato" w:eastAsia="Lato" w:hAnsi="Lato"/>
           <w:b/>
           <w:bCs/>
-          <w:color w:val="3B7EF6"/>
+          <w:color w:val="1A214D"/>
           <w:sz w:val="56"/>
           <w:szCs w:val="56"/>
         </w:rPr>
@@ -88,7 +88,7 @@
       </w:pPr>
       <w:r>
         <w:rPr>
-          <w:rFonts w:ascii="Arial" w:cs="Arial" w:eastAsia="Arial" w:hAnsi="Arial"/>
+          <w:rFonts w:ascii="Lato" w:cs="Lato" w:eastAsia="Lato" w:hAnsi="Lato"/>
           <w:b/>
           <w:bCs/>
           <w:color w:val="3B7EF6"/>
@@ -105,8 +105,8 @@
       </w:pPr>
       <w:r>
         <w:rPr>
-          <w:rFonts w:ascii="Arial" w:cs="Arial" w:eastAsia="Arial" w:hAnsi="Arial"/>
-          <w:color w:val="595959"/>
+          <w:rFonts w:ascii="Lato" w:cs="Lato" w:eastAsia="Lato" w:hAnsi="Lato"/>
+          <w:color w:val="666666"/>
           <w:sz w:val="22"/>
           <w:szCs w:val="22"/>
         </w:rPr>
@@ -171,10 +171,10 @@
       </w:pPr>
       <w:r>
         <w:rPr>
-          <w:rFonts w:ascii="Arial" w:cs="Arial" w:eastAsia="Arial" w:hAnsi="Arial"/>
+          <w:rFonts w:ascii="Lato" w:cs="Lato" w:eastAsia="Lato" w:hAnsi="Lato"/>
           <w:b w:val="false"/>
           <w:bCs w:val="false"/>
-          <w:color w:val="000000"/>
+          <w:color w:val="1A214D"/>
           <w:sz w:val="19"/>
           <w:szCs w:val="19"/>
         </w:rPr>
@@ -188,10 +188,10 @@
       </w:pPr>
       <w:r>
         <w:rPr>
-          <w:rFonts w:ascii="Arial" w:cs="Arial" w:eastAsia="Arial" w:hAnsi="Arial"/>
+          <w:rFonts w:ascii="Lato" w:cs="Lato" w:eastAsia="Lato" w:hAnsi="Lato"/>
           <w:b w:val="false"/>
           <w:bCs w:val="false"/>
-          <w:color w:val="000000"/>
+          <w:color w:val="1A214D"/>
           <w:sz w:val="19"/>
           <w:szCs w:val="19"/>
         </w:rPr>
@@ -257,30 +257,38 @@
     <w:p>
       <w:pPr>
         <w:pStyle w:val="Heading1"/>
-        <w:spacing w:after="140" w:before="300"/>
-      </w:pPr>
-      <w:r>
-        <w:rPr>
-          <w:rFonts w:ascii="Arial" w:cs="Arial" w:eastAsia="Arial" w:hAnsi="Arial"/>
+        <w:spacing w:after="60" w:before="320"/>
+      </w:pPr>
+      <w:r>
+        <w:rPr>
+          <w:rFonts w:ascii="Lato" w:cs="Lato" w:eastAsia="Lato" w:hAnsi="Lato"/>
           <w:b/>
           <w:bCs/>
-          <w:color w:val="000000"/>
-          <w:sz w:val="26"/>
-          <w:szCs w:val="26"/>
+          <w:color w:val="3B7EF6"/>
+          <w:sz w:val="32"/>
+          <w:szCs w:val="32"/>
         </w:rPr>
         <w:t xml:space="preserve">HISTORY OF CHANGE</w:t>
       </w:r>
+    </w:p>
+    <w:p>
+      <w:pPr>
+        <w:pBdr>
+          <w:bottom w:val="single" w:color="FDBA23" w:sz="12" w:space="1"/>
+        </w:pBdr>
+        <w:spacing w:after="140" w:before="0"/>
+      </w:pPr>
     </w:p>
     <w:tbl>
       <w:tblPr>
         <w:tblW w:type="dxa" w:w="9026"/>
         <w:tblBorders>
-          <w:top w:val="single" w:color="A6A6A6" w:sz="4"/>
-          <w:left w:val="single" w:color="A6A6A6" w:sz="4"/>
-          <w:bottom w:val="single" w:color="A6A6A6" w:sz="4"/>
-          <w:right w:val="single" w:color="A6A6A6" w:sz="4"/>
-          <w:insideH w:val="single" w:color="A6A6A6" w:sz="4"/>
-          <w:insideV w:val="single" w:color="A6A6A6" w:sz="4"/>
+          <w:top w:val="single" w:color="D9D9D9" w:sz="4"/>
+          <w:left w:val="single" w:color="D9D9D9" w:sz="4"/>
+          <w:bottom w:val="single" w:color="D9D9D9" w:sz="4"/>
+          <w:right w:val="single" w:color="D9D9D9" w:sz="4"/>
+          <w:insideH w:val="single" w:color="D9D9D9" w:sz="4"/>
+          <w:insideV w:val="single" w:color="D9D9D9" w:sz="4"/>
         </w:tblBorders>
       </w:tblPr>
       <w:tblGrid>
@@ -297,22 +305,22 @@
         <w:tc>
           <w:tcPr>
             <w:tcW w:type="dxa" w:w="1083"/>
-            <w:shd w:fill="156082" w:color="auto" w:val="clear"/>
-            <w:tcMar>
-              <w:top w:type="dxa" w:w="90"/>
-              <w:left w:type="dxa" w:w="110"/>
-              <w:bottom w:type="dxa" w:w="90"/>
-              <w:right w:type="dxa" w:w="110"/>
-            </w:tcMar>
-            <w:vAlign w:val="top"/>
-          </w:tcPr>
-          <w:p>
-            <w:pPr>
-              <w:spacing w:after="0" w:before="0" w:line="252"/>
-            </w:pPr>
-            <w:r>
-              <w:rPr>
-                <w:rFonts w:ascii="Arial" w:cs="Arial" w:eastAsia="Arial" w:hAnsi="Arial"/>
+            <w:shd w:fill="1A214D" w:color="auto" w:val="clear"/>
+            <w:tcMar>
+              <w:top w:type="dxa" w:w="90"/>
+              <w:left w:type="dxa" w:w="110"/>
+              <w:bottom w:type="dxa" w:w="90"/>
+              <w:right w:type="dxa" w:w="110"/>
+            </w:tcMar>
+            <w:vAlign w:val="top"/>
+          </w:tcPr>
+          <w:p>
+            <w:pPr>
+              <w:spacing w:after="0" w:before="0" w:line="252"/>
+            </w:pPr>
+            <w:r>
+              <w:rPr>
+                <w:rFonts w:ascii="Lato" w:cs="Lato" w:eastAsia="Lato" w:hAnsi="Lato"/>
                 <w:b/>
                 <w:bCs/>
                 <w:color w:val="FFFFFF"/>
@@ -326,22 +334,22 @@
         <w:tc>
           <w:tcPr>
             <w:tcW w:type="dxa" w:w="2166"/>
-            <w:shd w:fill="156082" w:color="auto" w:val="clear"/>
-            <w:tcMar>
-              <w:top w:type="dxa" w:w="90"/>
-              <w:left w:type="dxa" w:w="110"/>
-              <w:bottom w:type="dxa" w:w="90"/>
-              <w:right w:type="dxa" w:w="110"/>
-            </w:tcMar>
-            <w:vAlign w:val="top"/>
-          </w:tcPr>
-          <w:p>
-            <w:pPr>
-              <w:spacing w:after="0" w:before="0" w:line="252"/>
-            </w:pPr>
-            <w:r>
-              <w:rPr>
-                <w:rFonts w:ascii="Arial" w:cs="Arial" w:eastAsia="Arial" w:hAnsi="Arial"/>
+            <w:shd w:fill="1A214D" w:color="auto" w:val="clear"/>
+            <w:tcMar>
+              <w:top w:type="dxa" w:w="90"/>
+              <w:left w:type="dxa" w:w="110"/>
+              <w:bottom w:type="dxa" w:w="90"/>
+              <w:right w:type="dxa" w:w="110"/>
+            </w:tcMar>
+            <w:vAlign w:val="top"/>
+          </w:tcPr>
+          <w:p>
+            <w:pPr>
+              <w:spacing w:after="0" w:before="0" w:line="252"/>
+            </w:pPr>
+            <w:r>
+              <w:rPr>
+                <w:rFonts w:ascii="Lato" w:cs="Lato" w:eastAsia="Lato" w:hAnsi="Lato"/>
                 <w:b/>
                 <w:bCs/>
                 <w:color w:val="FFFFFF"/>
@@ -355,22 +363,22 @@
         <w:tc>
           <w:tcPr>
             <w:tcW w:type="dxa" w:w="1986"/>
-            <w:shd w:fill="156082" w:color="auto" w:val="clear"/>
-            <w:tcMar>
-              <w:top w:type="dxa" w:w="90"/>
-              <w:left w:type="dxa" w:w="110"/>
-              <w:bottom w:type="dxa" w:w="90"/>
-              <w:right w:type="dxa" w:w="110"/>
-            </w:tcMar>
-            <w:vAlign w:val="top"/>
-          </w:tcPr>
-          <w:p>
-            <w:pPr>
-              <w:spacing w:after="0" w:before="0" w:line="252"/>
-            </w:pPr>
-            <w:r>
-              <w:rPr>
-                <w:rFonts w:ascii="Arial" w:cs="Arial" w:eastAsia="Arial" w:hAnsi="Arial"/>
+            <w:shd w:fill="1A214D" w:color="auto" w:val="clear"/>
+            <w:tcMar>
+              <w:top w:type="dxa" w:w="90"/>
+              <w:left w:type="dxa" w:w="110"/>
+              <w:bottom w:type="dxa" w:w="90"/>
+              <w:right w:type="dxa" w:w="110"/>
+            </w:tcMar>
+            <w:vAlign w:val="top"/>
+          </w:tcPr>
+          <w:p>
+            <w:pPr>
+              <w:spacing w:after="0" w:before="0" w:line="252"/>
+            </w:pPr>
+            <w:r>
+              <w:rPr>
+                <w:rFonts w:ascii="Lato" w:cs="Lato" w:eastAsia="Lato" w:hAnsi="Lato"/>
                 <w:b/>
                 <w:bCs/>
                 <w:color w:val="FFFFFF"/>
@@ -384,22 +392,22 @@
         <w:tc>
           <w:tcPr>
             <w:tcW w:type="dxa" w:w="3791"/>
-            <w:shd w:fill="156082" w:color="auto" w:val="clear"/>
-            <w:tcMar>
-              <w:top w:type="dxa" w:w="90"/>
-              <w:left w:type="dxa" w:w="110"/>
-              <w:bottom w:type="dxa" w:w="90"/>
-              <w:right w:type="dxa" w:w="110"/>
-            </w:tcMar>
-            <w:vAlign w:val="top"/>
-          </w:tcPr>
-          <w:p>
-            <w:pPr>
-              <w:spacing w:after="0" w:before="0" w:line="252"/>
-            </w:pPr>
-            <w:r>
-              <w:rPr>
-                <w:rFonts w:ascii="Arial" w:cs="Arial" w:eastAsia="Arial" w:hAnsi="Arial"/>
+            <w:shd w:fill="1A214D" w:color="auto" w:val="clear"/>
+            <w:tcMar>
+              <w:top w:type="dxa" w:w="90"/>
+              <w:left w:type="dxa" w:w="110"/>
+              <w:bottom w:type="dxa" w:w="90"/>
+              <w:right w:type="dxa" w:w="110"/>
+            </w:tcMar>
+            <w:vAlign w:val="top"/>
+          </w:tcPr>
+          <w:p>
+            <w:pPr>
+              <w:spacing w:after="0" w:before="0" w:line="252"/>
+            </w:pPr>
+            <w:r>
+              <w:rPr>
+                <w:rFonts w:ascii="Lato" w:cs="Lato" w:eastAsia="Lato" w:hAnsi="Lato"/>
                 <w:b/>
                 <w:bCs/>
                 <w:color w:val="FFFFFF"/>
@@ -433,10 +441,10 @@
             </w:pPr>
             <w:r>
               <w:rPr>
-                <w:rFonts w:ascii="Arial" w:cs="Arial" w:eastAsia="Arial" w:hAnsi="Arial"/>
-                <w:b w:val="false"/>
-                <w:bCs w:val="false"/>
-                <w:color w:val="000000"/>
+                <w:rFonts w:ascii="Lato" w:cs="Lato" w:eastAsia="Lato" w:hAnsi="Lato"/>
+                <w:b w:val="false"/>
+                <w:bCs w:val="false"/>
+                <w:color w:val="1A214D"/>
                 <w:sz w:val="21"/>
                 <w:szCs w:val="21"/>
               </w:rPr>
@@ -462,10 +470,10 @@
             </w:pPr>
             <w:r>
               <w:rPr>
-                <w:rFonts w:ascii="Arial" w:cs="Arial" w:eastAsia="Arial" w:hAnsi="Arial"/>
-                <w:b w:val="false"/>
-                <w:bCs w:val="false"/>
-                <w:color w:val="000000"/>
+                <w:rFonts w:ascii="Lato" w:cs="Lato" w:eastAsia="Lato" w:hAnsi="Lato"/>
+                <w:b w:val="false"/>
+                <w:bCs w:val="false"/>
+                <w:color w:val="1A214D"/>
                 <w:sz w:val="21"/>
                 <w:szCs w:val="21"/>
               </w:rPr>
@@ -491,10 +499,10 @@
             </w:pPr>
             <w:r>
               <w:rPr>
-                <w:rFonts w:ascii="Arial" w:cs="Arial" w:eastAsia="Arial" w:hAnsi="Arial"/>
-                <w:b w:val="false"/>
-                <w:bCs w:val="false"/>
-                <w:color w:val="000000"/>
+                <w:rFonts w:ascii="Lato" w:cs="Lato" w:eastAsia="Lato" w:hAnsi="Lato"/>
+                <w:b w:val="false"/>
+                <w:bCs w:val="false"/>
+                <w:color w:val="1A214D"/>
                 <w:sz w:val="21"/>
                 <w:szCs w:val="21"/>
               </w:rPr>
@@ -520,10 +528,10 @@
             </w:pPr>
             <w:r>
               <w:rPr>
-                <w:rFonts w:ascii="Arial" w:cs="Arial" w:eastAsia="Arial" w:hAnsi="Arial"/>
-                <w:b w:val="false"/>
-                <w:bCs w:val="false"/>
-                <w:color w:val="000000"/>
+                <w:rFonts w:ascii="Lato" w:cs="Lato" w:eastAsia="Lato" w:hAnsi="Lato"/>
+                <w:b w:val="false"/>
+                <w:bCs w:val="false"/>
+                <w:color w:val="1A214D"/>
                 <w:sz w:val="21"/>
                 <w:szCs w:val="21"/>
               </w:rPr>
@@ -541,69 +549,77 @@
     <w:p>
       <w:pPr>
         <w:pStyle w:val="Heading1"/>
-        <w:spacing w:after="140" w:before="300"/>
-      </w:pPr>
-      <w:r>
-        <w:rPr>
-          <w:rFonts w:ascii="Arial" w:cs="Arial" w:eastAsia="Arial" w:hAnsi="Arial"/>
+        <w:spacing w:after="60" w:before="320"/>
+      </w:pPr>
+      <w:r>
+        <w:rPr>
+          <w:rFonts w:ascii="Lato" w:cs="Lato" w:eastAsia="Lato" w:hAnsi="Lato"/>
           <w:b/>
           <w:bCs/>
-          <w:color w:val="000000"/>
+          <w:color w:val="3B7EF6"/>
+          <w:sz w:val="32"/>
+          <w:szCs w:val="32"/>
+        </w:rPr>
+        <w:t xml:space="preserve">EMPLOYER NAME EDIT IN CREDIT QUEUE</w:t>
+      </w:r>
+    </w:p>
+    <w:p>
+      <w:pPr>
+        <w:pBdr>
+          <w:bottom w:val="single" w:color="FDBA23" w:sz="12" w:space="1"/>
+        </w:pBdr>
+        <w:spacing w:after="140" w:before="0"/>
+      </w:pPr>
+    </w:p>
+    <w:p>
+      <w:pPr>
+        <w:pStyle w:val="Heading2"/>
+        <w:spacing w:after="120" w:before="260"/>
+      </w:pPr>
+      <w:r>
+        <w:rPr>
+          <w:rFonts w:ascii="Lato" w:cs="Lato" w:eastAsia="Lato" w:hAnsi="Lato"/>
+          <w:b/>
+          <w:bCs/>
+          <w:color w:val="1A214D"/>
           <w:sz w:val="26"/>
           <w:szCs w:val="26"/>
         </w:rPr>
-        <w:t xml:space="preserve">EMPLOYER NAME EDIT IN CREDIT QUEUE</w:t>
-      </w:r>
-    </w:p>
-    <w:p>
-      <w:pPr>
-        <w:pStyle w:val="Heading2"/>
-        <w:spacing w:after="120" w:before="240"/>
-      </w:pPr>
-      <w:r>
-        <w:rPr>
-          <w:rFonts w:ascii="Arial" w:cs="Arial" w:eastAsia="Arial" w:hAnsi="Arial"/>
+        <w:t xml:space="preserve">FEATURE OVERVIEW</w:t>
+      </w:r>
+    </w:p>
+    <w:p>
+      <w:pPr>
+        <w:spacing w:after="120" w:before="40" w:line="264"/>
+      </w:pPr>
+      <w:r>
+        <w:rPr>
+          <w:rFonts w:ascii="Lato" w:cs="Lato" w:eastAsia="Lato" w:hAnsi="Lato"/>
+          <w:b w:val="false"/>
+          <w:bCs w:val="false"/>
+          <w:color w:val="1A214D"/>
+          <w:sz w:val="22"/>
+          <w:szCs w:val="22"/>
+        </w:rPr>
+        <w:t xml:space="preserve">This document describes the Super Portal capability that allows authorised Credit users to </w:t>
+      </w:r>
+      <w:r>
+        <w:rPr>
+          <w:rFonts w:ascii="Lato" w:cs="Lato" w:eastAsia="Lato" w:hAnsi="Lato"/>
           <w:b/>
           <w:bCs/>
-          <w:color w:val="000000"/>
+          <w:color w:val="1A214D"/>
           <w:sz w:val="22"/>
           <w:szCs w:val="22"/>
         </w:rPr>
-        <w:t xml:space="preserve">FEATURE OVERVIEW</w:t>
-      </w:r>
-    </w:p>
-    <w:p>
-      <w:pPr>
-        <w:spacing w:after="120" w:before="40" w:line="264"/>
-      </w:pPr>
-      <w:r>
-        <w:rPr>
-          <w:rFonts w:ascii="Arial" w:cs="Arial" w:eastAsia="Arial" w:hAnsi="Arial"/>
+        <w:t xml:space="preserve">correct the Employer Name</w:t>
+      </w:r>
+      <w:r>
+        <w:rPr>
+          <w:rFonts w:ascii="Lato" w:cs="Lato" w:eastAsia="Lato" w:hAnsi="Lato"/>
           <w:b w:val="false"/>
           <w:bCs w:val="false"/>
-          <w:color w:val="000000"/>
-          <w:sz w:val="22"/>
-          <w:szCs w:val="22"/>
-        </w:rPr>
-        <w:t xml:space="preserve">This document describes the Super Portal capability that allows authorised Credit users to </w:t>
-      </w:r>
-      <w:r>
-        <w:rPr>
-          <w:rFonts w:ascii="Arial" w:cs="Arial" w:eastAsia="Arial" w:hAnsi="Arial"/>
-          <w:b/>
-          <w:bCs/>
-          <w:color w:val="000000"/>
-          <w:sz w:val="22"/>
-          <w:szCs w:val="22"/>
-        </w:rPr>
-        <w:t xml:space="preserve">correct the Employer Name</w:t>
-      </w:r>
-      <w:r>
-        <w:rPr>
-          <w:rFonts w:ascii="Arial" w:cs="Arial" w:eastAsia="Arial" w:hAnsi="Arial"/>
-          <w:b w:val="false"/>
-          <w:bCs w:val="false"/>
-          <w:color w:val="000000"/>
+          <w:color w:val="1A214D"/>
           <w:sz w:val="22"/>
           <w:szCs w:val="22"/>
         </w:rPr>
@@ -621,10 +637,10 @@
       </w:pPr>
       <w:r>
         <w:rPr>
-          <w:rFonts w:ascii="Arial" w:cs="Arial" w:eastAsia="Arial" w:hAnsi="Arial"/>
+          <w:rFonts w:ascii="Lato" w:cs="Lato" w:eastAsia="Lato" w:hAnsi="Lato"/>
           <w:b w:val="false"/>
           <w:bCs w:val="false"/>
-          <w:color w:val="000000"/>
+          <w:color w:val="1A214D"/>
           <w:sz w:val="22"/>
           <w:szCs w:val="22"/>
         </w:rPr>
@@ -642,10 +658,10 @@
       </w:pPr>
       <w:r>
         <w:rPr>
-          <w:rFonts w:ascii="Arial" w:cs="Arial" w:eastAsia="Arial" w:hAnsi="Arial"/>
+          <w:rFonts w:ascii="Lato" w:cs="Lato" w:eastAsia="Lato" w:hAnsi="Lato"/>
           <w:b w:val="false"/>
           <w:bCs w:val="false"/>
-          <w:color w:val="000000"/>
+          <w:color w:val="1A214D"/>
           <w:sz w:val="22"/>
           <w:szCs w:val="22"/>
         </w:rPr>
@@ -663,10 +679,10 @@
       </w:pPr>
       <w:r>
         <w:rPr>
-          <w:rFonts w:ascii="Arial" w:cs="Arial" w:eastAsia="Arial" w:hAnsi="Arial"/>
+          <w:rFonts w:ascii="Lato" w:cs="Lato" w:eastAsia="Lato" w:hAnsi="Lato"/>
           <w:b w:val="false"/>
           <w:bCs w:val="false"/>
-          <w:color w:val="000000"/>
+          <w:color w:val="1A214D"/>
           <w:sz w:val="22"/>
           <w:szCs w:val="22"/>
         </w:rPr>
@@ -730,10 +746,10 @@
       </w:pPr>
       <w:r>
         <w:rPr>
-          <w:rFonts w:ascii="Arial" w:cs="Arial" w:eastAsia="Arial" w:hAnsi="Arial"/>
+          <w:rFonts w:ascii="Lato" w:cs="Lato" w:eastAsia="Lato" w:hAnsi="Lato"/>
           <w:b w:val="false"/>
           <w:bCs w:val="false"/>
-          <w:color w:val="000000"/>
+          <w:color w:val="1A214D"/>
           <w:sz w:val="22"/>
           <w:szCs w:val="22"/>
         </w:rPr>
@@ -741,10 +757,10 @@
       </w:r>
       <w:r>
         <w:rPr>
-          <w:rFonts w:ascii="Arial" w:cs="Arial" w:eastAsia="Arial" w:hAnsi="Arial"/>
+          <w:rFonts w:ascii="Lato" w:cs="Lato" w:eastAsia="Lato" w:hAnsi="Lato"/>
           <w:b/>
           <w:bCs/>
-          <w:color w:val="000000"/>
+          <w:color w:val="1A214D"/>
           <w:sz w:val="22"/>
           <w:szCs w:val="22"/>
         </w:rPr>
@@ -752,10 +768,10 @@
       </w:r>
       <w:r>
         <w:rPr>
-          <w:rFonts w:ascii="Arial" w:cs="Arial" w:eastAsia="Arial" w:hAnsi="Arial"/>
+          <w:rFonts w:ascii="Lato" w:cs="Lato" w:eastAsia="Lato" w:hAnsi="Lato"/>
           <w:b w:val="false"/>
           <w:bCs w:val="false"/>
-          <w:color w:val="000000"/>
+          <w:color w:val="1A214D"/>
           <w:sz w:val="22"/>
           <w:szCs w:val="22"/>
         </w:rPr>
@@ -763,10 +779,10 @@
       </w:r>
       <w:r>
         <w:rPr>
-          <w:rFonts w:ascii="Arial" w:cs="Arial" w:eastAsia="Arial" w:hAnsi="Arial"/>
+          <w:rFonts w:ascii="Lato" w:cs="Lato" w:eastAsia="Lato" w:hAnsi="Lato"/>
           <w:i/>
           <w:iCs/>
-          <w:color w:val="000000"/>
+          <w:color w:val="1A214D"/>
           <w:sz w:val="22"/>
           <w:szCs w:val="22"/>
         </w:rPr>
@@ -777,12 +793,12 @@
       <w:tblPr>
         <w:tblW w:type="dxa" w:w="9026"/>
         <w:tblBorders>
-          <w:top w:val="single" w:color="A6A6A6" w:sz="4"/>
-          <w:left w:val="single" w:color="A6A6A6" w:sz="4"/>
-          <w:bottom w:val="single" w:color="A6A6A6" w:sz="4"/>
-          <w:right w:val="single" w:color="A6A6A6" w:sz="4"/>
-          <w:insideH w:val="single" w:color="A6A6A6" w:sz="4"/>
-          <w:insideV w:val="single" w:color="A6A6A6" w:sz="4"/>
+          <w:top w:val="single" w:color="D9D9D9" w:sz="4"/>
+          <w:left w:val="single" w:color="D9D9D9" w:sz="4"/>
+          <w:bottom w:val="single" w:color="D9D9D9" w:sz="4"/>
+          <w:right w:val="single" w:color="D9D9D9" w:sz="4"/>
+          <w:insideH w:val="single" w:color="D9D9D9" w:sz="4"/>
+          <w:insideV w:val="single" w:color="D9D9D9" w:sz="4"/>
         </w:tblBorders>
       </w:tblPr>
       <w:tblGrid>
@@ -797,22 +813,22 @@
         <w:tc>
           <w:tcPr>
             <w:tcW w:type="dxa" w:w="1986"/>
-            <w:shd w:fill="156082" w:color="auto" w:val="clear"/>
-            <w:tcMar>
-              <w:top w:type="dxa" w:w="90"/>
-              <w:left w:type="dxa" w:w="110"/>
-              <w:bottom w:type="dxa" w:w="90"/>
-              <w:right w:type="dxa" w:w="110"/>
-            </w:tcMar>
-            <w:vAlign w:val="top"/>
-          </w:tcPr>
-          <w:p>
-            <w:pPr>
-              <w:spacing w:after="0" w:before="0" w:line="252"/>
-            </w:pPr>
-            <w:r>
-              <w:rPr>
-                <w:rFonts w:ascii="Arial" w:cs="Arial" w:eastAsia="Arial" w:hAnsi="Arial"/>
+            <w:shd w:fill="1A214D" w:color="auto" w:val="clear"/>
+            <w:tcMar>
+              <w:top w:type="dxa" w:w="90"/>
+              <w:left w:type="dxa" w:w="110"/>
+              <w:bottom w:type="dxa" w:w="90"/>
+              <w:right w:type="dxa" w:w="110"/>
+            </w:tcMar>
+            <w:vAlign w:val="top"/>
+          </w:tcPr>
+          <w:p>
+            <w:pPr>
+              <w:spacing w:after="0" w:before="0" w:line="252"/>
+            </w:pPr>
+            <w:r>
+              <w:rPr>
+                <w:rFonts w:ascii="Lato" w:cs="Lato" w:eastAsia="Lato" w:hAnsi="Lato"/>
                 <w:b/>
                 <w:bCs/>
                 <w:color w:val="FFFFFF"/>
@@ -826,22 +842,22 @@
         <w:tc>
           <w:tcPr>
             <w:tcW w:type="dxa" w:w="7040"/>
-            <w:shd w:fill="156082" w:color="auto" w:val="clear"/>
-            <w:tcMar>
-              <w:top w:type="dxa" w:w="90"/>
-              <w:left w:type="dxa" w:w="110"/>
-              <w:bottom w:type="dxa" w:w="90"/>
-              <w:right w:type="dxa" w:w="110"/>
-            </w:tcMar>
-            <w:vAlign w:val="top"/>
-          </w:tcPr>
-          <w:p>
-            <w:pPr>
-              <w:spacing w:after="0" w:before="0" w:line="252"/>
-            </w:pPr>
-            <w:r>
-              <w:rPr>
-                <w:rFonts w:ascii="Arial" w:cs="Arial" w:eastAsia="Arial" w:hAnsi="Arial"/>
+            <w:shd w:fill="1A214D" w:color="auto" w:val="clear"/>
+            <w:tcMar>
+              <w:top w:type="dxa" w:w="90"/>
+              <w:left w:type="dxa" w:w="110"/>
+              <w:bottom w:type="dxa" w:w="90"/>
+              <w:right w:type="dxa" w:w="110"/>
+            </w:tcMar>
+            <w:vAlign w:val="top"/>
+          </w:tcPr>
+          <w:p>
+            <w:pPr>
+              <w:spacing w:after="0" w:before="0" w:line="252"/>
+            </w:pPr>
+            <w:r>
+              <w:rPr>
+                <w:rFonts w:ascii="Lato" w:cs="Lato" w:eastAsia="Lato" w:hAnsi="Lato"/>
                 <w:b/>
                 <w:bCs/>
                 <w:color w:val="FFFFFF"/>
@@ -875,10 +891,10 @@
             </w:pPr>
             <w:r>
               <w:rPr>
-                <w:rFonts w:ascii="Arial" w:cs="Arial" w:eastAsia="Arial" w:hAnsi="Arial"/>
-                <w:b w:val="false"/>
-                <w:bCs w:val="false"/>
-                <w:color w:val="000000"/>
+                <w:rFonts w:ascii="Lato" w:cs="Lato" w:eastAsia="Lato" w:hAnsi="Lato"/>
+                <w:b w:val="false"/>
+                <w:bCs w:val="false"/>
+                <w:color w:val="1A214D"/>
                 <w:sz w:val="21"/>
                 <w:szCs w:val="21"/>
               </w:rPr>
@@ -904,10 +920,10 @@
             </w:pPr>
             <w:r>
               <w:rPr>
-                <w:rFonts w:ascii="Arial" w:cs="Arial" w:eastAsia="Arial" w:hAnsi="Arial"/>
-                <w:b w:val="false"/>
-                <w:bCs w:val="false"/>
-                <w:color w:val="000000"/>
+                <w:rFonts w:ascii="Lato" w:cs="Lato" w:eastAsia="Lato" w:hAnsi="Lato"/>
+                <w:b w:val="false"/>
+                <w:bCs w:val="false"/>
+                <w:color w:val="1A214D"/>
                 <w:sz w:val="21"/>
                 <w:szCs w:val="21"/>
               </w:rPr>
@@ -923,25 +939,25 @@
         <w:tc>
           <w:tcPr>
             <w:tcW w:type="dxa" w:w="1986"/>
-            <w:shd w:fill="FFFFFF" w:color="auto" w:val="clear"/>
-            <w:tcMar>
-              <w:top w:type="dxa" w:w="90"/>
-              <w:left w:type="dxa" w:w="110"/>
-              <w:bottom w:type="dxa" w:w="90"/>
-              <w:right w:type="dxa" w:w="110"/>
-            </w:tcMar>
-            <w:vAlign w:val="top"/>
-          </w:tcPr>
-          <w:p>
-            <w:pPr>
-              <w:spacing w:after="0" w:before="0" w:line="252"/>
-            </w:pPr>
-            <w:r>
-              <w:rPr>
-                <w:rFonts w:ascii="Arial" w:cs="Arial" w:eastAsia="Arial" w:hAnsi="Arial"/>
-                <w:b w:val="false"/>
-                <w:bCs w:val="false"/>
-                <w:color w:val="000000"/>
+            <w:shd w:fill="EDF2FF" w:color="auto" w:val="clear"/>
+            <w:tcMar>
+              <w:top w:type="dxa" w:w="90"/>
+              <w:left w:type="dxa" w:w="110"/>
+              <w:bottom w:type="dxa" w:w="90"/>
+              <w:right w:type="dxa" w:w="110"/>
+            </w:tcMar>
+            <w:vAlign w:val="top"/>
+          </w:tcPr>
+          <w:p>
+            <w:pPr>
+              <w:spacing w:after="0" w:before="0" w:line="252"/>
+            </w:pPr>
+            <w:r>
+              <w:rPr>
+                <w:rFonts w:ascii="Lato" w:cs="Lato" w:eastAsia="Lato" w:hAnsi="Lato"/>
+                <w:b w:val="false"/>
+                <w:bCs w:val="false"/>
+                <w:color w:val="1A214D"/>
                 <w:sz w:val="21"/>
                 <w:szCs w:val="21"/>
               </w:rPr>
@@ -952,25 +968,25 @@
         <w:tc>
           <w:tcPr>
             <w:tcW w:type="dxa" w:w="7040"/>
-            <w:shd w:fill="FFFFFF" w:color="auto" w:val="clear"/>
-            <w:tcMar>
-              <w:top w:type="dxa" w:w="90"/>
-              <w:left w:type="dxa" w:w="110"/>
-              <w:bottom w:type="dxa" w:w="90"/>
-              <w:right w:type="dxa" w:w="110"/>
-            </w:tcMar>
-            <w:vAlign w:val="top"/>
-          </w:tcPr>
-          <w:p>
-            <w:pPr>
-              <w:spacing w:after="0" w:before="0" w:line="252"/>
-            </w:pPr>
-            <w:r>
-              <w:rPr>
-                <w:rFonts w:ascii="Arial" w:cs="Arial" w:eastAsia="Arial" w:hAnsi="Arial"/>
-                <w:b w:val="false"/>
-                <w:bCs w:val="false"/>
-                <w:color w:val="000000"/>
+            <w:shd w:fill="EDF2FF" w:color="auto" w:val="clear"/>
+            <w:tcMar>
+              <w:top w:type="dxa" w:w="90"/>
+              <w:left w:type="dxa" w:w="110"/>
+              <w:bottom w:type="dxa" w:w="90"/>
+              <w:right w:type="dxa" w:w="110"/>
+            </w:tcMar>
+            <w:vAlign w:val="top"/>
+          </w:tcPr>
+          <w:p>
+            <w:pPr>
+              <w:spacing w:after="0" w:before="0" w:line="252"/>
+            </w:pPr>
+            <w:r>
+              <w:rPr>
+                <w:rFonts w:ascii="Lato" w:cs="Lato" w:eastAsia="Lato" w:hAnsi="Lato"/>
+                <w:b w:val="false"/>
+                <w:bCs w:val="false"/>
+                <w:color w:val="1A214D"/>
                 <w:sz w:val="21"/>
                 <w:szCs w:val="21"/>
               </w:rPr>
@@ -991,10 +1007,10 @@
       </w:pPr>
       <w:r>
         <w:rPr>
-          <w:rFonts w:ascii="Arial" w:cs="Arial" w:eastAsia="Arial" w:hAnsi="Arial"/>
+          <w:rFonts w:ascii="Lato" w:cs="Lato" w:eastAsia="Lato" w:hAnsi="Lato"/>
           <w:b w:val="false"/>
           <w:bCs w:val="false"/>
-          <w:color w:val="000000"/>
+          <w:color w:val="1A214D"/>
           <w:sz w:val="22"/>
           <w:szCs w:val="22"/>
         </w:rPr>
@@ -1005,12 +1021,12 @@
       <w:tblPr>
         <w:tblW w:type="dxa" w:w="9026"/>
         <w:tblBorders>
-          <w:top w:val="single" w:color="A6A6A6" w:sz="4"/>
-          <w:left w:val="single" w:color="A6A6A6" w:sz="4"/>
-          <w:bottom w:val="single" w:color="A6A6A6" w:sz="4"/>
-          <w:right w:val="single" w:color="A6A6A6" w:sz="4"/>
-          <w:insideH w:val="single" w:color="A6A6A6" w:sz="4"/>
-          <w:insideV w:val="single" w:color="A6A6A6" w:sz="4"/>
+          <w:top w:val="single" w:color="D9D9D9" w:sz="4"/>
+          <w:left w:val="single" w:color="D9D9D9" w:sz="4"/>
+          <w:bottom w:val="single" w:color="D9D9D9" w:sz="4"/>
+          <w:right w:val="single" w:color="D9D9D9" w:sz="4"/>
+          <w:insideH w:val="single" w:color="D9D9D9" w:sz="4"/>
+          <w:insideV w:val="single" w:color="D9D9D9" w:sz="4"/>
         </w:tblBorders>
       </w:tblPr>
       <w:tblGrid>
@@ -1025,22 +1041,22 @@
         <w:tc>
           <w:tcPr>
             <w:tcW w:type="dxa" w:w="2708"/>
-            <w:shd w:fill="156082" w:color="auto" w:val="clear"/>
-            <w:tcMar>
-              <w:top w:type="dxa" w:w="90"/>
-              <w:left w:type="dxa" w:w="110"/>
-              <w:bottom w:type="dxa" w:w="90"/>
-              <w:right w:type="dxa" w:w="110"/>
-            </w:tcMar>
-            <w:vAlign w:val="top"/>
-          </w:tcPr>
-          <w:p>
-            <w:pPr>
-              <w:spacing w:after="0" w:before="0" w:line="252"/>
-            </w:pPr>
-            <w:r>
-              <w:rPr>
-                <w:rFonts w:ascii="Arial" w:cs="Arial" w:eastAsia="Arial" w:hAnsi="Arial"/>
+            <w:shd w:fill="1A214D" w:color="auto" w:val="clear"/>
+            <w:tcMar>
+              <w:top w:type="dxa" w:w="90"/>
+              <w:left w:type="dxa" w:w="110"/>
+              <w:bottom w:type="dxa" w:w="90"/>
+              <w:right w:type="dxa" w:w="110"/>
+            </w:tcMar>
+            <w:vAlign w:val="top"/>
+          </w:tcPr>
+          <w:p>
+            <w:pPr>
+              <w:spacing w:after="0" w:before="0" w:line="252"/>
+            </w:pPr>
+            <w:r>
+              <w:rPr>
+                <w:rFonts w:ascii="Lato" w:cs="Lato" w:eastAsia="Lato" w:hAnsi="Lato"/>
                 <w:b/>
                 <w:bCs/>
                 <w:color w:val="FFFFFF"/>
@@ -1054,22 +1070,22 @@
         <w:tc>
           <w:tcPr>
             <w:tcW w:type="dxa" w:w="6318"/>
-            <w:shd w:fill="156082" w:color="auto" w:val="clear"/>
-            <w:tcMar>
-              <w:top w:type="dxa" w:w="90"/>
-              <w:left w:type="dxa" w:w="110"/>
-              <w:bottom w:type="dxa" w:w="90"/>
-              <w:right w:type="dxa" w:w="110"/>
-            </w:tcMar>
-            <w:vAlign w:val="top"/>
-          </w:tcPr>
-          <w:p>
-            <w:pPr>
-              <w:spacing w:after="0" w:before="0" w:line="252"/>
-            </w:pPr>
-            <w:r>
-              <w:rPr>
-                <w:rFonts w:ascii="Arial" w:cs="Arial" w:eastAsia="Arial" w:hAnsi="Arial"/>
+            <w:shd w:fill="1A214D" w:color="auto" w:val="clear"/>
+            <w:tcMar>
+              <w:top w:type="dxa" w:w="90"/>
+              <w:left w:type="dxa" w:w="110"/>
+              <w:bottom w:type="dxa" w:w="90"/>
+              <w:right w:type="dxa" w:w="110"/>
+            </w:tcMar>
+            <w:vAlign w:val="top"/>
+          </w:tcPr>
+          <w:p>
+            <w:pPr>
+              <w:spacing w:after="0" w:before="0" w:line="252"/>
+            </w:pPr>
+            <w:r>
+              <w:rPr>
+                <w:rFonts w:ascii="Lato" w:cs="Lato" w:eastAsia="Lato" w:hAnsi="Lato"/>
                 <w:b/>
                 <w:bCs/>
                 <w:color w:val="FFFFFF"/>
@@ -1103,10 +1119,10 @@
             </w:pPr>
             <w:r>
               <w:rPr>
-                <w:rFonts w:ascii="Arial" w:cs="Arial" w:eastAsia="Arial" w:hAnsi="Arial"/>
-                <w:b w:val="false"/>
-                <w:bCs w:val="false"/>
-                <w:color w:val="000000"/>
+                <w:rFonts w:ascii="Lato" w:cs="Lato" w:eastAsia="Lato" w:hAnsi="Lato"/>
+                <w:b w:val="false"/>
+                <w:bCs w:val="false"/>
+                <w:color w:val="1A214D"/>
                 <w:sz w:val="21"/>
                 <w:szCs w:val="21"/>
               </w:rPr>
@@ -1132,10 +1148,10 @@
             </w:pPr>
             <w:r>
               <w:rPr>
-                <w:rFonts w:ascii="Arial" w:cs="Arial" w:eastAsia="Arial" w:hAnsi="Arial"/>
-                <w:b w:val="false"/>
-                <w:bCs w:val="false"/>
-                <w:color w:val="000000"/>
+                <w:rFonts w:ascii="Lato" w:cs="Lato" w:eastAsia="Lato" w:hAnsi="Lato"/>
+                <w:b w:val="false"/>
+                <w:bCs w:val="false"/>
+                <w:color w:val="1A214D"/>
                 <w:sz w:val="21"/>
                 <w:szCs w:val="21"/>
               </w:rPr>
@@ -1151,25 +1167,25 @@
         <w:tc>
           <w:tcPr>
             <w:tcW w:type="dxa" w:w="2708"/>
-            <w:shd w:fill="FFFFFF" w:color="auto" w:val="clear"/>
-            <w:tcMar>
-              <w:top w:type="dxa" w:w="90"/>
-              <w:left w:type="dxa" w:w="110"/>
-              <w:bottom w:type="dxa" w:w="90"/>
-              <w:right w:type="dxa" w:w="110"/>
-            </w:tcMar>
-            <w:vAlign w:val="top"/>
-          </w:tcPr>
-          <w:p>
-            <w:pPr>
-              <w:spacing w:after="0" w:before="0" w:line="252"/>
-            </w:pPr>
-            <w:r>
-              <w:rPr>
-                <w:rFonts w:ascii="Arial" w:cs="Arial" w:eastAsia="Arial" w:hAnsi="Arial"/>
-                <w:b w:val="false"/>
-                <w:bCs w:val="false"/>
-                <w:color w:val="000000"/>
+            <w:shd w:fill="EDF2FF" w:color="auto" w:val="clear"/>
+            <w:tcMar>
+              <w:top w:type="dxa" w:w="90"/>
+              <w:left w:type="dxa" w:w="110"/>
+              <w:bottom w:type="dxa" w:w="90"/>
+              <w:right w:type="dxa" w:w="110"/>
+            </w:tcMar>
+            <w:vAlign w:val="top"/>
+          </w:tcPr>
+          <w:p>
+            <w:pPr>
+              <w:spacing w:after="0" w:before="0" w:line="252"/>
+            </w:pPr>
+            <w:r>
+              <w:rPr>
+                <w:rFonts w:ascii="Lato" w:cs="Lato" w:eastAsia="Lato" w:hAnsi="Lato"/>
+                <w:b w:val="false"/>
+                <w:bCs w:val="false"/>
+                <w:color w:val="1A214D"/>
                 <w:sz w:val="21"/>
                 <w:szCs w:val="21"/>
               </w:rPr>
@@ -1180,25 +1196,25 @@
         <w:tc>
           <w:tcPr>
             <w:tcW w:type="dxa" w:w="6318"/>
-            <w:shd w:fill="FFFFFF" w:color="auto" w:val="clear"/>
-            <w:tcMar>
-              <w:top w:type="dxa" w:w="90"/>
-              <w:left w:type="dxa" w:w="110"/>
-              <w:bottom w:type="dxa" w:w="90"/>
-              <w:right w:type="dxa" w:w="110"/>
-            </w:tcMar>
-            <w:vAlign w:val="top"/>
-          </w:tcPr>
-          <w:p>
-            <w:pPr>
-              <w:spacing w:after="0" w:before="0" w:line="252"/>
-            </w:pPr>
-            <w:r>
-              <w:rPr>
-                <w:rFonts w:ascii="Arial" w:cs="Arial" w:eastAsia="Arial" w:hAnsi="Arial"/>
-                <w:b w:val="false"/>
-                <w:bCs w:val="false"/>
-                <w:color w:val="000000"/>
+            <w:shd w:fill="EDF2FF" w:color="auto" w:val="clear"/>
+            <w:tcMar>
+              <w:top w:type="dxa" w:w="90"/>
+              <w:left w:type="dxa" w:w="110"/>
+              <w:bottom w:type="dxa" w:w="90"/>
+              <w:right w:type="dxa" w:w="110"/>
+            </w:tcMar>
+            <w:vAlign w:val="top"/>
+          </w:tcPr>
+          <w:p>
+            <w:pPr>
+              <w:spacing w:after="0" w:before="0" w:line="252"/>
+            </w:pPr>
+            <w:r>
+              <w:rPr>
+                <w:rFonts w:ascii="Lato" w:cs="Lato" w:eastAsia="Lato" w:hAnsi="Lato"/>
+                <w:b w:val="false"/>
+                <w:bCs w:val="false"/>
+                <w:color w:val="1A214D"/>
                 <w:sz w:val="21"/>
                 <w:szCs w:val="21"/>
               </w:rPr>
@@ -1229,10 +1245,10 @@
             </w:pPr>
             <w:r>
               <w:rPr>
-                <w:rFonts w:ascii="Arial" w:cs="Arial" w:eastAsia="Arial" w:hAnsi="Arial"/>
-                <w:b w:val="false"/>
-                <w:bCs w:val="false"/>
-                <w:color w:val="000000"/>
+                <w:rFonts w:ascii="Lato" w:cs="Lato" w:eastAsia="Lato" w:hAnsi="Lato"/>
+                <w:b w:val="false"/>
+                <w:bCs w:val="false"/>
+                <w:color w:val="1A214D"/>
                 <w:sz w:val="21"/>
                 <w:szCs w:val="21"/>
               </w:rPr>
@@ -1258,10 +1274,10 @@
             </w:pPr>
             <w:r>
               <w:rPr>
-                <w:rFonts w:ascii="Arial" w:cs="Arial" w:eastAsia="Arial" w:hAnsi="Arial"/>
-                <w:b w:val="false"/>
-                <w:bCs w:val="false"/>
-                <w:color w:val="000000"/>
+                <w:rFonts w:ascii="Lato" w:cs="Lato" w:eastAsia="Lato" w:hAnsi="Lato"/>
+                <w:b w:val="false"/>
+                <w:bCs w:val="false"/>
+                <w:color w:val="1A214D"/>
                 <w:sz w:val="21"/>
                 <w:szCs w:val="21"/>
               </w:rPr>
@@ -1277,25 +1293,25 @@
         <w:tc>
           <w:tcPr>
             <w:tcW w:type="dxa" w:w="2708"/>
-            <w:shd w:fill="FFFFFF" w:color="auto" w:val="clear"/>
-            <w:tcMar>
-              <w:top w:type="dxa" w:w="90"/>
-              <w:left w:type="dxa" w:w="110"/>
-              <w:bottom w:type="dxa" w:w="90"/>
-              <w:right w:type="dxa" w:w="110"/>
-            </w:tcMar>
-            <w:vAlign w:val="top"/>
-          </w:tcPr>
-          <w:p>
-            <w:pPr>
-              <w:spacing w:after="0" w:before="0" w:line="252"/>
-            </w:pPr>
-            <w:r>
-              <w:rPr>
-                <w:rFonts w:ascii="Arial" w:cs="Arial" w:eastAsia="Arial" w:hAnsi="Arial"/>
-                <w:b w:val="false"/>
-                <w:bCs w:val="false"/>
-                <w:color w:val="000000"/>
+            <w:shd w:fill="EDF2FF" w:color="auto" w:val="clear"/>
+            <w:tcMar>
+              <w:top w:type="dxa" w:w="90"/>
+              <w:left w:type="dxa" w:w="110"/>
+              <w:bottom w:type="dxa" w:w="90"/>
+              <w:right w:type="dxa" w:w="110"/>
+            </w:tcMar>
+            <w:vAlign w:val="top"/>
+          </w:tcPr>
+          <w:p>
+            <w:pPr>
+              <w:spacing w:after="0" w:before="0" w:line="252"/>
+            </w:pPr>
+            <w:r>
+              <w:rPr>
+                <w:rFonts w:ascii="Lato" w:cs="Lato" w:eastAsia="Lato" w:hAnsi="Lato"/>
+                <w:b w:val="false"/>
+                <w:bCs w:val="false"/>
+                <w:color w:val="1A214D"/>
                 <w:sz w:val="21"/>
                 <w:szCs w:val="21"/>
               </w:rPr>
@@ -1306,25 +1322,25 @@
         <w:tc>
           <w:tcPr>
             <w:tcW w:type="dxa" w:w="6318"/>
-            <w:shd w:fill="FFFFFF" w:color="auto" w:val="clear"/>
-            <w:tcMar>
-              <w:top w:type="dxa" w:w="90"/>
-              <w:left w:type="dxa" w:w="110"/>
-              <w:bottom w:type="dxa" w:w="90"/>
-              <w:right w:type="dxa" w:w="110"/>
-            </w:tcMar>
-            <w:vAlign w:val="top"/>
-          </w:tcPr>
-          <w:p>
-            <w:pPr>
-              <w:spacing w:after="0" w:before="0" w:line="252"/>
-            </w:pPr>
-            <w:r>
-              <w:rPr>
-                <w:rFonts w:ascii="Arial" w:cs="Arial" w:eastAsia="Arial" w:hAnsi="Arial"/>
-                <w:b w:val="false"/>
-                <w:bCs w:val="false"/>
-                <w:color w:val="000000"/>
+            <w:shd w:fill="EDF2FF" w:color="auto" w:val="clear"/>
+            <w:tcMar>
+              <w:top w:type="dxa" w:w="90"/>
+              <w:left w:type="dxa" w:w="110"/>
+              <w:bottom w:type="dxa" w:w="90"/>
+              <w:right w:type="dxa" w:w="110"/>
+            </w:tcMar>
+            <w:vAlign w:val="top"/>
+          </w:tcPr>
+          <w:p>
+            <w:pPr>
+              <w:spacing w:after="0" w:before="0" w:line="252"/>
+            </w:pPr>
+            <w:r>
+              <w:rPr>
+                <w:rFonts w:ascii="Lato" w:cs="Lato" w:eastAsia="Lato" w:hAnsi="Lato"/>
+                <w:b w:val="false"/>
+                <w:bCs w:val="false"/>
+                <w:color w:val="1A214D"/>
                 <w:sz w:val="21"/>
                 <w:szCs w:val="21"/>
               </w:rPr>
@@ -1337,33 +1353,41 @@
     <w:p>
       <w:pPr>
         <w:pStyle w:val="Heading1"/>
-        <w:spacing w:after="140" w:before="300"/>
-      </w:pPr>
-      <w:r>
-        <w:rPr>
-          <w:rFonts w:ascii="Arial" w:cs="Arial" w:eastAsia="Arial" w:hAnsi="Arial"/>
+        <w:spacing w:after="60" w:before="320"/>
+      </w:pPr>
+      <w:r>
+        <w:rPr>
+          <w:rFonts w:ascii="Lato" w:cs="Lato" w:eastAsia="Lato" w:hAnsi="Lato"/>
           <w:b/>
           <w:bCs/>
-          <w:color w:val="000000"/>
+          <w:color w:val="3B7EF6"/>
+          <w:sz w:val="32"/>
+          <w:szCs w:val="32"/>
+        </w:rPr>
+        <w:t xml:space="preserve">END-TO-END EMPLOYER NAME EDIT FLOW FROM SUPER PORTAL</w:t>
+      </w:r>
+    </w:p>
+    <w:p>
+      <w:pPr>
+        <w:pBdr>
+          <w:bottom w:val="single" w:color="FDBA23" w:sz="12" w:space="1"/>
+        </w:pBdr>
+        <w:spacing w:after="140" w:before="0"/>
+      </w:pPr>
+    </w:p>
+    <w:p>
+      <w:pPr>
+        <w:pStyle w:val="Heading2"/>
+        <w:spacing w:after="120" w:before="260"/>
+      </w:pPr>
+      <w:r>
+        <w:rPr>
+          <w:rFonts w:ascii="Lato" w:cs="Lato" w:eastAsia="Lato" w:hAnsi="Lato"/>
+          <w:b/>
+          <w:bCs/>
+          <w:color w:val="1A214D"/>
           <w:sz w:val="26"/>
           <w:szCs w:val="26"/>
-        </w:rPr>
-        <w:t xml:space="preserve">END-TO-END EMPLOYER NAME EDIT FLOW FROM SUPER PORTAL</w:t>
-      </w:r>
-    </w:p>
-    <w:p>
-      <w:pPr>
-        <w:pStyle w:val="Heading2"/>
-        <w:spacing w:after="120" w:before="240"/>
-      </w:pPr>
-      <w:r>
-        <w:rPr>
-          <w:rFonts w:ascii="Arial" w:cs="Arial" w:eastAsia="Arial" w:hAnsi="Arial"/>
-          <w:b/>
-          <w:bCs/>
-          <w:color w:val="000000"/>
-          <w:sz w:val="22"/>
-          <w:szCs w:val="22"/>
         </w:rPr>
         <w:t xml:space="preserve">1. Role Management: Edit Employer Name Permission</w:t>
       </w:r>
@@ -1379,10 +1403,10 @@
       </w:pPr>
       <w:r>
         <w:rPr>
-          <w:rFonts w:ascii="Arial" w:cs="Arial" w:eastAsia="Arial" w:hAnsi="Arial"/>
+          <w:rFonts w:ascii="Lato" w:cs="Lato" w:eastAsia="Lato" w:hAnsi="Lato"/>
           <w:b w:val="false"/>
           <w:bCs w:val="false"/>
-          <w:color w:val="000000"/>
+          <w:color w:val="1A214D"/>
           <w:sz w:val="22"/>
           <w:szCs w:val="22"/>
         </w:rPr>
@@ -1390,10 +1414,10 @@
       </w:r>
       <w:r>
         <w:rPr>
-          <w:rFonts w:ascii="Arial" w:cs="Arial" w:eastAsia="Arial" w:hAnsi="Arial"/>
+          <w:rFonts w:ascii="Lato" w:cs="Lato" w:eastAsia="Lato" w:hAnsi="Lato"/>
           <w:b/>
           <w:bCs/>
-          <w:color w:val="000000"/>
+          <w:color w:val="1A214D"/>
           <w:sz w:val="22"/>
           <w:szCs w:val="22"/>
         </w:rPr>
@@ -1401,10 +1425,10 @@
       </w:r>
       <w:r>
         <w:rPr>
-          <w:rFonts w:ascii="Arial" w:cs="Arial" w:eastAsia="Arial" w:hAnsi="Arial"/>
+          <w:rFonts w:ascii="Lato" w:cs="Lato" w:eastAsia="Lato" w:hAnsi="Lato"/>
           <w:b w:val="false"/>
           <w:bCs w:val="false"/>
-          <w:color w:val="000000"/>
+          <w:color w:val="1A214D"/>
           <w:sz w:val="22"/>
           <w:szCs w:val="22"/>
         </w:rPr>
@@ -1412,10 +1436,10 @@
       </w:r>
       <w:r>
         <w:rPr>
-          <w:rFonts w:ascii="Arial" w:cs="Arial" w:eastAsia="Arial" w:hAnsi="Arial"/>
+          <w:rFonts w:ascii="Lato" w:cs="Lato" w:eastAsia="Lato" w:hAnsi="Lato"/>
           <w:b/>
           <w:bCs/>
-          <w:color w:val="000000"/>
+          <w:color w:val="1A214D"/>
           <w:sz w:val="22"/>
           <w:szCs w:val="22"/>
         </w:rPr>
@@ -1423,10 +1447,10 @@
       </w:r>
       <w:r>
         <w:rPr>
-          <w:rFonts w:ascii="Arial" w:cs="Arial" w:eastAsia="Arial" w:hAnsi="Arial"/>
+          <w:rFonts w:ascii="Lato" w:cs="Lato" w:eastAsia="Lato" w:hAnsi="Lato"/>
           <w:b w:val="false"/>
           <w:bCs w:val="false"/>
-          <w:color w:val="000000"/>
+          <w:color w:val="1A214D"/>
           <w:sz w:val="22"/>
           <w:szCs w:val="22"/>
         </w:rPr>
@@ -1434,10 +1458,10 @@
       </w:r>
       <w:r>
         <w:rPr>
-          <w:rFonts w:ascii="Arial" w:cs="Arial" w:eastAsia="Arial" w:hAnsi="Arial"/>
+          <w:rFonts w:ascii="Lato" w:cs="Lato" w:eastAsia="Lato" w:hAnsi="Lato"/>
           <w:b/>
           <w:bCs/>
-          <w:color w:val="000000"/>
+          <w:color w:val="1A214D"/>
           <w:sz w:val="22"/>
           <w:szCs w:val="22"/>
         </w:rPr>
@@ -1445,10 +1469,10 @@
       </w:r>
       <w:r>
         <w:rPr>
-          <w:rFonts w:ascii="Arial" w:cs="Arial" w:eastAsia="Arial" w:hAnsi="Arial"/>
+          <w:rFonts w:ascii="Lato" w:cs="Lato" w:eastAsia="Lato" w:hAnsi="Lato"/>
           <w:b w:val="false"/>
           <w:bCs w:val="false"/>
-          <w:color w:val="000000"/>
+          <w:color w:val="1A214D"/>
           <w:sz w:val="22"/>
           <w:szCs w:val="22"/>
         </w:rPr>
@@ -1508,10 +1532,12 @@
       </w:pPr>
       <w:r>
         <w:rPr>
-          <w:rFonts w:ascii="Arial" w:cs="Arial" w:eastAsia="Arial" w:hAnsi="Arial"/>
-          <w:color w:val="000000"/>
-          <w:sz w:val="22"/>
-          <w:szCs w:val="22"/>
+          <w:rFonts w:ascii="Lato" w:cs="Lato" w:eastAsia="Lato" w:hAnsi="Lato"/>
+          <w:i/>
+          <w:iCs/>
+          <w:color w:val="666666"/>
+          <w:sz w:val="20"/>
+          <w:szCs w:val="20"/>
         </w:rPr>
         <w:t xml:space="preserve">SC1: Add Role screen: Manually Queue &gt; Credit Queue &gt; 'Edit Employer Name' permission</w:t>
       </w:r>
@@ -1520,12 +1546,12 @@
       <w:tblPr>
         <w:tblW w:type="dxa" w:w="9026"/>
         <w:tblBorders>
-          <w:top w:val="single" w:color="A6A6A6" w:sz="4"/>
-          <w:left w:val="single" w:color="A6A6A6" w:sz="4"/>
-          <w:bottom w:val="single" w:color="A6A6A6" w:sz="4"/>
-          <w:right w:val="single" w:color="A6A6A6" w:sz="4"/>
-          <w:insideH w:val="single" w:color="A6A6A6" w:sz="4"/>
-          <w:insideV w:val="single" w:color="A6A6A6" w:sz="4"/>
+          <w:top w:val="single" w:color="D9D9D9" w:sz="4"/>
+          <w:left w:val="single" w:color="D9D9D9" w:sz="4"/>
+          <w:bottom w:val="single" w:color="D9D9D9" w:sz="4"/>
+          <w:right w:val="single" w:color="D9D9D9" w:sz="4"/>
+          <w:insideH w:val="single" w:color="D9D9D9" w:sz="4"/>
+          <w:insideV w:val="single" w:color="D9D9D9" w:sz="4"/>
         </w:tblBorders>
       </w:tblPr>
       <w:tblGrid>
@@ -1540,22 +1566,22 @@
         <w:tc>
           <w:tcPr>
             <w:tcW w:type="dxa" w:w="2708"/>
-            <w:shd w:fill="156082" w:color="auto" w:val="clear"/>
-            <w:tcMar>
-              <w:top w:type="dxa" w:w="90"/>
-              <w:left w:type="dxa" w:w="110"/>
-              <w:bottom w:type="dxa" w:w="90"/>
-              <w:right w:type="dxa" w:w="110"/>
-            </w:tcMar>
-            <w:vAlign w:val="top"/>
-          </w:tcPr>
-          <w:p>
-            <w:pPr>
-              <w:spacing w:after="0" w:before="0" w:line="252"/>
-            </w:pPr>
-            <w:r>
-              <w:rPr>
-                <w:rFonts w:ascii="Arial" w:cs="Arial" w:eastAsia="Arial" w:hAnsi="Arial"/>
+            <w:shd w:fill="1A214D" w:color="auto" w:val="clear"/>
+            <w:tcMar>
+              <w:top w:type="dxa" w:w="90"/>
+              <w:left w:type="dxa" w:w="110"/>
+              <w:bottom w:type="dxa" w:w="90"/>
+              <w:right w:type="dxa" w:w="110"/>
+            </w:tcMar>
+            <w:vAlign w:val="top"/>
+          </w:tcPr>
+          <w:p>
+            <w:pPr>
+              <w:spacing w:after="0" w:before="0" w:line="252"/>
+            </w:pPr>
+            <w:r>
+              <w:rPr>
+                <w:rFonts w:ascii="Lato" w:cs="Lato" w:eastAsia="Lato" w:hAnsi="Lato"/>
                 <w:b/>
                 <w:bCs/>
                 <w:color w:val="FFFFFF"/>
@@ -1569,22 +1595,22 @@
         <w:tc>
           <w:tcPr>
             <w:tcW w:type="dxa" w:w="6318"/>
-            <w:shd w:fill="156082" w:color="auto" w:val="clear"/>
-            <w:tcMar>
-              <w:top w:type="dxa" w:w="90"/>
-              <w:left w:type="dxa" w:w="110"/>
-              <w:bottom w:type="dxa" w:w="90"/>
-              <w:right w:type="dxa" w:w="110"/>
-            </w:tcMar>
-            <w:vAlign w:val="top"/>
-          </w:tcPr>
-          <w:p>
-            <w:pPr>
-              <w:spacing w:after="0" w:before="0" w:line="252"/>
-            </w:pPr>
-            <w:r>
-              <w:rPr>
-                <w:rFonts w:ascii="Arial" w:cs="Arial" w:eastAsia="Arial" w:hAnsi="Arial"/>
+            <w:shd w:fill="1A214D" w:color="auto" w:val="clear"/>
+            <w:tcMar>
+              <w:top w:type="dxa" w:w="90"/>
+              <w:left w:type="dxa" w:w="110"/>
+              <w:bottom w:type="dxa" w:w="90"/>
+              <w:right w:type="dxa" w:w="110"/>
+            </w:tcMar>
+            <w:vAlign w:val="top"/>
+          </w:tcPr>
+          <w:p>
+            <w:pPr>
+              <w:spacing w:after="0" w:before="0" w:line="252"/>
+            </w:pPr>
+            <w:r>
+              <w:rPr>
+                <w:rFonts w:ascii="Lato" w:cs="Lato" w:eastAsia="Lato" w:hAnsi="Lato"/>
                 <w:b/>
                 <w:bCs/>
                 <w:color w:val="FFFFFF"/>
@@ -1618,10 +1644,10 @@
             </w:pPr>
             <w:r>
               <w:rPr>
-                <w:rFonts w:ascii="Arial" w:cs="Arial" w:eastAsia="Arial" w:hAnsi="Arial"/>
-                <w:b w:val="false"/>
-                <w:bCs w:val="false"/>
-                <w:color w:val="000000"/>
+                <w:rFonts w:ascii="Lato" w:cs="Lato" w:eastAsia="Lato" w:hAnsi="Lato"/>
+                <w:b w:val="false"/>
+                <w:bCs w:val="false"/>
+                <w:color w:val="1A214D"/>
                 <w:sz w:val="21"/>
                 <w:szCs w:val="21"/>
               </w:rPr>
@@ -1647,10 +1673,10 @@
             </w:pPr>
             <w:r>
               <w:rPr>
-                <w:rFonts w:ascii="Arial" w:cs="Arial" w:eastAsia="Arial" w:hAnsi="Arial"/>
-                <w:b w:val="false"/>
-                <w:bCs w:val="false"/>
-                <w:color w:val="000000"/>
+                <w:rFonts w:ascii="Lato" w:cs="Lato" w:eastAsia="Lato" w:hAnsi="Lato"/>
+                <w:b w:val="false"/>
+                <w:bCs w:val="false"/>
+                <w:color w:val="1A214D"/>
                 <w:sz w:val="21"/>
                 <w:szCs w:val="21"/>
               </w:rPr>
@@ -1666,25 +1692,25 @@
         <w:tc>
           <w:tcPr>
             <w:tcW w:type="dxa" w:w="2708"/>
-            <w:shd w:fill="FFFFFF" w:color="auto" w:val="clear"/>
-            <w:tcMar>
-              <w:top w:type="dxa" w:w="90"/>
-              <w:left w:type="dxa" w:w="110"/>
-              <w:bottom w:type="dxa" w:w="90"/>
-              <w:right w:type="dxa" w:w="110"/>
-            </w:tcMar>
-            <w:vAlign w:val="top"/>
-          </w:tcPr>
-          <w:p>
-            <w:pPr>
-              <w:spacing w:after="0" w:before="0" w:line="252"/>
-            </w:pPr>
-            <w:r>
-              <w:rPr>
-                <w:rFonts w:ascii="Arial" w:cs="Arial" w:eastAsia="Arial" w:hAnsi="Arial"/>
-                <w:b w:val="false"/>
-                <w:bCs w:val="false"/>
-                <w:color w:val="000000"/>
+            <w:shd w:fill="EDF2FF" w:color="auto" w:val="clear"/>
+            <w:tcMar>
+              <w:top w:type="dxa" w:w="90"/>
+              <w:left w:type="dxa" w:w="110"/>
+              <w:bottom w:type="dxa" w:w="90"/>
+              <w:right w:type="dxa" w:w="110"/>
+            </w:tcMar>
+            <w:vAlign w:val="top"/>
+          </w:tcPr>
+          <w:p>
+            <w:pPr>
+              <w:spacing w:after="0" w:before="0" w:line="252"/>
+            </w:pPr>
+            <w:r>
+              <w:rPr>
+                <w:rFonts w:ascii="Lato" w:cs="Lato" w:eastAsia="Lato" w:hAnsi="Lato"/>
+                <w:b w:val="false"/>
+                <w:bCs w:val="false"/>
+                <w:color w:val="1A214D"/>
                 <w:sz w:val="21"/>
                 <w:szCs w:val="21"/>
               </w:rPr>
@@ -1695,25 +1721,25 @@
         <w:tc>
           <w:tcPr>
             <w:tcW w:type="dxa" w:w="6318"/>
-            <w:shd w:fill="FFFFFF" w:color="auto" w:val="clear"/>
-            <w:tcMar>
-              <w:top w:type="dxa" w:w="90"/>
-              <w:left w:type="dxa" w:w="110"/>
-              <w:bottom w:type="dxa" w:w="90"/>
-              <w:right w:type="dxa" w:w="110"/>
-            </w:tcMar>
-            <w:vAlign w:val="top"/>
-          </w:tcPr>
-          <w:p>
-            <w:pPr>
-              <w:spacing w:after="0" w:before="0" w:line="252"/>
-            </w:pPr>
-            <w:r>
-              <w:rPr>
-                <w:rFonts w:ascii="Arial" w:cs="Arial" w:eastAsia="Arial" w:hAnsi="Arial"/>
-                <w:b w:val="false"/>
-                <w:bCs w:val="false"/>
-                <w:color w:val="000000"/>
+            <w:shd w:fill="EDF2FF" w:color="auto" w:val="clear"/>
+            <w:tcMar>
+              <w:top w:type="dxa" w:w="90"/>
+              <w:left w:type="dxa" w:w="110"/>
+              <w:bottom w:type="dxa" w:w="90"/>
+              <w:right w:type="dxa" w:w="110"/>
+            </w:tcMar>
+            <w:vAlign w:val="top"/>
+          </w:tcPr>
+          <w:p>
+            <w:pPr>
+              <w:spacing w:after="0" w:before="0" w:line="252"/>
+            </w:pPr>
+            <w:r>
+              <w:rPr>
+                <w:rFonts w:ascii="Lato" w:cs="Lato" w:eastAsia="Lato" w:hAnsi="Lato"/>
+                <w:b w:val="false"/>
+                <w:bCs w:val="false"/>
+                <w:color w:val="1A214D"/>
                 <w:sz w:val="21"/>
                 <w:szCs w:val="21"/>
               </w:rPr>
@@ -1734,10 +1760,10 @@
       </w:pPr>
       <w:r>
         <w:rPr>
-          <w:rFonts w:ascii="Arial" w:cs="Arial" w:eastAsia="Arial" w:hAnsi="Arial"/>
+          <w:rFonts w:ascii="Lato" w:cs="Lato" w:eastAsia="Lato" w:hAnsi="Lato"/>
           <w:i/>
           <w:iCs/>
-          <w:color w:val="000000"/>
+          <w:color w:val="1A214D"/>
           <w:sz w:val="21"/>
           <w:szCs w:val="21"/>
         </w:rPr>
@@ -1747,16 +1773,16 @@
     <w:p>
       <w:pPr>
         <w:pStyle w:val="Heading2"/>
-        <w:spacing w:after="120" w:before="240"/>
-      </w:pPr>
-      <w:r>
-        <w:rPr>
-          <w:rFonts w:ascii="Arial" w:cs="Arial" w:eastAsia="Arial" w:hAnsi="Arial"/>
+        <w:spacing w:after="120" w:before="260"/>
+      </w:pPr>
+      <w:r>
+        <w:rPr>
+          <w:rFonts w:ascii="Lato" w:cs="Lato" w:eastAsia="Lato" w:hAnsi="Lato"/>
           <w:b/>
           <w:bCs/>
-          <w:color w:val="000000"/>
-          <w:sz w:val="22"/>
-          <w:szCs w:val="22"/>
+          <w:color w:val="1A214D"/>
+          <w:sz w:val="26"/>
+          <w:szCs w:val="26"/>
         </w:rPr>
         <w:t xml:space="preserve">2. Employer Name edit from Credit Queue</w:t>
       </w:r>
@@ -1772,10 +1798,10 @@
       </w:pPr>
       <w:r>
         <w:rPr>
-          <w:rFonts w:ascii="Arial" w:cs="Arial" w:eastAsia="Arial" w:hAnsi="Arial"/>
+          <w:rFonts w:ascii="Lato" w:cs="Lato" w:eastAsia="Lato" w:hAnsi="Lato"/>
           <w:b w:val="false"/>
           <w:bCs w:val="false"/>
-          <w:color w:val="000000"/>
+          <w:color w:val="1A214D"/>
           <w:sz w:val="22"/>
           <w:szCs w:val="22"/>
         </w:rPr>
@@ -1783,10 +1809,10 @@
       </w:r>
       <w:r>
         <w:rPr>
-          <w:rFonts w:ascii="Arial" w:cs="Arial" w:eastAsia="Arial" w:hAnsi="Arial"/>
+          <w:rFonts w:ascii="Lato" w:cs="Lato" w:eastAsia="Lato" w:hAnsi="Lato"/>
           <w:b/>
           <w:bCs/>
-          <w:color w:val="000000"/>
+          <w:color w:val="1A214D"/>
           <w:sz w:val="22"/>
           <w:szCs w:val="22"/>
         </w:rPr>
@@ -1794,10 +1820,10 @@
       </w:r>
       <w:r>
         <w:rPr>
-          <w:rFonts w:ascii="Arial" w:cs="Arial" w:eastAsia="Arial" w:hAnsi="Arial"/>
+          <w:rFonts w:ascii="Lato" w:cs="Lato" w:eastAsia="Lato" w:hAnsi="Lato"/>
           <w:b w:val="false"/>
           <w:bCs w:val="false"/>
-          <w:color w:val="000000"/>
+          <w:color w:val="1A214D"/>
           <w:sz w:val="22"/>
           <w:szCs w:val="22"/>
         </w:rPr>
@@ -1805,10 +1831,10 @@
       </w:r>
       <w:r>
         <w:rPr>
-          <w:rFonts w:ascii="Arial" w:cs="Arial" w:eastAsia="Arial" w:hAnsi="Arial"/>
+          <w:rFonts w:ascii="Lato" w:cs="Lato" w:eastAsia="Lato" w:hAnsi="Lato"/>
           <w:b/>
           <w:bCs/>
-          <w:color w:val="000000"/>
+          <w:color w:val="1A214D"/>
           <w:sz w:val="22"/>
           <w:szCs w:val="22"/>
         </w:rPr>
@@ -1816,10 +1842,10 @@
       </w:r>
       <w:r>
         <w:rPr>
-          <w:rFonts w:ascii="Arial" w:cs="Arial" w:eastAsia="Arial" w:hAnsi="Arial"/>
+          <w:rFonts w:ascii="Lato" w:cs="Lato" w:eastAsia="Lato" w:hAnsi="Lato"/>
           <w:b w:val="false"/>
           <w:bCs w:val="false"/>
-          <w:color w:val="000000"/>
+          <w:color w:val="1A214D"/>
           <w:sz w:val="22"/>
           <w:szCs w:val="22"/>
         </w:rPr>
@@ -1827,10 +1853,10 @@
       </w:r>
       <w:r>
         <w:rPr>
-          <w:rFonts w:ascii="Arial" w:cs="Arial" w:eastAsia="Arial" w:hAnsi="Arial"/>
+          <w:rFonts w:ascii="Lato" w:cs="Lato" w:eastAsia="Lato" w:hAnsi="Lato"/>
           <w:b/>
           <w:bCs/>
-          <w:color w:val="000000"/>
+          <w:color w:val="1A214D"/>
           <w:sz w:val="22"/>
           <w:szCs w:val="22"/>
         </w:rPr>
@@ -1838,10 +1864,10 @@
       </w:r>
       <w:r>
         <w:rPr>
-          <w:rFonts w:ascii="Arial" w:cs="Arial" w:eastAsia="Arial" w:hAnsi="Arial"/>
+          <w:rFonts w:ascii="Lato" w:cs="Lato" w:eastAsia="Lato" w:hAnsi="Lato"/>
           <w:b w:val="false"/>
           <w:bCs w:val="false"/>
-          <w:color w:val="000000"/>
+          <w:color w:val="1A214D"/>
           <w:sz w:val="22"/>
           <w:szCs w:val="22"/>
         </w:rPr>
@@ -1849,10 +1875,10 @@
       </w:r>
       <w:r>
         <w:rPr>
-          <w:rFonts w:ascii="Arial" w:cs="Arial" w:eastAsia="Arial" w:hAnsi="Arial"/>
+          <w:rFonts w:ascii="Lato" w:cs="Lato" w:eastAsia="Lato" w:hAnsi="Lato"/>
           <w:b/>
           <w:bCs/>
-          <w:color w:val="000000"/>
+          <w:color w:val="1A214D"/>
           <w:sz w:val="22"/>
           <w:szCs w:val="22"/>
         </w:rPr>
@@ -1860,10 +1886,10 @@
       </w:r>
       <w:r>
         <w:rPr>
-          <w:rFonts w:ascii="Arial" w:cs="Arial" w:eastAsia="Arial" w:hAnsi="Arial"/>
+          <w:rFonts w:ascii="Lato" w:cs="Lato" w:eastAsia="Lato" w:hAnsi="Lato"/>
           <w:b w:val="false"/>
           <w:bCs w:val="false"/>
-          <w:color w:val="000000"/>
+          <w:color w:val="1A214D"/>
           <w:sz w:val="22"/>
           <w:szCs w:val="22"/>
         </w:rPr>
@@ -1923,10 +1949,12 @@
       </w:pPr>
       <w:r>
         <w:rPr>
-          <w:rFonts w:ascii="Arial" w:cs="Arial" w:eastAsia="Arial" w:hAnsi="Arial"/>
-          <w:color w:val="000000"/>
-          <w:sz w:val="22"/>
-          <w:szCs w:val="22"/>
+          <w:rFonts w:ascii="Lato" w:cs="Lato" w:eastAsia="Lato" w:hAnsi="Lato"/>
+          <w:i/>
+          <w:iCs/>
+          <w:color w:val="666666"/>
+          <w:sz w:val="20"/>
+          <w:szCs w:val="20"/>
         </w:rPr>
         <w:t xml:space="preserve">SC2: Credit Queue — Application Details, Edit entry point</w:t>
       </w:r>
@@ -1984,10 +2012,12 @@
       </w:pPr>
       <w:r>
         <w:rPr>
-          <w:rFonts w:ascii="Arial" w:cs="Arial" w:eastAsia="Arial" w:hAnsi="Arial"/>
-          <w:color w:val="000000"/>
-          <w:sz w:val="22"/>
-          <w:szCs w:val="22"/>
+          <w:rFonts w:ascii="Lato" w:cs="Lato" w:eastAsia="Lato" w:hAnsi="Lato"/>
+          <w:i/>
+          <w:iCs/>
+          <w:color w:val="666666"/>
+          <w:sz w:val="20"/>
+          <w:szCs w:val="20"/>
         </w:rPr>
         <w:t xml:space="preserve">SC3: Edit Application pop-up — Employment Information section</w:t>
       </w:r>
@@ -1996,12 +2026,12 @@
       <w:tblPr>
         <w:tblW w:type="dxa" w:w="9026"/>
         <w:tblBorders>
-          <w:top w:val="single" w:color="A6A6A6" w:sz="4"/>
-          <w:left w:val="single" w:color="A6A6A6" w:sz="4"/>
-          <w:bottom w:val="single" w:color="A6A6A6" w:sz="4"/>
-          <w:right w:val="single" w:color="A6A6A6" w:sz="4"/>
-          <w:insideH w:val="single" w:color="A6A6A6" w:sz="4"/>
-          <w:insideV w:val="single" w:color="A6A6A6" w:sz="4"/>
+          <w:top w:val="single" w:color="D9D9D9" w:sz="4"/>
+          <w:left w:val="single" w:color="D9D9D9" w:sz="4"/>
+          <w:bottom w:val="single" w:color="D9D9D9" w:sz="4"/>
+          <w:right w:val="single" w:color="D9D9D9" w:sz="4"/>
+          <w:insideH w:val="single" w:color="D9D9D9" w:sz="4"/>
+          <w:insideV w:val="single" w:color="D9D9D9" w:sz="4"/>
         </w:tblBorders>
       </w:tblPr>
       <w:tblGrid>
@@ -2019,22 +2049,22 @@
         <w:tc>
           <w:tcPr>
             <w:tcW w:type="dxa" w:w="1444"/>
-            <w:shd w:fill="156082" w:color="auto" w:val="clear"/>
-            <w:tcMar>
-              <w:top w:type="dxa" w:w="90"/>
-              <w:left w:type="dxa" w:w="110"/>
-              <w:bottom w:type="dxa" w:w="90"/>
-              <w:right w:type="dxa" w:w="110"/>
-            </w:tcMar>
-            <w:vAlign w:val="top"/>
-          </w:tcPr>
-          <w:p>
-            <w:pPr>
-              <w:spacing w:after="0" w:before="0" w:line="252"/>
-            </w:pPr>
-            <w:r>
-              <w:rPr>
-                <w:rFonts w:ascii="Arial" w:cs="Arial" w:eastAsia="Arial" w:hAnsi="Arial"/>
+            <w:shd w:fill="1A214D" w:color="auto" w:val="clear"/>
+            <w:tcMar>
+              <w:top w:type="dxa" w:w="90"/>
+              <w:left w:type="dxa" w:w="110"/>
+              <w:bottom w:type="dxa" w:w="90"/>
+              <w:right w:type="dxa" w:w="110"/>
+            </w:tcMar>
+            <w:vAlign w:val="top"/>
+          </w:tcPr>
+          <w:p>
+            <w:pPr>
+              <w:spacing w:after="0" w:before="0" w:line="252"/>
+            </w:pPr>
+            <w:r>
+              <w:rPr>
+                <w:rFonts w:ascii="Lato" w:cs="Lato" w:eastAsia="Lato" w:hAnsi="Lato"/>
                 <w:b/>
                 <w:bCs/>
                 <w:color w:val="FFFFFF"/>
@@ -2048,22 +2078,22 @@
         <w:tc>
           <w:tcPr>
             <w:tcW w:type="dxa" w:w="1083"/>
-            <w:shd w:fill="156082" w:color="auto" w:val="clear"/>
-            <w:tcMar>
-              <w:top w:type="dxa" w:w="90"/>
-              <w:left w:type="dxa" w:w="110"/>
-              <w:bottom w:type="dxa" w:w="90"/>
-              <w:right w:type="dxa" w:w="110"/>
-            </w:tcMar>
-            <w:vAlign w:val="top"/>
-          </w:tcPr>
-          <w:p>
-            <w:pPr>
-              <w:spacing w:after="0" w:before="0" w:line="252"/>
-            </w:pPr>
-            <w:r>
-              <w:rPr>
-                <w:rFonts w:ascii="Arial" w:cs="Arial" w:eastAsia="Arial" w:hAnsi="Arial"/>
+            <w:shd w:fill="1A214D" w:color="auto" w:val="clear"/>
+            <w:tcMar>
+              <w:top w:type="dxa" w:w="90"/>
+              <w:left w:type="dxa" w:w="110"/>
+              <w:bottom w:type="dxa" w:w="90"/>
+              <w:right w:type="dxa" w:w="110"/>
+            </w:tcMar>
+            <w:vAlign w:val="top"/>
+          </w:tcPr>
+          <w:p>
+            <w:pPr>
+              <w:spacing w:after="0" w:before="0" w:line="252"/>
+            </w:pPr>
+            <w:r>
+              <w:rPr>
+                <w:rFonts w:ascii="Lato" w:cs="Lato" w:eastAsia="Lato" w:hAnsi="Lato"/>
                 <w:b/>
                 <w:bCs/>
                 <w:color w:val="FFFFFF"/>
@@ -2077,22 +2107,22 @@
         <w:tc>
           <w:tcPr>
             <w:tcW w:type="dxa" w:w="1444"/>
-            <w:shd w:fill="156082" w:color="auto" w:val="clear"/>
-            <w:tcMar>
-              <w:top w:type="dxa" w:w="90"/>
-              <w:left w:type="dxa" w:w="110"/>
-              <w:bottom w:type="dxa" w:w="90"/>
-              <w:right w:type="dxa" w:w="110"/>
-            </w:tcMar>
-            <w:vAlign w:val="top"/>
-          </w:tcPr>
-          <w:p>
-            <w:pPr>
-              <w:spacing w:after="0" w:before="0" w:line="252"/>
-            </w:pPr>
-            <w:r>
-              <w:rPr>
-                <w:rFonts w:ascii="Arial" w:cs="Arial" w:eastAsia="Arial" w:hAnsi="Arial"/>
+            <w:shd w:fill="1A214D" w:color="auto" w:val="clear"/>
+            <w:tcMar>
+              <w:top w:type="dxa" w:w="90"/>
+              <w:left w:type="dxa" w:w="110"/>
+              <w:bottom w:type="dxa" w:w="90"/>
+              <w:right w:type="dxa" w:w="110"/>
+            </w:tcMar>
+            <w:vAlign w:val="top"/>
+          </w:tcPr>
+          <w:p>
+            <w:pPr>
+              <w:spacing w:after="0" w:before="0" w:line="252"/>
+            </w:pPr>
+            <w:r>
+              <w:rPr>
+                <w:rFonts w:ascii="Lato" w:cs="Lato" w:eastAsia="Lato" w:hAnsi="Lato"/>
                 <w:b/>
                 <w:bCs/>
                 <w:color w:val="FFFFFF"/>
@@ -2106,22 +2136,22 @@
         <w:tc>
           <w:tcPr>
             <w:tcW w:type="dxa" w:w="1083"/>
-            <w:shd w:fill="156082" w:color="auto" w:val="clear"/>
-            <w:tcMar>
-              <w:top w:type="dxa" w:w="90"/>
-              <w:left w:type="dxa" w:w="110"/>
-              <w:bottom w:type="dxa" w:w="90"/>
-              <w:right w:type="dxa" w:w="110"/>
-            </w:tcMar>
-            <w:vAlign w:val="top"/>
-          </w:tcPr>
-          <w:p>
-            <w:pPr>
-              <w:spacing w:after="0" w:before="0" w:line="252"/>
-            </w:pPr>
-            <w:r>
-              <w:rPr>
-                <w:rFonts w:ascii="Arial" w:cs="Arial" w:eastAsia="Arial" w:hAnsi="Arial"/>
+            <w:shd w:fill="1A214D" w:color="auto" w:val="clear"/>
+            <w:tcMar>
+              <w:top w:type="dxa" w:w="90"/>
+              <w:left w:type="dxa" w:w="110"/>
+              <w:bottom w:type="dxa" w:w="90"/>
+              <w:right w:type="dxa" w:w="110"/>
+            </w:tcMar>
+            <w:vAlign w:val="top"/>
+          </w:tcPr>
+          <w:p>
+            <w:pPr>
+              <w:spacing w:after="0" w:before="0" w:line="252"/>
+            </w:pPr>
+            <w:r>
+              <w:rPr>
+                <w:rFonts w:ascii="Lato" w:cs="Lato" w:eastAsia="Lato" w:hAnsi="Lato"/>
                 <w:b/>
                 <w:bCs/>
                 <w:color w:val="FFFFFF"/>
@@ -2135,22 +2165,22 @@
         <w:tc>
           <w:tcPr>
             <w:tcW w:type="dxa" w:w="3972"/>
-            <w:shd w:fill="156082" w:color="auto" w:val="clear"/>
-            <w:tcMar>
-              <w:top w:type="dxa" w:w="90"/>
-              <w:left w:type="dxa" w:w="110"/>
-              <w:bottom w:type="dxa" w:w="90"/>
-              <w:right w:type="dxa" w:w="110"/>
-            </w:tcMar>
-            <w:vAlign w:val="top"/>
-          </w:tcPr>
-          <w:p>
-            <w:pPr>
-              <w:spacing w:after="0" w:before="0" w:line="252"/>
-            </w:pPr>
-            <w:r>
-              <w:rPr>
-                <w:rFonts w:ascii="Arial" w:cs="Arial" w:eastAsia="Arial" w:hAnsi="Arial"/>
+            <w:shd w:fill="1A214D" w:color="auto" w:val="clear"/>
+            <w:tcMar>
+              <w:top w:type="dxa" w:w="90"/>
+              <w:left w:type="dxa" w:w="110"/>
+              <w:bottom w:type="dxa" w:w="90"/>
+              <w:right w:type="dxa" w:w="110"/>
+            </w:tcMar>
+            <w:vAlign w:val="top"/>
+          </w:tcPr>
+          <w:p>
+            <w:pPr>
+              <w:spacing w:after="0" w:before="0" w:line="252"/>
+            </w:pPr>
+            <w:r>
+              <w:rPr>
+                <w:rFonts w:ascii="Lato" w:cs="Lato" w:eastAsia="Lato" w:hAnsi="Lato"/>
                 <w:b/>
                 <w:bCs/>
                 <w:color w:val="FFFFFF"/>
@@ -2184,10 +2214,10 @@
             </w:pPr>
             <w:r>
               <w:rPr>
-                <w:rFonts w:ascii="Arial" w:cs="Arial" w:eastAsia="Arial" w:hAnsi="Arial"/>
-                <w:b w:val="false"/>
-                <w:bCs w:val="false"/>
-                <w:color w:val="000000"/>
+                <w:rFonts w:ascii="Lato" w:cs="Lato" w:eastAsia="Lato" w:hAnsi="Lato"/>
+                <w:b w:val="false"/>
+                <w:bCs w:val="false"/>
+                <w:color w:val="1A214D"/>
                 <w:sz w:val="21"/>
                 <w:szCs w:val="21"/>
               </w:rPr>
@@ -2213,10 +2243,10 @@
             </w:pPr>
             <w:r>
               <w:rPr>
-                <w:rFonts w:ascii="Arial" w:cs="Arial" w:eastAsia="Arial" w:hAnsi="Arial"/>
-                <w:b w:val="false"/>
-                <w:bCs w:val="false"/>
-                <w:color w:val="000000"/>
+                <w:rFonts w:ascii="Lato" w:cs="Lato" w:eastAsia="Lato" w:hAnsi="Lato"/>
+                <w:b w:val="false"/>
+                <w:bCs w:val="false"/>
+                <w:color w:val="1A214D"/>
                 <w:sz w:val="21"/>
                 <w:szCs w:val="21"/>
               </w:rPr>
@@ -2242,10 +2272,10 @@
             </w:pPr>
             <w:r>
               <w:rPr>
-                <w:rFonts w:ascii="Arial" w:cs="Arial" w:eastAsia="Arial" w:hAnsi="Arial"/>
-                <w:b w:val="false"/>
-                <w:bCs w:val="false"/>
-                <w:color w:val="000000"/>
+                <w:rFonts w:ascii="Lato" w:cs="Lato" w:eastAsia="Lato" w:hAnsi="Lato"/>
+                <w:b w:val="false"/>
+                <w:bCs w:val="false"/>
+                <w:color w:val="1A214D"/>
                 <w:sz w:val="21"/>
                 <w:szCs w:val="21"/>
               </w:rPr>
@@ -2271,10 +2301,10 @@
             </w:pPr>
             <w:r>
               <w:rPr>
-                <w:rFonts w:ascii="Arial" w:cs="Arial" w:eastAsia="Arial" w:hAnsi="Arial"/>
-                <w:b w:val="false"/>
-                <w:bCs w:val="false"/>
-                <w:color w:val="000000"/>
+                <w:rFonts w:ascii="Lato" w:cs="Lato" w:eastAsia="Lato" w:hAnsi="Lato"/>
+                <w:b w:val="false"/>
+                <w:bCs w:val="false"/>
+                <w:color w:val="1A214D"/>
                 <w:sz w:val="21"/>
                 <w:szCs w:val="21"/>
               </w:rPr>
@@ -2300,10 +2330,10 @@
             </w:pPr>
             <w:r>
               <w:rPr>
-                <w:rFonts w:ascii="Arial" w:cs="Arial" w:eastAsia="Arial" w:hAnsi="Arial"/>
-                <w:b w:val="false"/>
-                <w:bCs w:val="false"/>
-                <w:color w:val="000000"/>
+                <w:rFonts w:ascii="Lato" w:cs="Lato" w:eastAsia="Lato" w:hAnsi="Lato"/>
+                <w:b w:val="false"/>
+                <w:bCs w:val="false"/>
+                <w:color w:val="1A214D"/>
                 <w:sz w:val="21"/>
                 <w:szCs w:val="21"/>
               </w:rPr>
@@ -2319,25 +2349,25 @@
         <w:tc>
           <w:tcPr>
             <w:tcW w:type="dxa" w:w="1444"/>
-            <w:shd w:fill="FFFFFF" w:color="auto" w:val="clear"/>
-            <w:tcMar>
-              <w:top w:type="dxa" w:w="90"/>
-              <w:left w:type="dxa" w:w="110"/>
-              <w:bottom w:type="dxa" w:w="90"/>
-              <w:right w:type="dxa" w:w="110"/>
-            </w:tcMar>
-            <w:vAlign w:val="top"/>
-          </w:tcPr>
-          <w:p>
-            <w:pPr>
-              <w:spacing w:after="0" w:before="0" w:line="252"/>
-            </w:pPr>
-            <w:r>
-              <w:rPr>
-                <w:rFonts w:ascii="Arial" w:cs="Arial" w:eastAsia="Arial" w:hAnsi="Arial"/>
-                <w:b w:val="false"/>
-                <w:bCs w:val="false"/>
-                <w:color w:val="000000"/>
+            <w:shd w:fill="EDF2FF" w:color="auto" w:val="clear"/>
+            <w:tcMar>
+              <w:top w:type="dxa" w:w="90"/>
+              <w:left w:type="dxa" w:w="110"/>
+              <w:bottom w:type="dxa" w:w="90"/>
+              <w:right w:type="dxa" w:w="110"/>
+            </w:tcMar>
+            <w:vAlign w:val="top"/>
+          </w:tcPr>
+          <w:p>
+            <w:pPr>
+              <w:spacing w:after="0" w:before="0" w:line="252"/>
+            </w:pPr>
+            <w:r>
+              <w:rPr>
+                <w:rFonts w:ascii="Lato" w:cs="Lato" w:eastAsia="Lato" w:hAnsi="Lato"/>
+                <w:b w:val="false"/>
+                <w:bCs w:val="false"/>
+                <w:color w:val="1A214D"/>
                 <w:sz w:val="21"/>
                 <w:szCs w:val="21"/>
               </w:rPr>
@@ -2348,25 +2378,25 @@
         <w:tc>
           <w:tcPr>
             <w:tcW w:type="dxa" w:w="1083"/>
-            <w:shd w:fill="FFFFFF" w:color="auto" w:val="clear"/>
-            <w:tcMar>
-              <w:top w:type="dxa" w:w="90"/>
-              <w:left w:type="dxa" w:w="110"/>
-              <w:bottom w:type="dxa" w:w="90"/>
-              <w:right w:type="dxa" w:w="110"/>
-            </w:tcMar>
-            <w:vAlign w:val="top"/>
-          </w:tcPr>
-          <w:p>
-            <w:pPr>
-              <w:spacing w:after="0" w:before="0" w:line="252"/>
-            </w:pPr>
-            <w:r>
-              <w:rPr>
-                <w:rFonts w:ascii="Arial" w:cs="Arial" w:eastAsia="Arial" w:hAnsi="Arial"/>
-                <w:b w:val="false"/>
-                <w:bCs w:val="false"/>
-                <w:color w:val="000000"/>
+            <w:shd w:fill="EDF2FF" w:color="auto" w:val="clear"/>
+            <w:tcMar>
+              <w:top w:type="dxa" w:w="90"/>
+              <w:left w:type="dxa" w:w="110"/>
+              <w:bottom w:type="dxa" w:w="90"/>
+              <w:right w:type="dxa" w:w="110"/>
+            </w:tcMar>
+            <w:vAlign w:val="top"/>
+          </w:tcPr>
+          <w:p>
+            <w:pPr>
+              <w:spacing w:after="0" w:before="0" w:line="252"/>
+            </w:pPr>
+            <w:r>
+              <w:rPr>
+                <w:rFonts w:ascii="Lato" w:cs="Lato" w:eastAsia="Lato" w:hAnsi="Lato"/>
+                <w:b w:val="false"/>
+                <w:bCs w:val="false"/>
+                <w:color w:val="1A214D"/>
                 <w:sz w:val="21"/>
                 <w:szCs w:val="21"/>
               </w:rPr>
@@ -2377,25 +2407,25 @@
         <w:tc>
           <w:tcPr>
             <w:tcW w:type="dxa" w:w="1444"/>
-            <w:shd w:fill="FFFFFF" w:color="auto" w:val="clear"/>
-            <w:tcMar>
-              <w:top w:type="dxa" w:w="90"/>
-              <w:left w:type="dxa" w:w="110"/>
-              <w:bottom w:type="dxa" w:w="90"/>
-              <w:right w:type="dxa" w:w="110"/>
-            </w:tcMar>
-            <w:vAlign w:val="top"/>
-          </w:tcPr>
-          <w:p>
-            <w:pPr>
-              <w:spacing w:after="0" w:before="0" w:line="252"/>
-            </w:pPr>
-            <w:r>
-              <w:rPr>
-                <w:rFonts w:ascii="Arial" w:cs="Arial" w:eastAsia="Arial" w:hAnsi="Arial"/>
-                <w:b w:val="false"/>
-                <w:bCs w:val="false"/>
-                <w:color w:val="000000"/>
+            <w:shd w:fill="EDF2FF" w:color="auto" w:val="clear"/>
+            <w:tcMar>
+              <w:top w:type="dxa" w:w="90"/>
+              <w:left w:type="dxa" w:w="110"/>
+              <w:bottom w:type="dxa" w:w="90"/>
+              <w:right w:type="dxa" w:w="110"/>
+            </w:tcMar>
+            <w:vAlign w:val="top"/>
+          </w:tcPr>
+          <w:p>
+            <w:pPr>
+              <w:spacing w:after="0" w:before="0" w:line="252"/>
+            </w:pPr>
+            <w:r>
+              <w:rPr>
+                <w:rFonts w:ascii="Lato" w:cs="Lato" w:eastAsia="Lato" w:hAnsi="Lato"/>
+                <w:b w:val="false"/>
+                <w:bCs w:val="false"/>
+                <w:color w:val="1A214D"/>
                 <w:sz w:val="21"/>
                 <w:szCs w:val="21"/>
               </w:rPr>
@@ -2406,25 +2436,25 @@
         <w:tc>
           <w:tcPr>
             <w:tcW w:type="dxa" w:w="1083"/>
-            <w:shd w:fill="FFFFFF" w:color="auto" w:val="clear"/>
-            <w:tcMar>
-              <w:top w:type="dxa" w:w="90"/>
-              <w:left w:type="dxa" w:w="110"/>
-              <w:bottom w:type="dxa" w:w="90"/>
-              <w:right w:type="dxa" w:w="110"/>
-            </w:tcMar>
-            <w:vAlign w:val="top"/>
-          </w:tcPr>
-          <w:p>
-            <w:pPr>
-              <w:spacing w:after="0" w:before="0" w:line="252"/>
-            </w:pPr>
-            <w:r>
-              <w:rPr>
-                <w:rFonts w:ascii="Arial" w:cs="Arial" w:eastAsia="Arial" w:hAnsi="Arial"/>
-                <w:b w:val="false"/>
-                <w:bCs w:val="false"/>
-                <w:color w:val="000000"/>
+            <w:shd w:fill="EDF2FF" w:color="auto" w:val="clear"/>
+            <w:tcMar>
+              <w:top w:type="dxa" w:w="90"/>
+              <w:left w:type="dxa" w:w="110"/>
+              <w:bottom w:type="dxa" w:w="90"/>
+              <w:right w:type="dxa" w:w="110"/>
+            </w:tcMar>
+            <w:vAlign w:val="top"/>
+          </w:tcPr>
+          <w:p>
+            <w:pPr>
+              <w:spacing w:after="0" w:before="0" w:line="252"/>
+            </w:pPr>
+            <w:r>
+              <w:rPr>
+                <w:rFonts w:ascii="Lato" w:cs="Lato" w:eastAsia="Lato" w:hAnsi="Lato"/>
+                <w:b w:val="false"/>
+                <w:bCs w:val="false"/>
+                <w:color w:val="1A214D"/>
                 <w:sz w:val="21"/>
                 <w:szCs w:val="21"/>
               </w:rPr>
@@ -2435,25 +2465,25 @@
         <w:tc>
           <w:tcPr>
             <w:tcW w:type="dxa" w:w="3972"/>
-            <w:shd w:fill="FFFFFF" w:color="auto" w:val="clear"/>
-            <w:tcMar>
-              <w:top w:type="dxa" w:w="90"/>
-              <w:left w:type="dxa" w:w="110"/>
-              <w:bottom w:type="dxa" w:w="90"/>
-              <w:right w:type="dxa" w:w="110"/>
-            </w:tcMar>
-            <w:vAlign w:val="top"/>
-          </w:tcPr>
-          <w:p>
-            <w:pPr>
-              <w:spacing w:after="0" w:before="0" w:line="252"/>
-            </w:pPr>
-            <w:r>
-              <w:rPr>
-                <w:rFonts w:ascii="Arial" w:cs="Arial" w:eastAsia="Arial" w:hAnsi="Arial"/>
-                <w:b w:val="false"/>
-                <w:bCs w:val="false"/>
-                <w:color w:val="000000"/>
+            <w:shd w:fill="EDF2FF" w:color="auto" w:val="clear"/>
+            <w:tcMar>
+              <w:top w:type="dxa" w:w="90"/>
+              <w:left w:type="dxa" w:w="110"/>
+              <w:bottom w:type="dxa" w:w="90"/>
+              <w:right w:type="dxa" w:w="110"/>
+            </w:tcMar>
+            <w:vAlign w:val="top"/>
+          </w:tcPr>
+          <w:p>
+            <w:pPr>
+              <w:spacing w:after="0" w:before="0" w:line="252"/>
+            </w:pPr>
+            <w:r>
+              <w:rPr>
+                <w:rFonts w:ascii="Lato" w:cs="Lato" w:eastAsia="Lato" w:hAnsi="Lato"/>
+                <w:b w:val="false"/>
+                <w:bCs w:val="false"/>
+                <w:color w:val="1A214D"/>
                 <w:sz w:val="21"/>
                 <w:szCs w:val="21"/>
               </w:rPr>
@@ -2484,10 +2514,10 @@
             </w:pPr>
             <w:r>
               <w:rPr>
-                <w:rFonts w:ascii="Arial" w:cs="Arial" w:eastAsia="Arial" w:hAnsi="Arial"/>
-                <w:b w:val="false"/>
-                <w:bCs w:val="false"/>
-                <w:color w:val="000000"/>
+                <w:rFonts w:ascii="Lato" w:cs="Lato" w:eastAsia="Lato" w:hAnsi="Lato"/>
+                <w:b w:val="false"/>
+                <w:bCs w:val="false"/>
+                <w:color w:val="1A214D"/>
                 <w:sz w:val="21"/>
                 <w:szCs w:val="21"/>
               </w:rPr>
@@ -2513,10 +2543,10 @@
             </w:pPr>
             <w:r>
               <w:rPr>
-                <w:rFonts w:ascii="Arial" w:cs="Arial" w:eastAsia="Arial" w:hAnsi="Arial"/>
-                <w:b w:val="false"/>
-                <w:bCs w:val="false"/>
-                <w:color w:val="000000"/>
+                <w:rFonts w:ascii="Lato" w:cs="Lato" w:eastAsia="Lato" w:hAnsi="Lato"/>
+                <w:b w:val="false"/>
+                <w:bCs w:val="false"/>
+                <w:color w:val="1A214D"/>
                 <w:sz w:val="21"/>
                 <w:szCs w:val="21"/>
               </w:rPr>
@@ -2542,10 +2572,10 @@
             </w:pPr>
             <w:r>
               <w:rPr>
-                <w:rFonts w:ascii="Arial" w:cs="Arial" w:eastAsia="Arial" w:hAnsi="Arial"/>
-                <w:b w:val="false"/>
-                <w:bCs w:val="false"/>
-                <w:color w:val="000000"/>
+                <w:rFonts w:ascii="Lato" w:cs="Lato" w:eastAsia="Lato" w:hAnsi="Lato"/>
+                <w:b w:val="false"/>
+                <w:bCs w:val="false"/>
+                <w:color w:val="1A214D"/>
                 <w:sz w:val="21"/>
                 <w:szCs w:val="21"/>
               </w:rPr>
@@ -2571,10 +2601,10 @@
             </w:pPr>
             <w:r>
               <w:rPr>
-                <w:rFonts w:ascii="Arial" w:cs="Arial" w:eastAsia="Arial" w:hAnsi="Arial"/>
-                <w:b w:val="false"/>
-                <w:bCs w:val="false"/>
-                <w:color w:val="000000"/>
+                <w:rFonts w:ascii="Lato" w:cs="Lato" w:eastAsia="Lato" w:hAnsi="Lato"/>
+                <w:b w:val="false"/>
+                <w:bCs w:val="false"/>
+                <w:color w:val="1A214D"/>
                 <w:sz w:val="21"/>
                 <w:szCs w:val="21"/>
               </w:rPr>
@@ -2600,10 +2630,10 @@
             </w:pPr>
             <w:r>
               <w:rPr>
-                <w:rFonts w:ascii="Arial" w:cs="Arial" w:eastAsia="Arial" w:hAnsi="Arial"/>
-                <w:b w:val="false"/>
-                <w:bCs w:val="false"/>
-                <w:color w:val="000000"/>
+                <w:rFonts w:ascii="Lato" w:cs="Lato" w:eastAsia="Lato" w:hAnsi="Lato"/>
+                <w:b w:val="false"/>
+                <w:bCs w:val="false"/>
+                <w:color w:val="1A214D"/>
                 <w:sz w:val="21"/>
                 <w:szCs w:val="21"/>
               </w:rPr>
@@ -2616,41 +2646,41 @@
     <w:p>
       <w:pPr>
         <w:pStyle w:val="Heading2"/>
-        <w:spacing w:after="120" w:before="240"/>
-      </w:pPr>
-      <w:r>
-        <w:rPr>
-          <w:rFonts w:ascii="Arial" w:cs="Arial" w:eastAsia="Arial" w:hAnsi="Arial"/>
+        <w:spacing w:after="120" w:before="260"/>
+      </w:pPr>
+      <w:r>
+        <w:rPr>
+          <w:rFonts w:ascii="Lato" w:cs="Lato" w:eastAsia="Lato" w:hAnsi="Lato"/>
           <w:b/>
           <w:bCs/>
-          <w:color w:val="000000"/>
+          <w:color w:val="1A214D"/>
+          <w:sz w:val="26"/>
+          <w:szCs w:val="26"/>
+        </w:rPr>
+        <w:t xml:space="preserve">3. Impact of saving the updated Employer Name</w:t>
+      </w:r>
+    </w:p>
+    <w:p>
+      <w:pPr>
+        <w:spacing w:after="120" w:before="40" w:line="264"/>
+      </w:pPr>
+      <w:r>
+        <w:rPr>
+          <w:rFonts w:ascii="Lato" w:cs="Lato" w:eastAsia="Lato" w:hAnsi="Lato"/>
+          <w:b w:val="false"/>
+          <w:bCs w:val="false"/>
+          <w:color w:val="1A214D"/>
           <w:sz w:val="22"/>
           <w:szCs w:val="22"/>
         </w:rPr>
-        <w:t xml:space="preserve">3. Impact of saving the updated Employer Name</w:t>
-      </w:r>
-    </w:p>
-    <w:p>
-      <w:pPr>
-        <w:spacing w:after="120" w:before="40" w:line="264"/>
-      </w:pPr>
-      <w:r>
-        <w:rPr>
-          <w:rFonts w:ascii="Arial" w:cs="Arial" w:eastAsia="Arial" w:hAnsi="Arial"/>
-          <w:b w:val="false"/>
-          <w:bCs w:val="false"/>
-          <w:color w:val="000000"/>
-          <w:sz w:val="22"/>
-          <w:szCs w:val="22"/>
-        </w:rPr>
         <w:t xml:space="preserve">When the user clicks Save, the existing Edit confirmation component is shown once for the whole pop-up — one generic message, not specific to any edited field (centered message, No / Yes, Save buttons): </w:t>
       </w:r>
       <w:r>
         <w:rPr>
-          <w:rFonts w:ascii="Arial" w:cs="Arial" w:eastAsia="Arial" w:hAnsi="Arial"/>
+          <w:rFonts w:ascii="Lato" w:cs="Lato" w:eastAsia="Lato" w:hAnsi="Lato"/>
           <w:i/>
           <w:iCs/>
-          <w:color w:val="000000"/>
+          <w:color w:val="1A214D"/>
           <w:sz w:val="22"/>
           <w:szCs w:val="22"/>
         </w:rPr>
@@ -2710,10 +2740,12 @@
       </w:pPr>
       <w:r>
         <w:rPr>
-          <w:rFonts w:ascii="Arial" w:cs="Arial" w:eastAsia="Arial" w:hAnsi="Arial"/>
-          <w:color w:val="000000"/>
-          <w:sz w:val="22"/>
-          <w:szCs w:val="22"/>
+          <w:rFonts w:ascii="Lato" w:cs="Lato" w:eastAsia="Lato" w:hAnsi="Lato"/>
+          <w:i/>
+          <w:iCs/>
+          <w:color w:val="666666"/>
+          <w:sz w:val="20"/>
+          <w:szCs w:val="20"/>
         </w:rPr>
         <w:t xml:space="preserve">SC4: Confirmation before the re-run</w:t>
       </w:r>
@@ -2724,10 +2756,10 @@
       </w:pPr>
       <w:r>
         <w:rPr>
-          <w:rFonts w:ascii="Arial" w:cs="Arial" w:eastAsia="Arial" w:hAnsi="Arial"/>
+          <w:rFonts w:ascii="Lato" w:cs="Lato" w:eastAsia="Lato" w:hAnsi="Lato"/>
           <w:b w:val="false"/>
           <w:bCs w:val="false"/>
-          <w:color w:val="000000"/>
+          <w:color w:val="1A214D"/>
           <w:sz w:val="22"/>
           <w:szCs w:val="22"/>
         </w:rPr>
@@ -2738,12 +2770,12 @@
       <w:tblPr>
         <w:tblW w:type="dxa" w:w="9026"/>
         <w:tblBorders>
-          <w:top w:val="single" w:color="A6A6A6" w:sz="4"/>
-          <w:left w:val="single" w:color="A6A6A6" w:sz="4"/>
-          <w:bottom w:val="single" w:color="A6A6A6" w:sz="4"/>
-          <w:right w:val="single" w:color="A6A6A6" w:sz="4"/>
-          <w:insideH w:val="single" w:color="A6A6A6" w:sz="4"/>
-          <w:insideV w:val="single" w:color="A6A6A6" w:sz="4"/>
+          <w:top w:val="single" w:color="D9D9D9" w:sz="4"/>
+          <w:left w:val="single" w:color="D9D9D9" w:sz="4"/>
+          <w:bottom w:val="single" w:color="D9D9D9" w:sz="4"/>
+          <w:right w:val="single" w:color="D9D9D9" w:sz="4"/>
+          <w:insideH w:val="single" w:color="D9D9D9" w:sz="4"/>
+          <w:insideV w:val="single" w:color="D9D9D9" w:sz="4"/>
         </w:tblBorders>
       </w:tblPr>
       <w:tblGrid>
@@ -2758,22 +2790,22 @@
         <w:tc>
           <w:tcPr>
             <w:tcW w:type="dxa" w:w="542"/>
-            <w:shd w:fill="156082" w:color="auto" w:val="clear"/>
-            <w:tcMar>
-              <w:top w:type="dxa" w:w="90"/>
-              <w:left w:type="dxa" w:w="110"/>
-              <w:bottom w:type="dxa" w:w="90"/>
-              <w:right w:type="dxa" w:w="110"/>
-            </w:tcMar>
-            <w:vAlign w:val="top"/>
-          </w:tcPr>
-          <w:p>
-            <w:pPr>
-              <w:spacing w:after="0" w:before="0" w:line="252"/>
-            </w:pPr>
-            <w:r>
-              <w:rPr>
-                <w:rFonts w:ascii="Arial" w:cs="Arial" w:eastAsia="Arial" w:hAnsi="Arial"/>
+            <w:shd w:fill="1A214D" w:color="auto" w:val="clear"/>
+            <w:tcMar>
+              <w:top w:type="dxa" w:w="90"/>
+              <w:left w:type="dxa" w:w="110"/>
+              <w:bottom w:type="dxa" w:w="90"/>
+              <w:right w:type="dxa" w:w="110"/>
+            </w:tcMar>
+            <w:vAlign w:val="top"/>
+          </w:tcPr>
+          <w:p>
+            <w:pPr>
+              <w:spacing w:after="0" w:before="0" w:line="252"/>
+            </w:pPr>
+            <w:r>
+              <w:rPr>
+                <w:rFonts w:ascii="Lato" w:cs="Lato" w:eastAsia="Lato" w:hAnsi="Lato"/>
                 <w:b/>
                 <w:bCs/>
                 <w:color w:val="FFFFFF"/>
@@ -2787,22 +2819,22 @@
         <w:tc>
           <w:tcPr>
             <w:tcW w:type="dxa" w:w="8484"/>
-            <w:shd w:fill="156082" w:color="auto" w:val="clear"/>
-            <w:tcMar>
-              <w:top w:type="dxa" w:w="90"/>
-              <w:left w:type="dxa" w:w="110"/>
-              <w:bottom w:type="dxa" w:w="90"/>
-              <w:right w:type="dxa" w:w="110"/>
-            </w:tcMar>
-            <w:vAlign w:val="top"/>
-          </w:tcPr>
-          <w:p>
-            <w:pPr>
-              <w:spacing w:after="0" w:before="0" w:line="252"/>
-            </w:pPr>
-            <w:r>
-              <w:rPr>
-                <w:rFonts w:ascii="Arial" w:cs="Arial" w:eastAsia="Arial" w:hAnsi="Arial"/>
+            <w:shd w:fill="1A214D" w:color="auto" w:val="clear"/>
+            <w:tcMar>
+              <w:top w:type="dxa" w:w="90"/>
+              <w:left w:type="dxa" w:w="110"/>
+              <w:bottom w:type="dxa" w:w="90"/>
+              <w:right w:type="dxa" w:w="110"/>
+            </w:tcMar>
+            <w:vAlign w:val="top"/>
+          </w:tcPr>
+          <w:p>
+            <w:pPr>
+              <w:spacing w:after="0" w:before="0" w:line="252"/>
+            </w:pPr>
+            <w:r>
+              <w:rPr>
+                <w:rFonts w:ascii="Lato" w:cs="Lato" w:eastAsia="Lato" w:hAnsi="Lato"/>
                 <w:b/>
                 <w:bCs/>
                 <w:color w:val="FFFFFF"/>
@@ -2836,10 +2868,10 @@
             </w:pPr>
             <w:r>
               <w:rPr>
-                <w:rFonts w:ascii="Arial" w:cs="Arial" w:eastAsia="Arial" w:hAnsi="Arial"/>
-                <w:b w:val="false"/>
-                <w:bCs w:val="false"/>
-                <w:color w:val="000000"/>
+                <w:rFonts w:ascii="Lato" w:cs="Lato" w:eastAsia="Lato" w:hAnsi="Lato"/>
+                <w:b w:val="false"/>
+                <w:bCs w:val="false"/>
+                <w:color w:val="1A214D"/>
                 <w:sz w:val="21"/>
                 <w:szCs w:val="21"/>
               </w:rPr>
@@ -2865,10 +2897,10 @@
             </w:pPr>
             <w:r>
               <w:rPr>
-                <w:rFonts w:ascii="Arial" w:cs="Arial" w:eastAsia="Arial" w:hAnsi="Arial"/>
-                <w:b w:val="false"/>
-                <w:bCs w:val="false"/>
-                <w:color w:val="000000"/>
+                <w:rFonts w:ascii="Lato" w:cs="Lato" w:eastAsia="Lato" w:hAnsi="Lato"/>
+                <w:b w:val="false"/>
+                <w:bCs w:val="false"/>
+                <w:color w:val="1A214D"/>
                 <w:sz w:val="21"/>
                 <w:szCs w:val="21"/>
               </w:rPr>
@@ -2884,25 +2916,25 @@
         <w:tc>
           <w:tcPr>
             <w:tcW w:type="dxa" w:w="542"/>
-            <w:shd w:fill="FFFFFF" w:color="auto" w:val="clear"/>
-            <w:tcMar>
-              <w:top w:type="dxa" w:w="90"/>
-              <w:left w:type="dxa" w:w="110"/>
-              <w:bottom w:type="dxa" w:w="90"/>
-              <w:right w:type="dxa" w:w="110"/>
-            </w:tcMar>
-            <w:vAlign w:val="top"/>
-          </w:tcPr>
-          <w:p>
-            <w:pPr>
-              <w:spacing w:after="0" w:before="0" w:line="252"/>
-            </w:pPr>
-            <w:r>
-              <w:rPr>
-                <w:rFonts w:ascii="Arial" w:cs="Arial" w:eastAsia="Arial" w:hAnsi="Arial"/>
-                <w:b w:val="false"/>
-                <w:bCs w:val="false"/>
-                <w:color w:val="000000"/>
+            <w:shd w:fill="EDF2FF" w:color="auto" w:val="clear"/>
+            <w:tcMar>
+              <w:top w:type="dxa" w:w="90"/>
+              <w:left w:type="dxa" w:w="110"/>
+              <w:bottom w:type="dxa" w:w="90"/>
+              <w:right w:type="dxa" w:w="110"/>
+            </w:tcMar>
+            <w:vAlign w:val="top"/>
+          </w:tcPr>
+          <w:p>
+            <w:pPr>
+              <w:spacing w:after="0" w:before="0" w:line="252"/>
+            </w:pPr>
+            <w:r>
+              <w:rPr>
+                <w:rFonts w:ascii="Lato" w:cs="Lato" w:eastAsia="Lato" w:hAnsi="Lato"/>
+                <w:b w:val="false"/>
+                <w:bCs w:val="false"/>
+                <w:color w:val="1A214D"/>
                 <w:sz w:val="21"/>
                 <w:szCs w:val="21"/>
               </w:rPr>
@@ -2913,25 +2945,25 @@
         <w:tc>
           <w:tcPr>
             <w:tcW w:type="dxa" w:w="8484"/>
-            <w:shd w:fill="FFFFFF" w:color="auto" w:val="clear"/>
-            <w:tcMar>
-              <w:top w:type="dxa" w:w="90"/>
-              <w:left w:type="dxa" w:w="110"/>
-              <w:bottom w:type="dxa" w:w="90"/>
-              <w:right w:type="dxa" w:w="110"/>
-            </w:tcMar>
-            <w:vAlign w:val="top"/>
-          </w:tcPr>
-          <w:p>
-            <w:pPr>
-              <w:spacing w:after="0" w:before="0" w:line="252"/>
-            </w:pPr>
-            <w:r>
-              <w:rPr>
-                <w:rFonts w:ascii="Arial" w:cs="Arial" w:eastAsia="Arial" w:hAnsi="Arial"/>
-                <w:b w:val="false"/>
-                <w:bCs w:val="false"/>
-                <w:color w:val="000000"/>
+            <w:shd w:fill="EDF2FF" w:color="auto" w:val="clear"/>
+            <w:tcMar>
+              <w:top w:type="dxa" w:w="90"/>
+              <w:left w:type="dxa" w:w="110"/>
+              <w:bottom w:type="dxa" w:w="90"/>
+              <w:right w:type="dxa" w:w="110"/>
+            </w:tcMar>
+            <w:vAlign w:val="top"/>
+          </w:tcPr>
+          <w:p>
+            <w:pPr>
+              <w:spacing w:after="0" w:before="0" w:line="252"/>
+            </w:pPr>
+            <w:r>
+              <w:rPr>
+                <w:rFonts w:ascii="Lato" w:cs="Lato" w:eastAsia="Lato" w:hAnsi="Lato"/>
+                <w:b w:val="false"/>
+                <w:bCs w:val="false"/>
+                <w:color w:val="1A214D"/>
                 <w:sz w:val="21"/>
                 <w:szCs w:val="21"/>
               </w:rPr>
@@ -2962,10 +2994,10 @@
             </w:pPr>
             <w:r>
               <w:rPr>
-                <w:rFonts w:ascii="Arial" w:cs="Arial" w:eastAsia="Arial" w:hAnsi="Arial"/>
-                <w:b w:val="false"/>
-                <w:bCs w:val="false"/>
-                <w:color w:val="000000"/>
+                <w:rFonts w:ascii="Lato" w:cs="Lato" w:eastAsia="Lato" w:hAnsi="Lato"/>
+                <w:b w:val="false"/>
+                <w:bCs w:val="false"/>
+                <w:color w:val="1A214D"/>
                 <w:sz w:val="21"/>
                 <w:szCs w:val="21"/>
               </w:rPr>
@@ -2991,10 +3023,10 @@
             </w:pPr>
             <w:r>
               <w:rPr>
-                <w:rFonts w:ascii="Arial" w:cs="Arial" w:eastAsia="Arial" w:hAnsi="Arial"/>
-                <w:b w:val="false"/>
-                <w:bCs w:val="false"/>
-                <w:color w:val="000000"/>
+                <w:rFonts w:ascii="Lato" w:cs="Lato" w:eastAsia="Lato" w:hAnsi="Lato"/>
+                <w:b w:val="false"/>
+                <w:bCs w:val="false"/>
+                <w:color w:val="1A214D"/>
                 <w:sz w:val="21"/>
                 <w:szCs w:val="21"/>
               </w:rPr>
@@ -3010,25 +3042,25 @@
         <w:tc>
           <w:tcPr>
             <w:tcW w:type="dxa" w:w="542"/>
-            <w:shd w:fill="FFFFFF" w:color="auto" w:val="clear"/>
-            <w:tcMar>
-              <w:top w:type="dxa" w:w="90"/>
-              <w:left w:type="dxa" w:w="110"/>
-              <w:bottom w:type="dxa" w:w="90"/>
-              <w:right w:type="dxa" w:w="110"/>
-            </w:tcMar>
-            <w:vAlign w:val="top"/>
-          </w:tcPr>
-          <w:p>
-            <w:pPr>
-              <w:spacing w:after="0" w:before="0" w:line="252"/>
-            </w:pPr>
-            <w:r>
-              <w:rPr>
-                <w:rFonts w:ascii="Arial" w:cs="Arial" w:eastAsia="Arial" w:hAnsi="Arial"/>
-                <w:b w:val="false"/>
-                <w:bCs w:val="false"/>
-                <w:color w:val="000000"/>
+            <w:shd w:fill="EDF2FF" w:color="auto" w:val="clear"/>
+            <w:tcMar>
+              <w:top w:type="dxa" w:w="90"/>
+              <w:left w:type="dxa" w:w="110"/>
+              <w:bottom w:type="dxa" w:w="90"/>
+              <w:right w:type="dxa" w:w="110"/>
+            </w:tcMar>
+            <w:vAlign w:val="top"/>
+          </w:tcPr>
+          <w:p>
+            <w:pPr>
+              <w:spacing w:after="0" w:before="0" w:line="252"/>
+            </w:pPr>
+            <w:r>
+              <w:rPr>
+                <w:rFonts w:ascii="Lato" w:cs="Lato" w:eastAsia="Lato" w:hAnsi="Lato"/>
+                <w:b w:val="false"/>
+                <w:bCs w:val="false"/>
+                <w:color w:val="1A214D"/>
                 <w:sz w:val="21"/>
                 <w:szCs w:val="21"/>
               </w:rPr>
@@ -3039,25 +3071,25 @@
         <w:tc>
           <w:tcPr>
             <w:tcW w:type="dxa" w:w="8484"/>
-            <w:shd w:fill="FFFFFF" w:color="auto" w:val="clear"/>
-            <w:tcMar>
-              <w:top w:type="dxa" w:w="90"/>
-              <w:left w:type="dxa" w:w="110"/>
-              <w:bottom w:type="dxa" w:w="90"/>
-              <w:right w:type="dxa" w:w="110"/>
-            </w:tcMar>
-            <w:vAlign w:val="top"/>
-          </w:tcPr>
-          <w:p>
-            <w:pPr>
-              <w:spacing w:after="0" w:before="0" w:line="252"/>
-            </w:pPr>
-            <w:r>
-              <w:rPr>
-                <w:rFonts w:ascii="Arial" w:cs="Arial" w:eastAsia="Arial" w:hAnsi="Arial"/>
-                <w:b w:val="false"/>
-                <w:bCs w:val="false"/>
-                <w:color w:val="000000"/>
+            <w:shd w:fill="EDF2FF" w:color="auto" w:val="clear"/>
+            <w:tcMar>
+              <w:top w:type="dxa" w:w="90"/>
+              <w:left w:type="dxa" w:w="110"/>
+              <w:bottom w:type="dxa" w:w="90"/>
+              <w:right w:type="dxa" w:w="110"/>
+            </w:tcMar>
+            <w:vAlign w:val="top"/>
+          </w:tcPr>
+          <w:p>
+            <w:pPr>
+              <w:spacing w:after="0" w:before="0" w:line="252"/>
+            </w:pPr>
+            <w:r>
+              <w:rPr>
+                <w:rFonts w:ascii="Lato" w:cs="Lato" w:eastAsia="Lato" w:hAnsi="Lato"/>
+                <w:b w:val="false"/>
+                <w:bCs w:val="false"/>
+                <w:color w:val="1A214D"/>
                 <w:sz w:val="21"/>
                 <w:szCs w:val="21"/>
               </w:rPr>
@@ -3088,10 +3120,10 @@
             </w:pPr>
             <w:r>
               <w:rPr>
-                <w:rFonts w:ascii="Arial" w:cs="Arial" w:eastAsia="Arial" w:hAnsi="Arial"/>
-                <w:b w:val="false"/>
-                <w:bCs w:val="false"/>
-                <w:color w:val="000000"/>
+                <w:rFonts w:ascii="Lato" w:cs="Lato" w:eastAsia="Lato" w:hAnsi="Lato"/>
+                <w:b w:val="false"/>
+                <w:bCs w:val="false"/>
+                <w:color w:val="1A214D"/>
                 <w:sz w:val="21"/>
                 <w:szCs w:val="21"/>
               </w:rPr>
@@ -3117,10 +3149,10 @@
             </w:pPr>
             <w:r>
               <w:rPr>
-                <w:rFonts w:ascii="Arial" w:cs="Arial" w:eastAsia="Arial" w:hAnsi="Arial"/>
-                <w:b w:val="false"/>
-                <w:bCs w:val="false"/>
-                <w:color w:val="000000"/>
+                <w:rFonts w:ascii="Lato" w:cs="Lato" w:eastAsia="Lato" w:hAnsi="Lato"/>
+                <w:b w:val="false"/>
+                <w:bCs w:val="false"/>
+                <w:color w:val="1A214D"/>
                 <w:sz w:val="21"/>
                 <w:szCs w:val="21"/>
               </w:rPr>
@@ -3136,25 +3168,25 @@
         <w:tc>
           <w:tcPr>
             <w:tcW w:type="dxa" w:w="542"/>
-            <w:shd w:fill="FFFFFF" w:color="auto" w:val="clear"/>
-            <w:tcMar>
-              <w:top w:type="dxa" w:w="90"/>
-              <w:left w:type="dxa" w:w="110"/>
-              <w:bottom w:type="dxa" w:w="90"/>
-              <w:right w:type="dxa" w:w="110"/>
-            </w:tcMar>
-            <w:vAlign w:val="top"/>
-          </w:tcPr>
-          <w:p>
-            <w:pPr>
-              <w:spacing w:after="0" w:before="0" w:line="252"/>
-            </w:pPr>
-            <w:r>
-              <w:rPr>
-                <w:rFonts w:ascii="Arial" w:cs="Arial" w:eastAsia="Arial" w:hAnsi="Arial"/>
-                <w:b w:val="false"/>
-                <w:bCs w:val="false"/>
-                <w:color w:val="000000"/>
+            <w:shd w:fill="EDF2FF" w:color="auto" w:val="clear"/>
+            <w:tcMar>
+              <w:top w:type="dxa" w:w="90"/>
+              <w:left w:type="dxa" w:w="110"/>
+              <w:bottom w:type="dxa" w:w="90"/>
+              <w:right w:type="dxa" w:w="110"/>
+            </w:tcMar>
+            <w:vAlign w:val="top"/>
+          </w:tcPr>
+          <w:p>
+            <w:pPr>
+              <w:spacing w:after="0" w:before="0" w:line="252"/>
+            </w:pPr>
+            <w:r>
+              <w:rPr>
+                <w:rFonts w:ascii="Lato" w:cs="Lato" w:eastAsia="Lato" w:hAnsi="Lato"/>
+                <w:b w:val="false"/>
+                <w:bCs w:val="false"/>
+                <w:color w:val="1A214D"/>
                 <w:sz w:val="21"/>
                 <w:szCs w:val="21"/>
               </w:rPr>
@@ -3165,25 +3197,25 @@
         <w:tc>
           <w:tcPr>
             <w:tcW w:type="dxa" w:w="8484"/>
-            <w:shd w:fill="FFFFFF" w:color="auto" w:val="clear"/>
-            <w:tcMar>
-              <w:top w:type="dxa" w:w="90"/>
-              <w:left w:type="dxa" w:w="110"/>
-              <w:bottom w:type="dxa" w:w="90"/>
-              <w:right w:type="dxa" w:w="110"/>
-            </w:tcMar>
-            <w:vAlign w:val="top"/>
-          </w:tcPr>
-          <w:p>
-            <w:pPr>
-              <w:spacing w:after="0" w:before="0" w:line="252"/>
-            </w:pPr>
-            <w:r>
-              <w:rPr>
-                <w:rFonts w:ascii="Arial" w:cs="Arial" w:eastAsia="Arial" w:hAnsi="Arial"/>
-                <w:b w:val="false"/>
-                <w:bCs w:val="false"/>
-                <w:color w:val="000000"/>
+            <w:shd w:fill="EDF2FF" w:color="auto" w:val="clear"/>
+            <w:tcMar>
+              <w:top w:type="dxa" w:w="90"/>
+              <w:left w:type="dxa" w:w="110"/>
+              <w:bottom w:type="dxa" w:w="90"/>
+              <w:right w:type="dxa" w:w="110"/>
+            </w:tcMar>
+            <w:vAlign w:val="top"/>
+          </w:tcPr>
+          <w:p>
+            <w:pPr>
+              <w:spacing w:after="0" w:before="0" w:line="252"/>
+            </w:pPr>
+            <w:r>
+              <w:rPr>
+                <w:rFonts w:ascii="Lato" w:cs="Lato" w:eastAsia="Lato" w:hAnsi="Lato"/>
+                <w:b w:val="false"/>
+                <w:bCs w:val="false"/>
+                <w:color w:val="1A214D"/>
                 <w:sz w:val="21"/>
                 <w:szCs w:val="21"/>
               </w:rPr>
@@ -3214,10 +3246,10 @@
             </w:pPr>
             <w:r>
               <w:rPr>
-                <w:rFonts w:ascii="Arial" w:cs="Arial" w:eastAsia="Arial" w:hAnsi="Arial"/>
-                <w:b w:val="false"/>
-                <w:bCs w:val="false"/>
-                <w:color w:val="000000"/>
+                <w:rFonts w:ascii="Lato" w:cs="Lato" w:eastAsia="Lato" w:hAnsi="Lato"/>
+                <w:b w:val="false"/>
+                <w:bCs w:val="false"/>
+                <w:color w:val="1A214D"/>
                 <w:sz w:val="21"/>
                 <w:szCs w:val="21"/>
               </w:rPr>
@@ -3243,10 +3275,10 @@
             </w:pPr>
             <w:r>
               <w:rPr>
-                <w:rFonts w:ascii="Arial" w:cs="Arial" w:eastAsia="Arial" w:hAnsi="Arial"/>
-                <w:b w:val="false"/>
-                <w:bCs w:val="false"/>
-                <w:color w:val="000000"/>
+                <w:rFonts w:ascii="Lato" w:cs="Lato" w:eastAsia="Lato" w:hAnsi="Lato"/>
+                <w:b w:val="false"/>
+                <w:bCs w:val="false"/>
+                <w:color w:val="1A214D"/>
                 <w:sz w:val="21"/>
                 <w:szCs w:val="21"/>
               </w:rPr>
@@ -3262,25 +3294,25 @@
         <w:tc>
           <w:tcPr>
             <w:tcW w:type="dxa" w:w="542"/>
-            <w:shd w:fill="FFFFFF" w:color="auto" w:val="clear"/>
-            <w:tcMar>
-              <w:top w:type="dxa" w:w="90"/>
-              <w:left w:type="dxa" w:w="110"/>
-              <w:bottom w:type="dxa" w:w="90"/>
-              <w:right w:type="dxa" w:w="110"/>
-            </w:tcMar>
-            <w:vAlign w:val="top"/>
-          </w:tcPr>
-          <w:p>
-            <w:pPr>
-              <w:spacing w:after="0" w:before="0" w:line="252"/>
-            </w:pPr>
-            <w:r>
-              <w:rPr>
-                <w:rFonts w:ascii="Arial" w:cs="Arial" w:eastAsia="Arial" w:hAnsi="Arial"/>
-                <w:b w:val="false"/>
-                <w:bCs w:val="false"/>
-                <w:color w:val="000000"/>
+            <w:shd w:fill="EDF2FF" w:color="auto" w:val="clear"/>
+            <w:tcMar>
+              <w:top w:type="dxa" w:w="90"/>
+              <w:left w:type="dxa" w:w="110"/>
+              <w:bottom w:type="dxa" w:w="90"/>
+              <w:right w:type="dxa" w:w="110"/>
+            </w:tcMar>
+            <w:vAlign w:val="top"/>
+          </w:tcPr>
+          <w:p>
+            <w:pPr>
+              <w:spacing w:after="0" w:before="0" w:line="252"/>
+            </w:pPr>
+            <w:r>
+              <w:rPr>
+                <w:rFonts w:ascii="Lato" w:cs="Lato" w:eastAsia="Lato" w:hAnsi="Lato"/>
+                <w:b w:val="false"/>
+                <w:bCs w:val="false"/>
+                <w:color w:val="1A214D"/>
                 <w:sz w:val="21"/>
                 <w:szCs w:val="21"/>
               </w:rPr>
@@ -3291,25 +3323,25 @@
         <w:tc>
           <w:tcPr>
             <w:tcW w:type="dxa" w:w="8484"/>
-            <w:shd w:fill="FFFFFF" w:color="auto" w:val="clear"/>
-            <w:tcMar>
-              <w:top w:type="dxa" w:w="90"/>
-              <w:left w:type="dxa" w:w="110"/>
-              <w:bottom w:type="dxa" w:w="90"/>
-              <w:right w:type="dxa" w:w="110"/>
-            </w:tcMar>
-            <w:vAlign w:val="top"/>
-          </w:tcPr>
-          <w:p>
-            <w:pPr>
-              <w:spacing w:after="0" w:before="0" w:line="252"/>
-            </w:pPr>
-            <w:r>
-              <w:rPr>
-                <w:rFonts w:ascii="Arial" w:cs="Arial" w:eastAsia="Arial" w:hAnsi="Arial"/>
-                <w:b w:val="false"/>
-                <w:bCs w:val="false"/>
-                <w:color w:val="000000"/>
+            <w:shd w:fill="EDF2FF" w:color="auto" w:val="clear"/>
+            <w:tcMar>
+              <w:top w:type="dxa" w:w="90"/>
+              <w:left w:type="dxa" w:w="110"/>
+              <w:bottom w:type="dxa" w:w="90"/>
+              <w:right w:type="dxa" w:w="110"/>
+            </w:tcMar>
+            <w:vAlign w:val="top"/>
+          </w:tcPr>
+          <w:p>
+            <w:pPr>
+              <w:spacing w:after="0" w:before="0" w:line="252"/>
+            </w:pPr>
+            <w:r>
+              <w:rPr>
+                <w:rFonts w:ascii="Lato" w:cs="Lato" w:eastAsia="Lato" w:hAnsi="Lato"/>
+                <w:b w:val="false"/>
+                <w:bCs w:val="false"/>
+                <w:color w:val="1A214D"/>
                 <w:sz w:val="21"/>
                 <w:szCs w:val="21"/>
               </w:rPr>
@@ -3335,10 +3367,10 @@
       </w:pPr>
       <w:r>
         <w:rPr>
-          <w:rFonts w:ascii="Arial" w:cs="Arial" w:eastAsia="Arial" w:hAnsi="Arial"/>
+          <w:rFonts w:ascii="Lato" w:cs="Lato" w:eastAsia="Lato" w:hAnsi="Lato"/>
           <w:b w:val="false"/>
           <w:bCs w:val="false"/>
-          <w:color w:val="000000"/>
+          <w:color w:val="1A214D"/>
           <w:sz w:val="22"/>
           <w:szCs w:val="22"/>
         </w:rPr>
@@ -3356,10 +3388,10 @@
       </w:pPr>
       <w:r>
         <w:rPr>
-          <w:rFonts w:ascii="Arial" w:cs="Arial" w:eastAsia="Arial" w:hAnsi="Arial"/>
+          <w:rFonts w:ascii="Lato" w:cs="Lato" w:eastAsia="Lato" w:hAnsi="Lato"/>
           <w:b w:val="false"/>
           <w:bCs w:val="false"/>
-          <w:color w:val="000000"/>
+          <w:color w:val="1A214D"/>
           <w:sz w:val="22"/>
           <w:szCs w:val="22"/>
         </w:rPr>
@@ -3369,118 +3401,118 @@
     <w:p>
       <w:pPr>
         <w:pStyle w:val="Heading2"/>
-        <w:spacing w:after="120" w:before="240"/>
-      </w:pPr>
-      <w:r>
-        <w:rPr>
-          <w:rFonts w:ascii="Arial" w:cs="Arial" w:eastAsia="Arial" w:hAnsi="Arial"/>
+        <w:spacing w:after="120" w:before="260"/>
+      </w:pPr>
+      <w:r>
+        <w:rPr>
+          <w:rFonts w:ascii="Lato" w:cs="Lato" w:eastAsia="Lato" w:hAnsi="Lato"/>
           <w:b/>
           <w:bCs/>
-          <w:color w:val="000000"/>
+          <w:color w:val="1A214D"/>
+          <w:sz w:val="26"/>
+          <w:szCs w:val="26"/>
+        </w:rPr>
+        <w:t xml:space="preserve">4. Display after the update</w:t>
+      </w:r>
+    </w:p>
+    <w:p>
+      <w:pPr>
+        <w:spacing w:after="120" w:before="40" w:line="264"/>
+      </w:pPr>
+      <w:r>
+        <w:rPr>
+          <w:rFonts w:ascii="Lato" w:cs="Lato" w:eastAsia="Lato" w:hAnsi="Lato"/>
+          <w:b w:val="false"/>
+          <w:bCs w:val="false"/>
+          <w:color w:val="1A214D"/>
           <w:sz w:val="22"/>
           <w:szCs w:val="22"/>
         </w:rPr>
-        <w:t xml:space="preserve">4. Display after the update</w:t>
-      </w:r>
-    </w:p>
-    <w:p>
-      <w:pPr>
-        <w:spacing w:after="120" w:before="40" w:line="264"/>
-      </w:pPr>
-      <w:r>
-        <w:rPr>
-          <w:rFonts w:ascii="Arial" w:cs="Arial" w:eastAsia="Arial" w:hAnsi="Arial"/>
+        <w:t xml:space="preserve">The fields below sit in the expanded </w:t>
+      </w:r>
+      <w:r>
+        <w:rPr>
+          <w:rFonts w:ascii="Lato" w:cs="Lato" w:eastAsia="Lato" w:hAnsi="Lato"/>
+          <w:b/>
+          <w:bCs/>
+          <w:color w:val="1A214D"/>
+          <w:sz w:val="22"/>
+          <w:szCs w:val="22"/>
+        </w:rPr>
+        <w:t xml:space="preserve">Application Details</w:t>
+      </w:r>
+      <w:r>
+        <w:rPr>
+          <w:rFonts w:ascii="Lato" w:cs="Lato" w:eastAsia="Lato" w:hAnsi="Lato"/>
           <w:b w:val="false"/>
           <w:bCs w:val="false"/>
-          <w:color w:val="000000"/>
+          <w:color w:val="1A214D"/>
           <w:sz w:val="22"/>
           <w:szCs w:val="22"/>
         </w:rPr>
-        <w:t xml:space="preserve">The fields below sit in the expanded </w:t>
-      </w:r>
-      <w:r>
-        <w:rPr>
-          <w:rFonts w:ascii="Arial" w:cs="Arial" w:eastAsia="Arial" w:hAnsi="Arial"/>
+        <w:t xml:space="preserve"> section › </w:t>
+      </w:r>
+      <w:r>
+        <w:rPr>
+          <w:rFonts w:ascii="Lato" w:cs="Lato" w:eastAsia="Lato" w:hAnsi="Lato"/>
           <w:b/>
           <w:bCs/>
-          <w:color w:val="000000"/>
+          <w:color w:val="1A214D"/>
           <w:sz w:val="22"/>
           <w:szCs w:val="22"/>
         </w:rPr>
-        <w:t xml:space="preserve">Application Details</w:t>
-      </w:r>
-      <w:r>
-        <w:rPr>
-          <w:rFonts w:ascii="Arial" w:cs="Arial" w:eastAsia="Arial" w:hAnsi="Arial"/>
+        <w:t xml:space="preserve">Employment Information</w:t>
+      </w:r>
+      <w:r>
+        <w:rPr>
+          <w:rFonts w:ascii="Lato" w:cs="Lato" w:eastAsia="Lato" w:hAnsi="Lato"/>
           <w:b w:val="false"/>
           <w:bCs w:val="false"/>
-          <w:color w:val="000000"/>
+          <w:color w:val="1A214D"/>
           <w:sz w:val="22"/>
           <w:szCs w:val="22"/>
         </w:rPr>
-        <w:t xml:space="preserve"> section › </w:t>
-      </w:r>
-      <w:r>
-        <w:rPr>
-          <w:rFonts w:ascii="Arial" w:cs="Arial" w:eastAsia="Arial" w:hAnsi="Arial"/>
+        <w:t xml:space="preserve"> sub-block of the application view. </w:t>
+      </w:r>
+      <w:r>
+        <w:rPr>
+          <w:rFonts w:ascii="Lato" w:cs="Lato" w:eastAsia="Lato" w:hAnsi="Lato"/>
           <w:b/>
           <w:bCs/>
-          <w:color w:val="000000"/>
+          <w:color w:val="1A214D"/>
           <w:sz w:val="22"/>
           <w:szCs w:val="22"/>
         </w:rPr>
-        <w:t xml:space="preserve">Employment Information</w:t>
-      </w:r>
-      <w:r>
-        <w:rPr>
-          <w:rFonts w:ascii="Arial" w:cs="Arial" w:eastAsia="Arial" w:hAnsi="Arial"/>
+        <w:t xml:space="preserve">Application Details displays details only — no trail block</w:t>
+      </w:r>
+      <w:r>
+        <w:rPr>
+          <w:rFonts w:ascii="Lato" w:cs="Lato" w:eastAsia="Lato" w:hAnsi="Lato"/>
           <w:b w:val="false"/>
           <w:bCs w:val="false"/>
-          <w:color w:val="000000"/>
+          <w:color w:val="1A214D"/>
           <w:sz w:val="22"/>
           <w:szCs w:val="22"/>
         </w:rPr>
-        <w:t xml:space="preserve"> sub-block of the application view. </w:t>
-      </w:r>
-      <w:r>
-        <w:rPr>
-          <w:rFonts w:ascii="Arial" w:cs="Arial" w:eastAsia="Arial" w:hAnsi="Arial"/>
+        <w:t xml:space="preserve">; the old → new trail lives in the Application Enquiry application history (section 3, step 6). The same section is shown, reading the finalized value, in every view that renders it: </w:t>
+      </w:r>
+      <w:r>
+        <w:rPr>
+          <w:rFonts w:ascii="Lato" w:cs="Lato" w:eastAsia="Lato" w:hAnsi="Lato"/>
           <w:b/>
           <w:bCs/>
-          <w:color w:val="000000"/>
+          <w:color w:val="1A214D"/>
           <w:sz w:val="22"/>
           <w:szCs w:val="22"/>
         </w:rPr>
-        <w:t xml:space="preserve">Application Details displays details only — no trail block</w:t>
-      </w:r>
-      <w:r>
-        <w:rPr>
-          <w:rFonts w:ascii="Arial" w:cs="Arial" w:eastAsia="Arial" w:hAnsi="Arial"/>
+        <w:t xml:space="preserve">Credit Queue L1–L3, Risk Queue, Sale Queue, Compliance Queue, Termination Queue, Disbursement Maker / Checker and Application Enquiry</w:t>
+      </w:r>
+      <w:r>
+        <w:rPr>
+          <w:rFonts w:ascii="Lato" w:cs="Lato" w:eastAsia="Lato" w:hAnsi="Lato"/>
           <w:b w:val="false"/>
           <w:bCs w:val="false"/>
-          <w:color w:val="000000"/>
-          <w:sz w:val="22"/>
-          <w:szCs w:val="22"/>
-        </w:rPr>
-        <w:t xml:space="preserve">; the old → new trail lives in the Application Enquiry application history (section 3, step 6). The same section is shown, reading the finalized value, in every view that renders it: </w:t>
-      </w:r>
-      <w:r>
-        <w:rPr>
-          <w:rFonts w:ascii="Arial" w:cs="Arial" w:eastAsia="Arial" w:hAnsi="Arial"/>
-          <w:b/>
-          <w:bCs/>
-          <w:color w:val="000000"/>
-          <w:sz w:val="22"/>
-          <w:szCs w:val="22"/>
-        </w:rPr>
-        <w:t xml:space="preserve">Credit Queue L1–L3, Risk Queue, Sale Queue, Compliance Queue, Termination Queue, Disbursement Maker / Checker and Application Enquiry</w:t>
-      </w:r>
-      <w:r>
-        <w:rPr>
-          <w:rFonts w:ascii="Arial" w:cs="Arial" w:eastAsia="Arial" w:hAnsi="Arial"/>
-          <w:b w:val="false"/>
-          <w:bCs w:val="false"/>
-          <w:color w:val="000000"/>
+          <w:color w:val="1A214D"/>
           <w:sz w:val="22"/>
           <w:szCs w:val="22"/>
         </w:rPr>
@@ -3540,10 +3572,12 @@
       </w:pPr>
       <w:r>
         <w:rPr>
-          <w:rFonts w:ascii="Arial" w:cs="Arial" w:eastAsia="Arial" w:hAnsi="Arial"/>
-          <w:color w:val="000000"/>
-          <w:sz w:val="22"/>
-          <w:szCs w:val="22"/>
+          <w:rFonts w:ascii="Lato" w:cs="Lato" w:eastAsia="Lato" w:hAnsi="Lato"/>
+          <w:i/>
+          <w:iCs/>
+          <w:color w:val="666666"/>
+          <w:sz w:val="20"/>
+          <w:szCs w:val="20"/>
         </w:rPr>
         <w:t xml:space="preserve">SC5: Application Details — Employment Information after the update</w:t>
       </w:r>
@@ -3552,12 +3586,12 @@
       <w:tblPr>
         <w:tblW w:type="dxa" w:w="9026"/>
         <w:tblBorders>
-          <w:top w:val="single" w:color="A6A6A6" w:sz="4"/>
-          <w:left w:val="single" w:color="A6A6A6" w:sz="4"/>
-          <w:bottom w:val="single" w:color="A6A6A6" w:sz="4"/>
-          <w:right w:val="single" w:color="A6A6A6" w:sz="4"/>
-          <w:insideH w:val="single" w:color="A6A6A6" w:sz="4"/>
-          <w:insideV w:val="single" w:color="A6A6A6" w:sz="4"/>
+          <w:top w:val="single" w:color="D9D9D9" w:sz="4"/>
+          <w:left w:val="single" w:color="D9D9D9" w:sz="4"/>
+          <w:bottom w:val="single" w:color="D9D9D9" w:sz="4"/>
+          <w:right w:val="single" w:color="D9D9D9" w:sz="4"/>
+          <w:insideH w:val="single" w:color="D9D9D9" w:sz="4"/>
+          <w:insideV w:val="single" w:color="D9D9D9" w:sz="4"/>
         </w:tblBorders>
       </w:tblPr>
       <w:tblGrid>
@@ -3572,22 +3606,22 @@
         <w:tc>
           <w:tcPr>
             <w:tcW w:type="dxa" w:w="3069"/>
-            <w:shd w:fill="156082" w:color="auto" w:val="clear"/>
-            <w:tcMar>
-              <w:top w:type="dxa" w:w="90"/>
-              <w:left w:type="dxa" w:w="110"/>
-              <w:bottom w:type="dxa" w:w="90"/>
-              <w:right w:type="dxa" w:w="110"/>
-            </w:tcMar>
-            <w:vAlign w:val="top"/>
-          </w:tcPr>
-          <w:p>
-            <w:pPr>
-              <w:spacing w:after="0" w:before="0" w:line="252"/>
-            </w:pPr>
-            <w:r>
-              <w:rPr>
-                <w:rFonts w:ascii="Arial" w:cs="Arial" w:eastAsia="Arial" w:hAnsi="Arial"/>
+            <w:shd w:fill="1A214D" w:color="auto" w:val="clear"/>
+            <w:tcMar>
+              <w:top w:type="dxa" w:w="90"/>
+              <w:left w:type="dxa" w:w="110"/>
+              <w:bottom w:type="dxa" w:w="90"/>
+              <w:right w:type="dxa" w:w="110"/>
+            </w:tcMar>
+            <w:vAlign w:val="top"/>
+          </w:tcPr>
+          <w:p>
+            <w:pPr>
+              <w:spacing w:after="0" w:before="0" w:line="252"/>
+            </w:pPr>
+            <w:r>
+              <w:rPr>
+                <w:rFonts w:ascii="Lato" w:cs="Lato" w:eastAsia="Lato" w:hAnsi="Lato"/>
                 <w:b/>
                 <w:bCs/>
                 <w:color w:val="FFFFFF"/>
@@ -3601,22 +3635,22 @@
         <w:tc>
           <w:tcPr>
             <w:tcW w:type="dxa" w:w="5957"/>
-            <w:shd w:fill="156082" w:color="auto" w:val="clear"/>
-            <w:tcMar>
-              <w:top w:type="dxa" w:w="90"/>
-              <w:left w:type="dxa" w:w="110"/>
-              <w:bottom w:type="dxa" w:w="90"/>
-              <w:right w:type="dxa" w:w="110"/>
-            </w:tcMar>
-            <w:vAlign w:val="top"/>
-          </w:tcPr>
-          <w:p>
-            <w:pPr>
-              <w:spacing w:after="0" w:before="0" w:line="252"/>
-            </w:pPr>
-            <w:r>
-              <w:rPr>
-                <w:rFonts w:ascii="Arial" w:cs="Arial" w:eastAsia="Arial" w:hAnsi="Arial"/>
+            <w:shd w:fill="1A214D" w:color="auto" w:val="clear"/>
+            <w:tcMar>
+              <w:top w:type="dxa" w:w="90"/>
+              <w:left w:type="dxa" w:w="110"/>
+              <w:bottom w:type="dxa" w:w="90"/>
+              <w:right w:type="dxa" w:w="110"/>
+            </w:tcMar>
+            <w:vAlign w:val="top"/>
+          </w:tcPr>
+          <w:p>
+            <w:pPr>
+              <w:spacing w:after="0" w:before="0" w:line="252"/>
+            </w:pPr>
+            <w:r>
+              <w:rPr>
+                <w:rFonts w:ascii="Lato" w:cs="Lato" w:eastAsia="Lato" w:hAnsi="Lato"/>
                 <w:b/>
                 <w:bCs/>
                 <w:color w:val="FFFFFF"/>
@@ -3650,10 +3684,10 @@
             </w:pPr>
             <w:r>
               <w:rPr>
-                <w:rFonts w:ascii="Arial" w:cs="Arial" w:eastAsia="Arial" w:hAnsi="Arial"/>
-                <w:b w:val="false"/>
-                <w:bCs w:val="false"/>
-                <w:color w:val="000000"/>
+                <w:rFonts w:ascii="Lato" w:cs="Lato" w:eastAsia="Lato" w:hAnsi="Lato"/>
+                <w:b w:val="false"/>
+                <w:bCs w:val="false"/>
+                <w:color w:val="1A214D"/>
                 <w:sz w:val="21"/>
                 <w:szCs w:val="21"/>
               </w:rPr>
@@ -3679,10 +3713,10 @@
             </w:pPr>
             <w:r>
               <w:rPr>
-                <w:rFonts w:ascii="Arial" w:cs="Arial" w:eastAsia="Arial" w:hAnsi="Arial"/>
-                <w:b w:val="false"/>
-                <w:bCs w:val="false"/>
-                <w:color w:val="000000"/>
+                <w:rFonts w:ascii="Lato" w:cs="Lato" w:eastAsia="Lato" w:hAnsi="Lato"/>
+                <w:b w:val="false"/>
+                <w:bCs w:val="false"/>
+                <w:color w:val="1A214D"/>
                 <w:sz w:val="21"/>
                 <w:szCs w:val="21"/>
               </w:rPr>
@@ -3698,25 +3732,25 @@
         <w:tc>
           <w:tcPr>
             <w:tcW w:type="dxa" w:w="3069"/>
-            <w:shd w:fill="FFFFFF" w:color="auto" w:val="clear"/>
-            <w:tcMar>
-              <w:top w:type="dxa" w:w="90"/>
-              <w:left w:type="dxa" w:w="110"/>
-              <w:bottom w:type="dxa" w:w="90"/>
-              <w:right w:type="dxa" w:w="110"/>
-            </w:tcMar>
-            <w:vAlign w:val="top"/>
-          </w:tcPr>
-          <w:p>
-            <w:pPr>
-              <w:spacing w:after="0" w:before="0" w:line="252"/>
-            </w:pPr>
-            <w:r>
-              <w:rPr>
-                <w:rFonts w:ascii="Arial" w:cs="Arial" w:eastAsia="Arial" w:hAnsi="Arial"/>
-                <w:b w:val="false"/>
-                <w:bCs w:val="false"/>
-                <w:color w:val="000000"/>
+            <w:shd w:fill="EDF2FF" w:color="auto" w:val="clear"/>
+            <w:tcMar>
+              <w:top w:type="dxa" w:w="90"/>
+              <w:left w:type="dxa" w:w="110"/>
+              <w:bottom w:type="dxa" w:w="90"/>
+              <w:right w:type="dxa" w:w="110"/>
+            </w:tcMar>
+            <w:vAlign w:val="top"/>
+          </w:tcPr>
+          <w:p>
+            <w:pPr>
+              <w:spacing w:after="0" w:before="0" w:line="252"/>
+            </w:pPr>
+            <w:r>
+              <w:rPr>
+                <w:rFonts w:ascii="Lato" w:cs="Lato" w:eastAsia="Lato" w:hAnsi="Lato"/>
+                <w:b w:val="false"/>
+                <w:bCs w:val="false"/>
+                <w:color w:val="1A214D"/>
                 <w:sz w:val="21"/>
                 <w:szCs w:val="21"/>
               </w:rPr>
@@ -3727,29 +3761,29 @@
         <w:tc>
           <w:tcPr>
             <w:tcW w:type="dxa" w:w="5957"/>
-            <w:shd w:fill="FFFFFF" w:color="auto" w:val="clear"/>
-            <w:tcMar>
-              <w:top w:type="dxa" w:w="90"/>
-              <w:left w:type="dxa" w:w="110"/>
-              <w:bottom w:type="dxa" w:w="90"/>
-              <w:right w:type="dxa" w:w="110"/>
-            </w:tcMar>
-            <w:vAlign w:val="top"/>
-          </w:tcPr>
-          <w:p>
-            <w:pPr>
-              <w:spacing w:after="0" w:before="0" w:line="252"/>
-            </w:pPr>
-            <w:r>
-              <w:rPr>
-                <w:rFonts w:ascii="Arial" w:cs="Arial" w:eastAsia="Arial" w:hAnsi="Arial"/>
-                <w:b w:val="false"/>
-                <w:bCs w:val="false"/>
-                <w:color w:val="000000"/>
-                <w:sz w:val="21"/>
-                <w:szCs w:val="21"/>
-              </w:rPr>
-              <w:t xml:space="preserve">EFR (Sponsor Name) | Customer Journey | Credit Department (after an edit). AECB is not a source of the finalized Employer Name — the AECB employment-history name is used only for the cross-match inside the Length of Service logic (verified).</w:t>
+            <w:shd w:fill="EDF2FF" w:color="auto" w:val="clear"/>
+            <w:tcMar>
+              <w:top w:type="dxa" w:w="90"/>
+              <w:left w:type="dxa" w:w="110"/>
+              <w:bottom w:type="dxa" w:w="90"/>
+              <w:right w:type="dxa" w:w="110"/>
+            </w:tcMar>
+            <w:vAlign w:val="top"/>
+          </w:tcPr>
+          <w:p>
+            <w:pPr>
+              <w:spacing w:after="0" w:before="0" w:line="252"/>
+            </w:pPr>
+            <w:r>
+              <w:rPr>
+                <w:rFonts w:ascii="Lato" w:cs="Lato" w:eastAsia="Lato" w:hAnsi="Lato"/>
+                <w:b w:val="false"/>
+                <w:bCs w:val="false"/>
+                <w:color w:val="1A214D"/>
+                <w:sz w:val="21"/>
+                <w:szCs w:val="21"/>
+              </w:rPr>
+              <w:t xml:space="preserve">EFR (Sponsor Name) | Customer Journey | Credit Department (after an edit).</w:t>
             </w:r>
           </w:p>
         </w:tc>
@@ -3776,10 +3810,10 @@
             </w:pPr>
             <w:r>
               <w:rPr>
-                <w:rFonts w:ascii="Arial" w:cs="Arial" w:eastAsia="Arial" w:hAnsi="Arial"/>
-                <w:b w:val="false"/>
-                <w:bCs w:val="false"/>
-                <w:color w:val="000000"/>
+                <w:rFonts w:ascii="Lato" w:cs="Lato" w:eastAsia="Lato" w:hAnsi="Lato"/>
+                <w:b w:val="false"/>
+                <w:bCs w:val="false"/>
+                <w:color w:val="1A214D"/>
                 <w:sz w:val="21"/>
                 <w:szCs w:val="21"/>
               </w:rPr>
@@ -3805,10 +3839,10 @@
             </w:pPr>
             <w:r>
               <w:rPr>
-                <w:rFonts w:ascii="Arial" w:cs="Arial" w:eastAsia="Arial" w:hAnsi="Arial"/>
-                <w:b w:val="false"/>
-                <w:bCs w:val="false"/>
-                <w:color w:val="000000"/>
+                <w:rFonts w:ascii="Lato" w:cs="Lato" w:eastAsia="Lato" w:hAnsi="Lato"/>
+                <w:b w:val="false"/>
+                <w:bCs w:val="false"/>
+                <w:color w:val="1A214D"/>
                 <w:sz w:val="21"/>
                 <w:szCs w:val="21"/>
               </w:rPr>
@@ -3834,10 +3868,10 @@
       </w:pPr>
       <w:r>
         <w:rPr>
-          <w:rFonts w:ascii="Arial" w:cs="Arial" w:eastAsia="Arial" w:hAnsi="Arial"/>
+          <w:rFonts w:ascii="Lato" w:cs="Lato" w:eastAsia="Lato" w:hAnsi="Lato"/>
           <w:b w:val="false"/>
           <w:bCs w:val="false"/>
-          <w:color w:val="000000"/>
+          <w:color w:val="1A214D"/>
           <w:sz w:val="22"/>
           <w:szCs w:val="22"/>
         </w:rPr>
@@ -3855,10 +3889,10 @@
       </w:pPr>
       <w:r>
         <w:rPr>
-          <w:rFonts w:ascii="Arial" w:cs="Arial" w:eastAsia="Arial" w:hAnsi="Arial"/>
+          <w:rFonts w:ascii="Lato" w:cs="Lato" w:eastAsia="Lato" w:hAnsi="Lato"/>
           <w:b/>
           <w:bCs/>
-          <w:color w:val="000000"/>
+          <w:color w:val="1A214D"/>
           <w:sz w:val="22"/>
           <w:szCs w:val="22"/>
         </w:rPr>
@@ -3866,10 +3900,10 @@
       </w:r>
       <w:r>
         <w:rPr>
-          <w:rFonts w:ascii="Arial" w:cs="Arial" w:eastAsia="Arial" w:hAnsi="Arial"/>
+          <w:rFonts w:ascii="Lato" w:cs="Lato" w:eastAsia="Lato" w:hAnsi="Lato"/>
           <w:b w:val="false"/>
           <w:bCs w:val="false"/>
-          <w:color w:val="000000"/>
+          <w:color w:val="1A214D"/>
           <w:sz w:val="22"/>
           <w:szCs w:val="22"/>
         </w:rPr>
@@ -3929,10 +3963,12 @@
       </w:pPr>
       <w:r>
         <w:rPr>
-          <w:rFonts w:ascii="Arial" w:cs="Arial" w:eastAsia="Arial" w:hAnsi="Arial"/>
-          <w:color w:val="000000"/>
-          <w:sz w:val="22"/>
-          <w:szCs w:val="22"/>
+          <w:rFonts w:ascii="Lato" w:cs="Lato" w:eastAsia="Lato" w:hAnsi="Lato"/>
+          <w:i/>
+          <w:iCs/>
+          <w:color w:val="666666"/>
+          <w:sz w:val="20"/>
+          <w:szCs w:val="20"/>
         </w:rPr>
         <w:t xml:space="preserve">SC6: Application Enquiry — application history with the Edit Information step</w:t>
       </w:r>
@@ -3940,16 +3976,16 @@
     <w:p>
       <w:pPr>
         <w:pStyle w:val="Heading2"/>
-        <w:spacing w:after="120" w:before="240"/>
-      </w:pPr>
-      <w:r>
-        <w:rPr>
-          <w:rFonts w:ascii="Arial" w:cs="Arial" w:eastAsia="Arial" w:hAnsi="Arial"/>
+        <w:spacing w:after="120" w:before="260"/>
+      </w:pPr>
+      <w:r>
+        <w:rPr>
+          <w:rFonts w:ascii="Lato" w:cs="Lato" w:eastAsia="Lato" w:hAnsi="Lato"/>
           <w:b/>
           <w:bCs/>
-          <w:color w:val="000000"/>
-          <w:sz w:val="22"/>
-          <w:szCs w:val="22"/>
+          <w:color w:val="1A214D"/>
+          <w:sz w:val="26"/>
+          <w:szCs w:val="26"/>
         </w:rPr>
         <w:t xml:space="preserve">5. Downstream consumers of the corrected Employer Name</w:t>
       </w:r>
@@ -3960,10 +3996,10 @@
       </w:pPr>
       <w:r>
         <w:rPr>
-          <w:rFonts w:ascii="Arial" w:cs="Arial" w:eastAsia="Arial" w:hAnsi="Arial"/>
+          <w:rFonts w:ascii="Lato" w:cs="Lato" w:eastAsia="Lato" w:hAnsi="Lato"/>
           <w:b w:val="false"/>
           <w:bCs w:val="false"/>
-          <w:color w:val="000000"/>
+          <w:color w:val="1A214D"/>
           <w:sz w:val="22"/>
           <w:szCs w:val="22"/>
         </w:rPr>
@@ -3974,12 +4010,12 @@
       <w:tblPr>
         <w:tblW w:type="dxa" w:w="9026"/>
         <w:tblBorders>
-          <w:top w:val="single" w:color="A6A6A6" w:sz="4"/>
-          <w:left w:val="single" w:color="A6A6A6" w:sz="4"/>
-          <w:bottom w:val="single" w:color="A6A6A6" w:sz="4"/>
-          <w:right w:val="single" w:color="A6A6A6" w:sz="4"/>
-          <w:insideH w:val="single" w:color="A6A6A6" w:sz="4"/>
-          <w:insideV w:val="single" w:color="A6A6A6" w:sz="4"/>
+          <w:top w:val="single" w:color="D9D9D9" w:sz="4"/>
+          <w:left w:val="single" w:color="D9D9D9" w:sz="4"/>
+          <w:bottom w:val="single" w:color="D9D9D9" w:sz="4"/>
+          <w:right w:val="single" w:color="D9D9D9" w:sz="4"/>
+          <w:insideH w:val="single" w:color="D9D9D9" w:sz="4"/>
+          <w:insideV w:val="single" w:color="D9D9D9" w:sz="4"/>
         </w:tblBorders>
       </w:tblPr>
       <w:tblGrid>
@@ -3994,22 +4030,22 @@
         <w:tc>
           <w:tcPr>
             <w:tcW w:type="dxa" w:w="2888"/>
-            <w:shd w:fill="156082" w:color="auto" w:val="clear"/>
-            <w:tcMar>
-              <w:top w:type="dxa" w:w="90"/>
-              <w:left w:type="dxa" w:w="110"/>
-              <w:bottom w:type="dxa" w:w="90"/>
-              <w:right w:type="dxa" w:w="110"/>
-            </w:tcMar>
-            <w:vAlign w:val="top"/>
-          </w:tcPr>
-          <w:p>
-            <w:pPr>
-              <w:spacing w:after="0" w:before="0" w:line="252"/>
-            </w:pPr>
-            <w:r>
-              <w:rPr>
-                <w:rFonts w:ascii="Arial" w:cs="Arial" w:eastAsia="Arial" w:hAnsi="Arial"/>
+            <w:shd w:fill="1A214D" w:color="auto" w:val="clear"/>
+            <w:tcMar>
+              <w:top w:type="dxa" w:w="90"/>
+              <w:left w:type="dxa" w:w="110"/>
+              <w:bottom w:type="dxa" w:w="90"/>
+              <w:right w:type="dxa" w:w="110"/>
+            </w:tcMar>
+            <w:vAlign w:val="top"/>
+          </w:tcPr>
+          <w:p>
+            <w:pPr>
+              <w:spacing w:after="0" w:before="0" w:line="252"/>
+            </w:pPr>
+            <w:r>
+              <w:rPr>
+                <w:rFonts w:ascii="Lato" w:cs="Lato" w:eastAsia="Lato" w:hAnsi="Lato"/>
                 <w:b/>
                 <w:bCs/>
                 <w:color w:val="FFFFFF"/>
@@ -4023,22 +4059,22 @@
         <w:tc>
           <w:tcPr>
             <w:tcW w:type="dxa" w:w="6138"/>
-            <w:shd w:fill="156082" w:color="auto" w:val="clear"/>
-            <w:tcMar>
-              <w:top w:type="dxa" w:w="90"/>
-              <w:left w:type="dxa" w:w="110"/>
-              <w:bottom w:type="dxa" w:w="90"/>
-              <w:right w:type="dxa" w:w="110"/>
-            </w:tcMar>
-            <w:vAlign w:val="top"/>
-          </w:tcPr>
-          <w:p>
-            <w:pPr>
-              <w:spacing w:after="0" w:before="0" w:line="252"/>
-            </w:pPr>
-            <w:r>
-              <w:rPr>
-                <w:rFonts w:ascii="Arial" w:cs="Arial" w:eastAsia="Arial" w:hAnsi="Arial"/>
+            <w:shd w:fill="1A214D" w:color="auto" w:val="clear"/>
+            <w:tcMar>
+              <w:top w:type="dxa" w:w="90"/>
+              <w:left w:type="dxa" w:w="110"/>
+              <w:bottom w:type="dxa" w:w="90"/>
+              <w:right w:type="dxa" w:w="110"/>
+            </w:tcMar>
+            <w:vAlign w:val="top"/>
+          </w:tcPr>
+          <w:p>
+            <w:pPr>
+              <w:spacing w:after="0" w:before="0" w:line="252"/>
+            </w:pPr>
+            <w:r>
+              <w:rPr>
+                <w:rFonts w:ascii="Lato" w:cs="Lato" w:eastAsia="Lato" w:hAnsi="Lato"/>
                 <w:b/>
                 <w:bCs/>
                 <w:color w:val="FFFFFF"/>
@@ -4072,10 +4108,10 @@
             </w:pPr>
             <w:r>
               <w:rPr>
-                <w:rFonts w:ascii="Arial" w:cs="Arial" w:eastAsia="Arial" w:hAnsi="Arial"/>
-                <w:b w:val="false"/>
-                <w:bCs w:val="false"/>
-                <w:color w:val="000000"/>
+                <w:rFonts w:ascii="Lato" w:cs="Lato" w:eastAsia="Lato" w:hAnsi="Lato"/>
+                <w:b w:val="false"/>
+                <w:bCs w:val="false"/>
+                <w:color w:val="1A214D"/>
                 <w:sz w:val="21"/>
                 <w:szCs w:val="21"/>
               </w:rPr>
@@ -4101,10 +4137,10 @@
             </w:pPr>
             <w:r>
               <w:rPr>
-                <w:rFonts w:ascii="Arial" w:cs="Arial" w:eastAsia="Arial" w:hAnsi="Arial"/>
-                <w:b w:val="false"/>
-                <w:bCs w:val="false"/>
-                <w:color w:val="000000"/>
+                <w:rFonts w:ascii="Lato" w:cs="Lato" w:eastAsia="Lato" w:hAnsi="Lato"/>
+                <w:b w:val="false"/>
+                <w:bCs w:val="false"/>
+                <w:color w:val="1A214D"/>
                 <w:sz w:val="21"/>
                 <w:szCs w:val="21"/>
               </w:rPr>
@@ -4120,25 +4156,25 @@
         <w:tc>
           <w:tcPr>
             <w:tcW w:type="dxa" w:w="2888"/>
-            <w:shd w:fill="FFFFFF" w:color="auto" w:val="clear"/>
-            <w:tcMar>
-              <w:top w:type="dxa" w:w="90"/>
-              <w:left w:type="dxa" w:w="110"/>
-              <w:bottom w:type="dxa" w:w="90"/>
-              <w:right w:type="dxa" w:w="110"/>
-            </w:tcMar>
-            <w:vAlign w:val="top"/>
-          </w:tcPr>
-          <w:p>
-            <w:pPr>
-              <w:spacing w:after="0" w:before="0" w:line="252"/>
-            </w:pPr>
-            <w:r>
-              <w:rPr>
-                <w:rFonts w:ascii="Arial" w:cs="Arial" w:eastAsia="Arial" w:hAnsi="Arial"/>
-                <w:b w:val="false"/>
-                <w:bCs w:val="false"/>
-                <w:color w:val="000000"/>
+            <w:shd w:fill="EDF2FF" w:color="auto" w:val="clear"/>
+            <w:tcMar>
+              <w:top w:type="dxa" w:w="90"/>
+              <w:left w:type="dxa" w:w="110"/>
+              <w:bottom w:type="dxa" w:w="90"/>
+              <w:right w:type="dxa" w:w="110"/>
+            </w:tcMar>
+            <w:vAlign w:val="top"/>
+          </w:tcPr>
+          <w:p>
+            <w:pPr>
+              <w:spacing w:after="0" w:before="0" w:line="252"/>
+            </w:pPr>
+            <w:r>
+              <w:rPr>
+                <w:rFonts w:ascii="Lato" w:cs="Lato" w:eastAsia="Lato" w:hAnsi="Lato"/>
+                <w:b w:val="false"/>
+                <w:bCs w:val="false"/>
+                <w:color w:val="1A214D"/>
                 <w:sz w:val="21"/>
                 <w:szCs w:val="21"/>
               </w:rPr>
@@ -4149,25 +4185,25 @@
         <w:tc>
           <w:tcPr>
             <w:tcW w:type="dxa" w:w="6138"/>
-            <w:shd w:fill="FFFFFF" w:color="auto" w:val="clear"/>
-            <w:tcMar>
-              <w:top w:type="dxa" w:w="90"/>
-              <w:left w:type="dxa" w:w="110"/>
-              <w:bottom w:type="dxa" w:w="90"/>
-              <w:right w:type="dxa" w:w="110"/>
-            </w:tcMar>
-            <w:vAlign w:val="top"/>
-          </w:tcPr>
-          <w:p>
-            <w:pPr>
-              <w:spacing w:after="0" w:before="0" w:line="252"/>
-            </w:pPr>
-            <w:r>
-              <w:rPr>
-                <w:rFonts w:ascii="Arial" w:cs="Arial" w:eastAsia="Arial" w:hAnsi="Arial"/>
-                <w:b w:val="false"/>
-                <w:bCs w:val="false"/>
-                <w:color w:val="000000"/>
+            <w:shd w:fill="EDF2FF" w:color="auto" w:val="clear"/>
+            <w:tcMar>
+              <w:top w:type="dxa" w:w="90"/>
+              <w:left w:type="dxa" w:w="110"/>
+              <w:bottom w:type="dxa" w:w="90"/>
+              <w:right w:type="dxa" w:w="110"/>
+            </w:tcMar>
+            <w:vAlign w:val="top"/>
+          </w:tcPr>
+          <w:p>
+            <w:pPr>
+              <w:spacing w:after="0" w:before="0" w:line="252"/>
+            </w:pPr>
+            <w:r>
+              <w:rPr>
+                <w:rFonts w:ascii="Lato" w:cs="Lato" w:eastAsia="Lato" w:hAnsi="Lato"/>
+                <w:b w:val="false"/>
+                <w:bCs w:val="false"/>
+                <w:color w:val="1A214D"/>
                 <w:sz w:val="21"/>
                 <w:szCs w:val="21"/>
               </w:rPr>
@@ -4198,10 +4234,10 @@
             </w:pPr>
             <w:r>
               <w:rPr>
-                <w:rFonts w:ascii="Arial" w:cs="Arial" w:eastAsia="Arial" w:hAnsi="Arial"/>
-                <w:b w:val="false"/>
-                <w:bCs w:val="false"/>
-                <w:color w:val="000000"/>
+                <w:rFonts w:ascii="Lato" w:cs="Lato" w:eastAsia="Lato" w:hAnsi="Lato"/>
+                <w:b w:val="false"/>
+                <w:bCs w:val="false"/>
+                <w:color w:val="1A214D"/>
                 <w:sz w:val="21"/>
                 <w:szCs w:val="21"/>
               </w:rPr>
@@ -4227,10 +4263,10 @@
             </w:pPr>
             <w:r>
               <w:rPr>
-                <w:rFonts w:ascii="Arial" w:cs="Arial" w:eastAsia="Arial" w:hAnsi="Arial"/>
-                <w:b w:val="false"/>
-                <w:bCs w:val="false"/>
-                <w:color w:val="000000"/>
+                <w:rFonts w:ascii="Lato" w:cs="Lato" w:eastAsia="Lato" w:hAnsi="Lato"/>
+                <w:b w:val="false"/>
+                <w:bCs w:val="false"/>
+                <w:color w:val="1A214D"/>
                 <w:sz w:val="21"/>
                 <w:szCs w:val="21"/>
               </w:rPr>
@@ -4246,25 +4282,25 @@
         <w:tc>
           <w:tcPr>
             <w:tcW w:type="dxa" w:w="2888"/>
-            <w:shd w:fill="FFFFFF" w:color="auto" w:val="clear"/>
-            <w:tcMar>
-              <w:top w:type="dxa" w:w="90"/>
-              <w:left w:type="dxa" w:w="110"/>
-              <w:bottom w:type="dxa" w:w="90"/>
-              <w:right w:type="dxa" w:w="110"/>
-            </w:tcMar>
-            <w:vAlign w:val="top"/>
-          </w:tcPr>
-          <w:p>
-            <w:pPr>
-              <w:spacing w:after="0" w:before="0" w:line="252"/>
-            </w:pPr>
-            <w:r>
-              <w:rPr>
-                <w:rFonts w:ascii="Arial" w:cs="Arial" w:eastAsia="Arial" w:hAnsi="Arial"/>
-                <w:b w:val="false"/>
-                <w:bCs w:val="false"/>
-                <w:color w:val="000000"/>
+            <w:shd w:fill="EDF2FF" w:color="auto" w:val="clear"/>
+            <w:tcMar>
+              <w:top w:type="dxa" w:w="90"/>
+              <w:left w:type="dxa" w:w="110"/>
+              <w:bottom w:type="dxa" w:w="90"/>
+              <w:right w:type="dxa" w:w="110"/>
+            </w:tcMar>
+            <w:vAlign w:val="top"/>
+          </w:tcPr>
+          <w:p>
+            <w:pPr>
+              <w:spacing w:after="0" w:before="0" w:line="252"/>
+            </w:pPr>
+            <w:r>
+              <w:rPr>
+                <w:rFonts w:ascii="Lato" w:cs="Lato" w:eastAsia="Lato" w:hAnsi="Lato"/>
+                <w:b w:val="false"/>
+                <w:bCs w:val="false"/>
+                <w:color w:val="1A214D"/>
                 <w:sz w:val="21"/>
                 <w:szCs w:val="21"/>
               </w:rPr>
@@ -4275,25 +4311,25 @@
         <w:tc>
           <w:tcPr>
             <w:tcW w:type="dxa" w:w="6138"/>
-            <w:shd w:fill="FFFFFF" w:color="auto" w:val="clear"/>
-            <w:tcMar>
-              <w:top w:type="dxa" w:w="90"/>
-              <w:left w:type="dxa" w:w="110"/>
-              <w:bottom w:type="dxa" w:w="90"/>
-              <w:right w:type="dxa" w:w="110"/>
-            </w:tcMar>
-            <w:vAlign w:val="top"/>
-          </w:tcPr>
-          <w:p>
-            <w:pPr>
-              <w:spacing w:after="0" w:before="0" w:line="252"/>
-            </w:pPr>
-            <w:r>
-              <w:rPr>
-                <w:rFonts w:ascii="Arial" w:cs="Arial" w:eastAsia="Arial" w:hAnsi="Arial"/>
-                <w:b w:val="false"/>
-                <w:bCs w:val="false"/>
-                <w:color w:val="000000"/>
+            <w:shd w:fill="EDF2FF" w:color="auto" w:val="clear"/>
+            <w:tcMar>
+              <w:top w:type="dxa" w:w="90"/>
+              <w:left w:type="dxa" w:w="110"/>
+              <w:bottom w:type="dxa" w:w="90"/>
+              <w:right w:type="dxa" w:w="110"/>
+            </w:tcMar>
+            <w:vAlign w:val="top"/>
+          </w:tcPr>
+          <w:p>
+            <w:pPr>
+              <w:spacing w:after="0" w:before="0" w:line="252"/>
+            </w:pPr>
+            <w:r>
+              <w:rPr>
+                <w:rFonts w:ascii="Lato" w:cs="Lato" w:eastAsia="Lato" w:hAnsi="Lato"/>
+                <w:b w:val="false"/>
+                <w:bCs w:val="false"/>
+                <w:color w:val="1A214D"/>
                 <w:sz w:val="21"/>
                 <w:szCs w:val="21"/>
               </w:rPr>
@@ -4324,10 +4360,10 @@
             </w:pPr>
             <w:r>
               <w:rPr>
-                <w:rFonts w:ascii="Arial" w:cs="Arial" w:eastAsia="Arial" w:hAnsi="Arial"/>
-                <w:b w:val="false"/>
-                <w:bCs w:val="false"/>
-                <w:color w:val="000000"/>
+                <w:rFonts w:ascii="Lato" w:cs="Lato" w:eastAsia="Lato" w:hAnsi="Lato"/>
+                <w:b w:val="false"/>
+                <w:bCs w:val="false"/>
+                <w:color w:val="1A214D"/>
                 <w:sz w:val="21"/>
                 <w:szCs w:val="21"/>
               </w:rPr>
@@ -4353,10 +4389,10 @@
             </w:pPr>
             <w:r>
               <w:rPr>
-                <w:rFonts w:ascii="Arial" w:cs="Arial" w:eastAsia="Arial" w:hAnsi="Arial"/>
-                <w:b w:val="false"/>
-                <w:bCs w:val="false"/>
-                <w:color w:val="000000"/>
+                <w:rFonts w:ascii="Lato" w:cs="Lato" w:eastAsia="Lato" w:hAnsi="Lato"/>
+                <w:b w:val="false"/>
+                <w:bCs w:val="false"/>
+                <w:color w:val="1A214D"/>
                 <w:sz w:val="21"/>
                 <w:szCs w:val="21"/>
               </w:rPr>
@@ -4372,25 +4408,25 @@
         <w:tc>
           <w:tcPr>
             <w:tcW w:type="dxa" w:w="2888"/>
-            <w:shd w:fill="FFFFFF" w:color="auto" w:val="clear"/>
-            <w:tcMar>
-              <w:top w:type="dxa" w:w="90"/>
-              <w:left w:type="dxa" w:w="110"/>
-              <w:bottom w:type="dxa" w:w="90"/>
-              <w:right w:type="dxa" w:w="110"/>
-            </w:tcMar>
-            <w:vAlign w:val="top"/>
-          </w:tcPr>
-          <w:p>
-            <w:pPr>
-              <w:spacing w:after="0" w:before="0" w:line="252"/>
-            </w:pPr>
-            <w:r>
-              <w:rPr>
-                <w:rFonts w:ascii="Arial" w:cs="Arial" w:eastAsia="Arial" w:hAnsi="Arial"/>
-                <w:b w:val="false"/>
-                <w:bCs w:val="false"/>
-                <w:color w:val="000000"/>
+            <w:shd w:fill="EDF2FF" w:color="auto" w:val="clear"/>
+            <w:tcMar>
+              <w:top w:type="dxa" w:w="90"/>
+              <w:left w:type="dxa" w:w="110"/>
+              <w:bottom w:type="dxa" w:w="90"/>
+              <w:right w:type="dxa" w:w="110"/>
+            </w:tcMar>
+            <w:vAlign w:val="top"/>
+          </w:tcPr>
+          <w:p>
+            <w:pPr>
+              <w:spacing w:after="0" w:before="0" w:line="252"/>
+            </w:pPr>
+            <w:r>
+              <w:rPr>
+                <w:rFonts w:ascii="Lato" w:cs="Lato" w:eastAsia="Lato" w:hAnsi="Lato"/>
+                <w:b w:val="false"/>
+                <w:bCs w:val="false"/>
+                <w:color w:val="1A214D"/>
                 <w:sz w:val="21"/>
                 <w:szCs w:val="21"/>
               </w:rPr>
@@ -4401,25 +4437,25 @@
         <w:tc>
           <w:tcPr>
             <w:tcW w:type="dxa" w:w="6138"/>
-            <w:shd w:fill="FFFFFF" w:color="auto" w:val="clear"/>
-            <w:tcMar>
-              <w:top w:type="dxa" w:w="90"/>
-              <w:left w:type="dxa" w:w="110"/>
-              <w:bottom w:type="dxa" w:w="90"/>
-              <w:right w:type="dxa" w:w="110"/>
-            </w:tcMar>
-            <w:vAlign w:val="top"/>
-          </w:tcPr>
-          <w:p>
-            <w:pPr>
-              <w:spacing w:after="0" w:before="0" w:line="252"/>
-            </w:pPr>
-            <w:r>
-              <w:rPr>
-                <w:rFonts w:ascii="Arial" w:cs="Arial" w:eastAsia="Arial" w:hAnsi="Arial"/>
-                <w:b w:val="false"/>
-                <w:bCs w:val="false"/>
-                <w:color w:val="000000"/>
+            <w:shd w:fill="EDF2FF" w:color="auto" w:val="clear"/>
+            <w:tcMar>
+              <w:top w:type="dxa" w:w="90"/>
+              <w:left w:type="dxa" w:w="110"/>
+              <w:bottom w:type="dxa" w:w="90"/>
+              <w:right w:type="dxa" w:w="110"/>
+            </w:tcMar>
+            <w:vAlign w:val="top"/>
+          </w:tcPr>
+          <w:p>
+            <w:pPr>
+              <w:spacing w:after="0" w:before="0" w:line="252"/>
+            </w:pPr>
+            <w:r>
+              <w:rPr>
+                <w:rFonts w:ascii="Lato" w:cs="Lato" w:eastAsia="Lato" w:hAnsi="Lato"/>
+                <w:b w:val="false"/>
+                <w:bCs w:val="false"/>
+                <w:color w:val="1A214D"/>
                 <w:sz w:val="21"/>
                 <w:szCs w:val="21"/>
               </w:rPr>
@@ -4450,10 +4486,10 @@
             </w:pPr>
             <w:r>
               <w:rPr>
-                <w:rFonts w:ascii="Arial" w:cs="Arial" w:eastAsia="Arial" w:hAnsi="Arial"/>
-                <w:b w:val="false"/>
-                <w:bCs w:val="false"/>
-                <w:color w:val="000000"/>
+                <w:rFonts w:ascii="Lato" w:cs="Lato" w:eastAsia="Lato" w:hAnsi="Lato"/>
+                <w:b w:val="false"/>
+                <w:bCs w:val="false"/>
+                <w:color w:val="1A214D"/>
                 <w:sz w:val="21"/>
                 <w:szCs w:val="21"/>
               </w:rPr>
@@ -4479,10 +4515,10 @@
             </w:pPr>
             <w:r>
               <w:rPr>
-                <w:rFonts w:ascii="Arial" w:cs="Arial" w:eastAsia="Arial" w:hAnsi="Arial"/>
-                <w:b w:val="false"/>
-                <w:bCs w:val="false"/>
-                <w:color w:val="000000"/>
+                <w:rFonts w:ascii="Lato" w:cs="Lato" w:eastAsia="Lato" w:hAnsi="Lato"/>
+                <w:b w:val="false"/>
+                <w:bCs w:val="false"/>
+                <w:color w:val="1A214D"/>
                 <w:sz w:val="21"/>
                 <w:szCs w:val="21"/>
               </w:rPr>
@@ -4498,25 +4534,25 @@
         <w:tc>
           <w:tcPr>
             <w:tcW w:type="dxa" w:w="2888"/>
-            <w:shd w:fill="FFFFFF" w:color="auto" w:val="clear"/>
-            <w:tcMar>
-              <w:top w:type="dxa" w:w="90"/>
-              <w:left w:type="dxa" w:w="110"/>
-              <w:bottom w:type="dxa" w:w="90"/>
-              <w:right w:type="dxa" w:w="110"/>
-            </w:tcMar>
-            <w:vAlign w:val="top"/>
-          </w:tcPr>
-          <w:p>
-            <w:pPr>
-              <w:spacing w:after="0" w:before="0" w:line="252"/>
-            </w:pPr>
-            <w:r>
-              <w:rPr>
-                <w:rFonts w:ascii="Arial" w:cs="Arial" w:eastAsia="Arial" w:hAnsi="Arial"/>
-                <w:b w:val="false"/>
-                <w:bCs w:val="false"/>
-                <w:color w:val="000000"/>
+            <w:shd w:fill="EDF2FF" w:color="auto" w:val="clear"/>
+            <w:tcMar>
+              <w:top w:type="dxa" w:w="90"/>
+              <w:left w:type="dxa" w:w="110"/>
+              <w:bottom w:type="dxa" w:w="90"/>
+              <w:right w:type="dxa" w:w="110"/>
+            </w:tcMar>
+            <w:vAlign w:val="top"/>
+          </w:tcPr>
+          <w:p>
+            <w:pPr>
+              <w:spacing w:after="0" w:before="0" w:line="252"/>
+            </w:pPr>
+            <w:r>
+              <w:rPr>
+                <w:rFonts w:ascii="Lato" w:cs="Lato" w:eastAsia="Lato" w:hAnsi="Lato"/>
+                <w:b w:val="false"/>
+                <w:bCs w:val="false"/>
+                <w:color w:val="1A214D"/>
                 <w:sz w:val="21"/>
                 <w:szCs w:val="21"/>
               </w:rPr>
@@ -4527,25 +4563,25 @@
         <w:tc>
           <w:tcPr>
             <w:tcW w:type="dxa" w:w="6138"/>
-            <w:shd w:fill="FFFFFF" w:color="auto" w:val="clear"/>
-            <w:tcMar>
-              <w:top w:type="dxa" w:w="90"/>
-              <w:left w:type="dxa" w:w="110"/>
-              <w:bottom w:type="dxa" w:w="90"/>
-              <w:right w:type="dxa" w:w="110"/>
-            </w:tcMar>
-            <w:vAlign w:val="top"/>
-          </w:tcPr>
-          <w:p>
-            <w:pPr>
-              <w:spacing w:after="0" w:before="0" w:line="252"/>
-            </w:pPr>
-            <w:r>
-              <w:rPr>
-                <w:rFonts w:ascii="Arial" w:cs="Arial" w:eastAsia="Arial" w:hAnsi="Arial"/>
-                <w:b w:val="false"/>
-                <w:bCs w:val="false"/>
-                <w:color w:val="000000"/>
+            <w:shd w:fill="EDF2FF" w:color="auto" w:val="clear"/>
+            <w:tcMar>
+              <w:top w:type="dxa" w:w="90"/>
+              <w:left w:type="dxa" w:w="110"/>
+              <w:bottom w:type="dxa" w:w="90"/>
+              <w:right w:type="dxa" w:w="110"/>
+            </w:tcMar>
+            <w:vAlign w:val="top"/>
+          </w:tcPr>
+          <w:p>
+            <w:pPr>
+              <w:spacing w:after="0" w:before="0" w:line="252"/>
+            </w:pPr>
+            <w:r>
+              <w:rPr>
+                <w:rFonts w:ascii="Lato" w:cs="Lato" w:eastAsia="Lato" w:hAnsi="Lato"/>
+                <w:b w:val="false"/>
+                <w:bCs w:val="false"/>
+                <w:color w:val="1A214D"/>
                 <w:sz w:val="21"/>
                 <w:szCs w:val="21"/>
               </w:rPr>
@@ -4558,16 +4594,16 @@
     <w:p>
       <w:pPr>
         <w:pStyle w:val="Heading2"/>
-        <w:spacing w:after="120" w:before="240"/>
-      </w:pPr>
-      <w:r>
-        <w:rPr>
-          <w:rFonts w:ascii="Arial" w:cs="Arial" w:eastAsia="Arial" w:hAnsi="Arial"/>
+        <w:spacing w:after="120" w:before="260"/>
+      </w:pPr>
+      <w:r>
+        <w:rPr>
+          <w:rFonts w:ascii="Lato" w:cs="Lato" w:eastAsia="Lato" w:hAnsi="Lato"/>
           <w:b/>
           <w:bCs/>
-          <w:color w:val="000000"/>
-          <w:sz w:val="22"/>
-          <w:szCs w:val="22"/>
+          <w:color w:val="1A214D"/>
+          <w:sz w:val="26"/>
+          <w:szCs w:val="26"/>
         </w:rPr>
         <w:t xml:space="preserve">6. Summary</w:t>
       </w:r>
@@ -4576,12 +4612,12 @@
       <w:tblPr>
         <w:tblW w:type="dxa" w:w="9026"/>
         <w:tblBorders>
-          <w:top w:val="single" w:color="A6A6A6" w:sz="4"/>
-          <w:left w:val="single" w:color="A6A6A6" w:sz="4"/>
-          <w:bottom w:val="single" w:color="A6A6A6" w:sz="4"/>
-          <w:right w:val="single" w:color="A6A6A6" w:sz="4"/>
-          <w:insideH w:val="single" w:color="A6A6A6" w:sz="4"/>
-          <w:insideV w:val="single" w:color="A6A6A6" w:sz="4"/>
+          <w:top w:val="single" w:color="D9D9D9" w:sz="4"/>
+          <w:left w:val="single" w:color="D9D9D9" w:sz="4"/>
+          <w:bottom w:val="single" w:color="D9D9D9" w:sz="4"/>
+          <w:right w:val="single" w:color="D9D9D9" w:sz="4"/>
+          <w:insideH w:val="single" w:color="D9D9D9" w:sz="4"/>
+          <w:insideV w:val="single" w:color="D9D9D9" w:sz="4"/>
         </w:tblBorders>
       </w:tblPr>
       <w:tblGrid>
@@ -4598,22 +4634,22 @@
         <w:tc>
           <w:tcPr>
             <w:tcW w:type="dxa" w:w="722"/>
-            <w:shd w:fill="156082" w:color="auto" w:val="clear"/>
-            <w:tcMar>
-              <w:top w:type="dxa" w:w="90"/>
-              <w:left w:type="dxa" w:w="110"/>
-              <w:bottom w:type="dxa" w:w="90"/>
-              <w:right w:type="dxa" w:w="110"/>
-            </w:tcMar>
-            <w:vAlign w:val="top"/>
-          </w:tcPr>
-          <w:p>
-            <w:pPr>
-              <w:spacing w:after="0" w:before="0" w:line="252"/>
-            </w:pPr>
-            <w:r>
-              <w:rPr>
-                <w:rFonts w:ascii="Arial" w:cs="Arial" w:eastAsia="Arial" w:hAnsi="Arial"/>
+            <w:shd w:fill="1A214D" w:color="auto" w:val="clear"/>
+            <w:tcMar>
+              <w:top w:type="dxa" w:w="90"/>
+              <w:left w:type="dxa" w:w="110"/>
+              <w:bottom w:type="dxa" w:w="90"/>
+              <w:right w:type="dxa" w:w="110"/>
+            </w:tcMar>
+            <w:vAlign w:val="top"/>
+          </w:tcPr>
+          <w:p>
+            <w:pPr>
+              <w:spacing w:after="0" w:before="0" w:line="252"/>
+            </w:pPr>
+            <w:r>
+              <w:rPr>
+                <w:rFonts w:ascii="Lato" w:cs="Lato" w:eastAsia="Lato" w:hAnsi="Lato"/>
                 <w:b/>
                 <w:bCs/>
                 <w:color w:val="FFFFFF"/>
@@ -4627,22 +4663,22 @@
         <w:tc>
           <w:tcPr>
             <w:tcW w:type="dxa" w:w="1805"/>
-            <w:shd w:fill="156082" w:color="auto" w:val="clear"/>
-            <w:tcMar>
-              <w:top w:type="dxa" w:w="90"/>
-              <w:left w:type="dxa" w:w="110"/>
-              <w:bottom w:type="dxa" w:w="90"/>
-              <w:right w:type="dxa" w:w="110"/>
-            </w:tcMar>
-            <w:vAlign w:val="top"/>
-          </w:tcPr>
-          <w:p>
-            <w:pPr>
-              <w:spacing w:after="0" w:before="0" w:line="252"/>
-            </w:pPr>
-            <w:r>
-              <w:rPr>
-                <w:rFonts w:ascii="Arial" w:cs="Arial" w:eastAsia="Arial" w:hAnsi="Arial"/>
+            <w:shd w:fill="1A214D" w:color="auto" w:val="clear"/>
+            <w:tcMar>
+              <w:top w:type="dxa" w:w="90"/>
+              <w:left w:type="dxa" w:w="110"/>
+              <w:bottom w:type="dxa" w:w="90"/>
+              <w:right w:type="dxa" w:w="110"/>
+            </w:tcMar>
+            <w:vAlign w:val="top"/>
+          </w:tcPr>
+          <w:p>
+            <w:pPr>
+              <w:spacing w:after="0" w:before="0" w:line="252"/>
+            </w:pPr>
+            <w:r>
+              <w:rPr>
+                <w:rFonts w:ascii="Lato" w:cs="Lato" w:eastAsia="Lato" w:hAnsi="Lato"/>
                 <w:b/>
                 <w:bCs/>
                 <w:color w:val="FFFFFF"/>
@@ -4656,22 +4692,22 @@
         <w:tc>
           <w:tcPr>
             <w:tcW w:type="dxa" w:w="3610"/>
-            <w:shd w:fill="156082" w:color="auto" w:val="clear"/>
-            <w:tcMar>
-              <w:top w:type="dxa" w:w="90"/>
-              <w:left w:type="dxa" w:w="110"/>
-              <w:bottom w:type="dxa" w:w="90"/>
-              <w:right w:type="dxa" w:w="110"/>
-            </w:tcMar>
-            <w:vAlign w:val="top"/>
-          </w:tcPr>
-          <w:p>
-            <w:pPr>
-              <w:spacing w:after="0" w:before="0" w:line="252"/>
-            </w:pPr>
-            <w:r>
-              <w:rPr>
-                <w:rFonts w:ascii="Arial" w:cs="Arial" w:eastAsia="Arial" w:hAnsi="Arial"/>
+            <w:shd w:fill="1A214D" w:color="auto" w:val="clear"/>
+            <w:tcMar>
+              <w:top w:type="dxa" w:w="90"/>
+              <w:left w:type="dxa" w:w="110"/>
+              <w:bottom w:type="dxa" w:w="90"/>
+              <w:right w:type="dxa" w:w="110"/>
+            </w:tcMar>
+            <w:vAlign w:val="top"/>
+          </w:tcPr>
+          <w:p>
+            <w:pPr>
+              <w:spacing w:after="0" w:before="0" w:line="252"/>
+            </w:pPr>
+            <w:r>
+              <w:rPr>
+                <w:rFonts w:ascii="Lato" w:cs="Lato" w:eastAsia="Lato" w:hAnsi="Lato"/>
                 <w:b/>
                 <w:bCs/>
                 <w:color w:val="FFFFFF"/>
@@ -4685,22 +4721,22 @@
         <w:tc>
           <w:tcPr>
             <w:tcW w:type="dxa" w:w="2889"/>
-            <w:shd w:fill="156082" w:color="auto" w:val="clear"/>
-            <w:tcMar>
-              <w:top w:type="dxa" w:w="90"/>
-              <w:left w:type="dxa" w:w="110"/>
-              <w:bottom w:type="dxa" w:w="90"/>
-              <w:right w:type="dxa" w:w="110"/>
-            </w:tcMar>
-            <w:vAlign w:val="top"/>
-          </w:tcPr>
-          <w:p>
-            <w:pPr>
-              <w:spacing w:after="0" w:before="0" w:line="252"/>
-            </w:pPr>
-            <w:r>
-              <w:rPr>
-                <w:rFonts w:ascii="Arial" w:cs="Arial" w:eastAsia="Arial" w:hAnsi="Arial"/>
+            <w:shd w:fill="1A214D" w:color="auto" w:val="clear"/>
+            <w:tcMar>
+              <w:top w:type="dxa" w:w="90"/>
+              <w:left w:type="dxa" w:w="110"/>
+              <w:bottom w:type="dxa" w:w="90"/>
+              <w:right w:type="dxa" w:w="110"/>
+            </w:tcMar>
+            <w:vAlign w:val="top"/>
+          </w:tcPr>
+          <w:p>
+            <w:pPr>
+              <w:spacing w:after="0" w:before="0" w:line="252"/>
+            </w:pPr>
+            <w:r>
+              <w:rPr>
+                <w:rFonts w:ascii="Lato" w:cs="Lato" w:eastAsia="Lato" w:hAnsi="Lato"/>
                 <w:b/>
                 <w:bCs/>
                 <w:color w:val="FFFFFF"/>
@@ -4734,10 +4770,10 @@
             </w:pPr>
             <w:r>
               <w:rPr>
-                <w:rFonts w:ascii="Arial" w:cs="Arial" w:eastAsia="Arial" w:hAnsi="Arial"/>
-                <w:b w:val="false"/>
-                <w:bCs w:val="false"/>
-                <w:color w:val="000000"/>
+                <w:rFonts w:ascii="Lato" w:cs="Lato" w:eastAsia="Lato" w:hAnsi="Lato"/>
+                <w:b w:val="false"/>
+                <w:bCs w:val="false"/>
+                <w:color w:val="1A214D"/>
                 <w:sz w:val="21"/>
                 <w:szCs w:val="21"/>
               </w:rPr>
@@ -4763,10 +4799,10 @@
             </w:pPr>
             <w:r>
               <w:rPr>
-                <w:rFonts w:ascii="Arial" w:cs="Arial" w:eastAsia="Arial" w:hAnsi="Arial"/>
-                <w:b w:val="false"/>
-                <w:bCs w:val="false"/>
-                <w:color w:val="000000"/>
+                <w:rFonts w:ascii="Lato" w:cs="Lato" w:eastAsia="Lato" w:hAnsi="Lato"/>
+                <w:b w:val="false"/>
+                <w:bCs w:val="false"/>
+                <w:color w:val="1A214D"/>
                 <w:sz w:val="21"/>
                 <w:szCs w:val="21"/>
               </w:rPr>
@@ -4792,10 +4828,10 @@
             </w:pPr>
             <w:r>
               <w:rPr>
-                <w:rFonts w:ascii="Arial" w:cs="Arial" w:eastAsia="Arial" w:hAnsi="Arial"/>
-                <w:b w:val="false"/>
-                <w:bCs w:val="false"/>
-                <w:color w:val="000000"/>
+                <w:rFonts w:ascii="Lato" w:cs="Lato" w:eastAsia="Lato" w:hAnsi="Lato"/>
+                <w:b w:val="false"/>
+                <w:bCs w:val="false"/>
+                <w:color w:val="1A214D"/>
                 <w:sz w:val="21"/>
                 <w:szCs w:val="21"/>
               </w:rPr>
@@ -4821,10 +4857,10 @@
             </w:pPr>
             <w:r>
               <w:rPr>
-                <w:rFonts w:ascii="Arial" w:cs="Arial" w:eastAsia="Arial" w:hAnsi="Arial"/>
-                <w:b w:val="false"/>
-                <w:bCs w:val="false"/>
-                <w:color w:val="000000"/>
+                <w:rFonts w:ascii="Lato" w:cs="Lato" w:eastAsia="Lato" w:hAnsi="Lato"/>
+                <w:b w:val="false"/>
+                <w:bCs w:val="false"/>
+                <w:color w:val="1A214D"/>
                 <w:sz w:val="21"/>
                 <w:szCs w:val="21"/>
               </w:rPr>
@@ -4840,25 +4876,25 @@
         <w:tc>
           <w:tcPr>
             <w:tcW w:type="dxa" w:w="722"/>
-            <w:shd w:fill="FFFFFF" w:color="auto" w:val="clear"/>
-            <w:tcMar>
-              <w:top w:type="dxa" w:w="90"/>
-              <w:left w:type="dxa" w:w="110"/>
-              <w:bottom w:type="dxa" w:w="90"/>
-              <w:right w:type="dxa" w:w="110"/>
-            </w:tcMar>
-            <w:vAlign w:val="top"/>
-          </w:tcPr>
-          <w:p>
-            <w:pPr>
-              <w:spacing w:after="0" w:before="0" w:line="252"/>
-            </w:pPr>
-            <w:r>
-              <w:rPr>
-                <w:rFonts w:ascii="Arial" w:cs="Arial" w:eastAsia="Arial" w:hAnsi="Arial"/>
-                <w:b w:val="false"/>
-                <w:bCs w:val="false"/>
-                <w:color w:val="000000"/>
+            <w:shd w:fill="EDF2FF" w:color="auto" w:val="clear"/>
+            <w:tcMar>
+              <w:top w:type="dxa" w:w="90"/>
+              <w:left w:type="dxa" w:w="110"/>
+              <w:bottom w:type="dxa" w:w="90"/>
+              <w:right w:type="dxa" w:w="110"/>
+            </w:tcMar>
+            <w:vAlign w:val="top"/>
+          </w:tcPr>
+          <w:p>
+            <w:pPr>
+              <w:spacing w:after="0" w:before="0" w:line="252"/>
+            </w:pPr>
+            <w:r>
+              <w:rPr>
+                <w:rFonts w:ascii="Lato" w:cs="Lato" w:eastAsia="Lato" w:hAnsi="Lato"/>
+                <w:b w:val="false"/>
+                <w:bCs w:val="false"/>
+                <w:color w:val="1A214D"/>
                 <w:sz w:val="21"/>
                 <w:szCs w:val="21"/>
               </w:rPr>
@@ -4869,25 +4905,25 @@
         <w:tc>
           <w:tcPr>
             <w:tcW w:type="dxa" w:w="1805"/>
-            <w:shd w:fill="FFFFFF" w:color="auto" w:val="clear"/>
-            <w:tcMar>
-              <w:top w:type="dxa" w:w="90"/>
-              <w:left w:type="dxa" w:w="110"/>
-              <w:bottom w:type="dxa" w:w="90"/>
-              <w:right w:type="dxa" w:w="110"/>
-            </w:tcMar>
-            <w:vAlign w:val="top"/>
-          </w:tcPr>
-          <w:p>
-            <w:pPr>
-              <w:spacing w:after="0" w:before="0" w:line="252"/>
-            </w:pPr>
-            <w:r>
-              <w:rPr>
-                <w:rFonts w:ascii="Arial" w:cs="Arial" w:eastAsia="Arial" w:hAnsi="Arial"/>
-                <w:b w:val="false"/>
-                <w:bCs w:val="false"/>
-                <w:color w:val="000000"/>
+            <w:shd w:fill="EDF2FF" w:color="auto" w:val="clear"/>
+            <w:tcMar>
+              <w:top w:type="dxa" w:w="90"/>
+              <w:left w:type="dxa" w:w="110"/>
+              <w:bottom w:type="dxa" w:w="90"/>
+              <w:right w:type="dxa" w:w="110"/>
+            </w:tcMar>
+            <w:vAlign w:val="top"/>
+          </w:tcPr>
+          <w:p>
+            <w:pPr>
+              <w:spacing w:after="0" w:before="0" w:line="252"/>
+            </w:pPr>
+            <w:r>
+              <w:rPr>
+                <w:rFonts w:ascii="Lato" w:cs="Lato" w:eastAsia="Lato" w:hAnsi="Lato"/>
+                <w:b w:val="false"/>
+                <w:bCs w:val="false"/>
+                <w:color w:val="1A214D"/>
                 <w:sz w:val="21"/>
                 <w:szCs w:val="21"/>
               </w:rPr>
@@ -4898,25 +4934,25 @@
         <w:tc>
           <w:tcPr>
             <w:tcW w:type="dxa" w:w="3610"/>
-            <w:shd w:fill="FFFFFF" w:color="auto" w:val="clear"/>
-            <w:tcMar>
-              <w:top w:type="dxa" w:w="90"/>
-              <w:left w:type="dxa" w:w="110"/>
-              <w:bottom w:type="dxa" w:w="90"/>
-              <w:right w:type="dxa" w:w="110"/>
-            </w:tcMar>
-            <w:vAlign w:val="top"/>
-          </w:tcPr>
-          <w:p>
-            <w:pPr>
-              <w:spacing w:after="0" w:before="0" w:line="252"/>
-            </w:pPr>
-            <w:r>
-              <w:rPr>
-                <w:rFonts w:ascii="Arial" w:cs="Arial" w:eastAsia="Arial" w:hAnsi="Arial"/>
-                <w:b w:val="false"/>
-                <w:bCs w:val="false"/>
-                <w:color w:val="000000"/>
+            <w:shd w:fill="EDF2FF" w:color="auto" w:val="clear"/>
+            <w:tcMar>
+              <w:top w:type="dxa" w:w="90"/>
+              <w:left w:type="dxa" w:w="110"/>
+              <w:bottom w:type="dxa" w:w="90"/>
+              <w:right w:type="dxa" w:w="110"/>
+            </w:tcMar>
+            <w:vAlign w:val="top"/>
+          </w:tcPr>
+          <w:p>
+            <w:pPr>
+              <w:spacing w:after="0" w:before="0" w:line="252"/>
+            </w:pPr>
+            <w:r>
+              <w:rPr>
+                <w:rFonts w:ascii="Lato" w:cs="Lato" w:eastAsia="Lato" w:hAnsi="Lato"/>
+                <w:b w:val="false"/>
+                <w:bCs w:val="false"/>
+                <w:color w:val="1A214D"/>
                 <w:sz w:val="21"/>
                 <w:szCs w:val="21"/>
               </w:rPr>
@@ -4927,25 +4963,25 @@
         <w:tc>
           <w:tcPr>
             <w:tcW w:type="dxa" w:w="2889"/>
-            <w:shd w:fill="FFFFFF" w:color="auto" w:val="clear"/>
-            <w:tcMar>
-              <w:top w:type="dxa" w:w="90"/>
-              <w:left w:type="dxa" w:w="110"/>
-              <w:bottom w:type="dxa" w:w="90"/>
-              <w:right w:type="dxa" w:w="110"/>
-            </w:tcMar>
-            <w:vAlign w:val="top"/>
-          </w:tcPr>
-          <w:p>
-            <w:pPr>
-              <w:spacing w:after="0" w:before="0" w:line="252"/>
-            </w:pPr>
-            <w:r>
-              <w:rPr>
-                <w:rFonts w:ascii="Arial" w:cs="Arial" w:eastAsia="Arial" w:hAnsi="Arial"/>
-                <w:b w:val="false"/>
-                <w:bCs w:val="false"/>
-                <w:color w:val="000000"/>
+            <w:shd w:fill="EDF2FF" w:color="auto" w:val="clear"/>
+            <w:tcMar>
+              <w:top w:type="dxa" w:w="90"/>
+              <w:left w:type="dxa" w:w="110"/>
+              <w:bottom w:type="dxa" w:w="90"/>
+              <w:right w:type="dxa" w:w="110"/>
+            </w:tcMar>
+            <w:vAlign w:val="top"/>
+          </w:tcPr>
+          <w:p>
+            <w:pPr>
+              <w:spacing w:after="0" w:before="0" w:line="252"/>
+            </w:pPr>
+            <w:r>
+              <w:rPr>
+                <w:rFonts w:ascii="Lato" w:cs="Lato" w:eastAsia="Lato" w:hAnsi="Lato"/>
+                <w:b w:val="false"/>
+                <w:bCs w:val="false"/>
+                <w:color w:val="1A214D"/>
                 <w:sz w:val="21"/>
                 <w:szCs w:val="21"/>
               </w:rPr>
@@ -4976,10 +5012,10 @@
             </w:pPr>
             <w:r>
               <w:rPr>
-                <w:rFonts w:ascii="Arial" w:cs="Arial" w:eastAsia="Arial" w:hAnsi="Arial"/>
-                <w:b w:val="false"/>
-                <w:bCs w:val="false"/>
-                <w:color w:val="000000"/>
+                <w:rFonts w:ascii="Lato" w:cs="Lato" w:eastAsia="Lato" w:hAnsi="Lato"/>
+                <w:b w:val="false"/>
+                <w:bCs w:val="false"/>
+                <w:color w:val="1A214D"/>
                 <w:sz w:val="21"/>
                 <w:szCs w:val="21"/>
               </w:rPr>
@@ -5005,10 +5041,10 @@
             </w:pPr>
             <w:r>
               <w:rPr>
-                <w:rFonts w:ascii="Arial" w:cs="Arial" w:eastAsia="Arial" w:hAnsi="Arial"/>
-                <w:b w:val="false"/>
-                <w:bCs w:val="false"/>
-                <w:color w:val="000000"/>
+                <w:rFonts w:ascii="Lato" w:cs="Lato" w:eastAsia="Lato" w:hAnsi="Lato"/>
+                <w:b w:val="false"/>
+                <w:bCs w:val="false"/>
+                <w:color w:val="1A214D"/>
                 <w:sz w:val="21"/>
                 <w:szCs w:val="21"/>
               </w:rPr>
@@ -5034,10 +5070,10 @@
             </w:pPr>
             <w:r>
               <w:rPr>
-                <w:rFonts w:ascii="Arial" w:cs="Arial" w:eastAsia="Arial" w:hAnsi="Arial"/>
-                <w:b w:val="false"/>
-                <w:bCs w:val="false"/>
-                <w:color w:val="000000"/>
+                <w:rFonts w:ascii="Lato" w:cs="Lato" w:eastAsia="Lato" w:hAnsi="Lato"/>
+                <w:b w:val="false"/>
+                <w:bCs w:val="false"/>
+                <w:color w:val="1A214D"/>
                 <w:sz w:val="21"/>
                 <w:szCs w:val="21"/>
               </w:rPr>
@@ -5063,10 +5099,10 @@
             </w:pPr>
             <w:r>
               <w:rPr>
-                <w:rFonts w:ascii="Arial" w:cs="Arial" w:eastAsia="Arial" w:hAnsi="Arial"/>
-                <w:b w:val="false"/>
-                <w:bCs w:val="false"/>
-                <w:color w:val="000000"/>
+                <w:rFonts w:ascii="Lato" w:cs="Lato" w:eastAsia="Lato" w:hAnsi="Lato"/>
+                <w:b w:val="false"/>
+                <w:bCs w:val="false"/>
+                <w:color w:val="1A214D"/>
                 <w:sz w:val="21"/>
                 <w:szCs w:val="21"/>
               </w:rPr>
@@ -5082,25 +5118,25 @@
         <w:tc>
           <w:tcPr>
             <w:tcW w:type="dxa" w:w="722"/>
-            <w:shd w:fill="FFFFFF" w:color="auto" w:val="clear"/>
-            <w:tcMar>
-              <w:top w:type="dxa" w:w="90"/>
-              <w:left w:type="dxa" w:w="110"/>
-              <w:bottom w:type="dxa" w:w="90"/>
-              <w:right w:type="dxa" w:w="110"/>
-            </w:tcMar>
-            <w:vAlign w:val="top"/>
-          </w:tcPr>
-          <w:p>
-            <w:pPr>
-              <w:spacing w:after="0" w:before="0" w:line="252"/>
-            </w:pPr>
-            <w:r>
-              <w:rPr>
-                <w:rFonts w:ascii="Arial" w:cs="Arial" w:eastAsia="Arial" w:hAnsi="Arial"/>
-                <w:b w:val="false"/>
-                <w:bCs w:val="false"/>
-                <w:color w:val="000000"/>
+            <w:shd w:fill="EDF2FF" w:color="auto" w:val="clear"/>
+            <w:tcMar>
+              <w:top w:type="dxa" w:w="90"/>
+              <w:left w:type="dxa" w:w="110"/>
+              <w:bottom w:type="dxa" w:w="90"/>
+              <w:right w:type="dxa" w:w="110"/>
+            </w:tcMar>
+            <w:vAlign w:val="top"/>
+          </w:tcPr>
+          <w:p>
+            <w:pPr>
+              <w:spacing w:after="0" w:before="0" w:line="252"/>
+            </w:pPr>
+            <w:r>
+              <w:rPr>
+                <w:rFonts w:ascii="Lato" w:cs="Lato" w:eastAsia="Lato" w:hAnsi="Lato"/>
+                <w:b w:val="false"/>
+                <w:bCs w:val="false"/>
+                <w:color w:val="1A214D"/>
                 <w:sz w:val="21"/>
                 <w:szCs w:val="21"/>
               </w:rPr>
@@ -5111,25 +5147,25 @@
         <w:tc>
           <w:tcPr>
             <w:tcW w:type="dxa" w:w="1805"/>
-            <w:shd w:fill="FFFFFF" w:color="auto" w:val="clear"/>
-            <w:tcMar>
-              <w:top w:type="dxa" w:w="90"/>
-              <w:left w:type="dxa" w:w="110"/>
-              <w:bottom w:type="dxa" w:w="90"/>
-              <w:right w:type="dxa" w:w="110"/>
-            </w:tcMar>
-            <w:vAlign w:val="top"/>
-          </w:tcPr>
-          <w:p>
-            <w:pPr>
-              <w:spacing w:after="0" w:before="0" w:line="252"/>
-            </w:pPr>
-            <w:r>
-              <w:rPr>
-                <w:rFonts w:ascii="Arial" w:cs="Arial" w:eastAsia="Arial" w:hAnsi="Arial"/>
-                <w:b w:val="false"/>
-                <w:bCs w:val="false"/>
-                <w:color w:val="000000"/>
+            <w:shd w:fill="EDF2FF" w:color="auto" w:val="clear"/>
+            <w:tcMar>
+              <w:top w:type="dxa" w:w="90"/>
+              <w:left w:type="dxa" w:w="110"/>
+              <w:bottom w:type="dxa" w:w="90"/>
+              <w:right w:type="dxa" w:w="110"/>
+            </w:tcMar>
+            <w:vAlign w:val="top"/>
+          </w:tcPr>
+          <w:p>
+            <w:pPr>
+              <w:spacing w:after="0" w:before="0" w:line="252"/>
+            </w:pPr>
+            <w:r>
+              <w:rPr>
+                <w:rFonts w:ascii="Lato" w:cs="Lato" w:eastAsia="Lato" w:hAnsi="Lato"/>
+                <w:b w:val="false"/>
+                <w:bCs w:val="false"/>
+                <w:color w:val="1A214D"/>
                 <w:sz w:val="21"/>
                 <w:szCs w:val="21"/>
               </w:rPr>
@@ -5140,25 +5176,25 @@
         <w:tc>
           <w:tcPr>
             <w:tcW w:type="dxa" w:w="3610"/>
-            <w:shd w:fill="FFFFFF" w:color="auto" w:val="clear"/>
-            <w:tcMar>
-              <w:top w:type="dxa" w:w="90"/>
-              <w:left w:type="dxa" w:w="110"/>
-              <w:bottom w:type="dxa" w:w="90"/>
-              <w:right w:type="dxa" w:w="110"/>
-            </w:tcMar>
-            <w:vAlign w:val="top"/>
-          </w:tcPr>
-          <w:p>
-            <w:pPr>
-              <w:spacing w:after="0" w:before="0" w:line="252"/>
-            </w:pPr>
-            <w:r>
-              <w:rPr>
-                <w:rFonts w:ascii="Arial" w:cs="Arial" w:eastAsia="Arial" w:hAnsi="Arial"/>
-                <w:b w:val="false"/>
-                <w:bCs w:val="false"/>
-                <w:color w:val="000000"/>
+            <w:shd w:fill="EDF2FF" w:color="auto" w:val="clear"/>
+            <w:tcMar>
+              <w:top w:type="dxa" w:w="90"/>
+              <w:left w:type="dxa" w:w="110"/>
+              <w:bottom w:type="dxa" w:w="90"/>
+              <w:right w:type="dxa" w:w="110"/>
+            </w:tcMar>
+            <w:vAlign w:val="top"/>
+          </w:tcPr>
+          <w:p>
+            <w:pPr>
+              <w:spacing w:after="0" w:before="0" w:line="252"/>
+            </w:pPr>
+            <w:r>
+              <w:rPr>
+                <w:rFonts w:ascii="Lato" w:cs="Lato" w:eastAsia="Lato" w:hAnsi="Lato"/>
+                <w:b w:val="false"/>
+                <w:bCs w:val="false"/>
+                <w:color w:val="1A214D"/>
                 <w:sz w:val="21"/>
                 <w:szCs w:val="21"/>
               </w:rPr>
@@ -5169,25 +5205,25 @@
         <w:tc>
           <w:tcPr>
             <w:tcW w:type="dxa" w:w="2889"/>
-            <w:shd w:fill="FFFFFF" w:color="auto" w:val="clear"/>
-            <w:tcMar>
-              <w:top w:type="dxa" w:w="90"/>
-              <w:left w:type="dxa" w:w="110"/>
-              <w:bottom w:type="dxa" w:w="90"/>
-              <w:right w:type="dxa" w:w="110"/>
-            </w:tcMar>
-            <w:vAlign w:val="top"/>
-          </w:tcPr>
-          <w:p>
-            <w:pPr>
-              <w:spacing w:after="0" w:before="0" w:line="252"/>
-            </w:pPr>
-            <w:r>
-              <w:rPr>
-                <w:rFonts w:ascii="Arial" w:cs="Arial" w:eastAsia="Arial" w:hAnsi="Arial"/>
-                <w:b w:val="false"/>
-                <w:bCs w:val="false"/>
-                <w:color w:val="000000"/>
+            <w:shd w:fill="EDF2FF" w:color="auto" w:val="clear"/>
+            <w:tcMar>
+              <w:top w:type="dxa" w:w="90"/>
+              <w:left w:type="dxa" w:w="110"/>
+              <w:bottom w:type="dxa" w:w="90"/>
+              <w:right w:type="dxa" w:w="110"/>
+            </w:tcMar>
+            <w:vAlign w:val="top"/>
+          </w:tcPr>
+          <w:p>
+            <w:pPr>
+              <w:spacing w:after="0" w:before="0" w:line="252"/>
+            </w:pPr>
+            <w:r>
+              <w:rPr>
+                <w:rFonts w:ascii="Lato" w:cs="Lato" w:eastAsia="Lato" w:hAnsi="Lato"/>
+                <w:b w:val="false"/>
+                <w:bCs w:val="false"/>
+                <w:color w:val="1A214D"/>
                 <w:sz w:val="21"/>
                 <w:szCs w:val="21"/>
               </w:rPr>
@@ -5218,10 +5254,10 @@
             </w:pPr>
             <w:r>
               <w:rPr>
-                <w:rFonts w:ascii="Arial" w:cs="Arial" w:eastAsia="Arial" w:hAnsi="Arial"/>
-                <w:b w:val="false"/>
-                <w:bCs w:val="false"/>
-                <w:color w:val="000000"/>
+                <w:rFonts w:ascii="Lato" w:cs="Lato" w:eastAsia="Lato" w:hAnsi="Lato"/>
+                <w:b w:val="false"/>
+                <w:bCs w:val="false"/>
+                <w:color w:val="1A214D"/>
                 <w:sz w:val="21"/>
                 <w:szCs w:val="21"/>
               </w:rPr>
@@ -5247,10 +5283,10 @@
             </w:pPr>
             <w:r>
               <w:rPr>
-                <w:rFonts w:ascii="Arial" w:cs="Arial" w:eastAsia="Arial" w:hAnsi="Arial"/>
-                <w:b w:val="false"/>
-                <w:bCs w:val="false"/>
-                <w:color w:val="000000"/>
+                <w:rFonts w:ascii="Lato" w:cs="Lato" w:eastAsia="Lato" w:hAnsi="Lato"/>
+                <w:b w:val="false"/>
+                <w:bCs w:val="false"/>
+                <w:color w:val="1A214D"/>
                 <w:sz w:val="21"/>
                 <w:szCs w:val="21"/>
               </w:rPr>
@@ -5276,10 +5312,10 @@
             </w:pPr>
             <w:r>
               <w:rPr>
-                <w:rFonts w:ascii="Arial" w:cs="Arial" w:eastAsia="Arial" w:hAnsi="Arial"/>
-                <w:b w:val="false"/>
-                <w:bCs w:val="false"/>
-                <w:color w:val="000000"/>
+                <w:rFonts w:ascii="Lato" w:cs="Lato" w:eastAsia="Lato" w:hAnsi="Lato"/>
+                <w:b w:val="false"/>
+                <w:bCs w:val="false"/>
+                <w:color w:val="1A214D"/>
                 <w:sz w:val="21"/>
                 <w:szCs w:val="21"/>
               </w:rPr>
@@ -5305,10 +5341,10 @@
             </w:pPr>
             <w:r>
               <w:rPr>
-                <w:rFonts w:ascii="Arial" w:cs="Arial" w:eastAsia="Arial" w:hAnsi="Arial"/>
-                <w:b w:val="false"/>
-                <w:bCs w:val="false"/>
-                <w:color w:val="000000"/>
+                <w:rFonts w:ascii="Lato" w:cs="Lato" w:eastAsia="Lato" w:hAnsi="Lato"/>
+                <w:b w:val="false"/>
+                <w:bCs w:val="false"/>
+                <w:color w:val="1A214D"/>
                 <w:sz w:val="21"/>
                 <w:szCs w:val="21"/>
               </w:rPr>
@@ -5326,30 +5362,38 @@
     <w:p>
       <w:pPr>
         <w:pStyle w:val="Heading1"/>
-        <w:spacing w:after="140" w:before="300"/>
-      </w:pPr>
-      <w:r>
-        <w:rPr>
-          <w:rFonts w:ascii="Arial" w:cs="Arial" w:eastAsia="Arial" w:hAnsi="Arial"/>
+        <w:spacing w:after="60" w:before="320"/>
+      </w:pPr>
+      <w:r>
+        <w:rPr>
+          <w:rFonts w:ascii="Lato" w:cs="Lato" w:eastAsia="Lato" w:hAnsi="Lato"/>
           <w:b/>
           <w:bCs/>
-          <w:color w:val="000000"/>
-          <w:sz w:val="26"/>
-          <w:szCs w:val="26"/>
+          <w:color w:val="3B7EF6"/>
+          <w:sz w:val="32"/>
+          <w:szCs w:val="32"/>
         </w:rPr>
         <w:t xml:space="preserve">ADDITIONAL IMPACT ANALYSIS</w:t>
       </w:r>
     </w:p>
     <w:p>
       <w:pPr>
+        <w:pBdr>
+          <w:bottom w:val="single" w:color="FDBA23" w:sz="12" w:space="1"/>
+        </w:pBdr>
+        <w:spacing w:after="140" w:before="0"/>
+      </w:pPr>
+    </w:p>
+    <w:p>
+      <w:pPr>
         <w:spacing w:after="120" w:before="40" w:line="264"/>
       </w:pPr>
       <w:r>
         <w:rPr>
-          <w:rFonts w:ascii="Arial" w:cs="Arial" w:eastAsia="Arial" w:hAnsi="Arial"/>
+          <w:rFonts w:ascii="Lato" w:cs="Lato" w:eastAsia="Lato" w:hAnsi="Lato"/>
           <w:b w:val="false"/>
           <w:bCs w:val="false"/>
-          <w:color w:val="000000"/>
+          <w:color w:val="1A214D"/>
           <w:sz w:val="22"/>
           <w:szCs w:val="22"/>
         </w:rPr>
@@ -5360,12 +5404,12 @@
       <w:tblPr>
         <w:tblW w:type="dxa" w:w="9026"/>
         <w:tblBorders>
-          <w:top w:val="single" w:color="A6A6A6" w:sz="4"/>
-          <w:left w:val="single" w:color="A6A6A6" w:sz="4"/>
-          <w:bottom w:val="single" w:color="A6A6A6" w:sz="4"/>
-          <w:right w:val="single" w:color="A6A6A6" w:sz="4"/>
-          <w:insideH w:val="single" w:color="A6A6A6" w:sz="4"/>
-          <w:insideV w:val="single" w:color="A6A6A6" w:sz="4"/>
+          <w:top w:val="single" w:color="D9D9D9" w:sz="4"/>
+          <w:left w:val="single" w:color="D9D9D9" w:sz="4"/>
+          <w:bottom w:val="single" w:color="D9D9D9" w:sz="4"/>
+          <w:right w:val="single" w:color="D9D9D9" w:sz="4"/>
+          <w:insideH w:val="single" w:color="D9D9D9" w:sz="4"/>
+          <w:insideV w:val="single" w:color="D9D9D9" w:sz="4"/>
         </w:tblBorders>
       </w:tblPr>
       <w:tblGrid>
@@ -5381,22 +5425,22 @@
         <w:tc>
           <w:tcPr>
             <w:tcW w:type="dxa" w:w="1715"/>
-            <w:shd w:fill="156082" w:color="auto" w:val="clear"/>
-            <w:tcMar>
-              <w:top w:type="dxa" w:w="90"/>
-              <w:left w:type="dxa" w:w="110"/>
-              <w:bottom w:type="dxa" w:w="90"/>
-              <w:right w:type="dxa" w:w="110"/>
-            </w:tcMar>
-            <w:vAlign w:val="top"/>
-          </w:tcPr>
-          <w:p>
-            <w:pPr>
-              <w:spacing w:after="0" w:before="0" w:line="252"/>
-            </w:pPr>
-            <w:r>
-              <w:rPr>
-                <w:rFonts w:ascii="Arial" w:cs="Arial" w:eastAsia="Arial" w:hAnsi="Arial"/>
+            <w:shd w:fill="1A214D" w:color="auto" w:val="clear"/>
+            <w:tcMar>
+              <w:top w:type="dxa" w:w="90"/>
+              <w:left w:type="dxa" w:w="110"/>
+              <w:bottom w:type="dxa" w:w="90"/>
+              <w:right w:type="dxa" w:w="110"/>
+            </w:tcMar>
+            <w:vAlign w:val="top"/>
+          </w:tcPr>
+          <w:p>
+            <w:pPr>
+              <w:spacing w:after="0" w:before="0" w:line="252"/>
+            </w:pPr>
+            <w:r>
+              <w:rPr>
+                <w:rFonts w:ascii="Lato" w:cs="Lato" w:eastAsia="Lato" w:hAnsi="Lato"/>
                 <w:b/>
                 <w:bCs/>
                 <w:color w:val="FFFFFF"/>
@@ -5410,22 +5454,22 @@
         <w:tc>
           <w:tcPr>
             <w:tcW w:type="dxa" w:w="4062"/>
-            <w:shd w:fill="156082" w:color="auto" w:val="clear"/>
-            <w:tcMar>
-              <w:top w:type="dxa" w:w="90"/>
-              <w:left w:type="dxa" w:w="110"/>
-              <w:bottom w:type="dxa" w:w="90"/>
-              <w:right w:type="dxa" w:w="110"/>
-            </w:tcMar>
-            <w:vAlign w:val="top"/>
-          </w:tcPr>
-          <w:p>
-            <w:pPr>
-              <w:spacing w:after="0" w:before="0" w:line="252"/>
-            </w:pPr>
-            <w:r>
-              <w:rPr>
-                <w:rFonts w:ascii="Arial" w:cs="Arial" w:eastAsia="Arial" w:hAnsi="Arial"/>
+            <w:shd w:fill="1A214D" w:color="auto" w:val="clear"/>
+            <w:tcMar>
+              <w:top w:type="dxa" w:w="90"/>
+              <w:left w:type="dxa" w:w="110"/>
+              <w:bottom w:type="dxa" w:w="90"/>
+              <w:right w:type="dxa" w:w="110"/>
+            </w:tcMar>
+            <w:vAlign w:val="top"/>
+          </w:tcPr>
+          <w:p>
+            <w:pPr>
+              <w:spacing w:after="0" w:before="0" w:line="252"/>
+            </w:pPr>
+            <w:r>
+              <w:rPr>
+                <w:rFonts w:ascii="Lato" w:cs="Lato" w:eastAsia="Lato" w:hAnsi="Lato"/>
                 <w:b/>
                 <w:bCs/>
                 <w:color w:val="FFFFFF"/>
@@ -5439,22 +5483,22 @@
         <w:tc>
           <w:tcPr>
             <w:tcW w:type="dxa" w:w="3249"/>
-            <w:shd w:fill="156082" w:color="auto" w:val="clear"/>
-            <w:tcMar>
-              <w:top w:type="dxa" w:w="90"/>
-              <w:left w:type="dxa" w:w="110"/>
-              <w:bottom w:type="dxa" w:w="90"/>
-              <w:right w:type="dxa" w:w="110"/>
-            </w:tcMar>
-            <w:vAlign w:val="top"/>
-          </w:tcPr>
-          <w:p>
-            <w:pPr>
-              <w:spacing w:after="0" w:before="0" w:line="252"/>
-            </w:pPr>
-            <w:r>
-              <w:rPr>
-                <w:rFonts w:ascii="Arial" w:cs="Arial" w:eastAsia="Arial" w:hAnsi="Arial"/>
+            <w:shd w:fill="1A214D" w:color="auto" w:val="clear"/>
+            <w:tcMar>
+              <w:top w:type="dxa" w:w="90"/>
+              <w:left w:type="dxa" w:w="110"/>
+              <w:bottom w:type="dxa" w:w="90"/>
+              <w:right w:type="dxa" w:w="110"/>
+            </w:tcMar>
+            <w:vAlign w:val="top"/>
+          </w:tcPr>
+          <w:p>
+            <w:pPr>
+              <w:spacing w:after="0" w:before="0" w:line="252"/>
+            </w:pPr>
+            <w:r>
+              <w:rPr>
+                <w:rFonts w:ascii="Lato" w:cs="Lato" w:eastAsia="Lato" w:hAnsi="Lato"/>
                 <w:b/>
                 <w:bCs/>
                 <w:color w:val="FFFFFF"/>
@@ -5488,10 +5532,10 @@
             </w:pPr>
             <w:r>
               <w:rPr>
-                <w:rFonts w:ascii="Arial" w:cs="Arial" w:eastAsia="Arial" w:hAnsi="Arial"/>
-                <w:b w:val="false"/>
-                <w:bCs w:val="false"/>
-                <w:color w:val="000000"/>
+                <w:rFonts w:ascii="Lato" w:cs="Lato" w:eastAsia="Lato" w:hAnsi="Lato"/>
+                <w:b w:val="false"/>
+                <w:bCs w:val="false"/>
+                <w:color w:val="1A214D"/>
                 <w:sz w:val="21"/>
                 <w:szCs w:val="21"/>
               </w:rPr>
@@ -5517,10 +5561,10 @@
             </w:pPr>
             <w:r>
               <w:rPr>
-                <w:rFonts w:ascii="Arial" w:cs="Arial" w:eastAsia="Arial" w:hAnsi="Arial"/>
-                <w:b w:val="false"/>
-                <w:bCs w:val="false"/>
-                <w:color w:val="000000"/>
+                <w:rFonts w:ascii="Lato" w:cs="Lato" w:eastAsia="Lato" w:hAnsi="Lato"/>
+                <w:b w:val="false"/>
+                <w:bCs w:val="false"/>
+                <w:color w:val="1A214D"/>
                 <w:sz w:val="21"/>
                 <w:szCs w:val="21"/>
               </w:rPr>
@@ -5592,8 +5636,8 @@
             </w:pPr>
             <w:r>
               <w:rPr>
-                <w:rFonts w:ascii="Arial" w:cs="Arial" w:eastAsia="Arial" w:hAnsi="Arial"/>
-                <w:color w:val="595959"/>
+                <w:rFonts w:ascii="Lato" w:cs="Lato" w:eastAsia="Lato" w:hAnsi="Lato"/>
+                <w:color w:val="666666"/>
                 <w:sz w:val="17"/>
                 <w:szCs w:val="17"/>
               </w:rPr>
@@ -5609,25 +5653,25 @@
         <w:tc>
           <w:tcPr>
             <w:tcW w:type="dxa" w:w="1715"/>
-            <w:shd w:fill="FFFFFF" w:color="auto" w:val="clear"/>
-            <w:tcMar>
-              <w:top w:type="dxa" w:w="90"/>
-              <w:left w:type="dxa" w:w="110"/>
-              <w:bottom w:type="dxa" w:w="90"/>
-              <w:right w:type="dxa" w:w="110"/>
-            </w:tcMar>
-            <w:vAlign w:val="top"/>
-          </w:tcPr>
-          <w:p>
-            <w:pPr>
-              <w:spacing w:after="0" w:before="0" w:line="252"/>
-            </w:pPr>
-            <w:r>
-              <w:rPr>
-                <w:rFonts w:ascii="Arial" w:cs="Arial" w:eastAsia="Arial" w:hAnsi="Arial"/>
-                <w:b w:val="false"/>
-                <w:bCs w:val="false"/>
-                <w:color w:val="000000"/>
+            <w:shd w:fill="EDF2FF" w:color="auto" w:val="clear"/>
+            <w:tcMar>
+              <w:top w:type="dxa" w:w="90"/>
+              <w:left w:type="dxa" w:w="110"/>
+              <w:bottom w:type="dxa" w:w="90"/>
+              <w:right w:type="dxa" w:w="110"/>
+            </w:tcMar>
+            <w:vAlign w:val="top"/>
+          </w:tcPr>
+          <w:p>
+            <w:pPr>
+              <w:spacing w:after="0" w:before="0" w:line="252"/>
+            </w:pPr>
+            <w:r>
+              <w:rPr>
+                <w:rFonts w:ascii="Lato" w:cs="Lato" w:eastAsia="Lato" w:hAnsi="Lato"/>
+                <w:b w:val="false"/>
+                <w:bCs w:val="false"/>
+                <w:color w:val="1A214D"/>
                 <w:sz w:val="21"/>
                 <w:szCs w:val="21"/>
               </w:rPr>
@@ -5638,25 +5682,25 @@
         <w:tc>
           <w:tcPr>
             <w:tcW w:type="dxa" w:w="4062"/>
-            <w:shd w:fill="FFFFFF" w:color="auto" w:val="clear"/>
-            <w:tcMar>
-              <w:top w:type="dxa" w:w="90"/>
-              <w:left w:type="dxa" w:w="110"/>
-              <w:bottom w:type="dxa" w:w="90"/>
-              <w:right w:type="dxa" w:w="110"/>
-            </w:tcMar>
-            <w:vAlign w:val="top"/>
-          </w:tcPr>
-          <w:p>
-            <w:pPr>
-              <w:spacing w:after="0" w:before="0" w:line="252"/>
-            </w:pPr>
-            <w:r>
-              <w:rPr>
-                <w:rFonts w:ascii="Arial" w:cs="Arial" w:eastAsia="Arial" w:hAnsi="Arial"/>
-                <w:b w:val="false"/>
-                <w:bCs w:val="false"/>
-                <w:color w:val="000000"/>
+            <w:shd w:fill="EDF2FF" w:color="auto" w:val="clear"/>
+            <w:tcMar>
+              <w:top w:type="dxa" w:w="90"/>
+              <w:left w:type="dxa" w:w="110"/>
+              <w:bottom w:type="dxa" w:w="90"/>
+              <w:right w:type="dxa" w:w="110"/>
+            </w:tcMar>
+            <w:vAlign w:val="top"/>
+          </w:tcPr>
+          <w:p>
+            <w:pPr>
+              <w:spacing w:after="0" w:before="0" w:line="252"/>
+            </w:pPr>
+            <w:r>
+              <w:rPr>
+                <w:rFonts w:ascii="Lato" w:cs="Lato" w:eastAsia="Lato" w:hAnsi="Lato"/>
+                <w:b w:val="false"/>
+                <w:bCs w:val="false"/>
+                <w:color w:val="1A214D"/>
                 <w:sz w:val="21"/>
                 <w:szCs w:val="21"/>
               </w:rPr>
@@ -5728,8 +5772,8 @@
             </w:pPr>
             <w:r>
               <w:rPr>
-                <w:rFonts w:ascii="Arial" w:cs="Arial" w:eastAsia="Arial" w:hAnsi="Arial"/>
-                <w:color w:val="595959"/>
+                <w:rFonts w:ascii="Lato" w:cs="Lato" w:eastAsia="Lato" w:hAnsi="Lato"/>
+                <w:color w:val="666666"/>
                 <w:sz w:val="17"/>
                 <w:szCs w:val="17"/>
               </w:rPr>
@@ -5760,10 +5804,10 @@
             </w:pPr>
             <w:r>
               <w:rPr>
-                <w:rFonts w:ascii="Arial" w:cs="Arial" w:eastAsia="Arial" w:hAnsi="Arial"/>
-                <w:b w:val="false"/>
-                <w:bCs w:val="false"/>
-                <w:color w:val="000000"/>
+                <w:rFonts w:ascii="Lato" w:cs="Lato" w:eastAsia="Lato" w:hAnsi="Lato"/>
+                <w:b w:val="false"/>
+                <w:bCs w:val="false"/>
+                <w:color w:val="1A214D"/>
                 <w:sz w:val="21"/>
                 <w:szCs w:val="21"/>
               </w:rPr>
@@ -5789,10 +5833,10 @@
             </w:pPr>
             <w:r>
               <w:rPr>
-                <w:rFonts w:ascii="Arial" w:cs="Arial" w:eastAsia="Arial" w:hAnsi="Arial"/>
-                <w:b w:val="false"/>
-                <w:bCs w:val="false"/>
-                <w:color w:val="000000"/>
+                <w:rFonts w:ascii="Lato" w:cs="Lato" w:eastAsia="Lato" w:hAnsi="Lato"/>
+                <w:b w:val="false"/>
+                <w:bCs w:val="false"/>
+                <w:color w:val="1A214D"/>
                 <w:sz w:val="21"/>
                 <w:szCs w:val="21"/>
               </w:rPr>
@@ -5864,8 +5908,8 @@
             </w:pPr>
             <w:r>
               <w:rPr>
-                <w:rFonts w:ascii="Arial" w:cs="Arial" w:eastAsia="Arial" w:hAnsi="Arial"/>
-                <w:color w:val="595959"/>
+                <w:rFonts w:ascii="Lato" w:cs="Lato" w:eastAsia="Lato" w:hAnsi="Lato"/>
+                <w:color w:val="666666"/>
                 <w:sz w:val="17"/>
                 <w:szCs w:val="17"/>
               </w:rPr>
@@ -5881,25 +5925,25 @@
         <w:tc>
           <w:tcPr>
             <w:tcW w:type="dxa" w:w="1715"/>
-            <w:shd w:fill="FFFFFF" w:color="auto" w:val="clear"/>
-            <w:tcMar>
-              <w:top w:type="dxa" w:w="90"/>
-              <w:left w:type="dxa" w:w="110"/>
-              <w:bottom w:type="dxa" w:w="90"/>
-              <w:right w:type="dxa" w:w="110"/>
-            </w:tcMar>
-            <w:vAlign w:val="top"/>
-          </w:tcPr>
-          <w:p>
-            <w:pPr>
-              <w:spacing w:after="0" w:before="0" w:line="252"/>
-            </w:pPr>
-            <w:r>
-              <w:rPr>
-                <w:rFonts w:ascii="Arial" w:cs="Arial" w:eastAsia="Arial" w:hAnsi="Arial"/>
-                <w:b w:val="false"/>
-                <w:bCs w:val="false"/>
-                <w:color w:val="000000"/>
+            <w:shd w:fill="EDF2FF" w:color="auto" w:val="clear"/>
+            <w:tcMar>
+              <w:top w:type="dxa" w:w="90"/>
+              <w:left w:type="dxa" w:w="110"/>
+              <w:bottom w:type="dxa" w:w="90"/>
+              <w:right w:type="dxa" w:w="110"/>
+            </w:tcMar>
+            <w:vAlign w:val="top"/>
+          </w:tcPr>
+          <w:p>
+            <w:pPr>
+              <w:spacing w:after="0" w:before="0" w:line="252"/>
+            </w:pPr>
+            <w:r>
+              <w:rPr>
+                <w:rFonts w:ascii="Lato" w:cs="Lato" w:eastAsia="Lato" w:hAnsi="Lato"/>
+                <w:b w:val="false"/>
+                <w:bCs w:val="false"/>
+                <w:color w:val="1A214D"/>
                 <w:sz w:val="21"/>
                 <w:szCs w:val="21"/>
               </w:rPr>
@@ -5910,25 +5954,25 @@
         <w:tc>
           <w:tcPr>
             <w:tcW w:type="dxa" w:w="4062"/>
-            <w:shd w:fill="FFFFFF" w:color="auto" w:val="clear"/>
-            <w:tcMar>
-              <w:top w:type="dxa" w:w="90"/>
-              <w:left w:type="dxa" w:w="110"/>
-              <w:bottom w:type="dxa" w:w="90"/>
-              <w:right w:type="dxa" w:w="110"/>
-            </w:tcMar>
-            <w:vAlign w:val="top"/>
-          </w:tcPr>
-          <w:p>
-            <w:pPr>
-              <w:spacing w:after="0" w:before="0" w:line="252"/>
-            </w:pPr>
-            <w:r>
-              <w:rPr>
-                <w:rFonts w:ascii="Arial" w:cs="Arial" w:eastAsia="Arial" w:hAnsi="Arial"/>
-                <w:b w:val="false"/>
-                <w:bCs w:val="false"/>
-                <w:color w:val="000000"/>
+            <w:shd w:fill="EDF2FF" w:color="auto" w:val="clear"/>
+            <w:tcMar>
+              <w:top w:type="dxa" w:w="90"/>
+              <w:left w:type="dxa" w:w="110"/>
+              <w:bottom w:type="dxa" w:w="90"/>
+              <w:right w:type="dxa" w:w="110"/>
+            </w:tcMar>
+            <w:vAlign w:val="top"/>
+          </w:tcPr>
+          <w:p>
+            <w:pPr>
+              <w:spacing w:after="0" w:before="0" w:line="252"/>
+            </w:pPr>
+            <w:r>
+              <w:rPr>
+                <w:rFonts w:ascii="Lato" w:cs="Lato" w:eastAsia="Lato" w:hAnsi="Lato"/>
+                <w:b w:val="false"/>
+                <w:bCs w:val="false"/>
+                <w:color w:val="1A214D"/>
                 <w:sz w:val="21"/>
                 <w:szCs w:val="21"/>
               </w:rPr>
@@ -6000,8 +6044,8 @@
             </w:pPr>
             <w:r>
               <w:rPr>
-                <w:rFonts w:ascii="Arial" w:cs="Arial" w:eastAsia="Arial" w:hAnsi="Arial"/>
-                <w:color w:val="595959"/>
+                <w:rFonts w:ascii="Lato" w:cs="Lato" w:eastAsia="Lato" w:hAnsi="Lato"/>
+                <w:color w:val="666666"/>
                 <w:sz w:val="17"/>
                 <w:szCs w:val="17"/>
               </w:rPr>
@@ -6032,10 +6076,10 @@
             </w:pPr>
             <w:r>
               <w:rPr>
-                <w:rFonts w:ascii="Arial" w:cs="Arial" w:eastAsia="Arial" w:hAnsi="Arial"/>
-                <w:b w:val="false"/>
-                <w:bCs w:val="false"/>
-                <w:color w:val="000000"/>
+                <w:rFonts w:ascii="Lato" w:cs="Lato" w:eastAsia="Lato" w:hAnsi="Lato"/>
+                <w:b w:val="false"/>
+                <w:bCs w:val="false"/>
+                <w:color w:val="1A214D"/>
                 <w:sz w:val="21"/>
                 <w:szCs w:val="21"/>
               </w:rPr>
@@ -6061,10 +6105,10 @@
             </w:pPr>
             <w:r>
               <w:rPr>
-                <w:rFonts w:ascii="Arial" w:cs="Arial" w:eastAsia="Arial" w:hAnsi="Arial"/>
-                <w:b w:val="false"/>
-                <w:bCs w:val="false"/>
-                <w:color w:val="000000"/>
+                <w:rFonts w:ascii="Lato" w:cs="Lato" w:eastAsia="Lato" w:hAnsi="Lato"/>
+                <w:b w:val="false"/>
+                <w:bCs w:val="false"/>
+                <w:color w:val="1A214D"/>
                 <w:sz w:val="21"/>
                 <w:szCs w:val="21"/>
               </w:rPr>
@@ -6136,8 +6180,8 @@
             </w:pPr>
             <w:r>
               <w:rPr>
-                <w:rFonts w:ascii="Arial" w:cs="Arial" w:eastAsia="Arial" w:hAnsi="Arial"/>
-                <w:color w:val="595959"/>
+                <w:rFonts w:ascii="Lato" w:cs="Lato" w:eastAsia="Lato" w:hAnsi="Lato"/>
+                <w:color w:val="666666"/>
                 <w:sz w:val="17"/>
                 <w:szCs w:val="17"/>
               </w:rPr>
@@ -6153,25 +6197,25 @@
         <w:tc>
           <w:tcPr>
             <w:tcW w:type="dxa" w:w="1715"/>
-            <w:shd w:fill="FFFFFF" w:color="auto" w:val="clear"/>
-            <w:tcMar>
-              <w:top w:type="dxa" w:w="90"/>
-              <w:left w:type="dxa" w:w="110"/>
-              <w:bottom w:type="dxa" w:w="90"/>
-              <w:right w:type="dxa" w:w="110"/>
-            </w:tcMar>
-            <w:vAlign w:val="top"/>
-          </w:tcPr>
-          <w:p>
-            <w:pPr>
-              <w:spacing w:after="0" w:before="0" w:line="252"/>
-            </w:pPr>
-            <w:r>
-              <w:rPr>
-                <w:rFonts w:ascii="Arial" w:cs="Arial" w:eastAsia="Arial" w:hAnsi="Arial"/>
-                <w:b w:val="false"/>
-                <w:bCs w:val="false"/>
-                <w:color w:val="000000"/>
+            <w:shd w:fill="EDF2FF" w:color="auto" w:val="clear"/>
+            <w:tcMar>
+              <w:top w:type="dxa" w:w="90"/>
+              <w:left w:type="dxa" w:w="110"/>
+              <w:bottom w:type="dxa" w:w="90"/>
+              <w:right w:type="dxa" w:w="110"/>
+            </w:tcMar>
+            <w:vAlign w:val="top"/>
+          </w:tcPr>
+          <w:p>
+            <w:pPr>
+              <w:spacing w:after="0" w:before="0" w:line="252"/>
+            </w:pPr>
+            <w:r>
+              <w:rPr>
+                <w:rFonts w:ascii="Lato" w:cs="Lato" w:eastAsia="Lato" w:hAnsi="Lato"/>
+                <w:b w:val="false"/>
+                <w:bCs w:val="false"/>
+                <w:color w:val="1A214D"/>
                 <w:sz w:val="21"/>
                 <w:szCs w:val="21"/>
               </w:rPr>
@@ -6182,25 +6226,25 @@
         <w:tc>
           <w:tcPr>
             <w:tcW w:type="dxa" w:w="4062"/>
-            <w:shd w:fill="FFFFFF" w:color="auto" w:val="clear"/>
-            <w:tcMar>
-              <w:top w:type="dxa" w:w="90"/>
-              <w:left w:type="dxa" w:w="110"/>
-              <w:bottom w:type="dxa" w:w="90"/>
-              <w:right w:type="dxa" w:w="110"/>
-            </w:tcMar>
-            <w:vAlign w:val="top"/>
-          </w:tcPr>
-          <w:p>
-            <w:pPr>
-              <w:spacing w:after="0" w:before="0" w:line="252"/>
-            </w:pPr>
-            <w:r>
-              <w:rPr>
-                <w:rFonts w:ascii="Arial" w:cs="Arial" w:eastAsia="Arial" w:hAnsi="Arial"/>
-                <w:b w:val="false"/>
-                <w:bCs w:val="false"/>
-                <w:color w:val="000000"/>
+            <w:shd w:fill="EDF2FF" w:color="auto" w:val="clear"/>
+            <w:tcMar>
+              <w:top w:type="dxa" w:w="90"/>
+              <w:left w:type="dxa" w:w="110"/>
+              <w:bottom w:type="dxa" w:w="90"/>
+              <w:right w:type="dxa" w:w="110"/>
+            </w:tcMar>
+            <w:vAlign w:val="top"/>
+          </w:tcPr>
+          <w:p>
+            <w:pPr>
+              <w:spacing w:after="0" w:before="0" w:line="252"/>
+            </w:pPr>
+            <w:r>
+              <w:rPr>
+                <w:rFonts w:ascii="Lato" w:cs="Lato" w:eastAsia="Lato" w:hAnsi="Lato"/>
+                <w:b w:val="false"/>
+                <w:bCs w:val="false"/>
+                <w:color w:val="1A214D"/>
                 <w:sz w:val="21"/>
                 <w:szCs w:val="21"/>
               </w:rPr>
@@ -6272,8 +6316,8 @@
             </w:pPr>
             <w:r>
               <w:rPr>
-                <w:rFonts w:ascii="Arial" w:cs="Arial" w:eastAsia="Arial" w:hAnsi="Arial"/>
-                <w:color w:val="595959"/>
+                <w:rFonts w:ascii="Lato" w:cs="Lato" w:eastAsia="Lato" w:hAnsi="Lato"/>
+                <w:color w:val="666666"/>
                 <w:sz w:val="17"/>
                 <w:szCs w:val="17"/>
               </w:rPr>
@@ -6345,7 +6389,7 @@
       </w:pPr>
       <w:r>
         <w:rPr>
-          <w:rFonts w:ascii="Arial" w:cs="Arial" w:eastAsia="Arial" w:hAnsi="Arial"/>
+          <w:rFonts w:ascii="Lato" w:cs="Lato" w:eastAsia="Lato" w:hAnsi="Lato"/>
           <w:color w:val="3B7EF6"/>
           <w:sz w:val="72"/>
           <w:szCs w:val="72"/>
@@ -6411,10 +6455,10 @@
       </w:pPr>
       <w:r>
         <w:rPr>
-          <w:rFonts w:ascii="Arial" w:cs="Arial" w:eastAsia="Arial" w:hAnsi="Arial"/>
+          <w:rFonts w:ascii="Lato" w:cs="Lato" w:eastAsia="Lato" w:hAnsi="Lato"/>
           <w:b w:val="false"/>
           <w:bCs w:val="false"/>
-          <w:color w:val="000000"/>
+          <w:color w:val="1A214D"/>
           <w:sz w:val="19"/>
           <w:szCs w:val="19"/>
         </w:rPr>
@@ -6428,10 +6472,10 @@
       </w:pPr>
       <w:r>
         <w:rPr>
-          <w:rFonts w:ascii="Arial" w:cs="Arial" w:eastAsia="Arial" w:hAnsi="Arial"/>
+          <w:rFonts w:ascii="Lato" w:cs="Lato" w:eastAsia="Lato" w:hAnsi="Lato"/>
           <w:b w:val="false"/>
           <w:bCs w:val="false"/>
-          <w:color w:val="000000"/>
+          <w:color w:val="1A214D"/>
           <w:sz w:val="19"/>
           <w:szCs w:val="19"/>
         </w:rPr>
@@ -6569,10 +6613,10 @@
           </w:pPr>
           <w:r>
             <w:rPr>
-              <w:rFonts w:ascii="Arial" w:cs="Arial" w:eastAsia="Arial" w:hAnsi="Arial"/>
+              <w:rFonts w:ascii="Lato" w:cs="Lato" w:eastAsia="Lato" w:hAnsi="Lato"/>
               <w:b/>
               <w:bCs/>
-              <w:color w:val="000000"/>
+              <w:color w:val="1A214D"/>
               <w:sz w:val="15"/>
               <w:szCs w:val="15"/>
             </w:rPr>
@@ -6580,10 +6624,10 @@
           </w:r>
           <w:r>
             <w:rPr>
-              <w:rFonts w:ascii="Arial" w:cs="Arial" w:eastAsia="Arial" w:hAnsi="Arial"/>
+              <w:rFonts w:ascii="Lato" w:cs="Lato" w:eastAsia="Lato" w:hAnsi="Lato"/>
               <w:b/>
               <w:bCs/>
-              <w:color w:val="000000"/>
+              <w:color w:val="1A214D"/>
               <w:sz w:val="15"/>
               <w:szCs w:val="15"/>
             </w:rPr>
@@ -6604,8 +6648,8 @@
           </w:pPr>
           <w:r>
             <w:rPr>
-              <w:rFonts w:ascii="Arial" w:cs="Arial" w:eastAsia="Arial" w:hAnsi="Arial"/>
-              <w:color w:val="000000"/>
+              <w:rFonts w:ascii="Lato" w:cs="Lato" w:eastAsia="Lato" w:hAnsi="Lato"/>
+              <w:color w:val="1A214D"/>
               <w:sz w:val="22"/>
               <w:szCs w:val="22"/>
             </w:rPr>
@@ -6740,8 +6784,8 @@
           </w:pPr>
           <w:r>
             <w:rPr>
-              <w:rFonts w:ascii="Arial" w:cs="Arial" w:eastAsia="Arial" w:hAnsi="Arial"/>
-              <w:color w:val="000000"/>
+              <w:rFonts w:ascii="Lato" w:cs="Lato" w:eastAsia="Lato" w:hAnsi="Lato"/>
+              <w:color w:val="1A214D"/>
               <w:sz w:val="18"/>
               <w:szCs w:val="18"/>
             </w:rPr>
@@ -6906,8 +6950,8 @@
   <w:docDefaults>
     <w:rPrDefault>
       <w:rPr>
-        <w:rFonts w:ascii="Arial" w:cs="Arial" w:eastAsia="Arial" w:hAnsi="Arial"/>
-        <w:color w:val="000000"/>
+        <w:rFonts w:ascii="Lato" w:cs="Lato" w:eastAsia="Lato" w:hAnsi="Lato"/>
+        <w:color w:val="1A214D"/>
         <w:sz w:val="22"/>
         <w:szCs w:val="22"/>
       </w:rPr>

--- a/docs/brd/RF-3309/Appro_RF_Employer_Name_Edit_in_Credit_Queue_v1.0.docx
+++ b/docs/brd/RF-3309/Appro_RF_Employer_Name_Edit_in_Credit_Queue_v1.0.docx
@@ -59,10 +59,10 @@
       </w:pPr>
       <w:r>
         <w:rPr>
-          <w:rFonts w:ascii="Lato" w:cs="Lato" w:eastAsia="Lato" w:hAnsi="Lato"/>
+          <w:rFonts w:ascii="Arial" w:cs="Arial" w:eastAsia="Arial" w:hAnsi="Arial"/>
           <w:b/>
           <w:bCs/>
-          <w:color w:val="1A214D"/>
+          <w:color w:val="3B7EF6"/>
           <w:sz w:val="56"/>
           <w:szCs w:val="56"/>
         </w:rPr>
@@ -70,10 +70,10 @@
       </w:r>
       <w:r>
         <w:rPr>
-          <w:rFonts w:ascii="Lato" w:cs="Lato" w:eastAsia="Lato" w:hAnsi="Lato"/>
+          <w:rFonts w:ascii="Arial" w:cs="Arial" w:eastAsia="Arial" w:hAnsi="Arial"/>
           <w:b/>
           <w:bCs/>
-          <w:color w:val="1A214D"/>
+          <w:color w:val="3B7EF6"/>
           <w:sz w:val="56"/>
           <w:szCs w:val="56"/>
         </w:rPr>
@@ -88,7 +88,7 @@
       </w:pPr>
       <w:r>
         <w:rPr>
-          <w:rFonts w:ascii="Lato" w:cs="Lato" w:eastAsia="Lato" w:hAnsi="Lato"/>
+          <w:rFonts w:ascii="Arial" w:cs="Arial" w:eastAsia="Arial" w:hAnsi="Arial"/>
           <w:b/>
           <w:bCs/>
           <w:color w:val="3B7EF6"/>
@@ -105,8 +105,8 @@
       </w:pPr>
       <w:r>
         <w:rPr>
-          <w:rFonts w:ascii="Lato" w:cs="Lato" w:eastAsia="Lato" w:hAnsi="Lato"/>
-          <w:color w:val="666666"/>
+          <w:rFonts w:ascii="Arial" w:cs="Arial" w:eastAsia="Arial" w:hAnsi="Arial"/>
+          <w:color w:val="595959"/>
           <w:sz w:val="22"/>
           <w:szCs w:val="22"/>
         </w:rPr>
@@ -171,10 +171,10 @@
       </w:pPr>
       <w:r>
         <w:rPr>
-          <w:rFonts w:ascii="Lato" w:cs="Lato" w:eastAsia="Lato" w:hAnsi="Lato"/>
+          <w:rFonts w:ascii="Arial" w:cs="Arial" w:eastAsia="Arial" w:hAnsi="Arial"/>
           <w:b w:val="false"/>
           <w:bCs w:val="false"/>
-          <w:color w:val="1A214D"/>
+          <w:color w:val="000000"/>
           <w:sz w:val="19"/>
           <w:szCs w:val="19"/>
         </w:rPr>
@@ -188,10 +188,10 @@
       </w:pPr>
       <w:r>
         <w:rPr>
-          <w:rFonts w:ascii="Lato" w:cs="Lato" w:eastAsia="Lato" w:hAnsi="Lato"/>
+          <w:rFonts w:ascii="Arial" w:cs="Arial" w:eastAsia="Arial" w:hAnsi="Arial"/>
           <w:b w:val="false"/>
           <w:bCs w:val="false"/>
-          <w:color w:val="1A214D"/>
+          <w:color w:val="000000"/>
           <w:sz w:val="19"/>
           <w:szCs w:val="19"/>
         </w:rPr>
@@ -257,38 +257,30 @@
     <w:p>
       <w:pPr>
         <w:pStyle w:val="Heading1"/>
-        <w:spacing w:after="60" w:before="320"/>
-      </w:pPr>
-      <w:r>
-        <w:rPr>
-          <w:rFonts w:ascii="Lato" w:cs="Lato" w:eastAsia="Lato" w:hAnsi="Lato"/>
+        <w:spacing w:after="140" w:before="300"/>
+      </w:pPr>
+      <w:r>
+        <w:rPr>
+          <w:rFonts w:ascii="Arial" w:cs="Arial" w:eastAsia="Arial" w:hAnsi="Arial"/>
           <w:b/>
           <w:bCs/>
-          <w:color w:val="3B7EF6"/>
-          <w:sz w:val="32"/>
-          <w:szCs w:val="32"/>
+          <w:color w:val="000000"/>
+          <w:sz w:val="26"/>
+          <w:szCs w:val="26"/>
         </w:rPr>
         <w:t xml:space="preserve">HISTORY OF CHANGE</w:t>
       </w:r>
-    </w:p>
-    <w:p>
-      <w:pPr>
-        <w:pBdr>
-          <w:bottom w:val="single" w:color="FDBA23" w:sz="12" w:space="1"/>
-        </w:pBdr>
-        <w:spacing w:after="140" w:before="0"/>
-      </w:pPr>
     </w:p>
     <w:tbl>
       <w:tblPr>
         <w:tblW w:type="dxa" w:w="9026"/>
         <w:tblBorders>
-          <w:top w:val="single" w:color="D9D9D9" w:sz="4"/>
-          <w:left w:val="single" w:color="D9D9D9" w:sz="4"/>
-          <w:bottom w:val="single" w:color="D9D9D9" w:sz="4"/>
-          <w:right w:val="single" w:color="D9D9D9" w:sz="4"/>
-          <w:insideH w:val="single" w:color="D9D9D9" w:sz="4"/>
-          <w:insideV w:val="single" w:color="D9D9D9" w:sz="4"/>
+          <w:top w:val="single" w:color="A6A6A6" w:sz="4"/>
+          <w:left w:val="single" w:color="A6A6A6" w:sz="4"/>
+          <w:bottom w:val="single" w:color="A6A6A6" w:sz="4"/>
+          <w:right w:val="single" w:color="A6A6A6" w:sz="4"/>
+          <w:insideH w:val="single" w:color="A6A6A6" w:sz="4"/>
+          <w:insideV w:val="single" w:color="A6A6A6" w:sz="4"/>
         </w:tblBorders>
       </w:tblPr>
       <w:tblGrid>
@@ -305,22 +297,22 @@
         <w:tc>
           <w:tcPr>
             <w:tcW w:type="dxa" w:w="1083"/>
-            <w:shd w:fill="1A214D" w:color="auto" w:val="clear"/>
-            <w:tcMar>
-              <w:top w:type="dxa" w:w="90"/>
-              <w:left w:type="dxa" w:w="110"/>
-              <w:bottom w:type="dxa" w:w="90"/>
-              <w:right w:type="dxa" w:w="110"/>
-            </w:tcMar>
-            <w:vAlign w:val="top"/>
-          </w:tcPr>
-          <w:p>
-            <w:pPr>
-              <w:spacing w:after="0" w:before="0" w:line="252"/>
-            </w:pPr>
-            <w:r>
-              <w:rPr>
-                <w:rFonts w:ascii="Lato" w:cs="Lato" w:eastAsia="Lato" w:hAnsi="Lato"/>
+            <w:shd w:fill="156082" w:color="auto" w:val="clear"/>
+            <w:tcMar>
+              <w:top w:type="dxa" w:w="90"/>
+              <w:left w:type="dxa" w:w="110"/>
+              <w:bottom w:type="dxa" w:w="90"/>
+              <w:right w:type="dxa" w:w="110"/>
+            </w:tcMar>
+            <w:vAlign w:val="top"/>
+          </w:tcPr>
+          <w:p>
+            <w:pPr>
+              <w:spacing w:after="0" w:before="0" w:line="252"/>
+            </w:pPr>
+            <w:r>
+              <w:rPr>
+                <w:rFonts w:ascii="Arial" w:cs="Arial" w:eastAsia="Arial" w:hAnsi="Arial"/>
                 <w:b/>
                 <w:bCs/>
                 <w:color w:val="FFFFFF"/>
@@ -334,22 +326,22 @@
         <w:tc>
           <w:tcPr>
             <w:tcW w:type="dxa" w:w="2166"/>
-            <w:shd w:fill="1A214D" w:color="auto" w:val="clear"/>
-            <w:tcMar>
-              <w:top w:type="dxa" w:w="90"/>
-              <w:left w:type="dxa" w:w="110"/>
-              <w:bottom w:type="dxa" w:w="90"/>
-              <w:right w:type="dxa" w:w="110"/>
-            </w:tcMar>
-            <w:vAlign w:val="top"/>
-          </w:tcPr>
-          <w:p>
-            <w:pPr>
-              <w:spacing w:after="0" w:before="0" w:line="252"/>
-            </w:pPr>
-            <w:r>
-              <w:rPr>
-                <w:rFonts w:ascii="Lato" w:cs="Lato" w:eastAsia="Lato" w:hAnsi="Lato"/>
+            <w:shd w:fill="156082" w:color="auto" w:val="clear"/>
+            <w:tcMar>
+              <w:top w:type="dxa" w:w="90"/>
+              <w:left w:type="dxa" w:w="110"/>
+              <w:bottom w:type="dxa" w:w="90"/>
+              <w:right w:type="dxa" w:w="110"/>
+            </w:tcMar>
+            <w:vAlign w:val="top"/>
+          </w:tcPr>
+          <w:p>
+            <w:pPr>
+              <w:spacing w:after="0" w:before="0" w:line="252"/>
+            </w:pPr>
+            <w:r>
+              <w:rPr>
+                <w:rFonts w:ascii="Arial" w:cs="Arial" w:eastAsia="Arial" w:hAnsi="Arial"/>
                 <w:b/>
                 <w:bCs/>
                 <w:color w:val="FFFFFF"/>
@@ -363,22 +355,22 @@
         <w:tc>
           <w:tcPr>
             <w:tcW w:type="dxa" w:w="1986"/>
-            <w:shd w:fill="1A214D" w:color="auto" w:val="clear"/>
-            <w:tcMar>
-              <w:top w:type="dxa" w:w="90"/>
-              <w:left w:type="dxa" w:w="110"/>
-              <w:bottom w:type="dxa" w:w="90"/>
-              <w:right w:type="dxa" w:w="110"/>
-            </w:tcMar>
-            <w:vAlign w:val="top"/>
-          </w:tcPr>
-          <w:p>
-            <w:pPr>
-              <w:spacing w:after="0" w:before="0" w:line="252"/>
-            </w:pPr>
-            <w:r>
-              <w:rPr>
-                <w:rFonts w:ascii="Lato" w:cs="Lato" w:eastAsia="Lato" w:hAnsi="Lato"/>
+            <w:shd w:fill="156082" w:color="auto" w:val="clear"/>
+            <w:tcMar>
+              <w:top w:type="dxa" w:w="90"/>
+              <w:left w:type="dxa" w:w="110"/>
+              <w:bottom w:type="dxa" w:w="90"/>
+              <w:right w:type="dxa" w:w="110"/>
+            </w:tcMar>
+            <w:vAlign w:val="top"/>
+          </w:tcPr>
+          <w:p>
+            <w:pPr>
+              <w:spacing w:after="0" w:before="0" w:line="252"/>
+            </w:pPr>
+            <w:r>
+              <w:rPr>
+                <w:rFonts w:ascii="Arial" w:cs="Arial" w:eastAsia="Arial" w:hAnsi="Arial"/>
                 <w:b/>
                 <w:bCs/>
                 <w:color w:val="FFFFFF"/>
@@ -392,22 +384,22 @@
         <w:tc>
           <w:tcPr>
             <w:tcW w:type="dxa" w:w="3791"/>
-            <w:shd w:fill="1A214D" w:color="auto" w:val="clear"/>
-            <w:tcMar>
-              <w:top w:type="dxa" w:w="90"/>
-              <w:left w:type="dxa" w:w="110"/>
-              <w:bottom w:type="dxa" w:w="90"/>
-              <w:right w:type="dxa" w:w="110"/>
-            </w:tcMar>
-            <w:vAlign w:val="top"/>
-          </w:tcPr>
-          <w:p>
-            <w:pPr>
-              <w:spacing w:after="0" w:before="0" w:line="252"/>
-            </w:pPr>
-            <w:r>
-              <w:rPr>
-                <w:rFonts w:ascii="Lato" w:cs="Lato" w:eastAsia="Lato" w:hAnsi="Lato"/>
+            <w:shd w:fill="156082" w:color="auto" w:val="clear"/>
+            <w:tcMar>
+              <w:top w:type="dxa" w:w="90"/>
+              <w:left w:type="dxa" w:w="110"/>
+              <w:bottom w:type="dxa" w:w="90"/>
+              <w:right w:type="dxa" w:w="110"/>
+            </w:tcMar>
+            <w:vAlign w:val="top"/>
+          </w:tcPr>
+          <w:p>
+            <w:pPr>
+              <w:spacing w:after="0" w:before="0" w:line="252"/>
+            </w:pPr>
+            <w:r>
+              <w:rPr>
+                <w:rFonts w:ascii="Arial" w:cs="Arial" w:eastAsia="Arial" w:hAnsi="Arial"/>
                 <w:b/>
                 <w:bCs/>
                 <w:color w:val="FFFFFF"/>
@@ -441,10 +433,10 @@
             </w:pPr>
             <w:r>
               <w:rPr>
-                <w:rFonts w:ascii="Lato" w:cs="Lato" w:eastAsia="Lato" w:hAnsi="Lato"/>
-                <w:b w:val="false"/>
-                <w:bCs w:val="false"/>
-                <w:color w:val="1A214D"/>
+                <w:rFonts w:ascii="Arial" w:cs="Arial" w:eastAsia="Arial" w:hAnsi="Arial"/>
+                <w:b w:val="false"/>
+                <w:bCs w:val="false"/>
+                <w:color w:val="000000"/>
                 <w:sz w:val="21"/>
                 <w:szCs w:val="21"/>
               </w:rPr>
@@ -470,10 +462,10 @@
             </w:pPr>
             <w:r>
               <w:rPr>
-                <w:rFonts w:ascii="Lato" w:cs="Lato" w:eastAsia="Lato" w:hAnsi="Lato"/>
-                <w:b w:val="false"/>
-                <w:bCs w:val="false"/>
-                <w:color w:val="1A214D"/>
+                <w:rFonts w:ascii="Arial" w:cs="Arial" w:eastAsia="Arial" w:hAnsi="Arial"/>
+                <w:b w:val="false"/>
+                <w:bCs w:val="false"/>
+                <w:color w:val="000000"/>
                 <w:sz w:val="21"/>
                 <w:szCs w:val="21"/>
               </w:rPr>
@@ -499,10 +491,10 @@
             </w:pPr>
             <w:r>
               <w:rPr>
-                <w:rFonts w:ascii="Lato" w:cs="Lato" w:eastAsia="Lato" w:hAnsi="Lato"/>
-                <w:b w:val="false"/>
-                <w:bCs w:val="false"/>
-                <w:color w:val="1A214D"/>
+                <w:rFonts w:ascii="Arial" w:cs="Arial" w:eastAsia="Arial" w:hAnsi="Arial"/>
+                <w:b w:val="false"/>
+                <w:bCs w:val="false"/>
+                <w:color w:val="000000"/>
                 <w:sz w:val="21"/>
                 <w:szCs w:val="21"/>
               </w:rPr>
@@ -528,10 +520,10 @@
             </w:pPr>
             <w:r>
               <w:rPr>
-                <w:rFonts w:ascii="Lato" w:cs="Lato" w:eastAsia="Lato" w:hAnsi="Lato"/>
-                <w:b w:val="false"/>
-                <w:bCs w:val="false"/>
-                <w:color w:val="1A214D"/>
+                <w:rFonts w:ascii="Arial" w:cs="Arial" w:eastAsia="Arial" w:hAnsi="Arial"/>
+                <w:b w:val="false"/>
+                <w:bCs w:val="false"/>
+                <w:color w:val="000000"/>
                 <w:sz w:val="21"/>
                 <w:szCs w:val="21"/>
               </w:rPr>
@@ -549,77 +541,69 @@
     <w:p>
       <w:pPr>
         <w:pStyle w:val="Heading1"/>
-        <w:spacing w:after="60" w:before="320"/>
-      </w:pPr>
-      <w:r>
-        <w:rPr>
-          <w:rFonts w:ascii="Lato" w:cs="Lato" w:eastAsia="Lato" w:hAnsi="Lato"/>
+        <w:spacing w:after="140" w:before="300"/>
+      </w:pPr>
+      <w:r>
+        <w:rPr>
+          <w:rFonts w:ascii="Arial" w:cs="Arial" w:eastAsia="Arial" w:hAnsi="Arial"/>
           <w:b/>
           <w:bCs/>
-          <w:color w:val="3B7EF6"/>
-          <w:sz w:val="32"/>
-          <w:szCs w:val="32"/>
+          <w:color w:val="000000"/>
+          <w:sz w:val="26"/>
+          <w:szCs w:val="26"/>
         </w:rPr>
         <w:t xml:space="preserve">EMPLOYER NAME EDIT IN CREDIT QUEUE</w:t>
       </w:r>
     </w:p>
     <w:p>
       <w:pPr>
-        <w:pBdr>
-          <w:bottom w:val="single" w:color="FDBA23" w:sz="12" w:space="1"/>
-        </w:pBdr>
-        <w:spacing w:after="140" w:before="0"/>
-      </w:pPr>
+        <w:pStyle w:val="Heading2"/>
+        <w:spacing w:after="120" w:before="240"/>
+      </w:pPr>
+      <w:r>
+        <w:rPr>
+          <w:rFonts w:ascii="Arial" w:cs="Arial" w:eastAsia="Arial" w:hAnsi="Arial"/>
+          <w:b/>
+          <w:bCs/>
+          <w:color w:val="000000"/>
+          <w:sz w:val="22"/>
+          <w:szCs w:val="22"/>
+        </w:rPr>
+        <w:t xml:space="preserve">FEATURE OVERVIEW</w:t>
+      </w:r>
     </w:p>
     <w:p>
       <w:pPr>
-        <w:pStyle w:val="Heading2"/>
-        <w:spacing w:after="120" w:before="260"/>
-      </w:pPr>
-      <w:r>
-        <w:rPr>
-          <w:rFonts w:ascii="Lato" w:cs="Lato" w:eastAsia="Lato" w:hAnsi="Lato"/>
+        <w:spacing w:after="120" w:before="40" w:line="264"/>
+      </w:pPr>
+      <w:r>
+        <w:rPr>
+          <w:rFonts w:ascii="Arial" w:cs="Arial" w:eastAsia="Arial" w:hAnsi="Arial"/>
+          <w:b w:val="false"/>
+          <w:bCs w:val="false"/>
+          <w:color w:val="000000"/>
+          <w:sz w:val="22"/>
+          <w:szCs w:val="22"/>
+        </w:rPr>
+        <w:t xml:space="preserve">This document describes the Super Portal capability that allows authorised Credit users to </w:t>
+      </w:r>
+      <w:r>
+        <w:rPr>
+          <w:rFonts w:ascii="Arial" w:cs="Arial" w:eastAsia="Arial" w:hAnsi="Arial"/>
           <w:b/>
           <w:bCs/>
-          <w:color w:val="1A214D"/>
-          <w:sz w:val="26"/>
-          <w:szCs w:val="26"/>
-        </w:rPr>
-        <w:t xml:space="preserve">FEATURE OVERVIEW</w:t>
-      </w:r>
-    </w:p>
-    <w:p>
-      <w:pPr>
-        <w:spacing w:after="120" w:before="40" w:line="264"/>
-      </w:pPr>
-      <w:r>
-        <w:rPr>
-          <w:rFonts w:ascii="Lato" w:cs="Lato" w:eastAsia="Lato" w:hAnsi="Lato"/>
+          <w:color w:val="000000"/>
+          <w:sz w:val="22"/>
+          <w:szCs w:val="22"/>
+        </w:rPr>
+        <w:t xml:space="preserve">correct the Employer Name</w:t>
+      </w:r>
+      <w:r>
+        <w:rPr>
+          <w:rFonts w:ascii="Arial" w:cs="Arial" w:eastAsia="Arial" w:hAnsi="Arial"/>
           <w:b w:val="false"/>
           <w:bCs w:val="false"/>
-          <w:color w:val="1A214D"/>
-          <w:sz w:val="22"/>
-          <w:szCs w:val="22"/>
-        </w:rPr>
-        <w:t xml:space="preserve">This document describes the Super Portal capability that allows authorised Credit users to </w:t>
-      </w:r>
-      <w:r>
-        <w:rPr>
-          <w:rFonts w:ascii="Lato" w:cs="Lato" w:eastAsia="Lato" w:hAnsi="Lato"/>
-          <w:b/>
-          <w:bCs/>
-          <w:color w:val="1A214D"/>
-          <w:sz w:val="22"/>
-          <w:szCs w:val="22"/>
-        </w:rPr>
-        <w:t xml:space="preserve">correct the Employer Name</w:t>
-      </w:r>
-      <w:r>
-        <w:rPr>
-          <w:rFonts w:ascii="Lato" w:cs="Lato" w:eastAsia="Lato" w:hAnsi="Lato"/>
-          <w:b w:val="false"/>
-          <w:bCs w:val="false"/>
-          <w:color w:val="1A214D"/>
+          <w:color w:val="000000"/>
           <w:sz w:val="22"/>
           <w:szCs w:val="22"/>
         </w:rPr>
@@ -637,10 +621,10 @@
       </w:pPr>
       <w:r>
         <w:rPr>
-          <w:rFonts w:ascii="Lato" w:cs="Lato" w:eastAsia="Lato" w:hAnsi="Lato"/>
+          <w:rFonts w:ascii="Arial" w:cs="Arial" w:eastAsia="Arial" w:hAnsi="Arial"/>
           <w:b w:val="false"/>
           <w:bCs w:val="false"/>
-          <w:color w:val="1A214D"/>
+          <w:color w:val="000000"/>
           <w:sz w:val="22"/>
           <w:szCs w:val="22"/>
         </w:rPr>
@@ -658,10 +642,10 @@
       </w:pPr>
       <w:r>
         <w:rPr>
-          <w:rFonts w:ascii="Lato" w:cs="Lato" w:eastAsia="Lato" w:hAnsi="Lato"/>
+          <w:rFonts w:ascii="Arial" w:cs="Arial" w:eastAsia="Arial" w:hAnsi="Arial"/>
           <w:b w:val="false"/>
           <w:bCs w:val="false"/>
-          <w:color w:val="1A214D"/>
+          <w:color w:val="000000"/>
           <w:sz w:val="22"/>
           <w:szCs w:val="22"/>
         </w:rPr>
@@ -679,10 +663,10 @@
       </w:pPr>
       <w:r>
         <w:rPr>
-          <w:rFonts w:ascii="Lato" w:cs="Lato" w:eastAsia="Lato" w:hAnsi="Lato"/>
+          <w:rFonts w:ascii="Arial" w:cs="Arial" w:eastAsia="Arial" w:hAnsi="Arial"/>
           <w:b w:val="false"/>
           <w:bCs w:val="false"/>
-          <w:color w:val="1A214D"/>
+          <w:color w:val="000000"/>
           <w:sz w:val="22"/>
           <w:szCs w:val="22"/>
         </w:rPr>
@@ -746,10 +730,10 @@
       </w:pPr>
       <w:r>
         <w:rPr>
-          <w:rFonts w:ascii="Lato" w:cs="Lato" w:eastAsia="Lato" w:hAnsi="Lato"/>
+          <w:rFonts w:ascii="Arial" w:cs="Arial" w:eastAsia="Arial" w:hAnsi="Arial"/>
           <w:b w:val="false"/>
           <w:bCs w:val="false"/>
-          <w:color w:val="1A214D"/>
+          <w:color w:val="000000"/>
           <w:sz w:val="22"/>
           <w:szCs w:val="22"/>
         </w:rPr>
@@ -757,10 +741,10 @@
       </w:r>
       <w:r>
         <w:rPr>
-          <w:rFonts w:ascii="Lato" w:cs="Lato" w:eastAsia="Lato" w:hAnsi="Lato"/>
+          <w:rFonts w:ascii="Arial" w:cs="Arial" w:eastAsia="Arial" w:hAnsi="Arial"/>
           <w:b/>
           <w:bCs/>
-          <w:color w:val="1A214D"/>
+          <w:color w:val="000000"/>
           <w:sz w:val="22"/>
           <w:szCs w:val="22"/>
         </w:rPr>
@@ -768,10 +752,10 @@
       </w:r>
       <w:r>
         <w:rPr>
-          <w:rFonts w:ascii="Lato" w:cs="Lato" w:eastAsia="Lato" w:hAnsi="Lato"/>
+          <w:rFonts w:ascii="Arial" w:cs="Arial" w:eastAsia="Arial" w:hAnsi="Arial"/>
           <w:b w:val="false"/>
           <w:bCs w:val="false"/>
-          <w:color w:val="1A214D"/>
+          <w:color w:val="000000"/>
           <w:sz w:val="22"/>
           <w:szCs w:val="22"/>
         </w:rPr>
@@ -779,10 +763,10 @@
       </w:r>
       <w:r>
         <w:rPr>
-          <w:rFonts w:ascii="Lato" w:cs="Lato" w:eastAsia="Lato" w:hAnsi="Lato"/>
+          <w:rFonts w:ascii="Arial" w:cs="Arial" w:eastAsia="Arial" w:hAnsi="Arial"/>
           <w:i/>
           <w:iCs/>
-          <w:color w:val="1A214D"/>
+          <w:color w:val="000000"/>
           <w:sz w:val="22"/>
           <w:szCs w:val="22"/>
         </w:rPr>
@@ -793,12 +777,12 @@
       <w:tblPr>
         <w:tblW w:type="dxa" w:w="9026"/>
         <w:tblBorders>
-          <w:top w:val="single" w:color="D9D9D9" w:sz="4"/>
-          <w:left w:val="single" w:color="D9D9D9" w:sz="4"/>
-          <w:bottom w:val="single" w:color="D9D9D9" w:sz="4"/>
-          <w:right w:val="single" w:color="D9D9D9" w:sz="4"/>
-          <w:insideH w:val="single" w:color="D9D9D9" w:sz="4"/>
-          <w:insideV w:val="single" w:color="D9D9D9" w:sz="4"/>
+          <w:top w:val="single" w:color="A6A6A6" w:sz="4"/>
+          <w:left w:val="single" w:color="A6A6A6" w:sz="4"/>
+          <w:bottom w:val="single" w:color="A6A6A6" w:sz="4"/>
+          <w:right w:val="single" w:color="A6A6A6" w:sz="4"/>
+          <w:insideH w:val="single" w:color="A6A6A6" w:sz="4"/>
+          <w:insideV w:val="single" w:color="A6A6A6" w:sz="4"/>
         </w:tblBorders>
       </w:tblPr>
       <w:tblGrid>
@@ -813,22 +797,22 @@
         <w:tc>
           <w:tcPr>
             <w:tcW w:type="dxa" w:w="1986"/>
-            <w:shd w:fill="1A214D" w:color="auto" w:val="clear"/>
-            <w:tcMar>
-              <w:top w:type="dxa" w:w="90"/>
-              <w:left w:type="dxa" w:w="110"/>
-              <w:bottom w:type="dxa" w:w="90"/>
-              <w:right w:type="dxa" w:w="110"/>
-            </w:tcMar>
-            <w:vAlign w:val="top"/>
-          </w:tcPr>
-          <w:p>
-            <w:pPr>
-              <w:spacing w:after="0" w:before="0" w:line="252"/>
-            </w:pPr>
-            <w:r>
-              <w:rPr>
-                <w:rFonts w:ascii="Lato" w:cs="Lato" w:eastAsia="Lato" w:hAnsi="Lato"/>
+            <w:shd w:fill="156082" w:color="auto" w:val="clear"/>
+            <w:tcMar>
+              <w:top w:type="dxa" w:w="90"/>
+              <w:left w:type="dxa" w:w="110"/>
+              <w:bottom w:type="dxa" w:w="90"/>
+              <w:right w:type="dxa" w:w="110"/>
+            </w:tcMar>
+            <w:vAlign w:val="top"/>
+          </w:tcPr>
+          <w:p>
+            <w:pPr>
+              <w:spacing w:after="0" w:before="0" w:line="252"/>
+            </w:pPr>
+            <w:r>
+              <w:rPr>
+                <w:rFonts w:ascii="Arial" w:cs="Arial" w:eastAsia="Arial" w:hAnsi="Arial"/>
                 <w:b/>
                 <w:bCs/>
                 <w:color w:val="FFFFFF"/>
@@ -842,22 +826,22 @@
         <w:tc>
           <w:tcPr>
             <w:tcW w:type="dxa" w:w="7040"/>
-            <w:shd w:fill="1A214D" w:color="auto" w:val="clear"/>
-            <w:tcMar>
-              <w:top w:type="dxa" w:w="90"/>
-              <w:left w:type="dxa" w:w="110"/>
-              <w:bottom w:type="dxa" w:w="90"/>
-              <w:right w:type="dxa" w:w="110"/>
-            </w:tcMar>
-            <w:vAlign w:val="top"/>
-          </w:tcPr>
-          <w:p>
-            <w:pPr>
-              <w:spacing w:after="0" w:before="0" w:line="252"/>
-            </w:pPr>
-            <w:r>
-              <w:rPr>
-                <w:rFonts w:ascii="Lato" w:cs="Lato" w:eastAsia="Lato" w:hAnsi="Lato"/>
+            <w:shd w:fill="156082" w:color="auto" w:val="clear"/>
+            <w:tcMar>
+              <w:top w:type="dxa" w:w="90"/>
+              <w:left w:type="dxa" w:w="110"/>
+              <w:bottom w:type="dxa" w:w="90"/>
+              <w:right w:type="dxa" w:w="110"/>
+            </w:tcMar>
+            <w:vAlign w:val="top"/>
+          </w:tcPr>
+          <w:p>
+            <w:pPr>
+              <w:spacing w:after="0" w:before="0" w:line="252"/>
+            </w:pPr>
+            <w:r>
+              <w:rPr>
+                <w:rFonts w:ascii="Arial" w:cs="Arial" w:eastAsia="Arial" w:hAnsi="Arial"/>
                 <w:b/>
                 <w:bCs/>
                 <w:color w:val="FFFFFF"/>
@@ -891,10 +875,10 @@
             </w:pPr>
             <w:r>
               <w:rPr>
-                <w:rFonts w:ascii="Lato" w:cs="Lato" w:eastAsia="Lato" w:hAnsi="Lato"/>
-                <w:b w:val="false"/>
-                <w:bCs w:val="false"/>
-                <w:color w:val="1A214D"/>
+                <w:rFonts w:ascii="Arial" w:cs="Arial" w:eastAsia="Arial" w:hAnsi="Arial"/>
+                <w:b w:val="false"/>
+                <w:bCs w:val="false"/>
+                <w:color w:val="000000"/>
                 <w:sz w:val="21"/>
                 <w:szCs w:val="21"/>
               </w:rPr>
@@ -920,10 +904,10 @@
             </w:pPr>
             <w:r>
               <w:rPr>
-                <w:rFonts w:ascii="Lato" w:cs="Lato" w:eastAsia="Lato" w:hAnsi="Lato"/>
-                <w:b w:val="false"/>
-                <w:bCs w:val="false"/>
-                <w:color w:val="1A214D"/>
+                <w:rFonts w:ascii="Arial" w:cs="Arial" w:eastAsia="Arial" w:hAnsi="Arial"/>
+                <w:b w:val="false"/>
+                <w:bCs w:val="false"/>
+                <w:color w:val="000000"/>
                 <w:sz w:val="21"/>
                 <w:szCs w:val="21"/>
               </w:rPr>
@@ -939,25 +923,25 @@
         <w:tc>
           <w:tcPr>
             <w:tcW w:type="dxa" w:w="1986"/>
-            <w:shd w:fill="EDF2FF" w:color="auto" w:val="clear"/>
-            <w:tcMar>
-              <w:top w:type="dxa" w:w="90"/>
-              <w:left w:type="dxa" w:w="110"/>
-              <w:bottom w:type="dxa" w:w="90"/>
-              <w:right w:type="dxa" w:w="110"/>
-            </w:tcMar>
-            <w:vAlign w:val="top"/>
-          </w:tcPr>
-          <w:p>
-            <w:pPr>
-              <w:spacing w:after="0" w:before="0" w:line="252"/>
-            </w:pPr>
-            <w:r>
-              <w:rPr>
-                <w:rFonts w:ascii="Lato" w:cs="Lato" w:eastAsia="Lato" w:hAnsi="Lato"/>
-                <w:b w:val="false"/>
-                <w:bCs w:val="false"/>
-                <w:color w:val="1A214D"/>
+            <w:shd w:fill="FFFFFF" w:color="auto" w:val="clear"/>
+            <w:tcMar>
+              <w:top w:type="dxa" w:w="90"/>
+              <w:left w:type="dxa" w:w="110"/>
+              <w:bottom w:type="dxa" w:w="90"/>
+              <w:right w:type="dxa" w:w="110"/>
+            </w:tcMar>
+            <w:vAlign w:val="top"/>
+          </w:tcPr>
+          <w:p>
+            <w:pPr>
+              <w:spacing w:after="0" w:before="0" w:line="252"/>
+            </w:pPr>
+            <w:r>
+              <w:rPr>
+                <w:rFonts w:ascii="Arial" w:cs="Arial" w:eastAsia="Arial" w:hAnsi="Arial"/>
+                <w:b w:val="false"/>
+                <w:bCs w:val="false"/>
+                <w:color w:val="000000"/>
                 <w:sz w:val="21"/>
                 <w:szCs w:val="21"/>
               </w:rPr>
@@ -968,25 +952,25 @@
         <w:tc>
           <w:tcPr>
             <w:tcW w:type="dxa" w:w="7040"/>
-            <w:shd w:fill="EDF2FF" w:color="auto" w:val="clear"/>
-            <w:tcMar>
-              <w:top w:type="dxa" w:w="90"/>
-              <w:left w:type="dxa" w:w="110"/>
-              <w:bottom w:type="dxa" w:w="90"/>
-              <w:right w:type="dxa" w:w="110"/>
-            </w:tcMar>
-            <w:vAlign w:val="top"/>
-          </w:tcPr>
-          <w:p>
-            <w:pPr>
-              <w:spacing w:after="0" w:before="0" w:line="252"/>
-            </w:pPr>
-            <w:r>
-              <w:rPr>
-                <w:rFonts w:ascii="Lato" w:cs="Lato" w:eastAsia="Lato" w:hAnsi="Lato"/>
-                <w:b w:val="false"/>
-                <w:bCs w:val="false"/>
-                <w:color w:val="1A214D"/>
+            <w:shd w:fill="FFFFFF" w:color="auto" w:val="clear"/>
+            <w:tcMar>
+              <w:top w:type="dxa" w:w="90"/>
+              <w:left w:type="dxa" w:w="110"/>
+              <w:bottom w:type="dxa" w:w="90"/>
+              <w:right w:type="dxa" w:w="110"/>
+            </w:tcMar>
+            <w:vAlign w:val="top"/>
+          </w:tcPr>
+          <w:p>
+            <w:pPr>
+              <w:spacing w:after="0" w:before="0" w:line="252"/>
+            </w:pPr>
+            <w:r>
+              <w:rPr>
+                <w:rFonts w:ascii="Arial" w:cs="Arial" w:eastAsia="Arial" w:hAnsi="Arial"/>
+                <w:b w:val="false"/>
+                <w:bCs w:val="false"/>
+                <w:color w:val="000000"/>
                 <w:sz w:val="21"/>
                 <w:szCs w:val="21"/>
               </w:rPr>
@@ -1007,10 +991,10 @@
       </w:pPr>
       <w:r>
         <w:rPr>
-          <w:rFonts w:ascii="Lato" w:cs="Lato" w:eastAsia="Lato" w:hAnsi="Lato"/>
+          <w:rFonts w:ascii="Arial" w:cs="Arial" w:eastAsia="Arial" w:hAnsi="Arial"/>
           <w:b w:val="false"/>
           <w:bCs w:val="false"/>
-          <w:color w:val="1A214D"/>
+          <w:color w:val="000000"/>
           <w:sz w:val="22"/>
           <w:szCs w:val="22"/>
         </w:rPr>
@@ -1021,12 +1005,12 @@
       <w:tblPr>
         <w:tblW w:type="dxa" w:w="9026"/>
         <w:tblBorders>
-          <w:top w:val="single" w:color="D9D9D9" w:sz="4"/>
-          <w:left w:val="single" w:color="D9D9D9" w:sz="4"/>
-          <w:bottom w:val="single" w:color="D9D9D9" w:sz="4"/>
-          <w:right w:val="single" w:color="D9D9D9" w:sz="4"/>
-          <w:insideH w:val="single" w:color="D9D9D9" w:sz="4"/>
-          <w:insideV w:val="single" w:color="D9D9D9" w:sz="4"/>
+          <w:top w:val="single" w:color="A6A6A6" w:sz="4"/>
+          <w:left w:val="single" w:color="A6A6A6" w:sz="4"/>
+          <w:bottom w:val="single" w:color="A6A6A6" w:sz="4"/>
+          <w:right w:val="single" w:color="A6A6A6" w:sz="4"/>
+          <w:insideH w:val="single" w:color="A6A6A6" w:sz="4"/>
+          <w:insideV w:val="single" w:color="A6A6A6" w:sz="4"/>
         </w:tblBorders>
       </w:tblPr>
       <w:tblGrid>
@@ -1041,22 +1025,22 @@
         <w:tc>
           <w:tcPr>
             <w:tcW w:type="dxa" w:w="2708"/>
-            <w:shd w:fill="1A214D" w:color="auto" w:val="clear"/>
-            <w:tcMar>
-              <w:top w:type="dxa" w:w="90"/>
-              <w:left w:type="dxa" w:w="110"/>
-              <w:bottom w:type="dxa" w:w="90"/>
-              <w:right w:type="dxa" w:w="110"/>
-            </w:tcMar>
-            <w:vAlign w:val="top"/>
-          </w:tcPr>
-          <w:p>
-            <w:pPr>
-              <w:spacing w:after="0" w:before="0" w:line="252"/>
-            </w:pPr>
-            <w:r>
-              <w:rPr>
-                <w:rFonts w:ascii="Lato" w:cs="Lato" w:eastAsia="Lato" w:hAnsi="Lato"/>
+            <w:shd w:fill="156082" w:color="auto" w:val="clear"/>
+            <w:tcMar>
+              <w:top w:type="dxa" w:w="90"/>
+              <w:left w:type="dxa" w:w="110"/>
+              <w:bottom w:type="dxa" w:w="90"/>
+              <w:right w:type="dxa" w:w="110"/>
+            </w:tcMar>
+            <w:vAlign w:val="top"/>
+          </w:tcPr>
+          <w:p>
+            <w:pPr>
+              <w:spacing w:after="0" w:before="0" w:line="252"/>
+            </w:pPr>
+            <w:r>
+              <w:rPr>
+                <w:rFonts w:ascii="Arial" w:cs="Arial" w:eastAsia="Arial" w:hAnsi="Arial"/>
                 <w:b/>
                 <w:bCs/>
                 <w:color w:val="FFFFFF"/>
@@ -1070,22 +1054,22 @@
         <w:tc>
           <w:tcPr>
             <w:tcW w:type="dxa" w:w="6318"/>
-            <w:shd w:fill="1A214D" w:color="auto" w:val="clear"/>
-            <w:tcMar>
-              <w:top w:type="dxa" w:w="90"/>
-              <w:left w:type="dxa" w:w="110"/>
-              <w:bottom w:type="dxa" w:w="90"/>
-              <w:right w:type="dxa" w:w="110"/>
-            </w:tcMar>
-            <w:vAlign w:val="top"/>
-          </w:tcPr>
-          <w:p>
-            <w:pPr>
-              <w:spacing w:after="0" w:before="0" w:line="252"/>
-            </w:pPr>
-            <w:r>
-              <w:rPr>
-                <w:rFonts w:ascii="Lato" w:cs="Lato" w:eastAsia="Lato" w:hAnsi="Lato"/>
+            <w:shd w:fill="156082" w:color="auto" w:val="clear"/>
+            <w:tcMar>
+              <w:top w:type="dxa" w:w="90"/>
+              <w:left w:type="dxa" w:w="110"/>
+              <w:bottom w:type="dxa" w:w="90"/>
+              <w:right w:type="dxa" w:w="110"/>
+            </w:tcMar>
+            <w:vAlign w:val="top"/>
+          </w:tcPr>
+          <w:p>
+            <w:pPr>
+              <w:spacing w:after="0" w:before="0" w:line="252"/>
+            </w:pPr>
+            <w:r>
+              <w:rPr>
+                <w:rFonts w:ascii="Arial" w:cs="Arial" w:eastAsia="Arial" w:hAnsi="Arial"/>
                 <w:b/>
                 <w:bCs/>
                 <w:color w:val="FFFFFF"/>
@@ -1119,10 +1103,10 @@
             </w:pPr>
             <w:r>
               <w:rPr>
-                <w:rFonts w:ascii="Lato" w:cs="Lato" w:eastAsia="Lato" w:hAnsi="Lato"/>
-                <w:b w:val="false"/>
-                <w:bCs w:val="false"/>
-                <w:color w:val="1A214D"/>
+                <w:rFonts w:ascii="Arial" w:cs="Arial" w:eastAsia="Arial" w:hAnsi="Arial"/>
+                <w:b w:val="false"/>
+                <w:bCs w:val="false"/>
+                <w:color w:val="000000"/>
                 <w:sz w:val="21"/>
                 <w:szCs w:val="21"/>
               </w:rPr>
@@ -1148,10 +1132,10 @@
             </w:pPr>
             <w:r>
               <w:rPr>
-                <w:rFonts w:ascii="Lato" w:cs="Lato" w:eastAsia="Lato" w:hAnsi="Lato"/>
-                <w:b w:val="false"/>
-                <w:bCs w:val="false"/>
-                <w:color w:val="1A214D"/>
+                <w:rFonts w:ascii="Arial" w:cs="Arial" w:eastAsia="Arial" w:hAnsi="Arial"/>
+                <w:b w:val="false"/>
+                <w:bCs w:val="false"/>
+                <w:color w:val="000000"/>
                 <w:sz w:val="21"/>
                 <w:szCs w:val="21"/>
               </w:rPr>
@@ -1167,25 +1151,25 @@
         <w:tc>
           <w:tcPr>
             <w:tcW w:type="dxa" w:w="2708"/>
-            <w:shd w:fill="EDF2FF" w:color="auto" w:val="clear"/>
-            <w:tcMar>
-              <w:top w:type="dxa" w:w="90"/>
-              <w:left w:type="dxa" w:w="110"/>
-              <w:bottom w:type="dxa" w:w="90"/>
-              <w:right w:type="dxa" w:w="110"/>
-            </w:tcMar>
-            <w:vAlign w:val="top"/>
-          </w:tcPr>
-          <w:p>
-            <w:pPr>
-              <w:spacing w:after="0" w:before="0" w:line="252"/>
-            </w:pPr>
-            <w:r>
-              <w:rPr>
-                <w:rFonts w:ascii="Lato" w:cs="Lato" w:eastAsia="Lato" w:hAnsi="Lato"/>
-                <w:b w:val="false"/>
-                <w:bCs w:val="false"/>
-                <w:color w:val="1A214D"/>
+            <w:shd w:fill="FFFFFF" w:color="auto" w:val="clear"/>
+            <w:tcMar>
+              <w:top w:type="dxa" w:w="90"/>
+              <w:left w:type="dxa" w:w="110"/>
+              <w:bottom w:type="dxa" w:w="90"/>
+              <w:right w:type="dxa" w:w="110"/>
+            </w:tcMar>
+            <w:vAlign w:val="top"/>
+          </w:tcPr>
+          <w:p>
+            <w:pPr>
+              <w:spacing w:after="0" w:before="0" w:line="252"/>
+            </w:pPr>
+            <w:r>
+              <w:rPr>
+                <w:rFonts w:ascii="Arial" w:cs="Arial" w:eastAsia="Arial" w:hAnsi="Arial"/>
+                <w:b w:val="false"/>
+                <w:bCs w:val="false"/>
+                <w:color w:val="000000"/>
                 <w:sz w:val="21"/>
                 <w:szCs w:val="21"/>
               </w:rPr>
@@ -1196,25 +1180,25 @@
         <w:tc>
           <w:tcPr>
             <w:tcW w:type="dxa" w:w="6318"/>
-            <w:shd w:fill="EDF2FF" w:color="auto" w:val="clear"/>
-            <w:tcMar>
-              <w:top w:type="dxa" w:w="90"/>
-              <w:left w:type="dxa" w:w="110"/>
-              <w:bottom w:type="dxa" w:w="90"/>
-              <w:right w:type="dxa" w:w="110"/>
-            </w:tcMar>
-            <w:vAlign w:val="top"/>
-          </w:tcPr>
-          <w:p>
-            <w:pPr>
-              <w:spacing w:after="0" w:before="0" w:line="252"/>
-            </w:pPr>
-            <w:r>
-              <w:rPr>
-                <w:rFonts w:ascii="Lato" w:cs="Lato" w:eastAsia="Lato" w:hAnsi="Lato"/>
-                <w:b w:val="false"/>
-                <w:bCs w:val="false"/>
-                <w:color w:val="1A214D"/>
+            <w:shd w:fill="FFFFFF" w:color="auto" w:val="clear"/>
+            <w:tcMar>
+              <w:top w:type="dxa" w:w="90"/>
+              <w:left w:type="dxa" w:w="110"/>
+              <w:bottom w:type="dxa" w:w="90"/>
+              <w:right w:type="dxa" w:w="110"/>
+            </w:tcMar>
+            <w:vAlign w:val="top"/>
+          </w:tcPr>
+          <w:p>
+            <w:pPr>
+              <w:spacing w:after="0" w:before="0" w:line="252"/>
+            </w:pPr>
+            <w:r>
+              <w:rPr>
+                <w:rFonts w:ascii="Arial" w:cs="Arial" w:eastAsia="Arial" w:hAnsi="Arial"/>
+                <w:b w:val="false"/>
+                <w:bCs w:val="false"/>
+                <w:color w:val="000000"/>
                 <w:sz w:val="21"/>
                 <w:szCs w:val="21"/>
               </w:rPr>
@@ -1245,10 +1229,10 @@
             </w:pPr>
             <w:r>
               <w:rPr>
-                <w:rFonts w:ascii="Lato" w:cs="Lato" w:eastAsia="Lato" w:hAnsi="Lato"/>
-                <w:b w:val="false"/>
-                <w:bCs w:val="false"/>
-                <w:color w:val="1A214D"/>
+                <w:rFonts w:ascii="Arial" w:cs="Arial" w:eastAsia="Arial" w:hAnsi="Arial"/>
+                <w:b w:val="false"/>
+                <w:bCs w:val="false"/>
+                <w:color w:val="000000"/>
                 <w:sz w:val="21"/>
                 <w:szCs w:val="21"/>
               </w:rPr>
@@ -1274,10 +1258,10 @@
             </w:pPr>
             <w:r>
               <w:rPr>
-                <w:rFonts w:ascii="Lato" w:cs="Lato" w:eastAsia="Lato" w:hAnsi="Lato"/>
-                <w:b w:val="false"/>
-                <w:bCs w:val="false"/>
-                <w:color w:val="1A214D"/>
+                <w:rFonts w:ascii="Arial" w:cs="Arial" w:eastAsia="Arial" w:hAnsi="Arial"/>
+                <w:b w:val="false"/>
+                <w:bCs w:val="false"/>
+                <w:color w:val="000000"/>
                 <w:sz w:val="21"/>
                 <w:szCs w:val="21"/>
               </w:rPr>
@@ -1293,25 +1277,25 @@
         <w:tc>
           <w:tcPr>
             <w:tcW w:type="dxa" w:w="2708"/>
-            <w:shd w:fill="EDF2FF" w:color="auto" w:val="clear"/>
-            <w:tcMar>
-              <w:top w:type="dxa" w:w="90"/>
-              <w:left w:type="dxa" w:w="110"/>
-              <w:bottom w:type="dxa" w:w="90"/>
-              <w:right w:type="dxa" w:w="110"/>
-            </w:tcMar>
-            <w:vAlign w:val="top"/>
-          </w:tcPr>
-          <w:p>
-            <w:pPr>
-              <w:spacing w:after="0" w:before="0" w:line="252"/>
-            </w:pPr>
-            <w:r>
-              <w:rPr>
-                <w:rFonts w:ascii="Lato" w:cs="Lato" w:eastAsia="Lato" w:hAnsi="Lato"/>
-                <w:b w:val="false"/>
-                <w:bCs w:val="false"/>
-                <w:color w:val="1A214D"/>
+            <w:shd w:fill="FFFFFF" w:color="auto" w:val="clear"/>
+            <w:tcMar>
+              <w:top w:type="dxa" w:w="90"/>
+              <w:left w:type="dxa" w:w="110"/>
+              <w:bottom w:type="dxa" w:w="90"/>
+              <w:right w:type="dxa" w:w="110"/>
+            </w:tcMar>
+            <w:vAlign w:val="top"/>
+          </w:tcPr>
+          <w:p>
+            <w:pPr>
+              <w:spacing w:after="0" w:before="0" w:line="252"/>
+            </w:pPr>
+            <w:r>
+              <w:rPr>
+                <w:rFonts w:ascii="Arial" w:cs="Arial" w:eastAsia="Arial" w:hAnsi="Arial"/>
+                <w:b w:val="false"/>
+                <w:bCs w:val="false"/>
+                <w:color w:val="000000"/>
                 <w:sz w:val="21"/>
                 <w:szCs w:val="21"/>
               </w:rPr>
@@ -1322,25 +1306,25 @@
         <w:tc>
           <w:tcPr>
             <w:tcW w:type="dxa" w:w="6318"/>
-            <w:shd w:fill="EDF2FF" w:color="auto" w:val="clear"/>
-            <w:tcMar>
-              <w:top w:type="dxa" w:w="90"/>
-              <w:left w:type="dxa" w:w="110"/>
-              <w:bottom w:type="dxa" w:w="90"/>
-              <w:right w:type="dxa" w:w="110"/>
-            </w:tcMar>
-            <w:vAlign w:val="top"/>
-          </w:tcPr>
-          <w:p>
-            <w:pPr>
-              <w:spacing w:after="0" w:before="0" w:line="252"/>
-            </w:pPr>
-            <w:r>
-              <w:rPr>
-                <w:rFonts w:ascii="Lato" w:cs="Lato" w:eastAsia="Lato" w:hAnsi="Lato"/>
-                <w:b w:val="false"/>
-                <w:bCs w:val="false"/>
-                <w:color w:val="1A214D"/>
+            <w:shd w:fill="FFFFFF" w:color="auto" w:val="clear"/>
+            <w:tcMar>
+              <w:top w:type="dxa" w:w="90"/>
+              <w:left w:type="dxa" w:w="110"/>
+              <w:bottom w:type="dxa" w:w="90"/>
+              <w:right w:type="dxa" w:w="110"/>
+            </w:tcMar>
+            <w:vAlign w:val="top"/>
+          </w:tcPr>
+          <w:p>
+            <w:pPr>
+              <w:spacing w:after="0" w:before="0" w:line="252"/>
+            </w:pPr>
+            <w:r>
+              <w:rPr>
+                <w:rFonts w:ascii="Arial" w:cs="Arial" w:eastAsia="Arial" w:hAnsi="Arial"/>
+                <w:b w:val="false"/>
+                <w:bCs w:val="false"/>
+                <w:color w:val="000000"/>
                 <w:sz w:val="21"/>
                 <w:szCs w:val="21"/>
               </w:rPr>
@@ -1353,41 +1337,33 @@
     <w:p>
       <w:pPr>
         <w:pStyle w:val="Heading1"/>
-        <w:spacing w:after="60" w:before="320"/>
-      </w:pPr>
-      <w:r>
-        <w:rPr>
-          <w:rFonts w:ascii="Lato" w:cs="Lato" w:eastAsia="Lato" w:hAnsi="Lato"/>
+        <w:spacing w:after="140" w:before="300"/>
+      </w:pPr>
+      <w:r>
+        <w:rPr>
+          <w:rFonts w:ascii="Arial" w:cs="Arial" w:eastAsia="Arial" w:hAnsi="Arial"/>
           <w:b/>
           <w:bCs/>
-          <w:color w:val="3B7EF6"/>
-          <w:sz w:val="32"/>
-          <w:szCs w:val="32"/>
+          <w:color w:val="000000"/>
+          <w:sz w:val="26"/>
+          <w:szCs w:val="26"/>
         </w:rPr>
         <w:t xml:space="preserve">END-TO-END EMPLOYER NAME EDIT FLOW FROM SUPER PORTAL</w:t>
       </w:r>
     </w:p>
     <w:p>
       <w:pPr>
-        <w:pBdr>
-          <w:bottom w:val="single" w:color="FDBA23" w:sz="12" w:space="1"/>
-        </w:pBdr>
-        <w:spacing w:after="140" w:before="0"/>
-      </w:pPr>
-    </w:p>
-    <w:p>
-      <w:pPr>
         <w:pStyle w:val="Heading2"/>
-        <w:spacing w:after="120" w:before="260"/>
-      </w:pPr>
-      <w:r>
-        <w:rPr>
-          <w:rFonts w:ascii="Lato" w:cs="Lato" w:eastAsia="Lato" w:hAnsi="Lato"/>
+        <w:spacing w:after="120" w:before="240"/>
+      </w:pPr>
+      <w:r>
+        <w:rPr>
+          <w:rFonts w:ascii="Arial" w:cs="Arial" w:eastAsia="Arial" w:hAnsi="Arial"/>
           <w:b/>
           <w:bCs/>
-          <w:color w:val="1A214D"/>
-          <w:sz w:val="26"/>
-          <w:szCs w:val="26"/>
+          <w:color w:val="000000"/>
+          <w:sz w:val="22"/>
+          <w:szCs w:val="22"/>
         </w:rPr>
         <w:t xml:space="preserve">1. Role Management: Edit Employer Name Permission</w:t>
       </w:r>
@@ -1403,10 +1379,10 @@
       </w:pPr>
       <w:r>
         <w:rPr>
-          <w:rFonts w:ascii="Lato" w:cs="Lato" w:eastAsia="Lato" w:hAnsi="Lato"/>
+          <w:rFonts w:ascii="Arial" w:cs="Arial" w:eastAsia="Arial" w:hAnsi="Arial"/>
           <w:b w:val="false"/>
           <w:bCs w:val="false"/>
-          <w:color w:val="1A214D"/>
+          <w:color w:val="000000"/>
           <w:sz w:val="22"/>
           <w:szCs w:val="22"/>
         </w:rPr>
@@ -1414,10 +1390,10 @@
       </w:r>
       <w:r>
         <w:rPr>
-          <w:rFonts w:ascii="Lato" w:cs="Lato" w:eastAsia="Lato" w:hAnsi="Lato"/>
+          <w:rFonts w:ascii="Arial" w:cs="Arial" w:eastAsia="Arial" w:hAnsi="Arial"/>
           <w:b/>
           <w:bCs/>
-          <w:color w:val="1A214D"/>
+          <w:color w:val="000000"/>
           <w:sz w:val="22"/>
           <w:szCs w:val="22"/>
         </w:rPr>
@@ -1425,10 +1401,10 @@
       </w:r>
       <w:r>
         <w:rPr>
-          <w:rFonts w:ascii="Lato" w:cs="Lato" w:eastAsia="Lato" w:hAnsi="Lato"/>
+          <w:rFonts w:ascii="Arial" w:cs="Arial" w:eastAsia="Arial" w:hAnsi="Arial"/>
           <w:b w:val="false"/>
           <w:bCs w:val="false"/>
-          <w:color w:val="1A214D"/>
+          <w:color w:val="000000"/>
           <w:sz w:val="22"/>
           <w:szCs w:val="22"/>
         </w:rPr>
@@ -1436,10 +1412,10 @@
       </w:r>
       <w:r>
         <w:rPr>
-          <w:rFonts w:ascii="Lato" w:cs="Lato" w:eastAsia="Lato" w:hAnsi="Lato"/>
+          <w:rFonts w:ascii="Arial" w:cs="Arial" w:eastAsia="Arial" w:hAnsi="Arial"/>
           <w:b/>
           <w:bCs/>
-          <w:color w:val="1A214D"/>
+          <w:color w:val="000000"/>
           <w:sz w:val="22"/>
           <w:szCs w:val="22"/>
         </w:rPr>
@@ -1447,10 +1423,10 @@
       </w:r>
       <w:r>
         <w:rPr>
-          <w:rFonts w:ascii="Lato" w:cs="Lato" w:eastAsia="Lato" w:hAnsi="Lato"/>
+          <w:rFonts w:ascii="Arial" w:cs="Arial" w:eastAsia="Arial" w:hAnsi="Arial"/>
           <w:b w:val="false"/>
           <w:bCs w:val="false"/>
-          <w:color w:val="1A214D"/>
+          <w:color w:val="000000"/>
           <w:sz w:val="22"/>
           <w:szCs w:val="22"/>
         </w:rPr>
@@ -1458,10 +1434,10 @@
       </w:r>
       <w:r>
         <w:rPr>
-          <w:rFonts w:ascii="Lato" w:cs="Lato" w:eastAsia="Lato" w:hAnsi="Lato"/>
+          <w:rFonts w:ascii="Arial" w:cs="Arial" w:eastAsia="Arial" w:hAnsi="Arial"/>
           <w:b/>
           <w:bCs/>
-          <w:color w:val="1A214D"/>
+          <w:color w:val="000000"/>
           <w:sz w:val="22"/>
           <w:szCs w:val="22"/>
         </w:rPr>
@@ -1469,10 +1445,10 @@
       </w:r>
       <w:r>
         <w:rPr>
-          <w:rFonts w:ascii="Lato" w:cs="Lato" w:eastAsia="Lato" w:hAnsi="Lato"/>
+          <w:rFonts w:ascii="Arial" w:cs="Arial" w:eastAsia="Arial" w:hAnsi="Arial"/>
           <w:b w:val="false"/>
           <w:bCs w:val="false"/>
-          <w:color w:val="1A214D"/>
+          <w:color w:val="000000"/>
           <w:sz w:val="22"/>
           <w:szCs w:val="22"/>
         </w:rPr>
@@ -1532,12 +1508,10 @@
       </w:pPr>
       <w:r>
         <w:rPr>
-          <w:rFonts w:ascii="Lato" w:cs="Lato" w:eastAsia="Lato" w:hAnsi="Lato"/>
-          <w:i/>
-          <w:iCs/>
-          <w:color w:val="666666"/>
-          <w:sz w:val="20"/>
-          <w:szCs w:val="20"/>
+          <w:rFonts w:ascii="Arial" w:cs="Arial" w:eastAsia="Arial" w:hAnsi="Arial"/>
+          <w:color w:val="000000"/>
+          <w:sz w:val="22"/>
+          <w:szCs w:val="22"/>
         </w:rPr>
         <w:t xml:space="preserve">SC1: Add Role screen: Manually Queue &gt; Credit Queue &gt; 'Edit Employer Name' permission</w:t>
       </w:r>
@@ -1546,12 +1520,12 @@
       <w:tblPr>
         <w:tblW w:type="dxa" w:w="9026"/>
         <w:tblBorders>
-          <w:top w:val="single" w:color="D9D9D9" w:sz="4"/>
-          <w:left w:val="single" w:color="D9D9D9" w:sz="4"/>
-          <w:bottom w:val="single" w:color="D9D9D9" w:sz="4"/>
-          <w:right w:val="single" w:color="D9D9D9" w:sz="4"/>
-          <w:insideH w:val="single" w:color="D9D9D9" w:sz="4"/>
-          <w:insideV w:val="single" w:color="D9D9D9" w:sz="4"/>
+          <w:top w:val="single" w:color="A6A6A6" w:sz="4"/>
+          <w:left w:val="single" w:color="A6A6A6" w:sz="4"/>
+          <w:bottom w:val="single" w:color="A6A6A6" w:sz="4"/>
+          <w:right w:val="single" w:color="A6A6A6" w:sz="4"/>
+          <w:insideH w:val="single" w:color="A6A6A6" w:sz="4"/>
+          <w:insideV w:val="single" w:color="A6A6A6" w:sz="4"/>
         </w:tblBorders>
       </w:tblPr>
       <w:tblGrid>
@@ -1566,22 +1540,22 @@
         <w:tc>
           <w:tcPr>
             <w:tcW w:type="dxa" w:w="2708"/>
-            <w:shd w:fill="1A214D" w:color="auto" w:val="clear"/>
-            <w:tcMar>
-              <w:top w:type="dxa" w:w="90"/>
-              <w:left w:type="dxa" w:w="110"/>
-              <w:bottom w:type="dxa" w:w="90"/>
-              <w:right w:type="dxa" w:w="110"/>
-            </w:tcMar>
-            <w:vAlign w:val="top"/>
-          </w:tcPr>
-          <w:p>
-            <w:pPr>
-              <w:spacing w:after="0" w:before="0" w:line="252"/>
-            </w:pPr>
-            <w:r>
-              <w:rPr>
-                <w:rFonts w:ascii="Lato" w:cs="Lato" w:eastAsia="Lato" w:hAnsi="Lato"/>
+            <w:shd w:fill="156082" w:color="auto" w:val="clear"/>
+            <w:tcMar>
+              <w:top w:type="dxa" w:w="90"/>
+              <w:left w:type="dxa" w:w="110"/>
+              <w:bottom w:type="dxa" w:w="90"/>
+              <w:right w:type="dxa" w:w="110"/>
+            </w:tcMar>
+            <w:vAlign w:val="top"/>
+          </w:tcPr>
+          <w:p>
+            <w:pPr>
+              <w:spacing w:after="0" w:before="0" w:line="252"/>
+            </w:pPr>
+            <w:r>
+              <w:rPr>
+                <w:rFonts w:ascii="Arial" w:cs="Arial" w:eastAsia="Arial" w:hAnsi="Arial"/>
                 <w:b/>
                 <w:bCs/>
                 <w:color w:val="FFFFFF"/>
@@ -1595,22 +1569,22 @@
         <w:tc>
           <w:tcPr>
             <w:tcW w:type="dxa" w:w="6318"/>
-            <w:shd w:fill="1A214D" w:color="auto" w:val="clear"/>
-            <w:tcMar>
-              <w:top w:type="dxa" w:w="90"/>
-              <w:left w:type="dxa" w:w="110"/>
-              <w:bottom w:type="dxa" w:w="90"/>
-              <w:right w:type="dxa" w:w="110"/>
-            </w:tcMar>
-            <w:vAlign w:val="top"/>
-          </w:tcPr>
-          <w:p>
-            <w:pPr>
-              <w:spacing w:after="0" w:before="0" w:line="252"/>
-            </w:pPr>
-            <w:r>
-              <w:rPr>
-                <w:rFonts w:ascii="Lato" w:cs="Lato" w:eastAsia="Lato" w:hAnsi="Lato"/>
+            <w:shd w:fill="156082" w:color="auto" w:val="clear"/>
+            <w:tcMar>
+              <w:top w:type="dxa" w:w="90"/>
+              <w:left w:type="dxa" w:w="110"/>
+              <w:bottom w:type="dxa" w:w="90"/>
+              <w:right w:type="dxa" w:w="110"/>
+            </w:tcMar>
+            <w:vAlign w:val="top"/>
+          </w:tcPr>
+          <w:p>
+            <w:pPr>
+              <w:spacing w:after="0" w:before="0" w:line="252"/>
+            </w:pPr>
+            <w:r>
+              <w:rPr>
+                <w:rFonts w:ascii="Arial" w:cs="Arial" w:eastAsia="Arial" w:hAnsi="Arial"/>
                 <w:b/>
                 <w:bCs/>
                 <w:color w:val="FFFFFF"/>
@@ -1644,10 +1618,10 @@
             </w:pPr>
             <w:r>
               <w:rPr>
-                <w:rFonts w:ascii="Lato" w:cs="Lato" w:eastAsia="Lato" w:hAnsi="Lato"/>
-                <w:b w:val="false"/>
-                <w:bCs w:val="false"/>
-                <w:color w:val="1A214D"/>
+                <w:rFonts w:ascii="Arial" w:cs="Arial" w:eastAsia="Arial" w:hAnsi="Arial"/>
+                <w:b w:val="false"/>
+                <w:bCs w:val="false"/>
+                <w:color w:val="000000"/>
                 <w:sz w:val="21"/>
                 <w:szCs w:val="21"/>
               </w:rPr>
@@ -1673,10 +1647,10 @@
             </w:pPr>
             <w:r>
               <w:rPr>
-                <w:rFonts w:ascii="Lato" w:cs="Lato" w:eastAsia="Lato" w:hAnsi="Lato"/>
-                <w:b w:val="false"/>
-                <w:bCs w:val="false"/>
-                <w:color w:val="1A214D"/>
+                <w:rFonts w:ascii="Arial" w:cs="Arial" w:eastAsia="Arial" w:hAnsi="Arial"/>
+                <w:b w:val="false"/>
+                <w:bCs w:val="false"/>
+                <w:color w:val="000000"/>
                 <w:sz w:val="21"/>
                 <w:szCs w:val="21"/>
               </w:rPr>
@@ -1692,25 +1666,25 @@
         <w:tc>
           <w:tcPr>
             <w:tcW w:type="dxa" w:w="2708"/>
-            <w:shd w:fill="EDF2FF" w:color="auto" w:val="clear"/>
-            <w:tcMar>
-              <w:top w:type="dxa" w:w="90"/>
-              <w:left w:type="dxa" w:w="110"/>
-              <w:bottom w:type="dxa" w:w="90"/>
-              <w:right w:type="dxa" w:w="110"/>
-            </w:tcMar>
-            <w:vAlign w:val="top"/>
-          </w:tcPr>
-          <w:p>
-            <w:pPr>
-              <w:spacing w:after="0" w:before="0" w:line="252"/>
-            </w:pPr>
-            <w:r>
-              <w:rPr>
-                <w:rFonts w:ascii="Lato" w:cs="Lato" w:eastAsia="Lato" w:hAnsi="Lato"/>
-                <w:b w:val="false"/>
-                <w:bCs w:val="false"/>
-                <w:color w:val="1A214D"/>
+            <w:shd w:fill="FFFFFF" w:color="auto" w:val="clear"/>
+            <w:tcMar>
+              <w:top w:type="dxa" w:w="90"/>
+              <w:left w:type="dxa" w:w="110"/>
+              <w:bottom w:type="dxa" w:w="90"/>
+              <w:right w:type="dxa" w:w="110"/>
+            </w:tcMar>
+            <w:vAlign w:val="top"/>
+          </w:tcPr>
+          <w:p>
+            <w:pPr>
+              <w:spacing w:after="0" w:before="0" w:line="252"/>
+            </w:pPr>
+            <w:r>
+              <w:rPr>
+                <w:rFonts w:ascii="Arial" w:cs="Arial" w:eastAsia="Arial" w:hAnsi="Arial"/>
+                <w:b w:val="false"/>
+                <w:bCs w:val="false"/>
+                <w:color w:val="000000"/>
                 <w:sz w:val="21"/>
                 <w:szCs w:val="21"/>
               </w:rPr>
@@ -1721,25 +1695,25 @@
         <w:tc>
           <w:tcPr>
             <w:tcW w:type="dxa" w:w="6318"/>
-            <w:shd w:fill="EDF2FF" w:color="auto" w:val="clear"/>
-            <w:tcMar>
-              <w:top w:type="dxa" w:w="90"/>
-              <w:left w:type="dxa" w:w="110"/>
-              <w:bottom w:type="dxa" w:w="90"/>
-              <w:right w:type="dxa" w:w="110"/>
-            </w:tcMar>
-            <w:vAlign w:val="top"/>
-          </w:tcPr>
-          <w:p>
-            <w:pPr>
-              <w:spacing w:after="0" w:before="0" w:line="252"/>
-            </w:pPr>
-            <w:r>
-              <w:rPr>
-                <w:rFonts w:ascii="Lato" w:cs="Lato" w:eastAsia="Lato" w:hAnsi="Lato"/>
-                <w:b w:val="false"/>
-                <w:bCs w:val="false"/>
-                <w:color w:val="1A214D"/>
+            <w:shd w:fill="FFFFFF" w:color="auto" w:val="clear"/>
+            <w:tcMar>
+              <w:top w:type="dxa" w:w="90"/>
+              <w:left w:type="dxa" w:w="110"/>
+              <w:bottom w:type="dxa" w:w="90"/>
+              <w:right w:type="dxa" w:w="110"/>
+            </w:tcMar>
+            <w:vAlign w:val="top"/>
+          </w:tcPr>
+          <w:p>
+            <w:pPr>
+              <w:spacing w:after="0" w:before="0" w:line="252"/>
+            </w:pPr>
+            <w:r>
+              <w:rPr>
+                <w:rFonts w:ascii="Arial" w:cs="Arial" w:eastAsia="Arial" w:hAnsi="Arial"/>
+                <w:b w:val="false"/>
+                <w:bCs w:val="false"/>
+                <w:color w:val="000000"/>
                 <w:sz w:val="21"/>
                 <w:szCs w:val="21"/>
               </w:rPr>
@@ -1760,10 +1734,10 @@
       </w:pPr>
       <w:r>
         <w:rPr>
-          <w:rFonts w:ascii="Lato" w:cs="Lato" w:eastAsia="Lato" w:hAnsi="Lato"/>
+          <w:rFonts w:ascii="Arial" w:cs="Arial" w:eastAsia="Arial" w:hAnsi="Arial"/>
           <w:i/>
           <w:iCs/>
-          <w:color w:val="1A214D"/>
+          <w:color w:val="000000"/>
           <w:sz w:val="21"/>
           <w:szCs w:val="21"/>
         </w:rPr>
@@ -1773,16 +1747,16 @@
     <w:p>
       <w:pPr>
         <w:pStyle w:val="Heading2"/>
-        <w:spacing w:after="120" w:before="260"/>
-      </w:pPr>
-      <w:r>
-        <w:rPr>
-          <w:rFonts w:ascii="Lato" w:cs="Lato" w:eastAsia="Lato" w:hAnsi="Lato"/>
+        <w:spacing w:after="120" w:before="240"/>
+      </w:pPr>
+      <w:r>
+        <w:rPr>
+          <w:rFonts w:ascii="Arial" w:cs="Arial" w:eastAsia="Arial" w:hAnsi="Arial"/>
           <w:b/>
           <w:bCs/>
-          <w:color w:val="1A214D"/>
-          <w:sz w:val="26"/>
-          <w:szCs w:val="26"/>
+          <w:color w:val="000000"/>
+          <w:sz w:val="22"/>
+          <w:szCs w:val="22"/>
         </w:rPr>
         <w:t xml:space="preserve">2. Employer Name edit from Credit Queue</w:t>
       </w:r>
@@ -1798,10 +1772,10 @@
       </w:pPr>
       <w:r>
         <w:rPr>
-          <w:rFonts w:ascii="Lato" w:cs="Lato" w:eastAsia="Lato" w:hAnsi="Lato"/>
+          <w:rFonts w:ascii="Arial" w:cs="Arial" w:eastAsia="Arial" w:hAnsi="Arial"/>
           <w:b w:val="false"/>
           <w:bCs w:val="false"/>
-          <w:color w:val="1A214D"/>
+          <w:color w:val="000000"/>
           <w:sz w:val="22"/>
           <w:szCs w:val="22"/>
         </w:rPr>
@@ -1809,10 +1783,10 @@
       </w:r>
       <w:r>
         <w:rPr>
-          <w:rFonts w:ascii="Lato" w:cs="Lato" w:eastAsia="Lato" w:hAnsi="Lato"/>
+          <w:rFonts w:ascii="Arial" w:cs="Arial" w:eastAsia="Arial" w:hAnsi="Arial"/>
           <w:b/>
           <w:bCs/>
-          <w:color w:val="1A214D"/>
+          <w:color w:val="000000"/>
           <w:sz w:val="22"/>
           <w:szCs w:val="22"/>
         </w:rPr>
@@ -1820,10 +1794,10 @@
       </w:r>
       <w:r>
         <w:rPr>
-          <w:rFonts w:ascii="Lato" w:cs="Lato" w:eastAsia="Lato" w:hAnsi="Lato"/>
+          <w:rFonts w:ascii="Arial" w:cs="Arial" w:eastAsia="Arial" w:hAnsi="Arial"/>
           <w:b w:val="false"/>
           <w:bCs w:val="false"/>
-          <w:color w:val="1A214D"/>
+          <w:color w:val="000000"/>
           <w:sz w:val="22"/>
           <w:szCs w:val="22"/>
         </w:rPr>
@@ -1831,10 +1805,10 @@
       </w:r>
       <w:r>
         <w:rPr>
-          <w:rFonts w:ascii="Lato" w:cs="Lato" w:eastAsia="Lato" w:hAnsi="Lato"/>
+          <w:rFonts w:ascii="Arial" w:cs="Arial" w:eastAsia="Arial" w:hAnsi="Arial"/>
           <w:b/>
           <w:bCs/>
-          <w:color w:val="1A214D"/>
+          <w:color w:val="000000"/>
           <w:sz w:val="22"/>
           <w:szCs w:val="22"/>
         </w:rPr>
@@ -1842,10 +1816,10 @@
       </w:r>
       <w:r>
         <w:rPr>
-          <w:rFonts w:ascii="Lato" w:cs="Lato" w:eastAsia="Lato" w:hAnsi="Lato"/>
+          <w:rFonts w:ascii="Arial" w:cs="Arial" w:eastAsia="Arial" w:hAnsi="Arial"/>
           <w:b w:val="false"/>
           <w:bCs w:val="false"/>
-          <w:color w:val="1A214D"/>
+          <w:color w:val="000000"/>
           <w:sz w:val="22"/>
           <w:szCs w:val="22"/>
         </w:rPr>
@@ -1853,10 +1827,10 @@
       </w:r>
       <w:r>
         <w:rPr>
-          <w:rFonts w:ascii="Lato" w:cs="Lato" w:eastAsia="Lato" w:hAnsi="Lato"/>
+          <w:rFonts w:ascii="Arial" w:cs="Arial" w:eastAsia="Arial" w:hAnsi="Arial"/>
           <w:b/>
           <w:bCs/>
-          <w:color w:val="1A214D"/>
+          <w:color w:val="000000"/>
           <w:sz w:val="22"/>
           <w:szCs w:val="22"/>
         </w:rPr>
@@ -1864,10 +1838,10 @@
       </w:r>
       <w:r>
         <w:rPr>
-          <w:rFonts w:ascii="Lato" w:cs="Lato" w:eastAsia="Lato" w:hAnsi="Lato"/>
+          <w:rFonts w:ascii="Arial" w:cs="Arial" w:eastAsia="Arial" w:hAnsi="Arial"/>
           <w:b w:val="false"/>
           <w:bCs w:val="false"/>
-          <w:color w:val="1A214D"/>
+          <w:color w:val="000000"/>
           <w:sz w:val="22"/>
           <w:szCs w:val="22"/>
         </w:rPr>
@@ -1875,10 +1849,10 @@
       </w:r>
       <w:r>
         <w:rPr>
-          <w:rFonts w:ascii="Lato" w:cs="Lato" w:eastAsia="Lato" w:hAnsi="Lato"/>
+          <w:rFonts w:ascii="Arial" w:cs="Arial" w:eastAsia="Arial" w:hAnsi="Arial"/>
           <w:b/>
           <w:bCs/>
-          <w:color w:val="1A214D"/>
+          <w:color w:val="000000"/>
           <w:sz w:val="22"/>
           <w:szCs w:val="22"/>
         </w:rPr>
@@ -1886,10 +1860,10 @@
       </w:r>
       <w:r>
         <w:rPr>
-          <w:rFonts w:ascii="Lato" w:cs="Lato" w:eastAsia="Lato" w:hAnsi="Lato"/>
+          <w:rFonts w:ascii="Arial" w:cs="Arial" w:eastAsia="Arial" w:hAnsi="Arial"/>
           <w:b w:val="false"/>
           <w:bCs w:val="false"/>
-          <w:color w:val="1A214D"/>
+          <w:color w:val="000000"/>
           <w:sz w:val="22"/>
           <w:szCs w:val="22"/>
         </w:rPr>
@@ -1949,12 +1923,10 @@
       </w:pPr>
       <w:r>
         <w:rPr>
-          <w:rFonts w:ascii="Lato" w:cs="Lato" w:eastAsia="Lato" w:hAnsi="Lato"/>
-          <w:i/>
-          <w:iCs/>
-          <w:color w:val="666666"/>
-          <w:sz w:val="20"/>
-          <w:szCs w:val="20"/>
+          <w:rFonts w:ascii="Arial" w:cs="Arial" w:eastAsia="Arial" w:hAnsi="Arial"/>
+          <w:color w:val="000000"/>
+          <w:sz w:val="22"/>
+          <w:szCs w:val="22"/>
         </w:rPr>
         <w:t xml:space="preserve">SC2: Credit Queue — Application Details, Edit entry point</w:t>
       </w:r>
@@ -2012,12 +1984,10 @@
       </w:pPr>
       <w:r>
         <w:rPr>
-          <w:rFonts w:ascii="Lato" w:cs="Lato" w:eastAsia="Lato" w:hAnsi="Lato"/>
-          <w:i/>
-          <w:iCs/>
-          <w:color w:val="666666"/>
-          <w:sz w:val="20"/>
-          <w:szCs w:val="20"/>
+          <w:rFonts w:ascii="Arial" w:cs="Arial" w:eastAsia="Arial" w:hAnsi="Arial"/>
+          <w:color w:val="000000"/>
+          <w:sz w:val="22"/>
+          <w:szCs w:val="22"/>
         </w:rPr>
         <w:t xml:space="preserve">SC3: Edit Application pop-up — Employment Information section</w:t>
       </w:r>
@@ -2026,12 +1996,12 @@
       <w:tblPr>
         <w:tblW w:type="dxa" w:w="9026"/>
         <w:tblBorders>
-          <w:top w:val="single" w:color="D9D9D9" w:sz="4"/>
-          <w:left w:val="single" w:color="D9D9D9" w:sz="4"/>
-          <w:bottom w:val="single" w:color="D9D9D9" w:sz="4"/>
-          <w:right w:val="single" w:color="D9D9D9" w:sz="4"/>
-          <w:insideH w:val="single" w:color="D9D9D9" w:sz="4"/>
-          <w:insideV w:val="single" w:color="D9D9D9" w:sz="4"/>
+          <w:top w:val="single" w:color="A6A6A6" w:sz="4"/>
+          <w:left w:val="single" w:color="A6A6A6" w:sz="4"/>
+          <w:bottom w:val="single" w:color="A6A6A6" w:sz="4"/>
+          <w:right w:val="single" w:color="A6A6A6" w:sz="4"/>
+          <w:insideH w:val="single" w:color="A6A6A6" w:sz="4"/>
+          <w:insideV w:val="single" w:color="A6A6A6" w:sz="4"/>
         </w:tblBorders>
       </w:tblPr>
       <w:tblGrid>
@@ -2049,22 +2019,22 @@
         <w:tc>
           <w:tcPr>
             <w:tcW w:type="dxa" w:w="1444"/>
-            <w:shd w:fill="1A214D" w:color="auto" w:val="clear"/>
-            <w:tcMar>
-              <w:top w:type="dxa" w:w="90"/>
-              <w:left w:type="dxa" w:w="110"/>
-              <w:bottom w:type="dxa" w:w="90"/>
-              <w:right w:type="dxa" w:w="110"/>
-            </w:tcMar>
-            <w:vAlign w:val="top"/>
-          </w:tcPr>
-          <w:p>
-            <w:pPr>
-              <w:spacing w:after="0" w:before="0" w:line="252"/>
-            </w:pPr>
-            <w:r>
-              <w:rPr>
-                <w:rFonts w:ascii="Lato" w:cs="Lato" w:eastAsia="Lato" w:hAnsi="Lato"/>
+            <w:shd w:fill="156082" w:color="auto" w:val="clear"/>
+            <w:tcMar>
+              <w:top w:type="dxa" w:w="90"/>
+              <w:left w:type="dxa" w:w="110"/>
+              <w:bottom w:type="dxa" w:w="90"/>
+              <w:right w:type="dxa" w:w="110"/>
+            </w:tcMar>
+            <w:vAlign w:val="top"/>
+          </w:tcPr>
+          <w:p>
+            <w:pPr>
+              <w:spacing w:after="0" w:before="0" w:line="252"/>
+            </w:pPr>
+            <w:r>
+              <w:rPr>
+                <w:rFonts w:ascii="Arial" w:cs="Arial" w:eastAsia="Arial" w:hAnsi="Arial"/>
                 <w:b/>
                 <w:bCs/>
                 <w:color w:val="FFFFFF"/>
@@ -2078,22 +2048,22 @@
         <w:tc>
           <w:tcPr>
             <w:tcW w:type="dxa" w:w="1083"/>
-            <w:shd w:fill="1A214D" w:color="auto" w:val="clear"/>
-            <w:tcMar>
-              <w:top w:type="dxa" w:w="90"/>
-              <w:left w:type="dxa" w:w="110"/>
-              <w:bottom w:type="dxa" w:w="90"/>
-              <w:right w:type="dxa" w:w="110"/>
-            </w:tcMar>
-            <w:vAlign w:val="top"/>
-          </w:tcPr>
-          <w:p>
-            <w:pPr>
-              <w:spacing w:after="0" w:before="0" w:line="252"/>
-            </w:pPr>
-            <w:r>
-              <w:rPr>
-                <w:rFonts w:ascii="Lato" w:cs="Lato" w:eastAsia="Lato" w:hAnsi="Lato"/>
+            <w:shd w:fill="156082" w:color="auto" w:val="clear"/>
+            <w:tcMar>
+              <w:top w:type="dxa" w:w="90"/>
+              <w:left w:type="dxa" w:w="110"/>
+              <w:bottom w:type="dxa" w:w="90"/>
+              <w:right w:type="dxa" w:w="110"/>
+            </w:tcMar>
+            <w:vAlign w:val="top"/>
+          </w:tcPr>
+          <w:p>
+            <w:pPr>
+              <w:spacing w:after="0" w:before="0" w:line="252"/>
+            </w:pPr>
+            <w:r>
+              <w:rPr>
+                <w:rFonts w:ascii="Arial" w:cs="Arial" w:eastAsia="Arial" w:hAnsi="Arial"/>
                 <w:b/>
                 <w:bCs/>
                 <w:color w:val="FFFFFF"/>
@@ -2107,22 +2077,22 @@
         <w:tc>
           <w:tcPr>
             <w:tcW w:type="dxa" w:w="1444"/>
-            <w:shd w:fill="1A214D" w:color="auto" w:val="clear"/>
-            <w:tcMar>
-              <w:top w:type="dxa" w:w="90"/>
-              <w:left w:type="dxa" w:w="110"/>
-              <w:bottom w:type="dxa" w:w="90"/>
-              <w:right w:type="dxa" w:w="110"/>
-            </w:tcMar>
-            <w:vAlign w:val="top"/>
-          </w:tcPr>
-          <w:p>
-            <w:pPr>
-              <w:spacing w:after="0" w:before="0" w:line="252"/>
-            </w:pPr>
-            <w:r>
-              <w:rPr>
-                <w:rFonts w:ascii="Lato" w:cs="Lato" w:eastAsia="Lato" w:hAnsi="Lato"/>
+            <w:shd w:fill="156082" w:color="auto" w:val="clear"/>
+            <w:tcMar>
+              <w:top w:type="dxa" w:w="90"/>
+              <w:left w:type="dxa" w:w="110"/>
+              <w:bottom w:type="dxa" w:w="90"/>
+              <w:right w:type="dxa" w:w="110"/>
+            </w:tcMar>
+            <w:vAlign w:val="top"/>
+          </w:tcPr>
+          <w:p>
+            <w:pPr>
+              <w:spacing w:after="0" w:before="0" w:line="252"/>
+            </w:pPr>
+            <w:r>
+              <w:rPr>
+                <w:rFonts w:ascii="Arial" w:cs="Arial" w:eastAsia="Arial" w:hAnsi="Arial"/>
                 <w:b/>
                 <w:bCs/>
                 <w:color w:val="FFFFFF"/>
@@ -2136,22 +2106,22 @@
         <w:tc>
           <w:tcPr>
             <w:tcW w:type="dxa" w:w="1083"/>
-            <w:shd w:fill="1A214D" w:color="auto" w:val="clear"/>
-            <w:tcMar>
-              <w:top w:type="dxa" w:w="90"/>
-              <w:left w:type="dxa" w:w="110"/>
-              <w:bottom w:type="dxa" w:w="90"/>
-              <w:right w:type="dxa" w:w="110"/>
-            </w:tcMar>
-            <w:vAlign w:val="top"/>
-          </w:tcPr>
-          <w:p>
-            <w:pPr>
-              <w:spacing w:after="0" w:before="0" w:line="252"/>
-            </w:pPr>
-            <w:r>
-              <w:rPr>
-                <w:rFonts w:ascii="Lato" w:cs="Lato" w:eastAsia="Lato" w:hAnsi="Lato"/>
+            <w:shd w:fill="156082" w:color="auto" w:val="clear"/>
+            <w:tcMar>
+              <w:top w:type="dxa" w:w="90"/>
+              <w:left w:type="dxa" w:w="110"/>
+              <w:bottom w:type="dxa" w:w="90"/>
+              <w:right w:type="dxa" w:w="110"/>
+            </w:tcMar>
+            <w:vAlign w:val="top"/>
+          </w:tcPr>
+          <w:p>
+            <w:pPr>
+              <w:spacing w:after="0" w:before="0" w:line="252"/>
+            </w:pPr>
+            <w:r>
+              <w:rPr>
+                <w:rFonts w:ascii="Arial" w:cs="Arial" w:eastAsia="Arial" w:hAnsi="Arial"/>
                 <w:b/>
                 <w:bCs/>
                 <w:color w:val="FFFFFF"/>
@@ -2165,22 +2135,22 @@
         <w:tc>
           <w:tcPr>
             <w:tcW w:type="dxa" w:w="3972"/>
-            <w:shd w:fill="1A214D" w:color="auto" w:val="clear"/>
-            <w:tcMar>
-              <w:top w:type="dxa" w:w="90"/>
-              <w:left w:type="dxa" w:w="110"/>
-              <w:bottom w:type="dxa" w:w="90"/>
-              <w:right w:type="dxa" w:w="110"/>
-            </w:tcMar>
-            <w:vAlign w:val="top"/>
-          </w:tcPr>
-          <w:p>
-            <w:pPr>
-              <w:spacing w:after="0" w:before="0" w:line="252"/>
-            </w:pPr>
-            <w:r>
-              <w:rPr>
-                <w:rFonts w:ascii="Lato" w:cs="Lato" w:eastAsia="Lato" w:hAnsi="Lato"/>
+            <w:shd w:fill="156082" w:color="auto" w:val="clear"/>
+            <w:tcMar>
+              <w:top w:type="dxa" w:w="90"/>
+              <w:left w:type="dxa" w:w="110"/>
+              <w:bottom w:type="dxa" w:w="90"/>
+              <w:right w:type="dxa" w:w="110"/>
+            </w:tcMar>
+            <w:vAlign w:val="top"/>
+          </w:tcPr>
+          <w:p>
+            <w:pPr>
+              <w:spacing w:after="0" w:before="0" w:line="252"/>
+            </w:pPr>
+            <w:r>
+              <w:rPr>
+                <w:rFonts w:ascii="Arial" w:cs="Arial" w:eastAsia="Arial" w:hAnsi="Arial"/>
                 <w:b/>
                 <w:bCs/>
                 <w:color w:val="FFFFFF"/>
@@ -2214,10 +2184,10 @@
             </w:pPr>
             <w:r>
               <w:rPr>
-                <w:rFonts w:ascii="Lato" w:cs="Lato" w:eastAsia="Lato" w:hAnsi="Lato"/>
-                <w:b w:val="false"/>
-                <w:bCs w:val="false"/>
-                <w:color w:val="1A214D"/>
+                <w:rFonts w:ascii="Arial" w:cs="Arial" w:eastAsia="Arial" w:hAnsi="Arial"/>
+                <w:b w:val="false"/>
+                <w:bCs w:val="false"/>
+                <w:color w:val="000000"/>
                 <w:sz w:val="21"/>
                 <w:szCs w:val="21"/>
               </w:rPr>
@@ -2243,10 +2213,10 @@
             </w:pPr>
             <w:r>
               <w:rPr>
-                <w:rFonts w:ascii="Lato" w:cs="Lato" w:eastAsia="Lato" w:hAnsi="Lato"/>
-                <w:b w:val="false"/>
-                <w:bCs w:val="false"/>
-                <w:color w:val="1A214D"/>
+                <w:rFonts w:ascii="Arial" w:cs="Arial" w:eastAsia="Arial" w:hAnsi="Arial"/>
+                <w:b w:val="false"/>
+                <w:bCs w:val="false"/>
+                <w:color w:val="000000"/>
                 <w:sz w:val="21"/>
                 <w:szCs w:val="21"/>
               </w:rPr>
@@ -2272,10 +2242,10 @@
             </w:pPr>
             <w:r>
               <w:rPr>
-                <w:rFonts w:ascii="Lato" w:cs="Lato" w:eastAsia="Lato" w:hAnsi="Lato"/>
-                <w:b w:val="false"/>
-                <w:bCs w:val="false"/>
-                <w:color w:val="1A214D"/>
+                <w:rFonts w:ascii="Arial" w:cs="Arial" w:eastAsia="Arial" w:hAnsi="Arial"/>
+                <w:b w:val="false"/>
+                <w:bCs w:val="false"/>
+                <w:color w:val="000000"/>
                 <w:sz w:val="21"/>
                 <w:szCs w:val="21"/>
               </w:rPr>
@@ -2301,10 +2271,10 @@
             </w:pPr>
             <w:r>
               <w:rPr>
-                <w:rFonts w:ascii="Lato" w:cs="Lato" w:eastAsia="Lato" w:hAnsi="Lato"/>
-                <w:b w:val="false"/>
-                <w:bCs w:val="false"/>
-                <w:color w:val="1A214D"/>
+                <w:rFonts w:ascii="Arial" w:cs="Arial" w:eastAsia="Arial" w:hAnsi="Arial"/>
+                <w:b w:val="false"/>
+                <w:bCs w:val="false"/>
+                <w:color w:val="000000"/>
                 <w:sz w:val="21"/>
                 <w:szCs w:val="21"/>
               </w:rPr>
@@ -2330,10 +2300,10 @@
             </w:pPr>
             <w:r>
               <w:rPr>
-                <w:rFonts w:ascii="Lato" w:cs="Lato" w:eastAsia="Lato" w:hAnsi="Lato"/>
-                <w:b w:val="false"/>
-                <w:bCs w:val="false"/>
-                <w:color w:val="1A214D"/>
+                <w:rFonts w:ascii="Arial" w:cs="Arial" w:eastAsia="Arial" w:hAnsi="Arial"/>
+                <w:b w:val="false"/>
+                <w:bCs w:val="false"/>
+                <w:color w:val="000000"/>
                 <w:sz w:val="21"/>
                 <w:szCs w:val="21"/>
               </w:rPr>
@@ -2349,25 +2319,25 @@
         <w:tc>
           <w:tcPr>
             <w:tcW w:type="dxa" w:w="1444"/>
-            <w:shd w:fill="EDF2FF" w:color="auto" w:val="clear"/>
-            <w:tcMar>
-              <w:top w:type="dxa" w:w="90"/>
-              <w:left w:type="dxa" w:w="110"/>
-              <w:bottom w:type="dxa" w:w="90"/>
-              <w:right w:type="dxa" w:w="110"/>
-            </w:tcMar>
-            <w:vAlign w:val="top"/>
-          </w:tcPr>
-          <w:p>
-            <w:pPr>
-              <w:spacing w:after="0" w:before="0" w:line="252"/>
-            </w:pPr>
-            <w:r>
-              <w:rPr>
-                <w:rFonts w:ascii="Lato" w:cs="Lato" w:eastAsia="Lato" w:hAnsi="Lato"/>
-                <w:b w:val="false"/>
-                <w:bCs w:val="false"/>
-                <w:color w:val="1A214D"/>
+            <w:shd w:fill="FFFFFF" w:color="auto" w:val="clear"/>
+            <w:tcMar>
+              <w:top w:type="dxa" w:w="90"/>
+              <w:left w:type="dxa" w:w="110"/>
+              <w:bottom w:type="dxa" w:w="90"/>
+              <w:right w:type="dxa" w:w="110"/>
+            </w:tcMar>
+            <w:vAlign w:val="top"/>
+          </w:tcPr>
+          <w:p>
+            <w:pPr>
+              <w:spacing w:after="0" w:before="0" w:line="252"/>
+            </w:pPr>
+            <w:r>
+              <w:rPr>
+                <w:rFonts w:ascii="Arial" w:cs="Arial" w:eastAsia="Arial" w:hAnsi="Arial"/>
+                <w:b w:val="false"/>
+                <w:bCs w:val="false"/>
+                <w:color w:val="000000"/>
                 <w:sz w:val="21"/>
                 <w:szCs w:val="21"/>
               </w:rPr>
@@ -2378,25 +2348,25 @@
         <w:tc>
           <w:tcPr>
             <w:tcW w:type="dxa" w:w="1083"/>
-            <w:shd w:fill="EDF2FF" w:color="auto" w:val="clear"/>
-            <w:tcMar>
-              <w:top w:type="dxa" w:w="90"/>
-              <w:left w:type="dxa" w:w="110"/>
-              <w:bottom w:type="dxa" w:w="90"/>
-              <w:right w:type="dxa" w:w="110"/>
-            </w:tcMar>
-            <w:vAlign w:val="top"/>
-          </w:tcPr>
-          <w:p>
-            <w:pPr>
-              <w:spacing w:after="0" w:before="0" w:line="252"/>
-            </w:pPr>
-            <w:r>
-              <w:rPr>
-                <w:rFonts w:ascii="Lato" w:cs="Lato" w:eastAsia="Lato" w:hAnsi="Lato"/>
-                <w:b w:val="false"/>
-                <w:bCs w:val="false"/>
-                <w:color w:val="1A214D"/>
+            <w:shd w:fill="FFFFFF" w:color="auto" w:val="clear"/>
+            <w:tcMar>
+              <w:top w:type="dxa" w:w="90"/>
+              <w:left w:type="dxa" w:w="110"/>
+              <w:bottom w:type="dxa" w:w="90"/>
+              <w:right w:type="dxa" w:w="110"/>
+            </w:tcMar>
+            <w:vAlign w:val="top"/>
+          </w:tcPr>
+          <w:p>
+            <w:pPr>
+              <w:spacing w:after="0" w:before="0" w:line="252"/>
+            </w:pPr>
+            <w:r>
+              <w:rPr>
+                <w:rFonts w:ascii="Arial" w:cs="Arial" w:eastAsia="Arial" w:hAnsi="Arial"/>
+                <w:b w:val="false"/>
+                <w:bCs w:val="false"/>
+                <w:color w:val="000000"/>
                 <w:sz w:val="21"/>
                 <w:szCs w:val="21"/>
               </w:rPr>
@@ -2407,25 +2377,25 @@
         <w:tc>
           <w:tcPr>
             <w:tcW w:type="dxa" w:w="1444"/>
-            <w:shd w:fill="EDF2FF" w:color="auto" w:val="clear"/>
-            <w:tcMar>
-              <w:top w:type="dxa" w:w="90"/>
-              <w:left w:type="dxa" w:w="110"/>
-              <w:bottom w:type="dxa" w:w="90"/>
-              <w:right w:type="dxa" w:w="110"/>
-            </w:tcMar>
-            <w:vAlign w:val="top"/>
-          </w:tcPr>
-          <w:p>
-            <w:pPr>
-              <w:spacing w:after="0" w:before="0" w:line="252"/>
-            </w:pPr>
-            <w:r>
-              <w:rPr>
-                <w:rFonts w:ascii="Lato" w:cs="Lato" w:eastAsia="Lato" w:hAnsi="Lato"/>
-                <w:b w:val="false"/>
-                <w:bCs w:val="false"/>
-                <w:color w:val="1A214D"/>
+            <w:shd w:fill="FFFFFF" w:color="auto" w:val="clear"/>
+            <w:tcMar>
+              <w:top w:type="dxa" w:w="90"/>
+              <w:left w:type="dxa" w:w="110"/>
+              <w:bottom w:type="dxa" w:w="90"/>
+              <w:right w:type="dxa" w:w="110"/>
+            </w:tcMar>
+            <w:vAlign w:val="top"/>
+          </w:tcPr>
+          <w:p>
+            <w:pPr>
+              <w:spacing w:after="0" w:before="0" w:line="252"/>
+            </w:pPr>
+            <w:r>
+              <w:rPr>
+                <w:rFonts w:ascii="Arial" w:cs="Arial" w:eastAsia="Arial" w:hAnsi="Arial"/>
+                <w:b w:val="false"/>
+                <w:bCs w:val="false"/>
+                <w:color w:val="000000"/>
                 <w:sz w:val="21"/>
                 <w:szCs w:val="21"/>
               </w:rPr>
@@ -2436,25 +2406,25 @@
         <w:tc>
           <w:tcPr>
             <w:tcW w:type="dxa" w:w="1083"/>
-            <w:shd w:fill="EDF2FF" w:color="auto" w:val="clear"/>
-            <w:tcMar>
-              <w:top w:type="dxa" w:w="90"/>
-              <w:left w:type="dxa" w:w="110"/>
-              <w:bottom w:type="dxa" w:w="90"/>
-              <w:right w:type="dxa" w:w="110"/>
-            </w:tcMar>
-            <w:vAlign w:val="top"/>
-          </w:tcPr>
-          <w:p>
-            <w:pPr>
-              <w:spacing w:after="0" w:before="0" w:line="252"/>
-            </w:pPr>
-            <w:r>
-              <w:rPr>
-                <w:rFonts w:ascii="Lato" w:cs="Lato" w:eastAsia="Lato" w:hAnsi="Lato"/>
-                <w:b w:val="false"/>
-                <w:bCs w:val="false"/>
-                <w:color w:val="1A214D"/>
+            <w:shd w:fill="FFFFFF" w:color="auto" w:val="clear"/>
+            <w:tcMar>
+              <w:top w:type="dxa" w:w="90"/>
+              <w:left w:type="dxa" w:w="110"/>
+              <w:bottom w:type="dxa" w:w="90"/>
+              <w:right w:type="dxa" w:w="110"/>
+            </w:tcMar>
+            <w:vAlign w:val="top"/>
+          </w:tcPr>
+          <w:p>
+            <w:pPr>
+              <w:spacing w:after="0" w:before="0" w:line="252"/>
+            </w:pPr>
+            <w:r>
+              <w:rPr>
+                <w:rFonts w:ascii="Arial" w:cs="Arial" w:eastAsia="Arial" w:hAnsi="Arial"/>
+                <w:b w:val="false"/>
+                <w:bCs w:val="false"/>
+                <w:color w:val="000000"/>
                 <w:sz w:val="21"/>
                 <w:szCs w:val="21"/>
               </w:rPr>
@@ -2465,25 +2435,25 @@
         <w:tc>
           <w:tcPr>
             <w:tcW w:type="dxa" w:w="3972"/>
-            <w:shd w:fill="EDF2FF" w:color="auto" w:val="clear"/>
-            <w:tcMar>
-              <w:top w:type="dxa" w:w="90"/>
-              <w:left w:type="dxa" w:w="110"/>
-              <w:bottom w:type="dxa" w:w="90"/>
-              <w:right w:type="dxa" w:w="110"/>
-            </w:tcMar>
-            <w:vAlign w:val="top"/>
-          </w:tcPr>
-          <w:p>
-            <w:pPr>
-              <w:spacing w:after="0" w:before="0" w:line="252"/>
-            </w:pPr>
-            <w:r>
-              <w:rPr>
-                <w:rFonts w:ascii="Lato" w:cs="Lato" w:eastAsia="Lato" w:hAnsi="Lato"/>
-                <w:b w:val="false"/>
-                <w:bCs w:val="false"/>
-                <w:color w:val="1A214D"/>
+            <w:shd w:fill="FFFFFF" w:color="auto" w:val="clear"/>
+            <w:tcMar>
+              <w:top w:type="dxa" w:w="90"/>
+              <w:left w:type="dxa" w:w="110"/>
+              <w:bottom w:type="dxa" w:w="90"/>
+              <w:right w:type="dxa" w:w="110"/>
+            </w:tcMar>
+            <w:vAlign w:val="top"/>
+          </w:tcPr>
+          <w:p>
+            <w:pPr>
+              <w:spacing w:after="0" w:before="0" w:line="252"/>
+            </w:pPr>
+            <w:r>
+              <w:rPr>
+                <w:rFonts w:ascii="Arial" w:cs="Arial" w:eastAsia="Arial" w:hAnsi="Arial"/>
+                <w:b w:val="false"/>
+                <w:bCs w:val="false"/>
+                <w:color w:val="000000"/>
                 <w:sz w:val="21"/>
                 <w:szCs w:val="21"/>
               </w:rPr>
@@ -2514,10 +2484,10 @@
             </w:pPr>
             <w:r>
               <w:rPr>
-                <w:rFonts w:ascii="Lato" w:cs="Lato" w:eastAsia="Lato" w:hAnsi="Lato"/>
-                <w:b w:val="false"/>
-                <w:bCs w:val="false"/>
-                <w:color w:val="1A214D"/>
+                <w:rFonts w:ascii="Arial" w:cs="Arial" w:eastAsia="Arial" w:hAnsi="Arial"/>
+                <w:b w:val="false"/>
+                <w:bCs w:val="false"/>
+                <w:color w:val="000000"/>
                 <w:sz w:val="21"/>
                 <w:szCs w:val="21"/>
               </w:rPr>
@@ -2543,10 +2513,10 @@
             </w:pPr>
             <w:r>
               <w:rPr>
-                <w:rFonts w:ascii="Lato" w:cs="Lato" w:eastAsia="Lato" w:hAnsi="Lato"/>
-                <w:b w:val="false"/>
-                <w:bCs w:val="false"/>
-                <w:color w:val="1A214D"/>
+                <w:rFonts w:ascii="Arial" w:cs="Arial" w:eastAsia="Arial" w:hAnsi="Arial"/>
+                <w:b w:val="false"/>
+                <w:bCs w:val="false"/>
+                <w:color w:val="000000"/>
                 <w:sz w:val="21"/>
                 <w:szCs w:val="21"/>
               </w:rPr>
@@ -2572,10 +2542,10 @@
             </w:pPr>
             <w:r>
               <w:rPr>
-                <w:rFonts w:ascii="Lato" w:cs="Lato" w:eastAsia="Lato" w:hAnsi="Lato"/>
-                <w:b w:val="false"/>
-                <w:bCs w:val="false"/>
-                <w:color w:val="1A214D"/>
+                <w:rFonts w:ascii="Arial" w:cs="Arial" w:eastAsia="Arial" w:hAnsi="Arial"/>
+                <w:b w:val="false"/>
+                <w:bCs w:val="false"/>
+                <w:color w:val="000000"/>
                 <w:sz w:val="21"/>
                 <w:szCs w:val="21"/>
               </w:rPr>
@@ -2601,10 +2571,10 @@
             </w:pPr>
             <w:r>
               <w:rPr>
-                <w:rFonts w:ascii="Lato" w:cs="Lato" w:eastAsia="Lato" w:hAnsi="Lato"/>
-                <w:b w:val="false"/>
-                <w:bCs w:val="false"/>
-                <w:color w:val="1A214D"/>
+                <w:rFonts w:ascii="Arial" w:cs="Arial" w:eastAsia="Arial" w:hAnsi="Arial"/>
+                <w:b w:val="false"/>
+                <w:bCs w:val="false"/>
+                <w:color w:val="000000"/>
                 <w:sz w:val="21"/>
                 <w:szCs w:val="21"/>
               </w:rPr>
@@ -2630,10 +2600,10 @@
             </w:pPr>
             <w:r>
               <w:rPr>
-                <w:rFonts w:ascii="Lato" w:cs="Lato" w:eastAsia="Lato" w:hAnsi="Lato"/>
-                <w:b w:val="false"/>
-                <w:bCs w:val="false"/>
-                <w:color w:val="1A214D"/>
+                <w:rFonts w:ascii="Arial" w:cs="Arial" w:eastAsia="Arial" w:hAnsi="Arial"/>
+                <w:b w:val="false"/>
+                <w:bCs w:val="false"/>
+                <w:color w:val="000000"/>
                 <w:sz w:val="21"/>
                 <w:szCs w:val="21"/>
               </w:rPr>
@@ -2646,16 +2616,16 @@
     <w:p>
       <w:pPr>
         <w:pStyle w:val="Heading2"/>
-        <w:spacing w:after="120" w:before="260"/>
-      </w:pPr>
-      <w:r>
-        <w:rPr>
-          <w:rFonts w:ascii="Lato" w:cs="Lato" w:eastAsia="Lato" w:hAnsi="Lato"/>
+        <w:spacing w:after="120" w:before="240"/>
+      </w:pPr>
+      <w:r>
+        <w:rPr>
+          <w:rFonts w:ascii="Arial" w:cs="Arial" w:eastAsia="Arial" w:hAnsi="Arial"/>
           <w:b/>
           <w:bCs/>
-          <w:color w:val="1A214D"/>
-          <w:sz w:val="26"/>
-          <w:szCs w:val="26"/>
+          <w:color w:val="000000"/>
+          <w:sz w:val="22"/>
+          <w:szCs w:val="22"/>
         </w:rPr>
         <w:t xml:space="preserve">3. Impact of saving the updated Employer Name</w:t>
       </w:r>
@@ -2666,10 +2636,10 @@
       </w:pPr>
       <w:r>
         <w:rPr>
-          <w:rFonts w:ascii="Lato" w:cs="Lato" w:eastAsia="Lato" w:hAnsi="Lato"/>
+          <w:rFonts w:ascii="Arial" w:cs="Arial" w:eastAsia="Arial" w:hAnsi="Arial"/>
           <w:b w:val="false"/>
           <w:bCs w:val="false"/>
-          <w:color w:val="1A214D"/>
+          <w:color w:val="000000"/>
           <w:sz w:val="22"/>
           <w:szCs w:val="22"/>
         </w:rPr>
@@ -2677,10 +2647,10 @@
       </w:r>
       <w:r>
         <w:rPr>
-          <w:rFonts w:ascii="Lato" w:cs="Lato" w:eastAsia="Lato" w:hAnsi="Lato"/>
+          <w:rFonts w:ascii="Arial" w:cs="Arial" w:eastAsia="Arial" w:hAnsi="Arial"/>
           <w:i/>
           <w:iCs/>
-          <w:color w:val="1A214D"/>
+          <w:color w:val="000000"/>
           <w:sz w:val="22"/>
           <w:szCs w:val="22"/>
         </w:rPr>
@@ -2740,12 +2710,10 @@
       </w:pPr>
       <w:r>
         <w:rPr>
-          <w:rFonts w:ascii="Lato" w:cs="Lato" w:eastAsia="Lato" w:hAnsi="Lato"/>
-          <w:i/>
-          <w:iCs/>
-          <w:color w:val="666666"/>
-          <w:sz w:val="20"/>
-          <w:szCs w:val="20"/>
+          <w:rFonts w:ascii="Arial" w:cs="Arial" w:eastAsia="Arial" w:hAnsi="Arial"/>
+          <w:color w:val="000000"/>
+          <w:sz w:val="22"/>
+          <w:szCs w:val="22"/>
         </w:rPr>
         <w:t xml:space="preserve">SC4: Confirmation before the re-run</w:t>
       </w:r>
@@ -2756,10 +2724,10 @@
       </w:pPr>
       <w:r>
         <w:rPr>
-          <w:rFonts w:ascii="Lato" w:cs="Lato" w:eastAsia="Lato" w:hAnsi="Lato"/>
+          <w:rFonts w:ascii="Arial" w:cs="Arial" w:eastAsia="Arial" w:hAnsi="Arial"/>
           <w:b w:val="false"/>
           <w:bCs w:val="false"/>
-          <w:color w:val="1A214D"/>
+          <w:color w:val="000000"/>
           <w:sz w:val="22"/>
           <w:szCs w:val="22"/>
         </w:rPr>
@@ -2770,12 +2738,12 @@
       <w:tblPr>
         <w:tblW w:type="dxa" w:w="9026"/>
         <w:tblBorders>
-          <w:top w:val="single" w:color="D9D9D9" w:sz="4"/>
-          <w:left w:val="single" w:color="D9D9D9" w:sz="4"/>
-          <w:bottom w:val="single" w:color="D9D9D9" w:sz="4"/>
-          <w:right w:val="single" w:color="D9D9D9" w:sz="4"/>
-          <w:insideH w:val="single" w:color="D9D9D9" w:sz="4"/>
-          <w:insideV w:val="single" w:color="D9D9D9" w:sz="4"/>
+          <w:top w:val="single" w:color="A6A6A6" w:sz="4"/>
+          <w:left w:val="single" w:color="A6A6A6" w:sz="4"/>
+          <w:bottom w:val="single" w:color="A6A6A6" w:sz="4"/>
+          <w:right w:val="single" w:color="A6A6A6" w:sz="4"/>
+          <w:insideH w:val="single" w:color="A6A6A6" w:sz="4"/>
+          <w:insideV w:val="single" w:color="A6A6A6" w:sz="4"/>
         </w:tblBorders>
       </w:tblPr>
       <w:tblGrid>
@@ -2790,22 +2758,22 @@
         <w:tc>
           <w:tcPr>
             <w:tcW w:type="dxa" w:w="542"/>
-            <w:shd w:fill="1A214D" w:color="auto" w:val="clear"/>
-            <w:tcMar>
-              <w:top w:type="dxa" w:w="90"/>
-              <w:left w:type="dxa" w:w="110"/>
-              <w:bottom w:type="dxa" w:w="90"/>
-              <w:right w:type="dxa" w:w="110"/>
-            </w:tcMar>
-            <w:vAlign w:val="top"/>
-          </w:tcPr>
-          <w:p>
-            <w:pPr>
-              <w:spacing w:after="0" w:before="0" w:line="252"/>
-            </w:pPr>
-            <w:r>
-              <w:rPr>
-                <w:rFonts w:ascii="Lato" w:cs="Lato" w:eastAsia="Lato" w:hAnsi="Lato"/>
+            <w:shd w:fill="156082" w:color="auto" w:val="clear"/>
+            <w:tcMar>
+              <w:top w:type="dxa" w:w="90"/>
+              <w:left w:type="dxa" w:w="110"/>
+              <w:bottom w:type="dxa" w:w="90"/>
+              <w:right w:type="dxa" w:w="110"/>
+            </w:tcMar>
+            <w:vAlign w:val="top"/>
+          </w:tcPr>
+          <w:p>
+            <w:pPr>
+              <w:spacing w:after="0" w:before="0" w:line="252"/>
+            </w:pPr>
+            <w:r>
+              <w:rPr>
+                <w:rFonts w:ascii="Arial" w:cs="Arial" w:eastAsia="Arial" w:hAnsi="Arial"/>
                 <w:b/>
                 <w:bCs/>
                 <w:color w:val="FFFFFF"/>
@@ -2819,22 +2787,22 @@
         <w:tc>
           <w:tcPr>
             <w:tcW w:type="dxa" w:w="8484"/>
-            <w:shd w:fill="1A214D" w:color="auto" w:val="clear"/>
-            <w:tcMar>
-              <w:top w:type="dxa" w:w="90"/>
-              <w:left w:type="dxa" w:w="110"/>
-              <w:bottom w:type="dxa" w:w="90"/>
-              <w:right w:type="dxa" w:w="110"/>
-            </w:tcMar>
-            <w:vAlign w:val="top"/>
-          </w:tcPr>
-          <w:p>
-            <w:pPr>
-              <w:spacing w:after="0" w:before="0" w:line="252"/>
-            </w:pPr>
-            <w:r>
-              <w:rPr>
-                <w:rFonts w:ascii="Lato" w:cs="Lato" w:eastAsia="Lato" w:hAnsi="Lato"/>
+            <w:shd w:fill="156082" w:color="auto" w:val="clear"/>
+            <w:tcMar>
+              <w:top w:type="dxa" w:w="90"/>
+              <w:left w:type="dxa" w:w="110"/>
+              <w:bottom w:type="dxa" w:w="90"/>
+              <w:right w:type="dxa" w:w="110"/>
+            </w:tcMar>
+            <w:vAlign w:val="top"/>
+          </w:tcPr>
+          <w:p>
+            <w:pPr>
+              <w:spacing w:after="0" w:before="0" w:line="252"/>
+            </w:pPr>
+            <w:r>
+              <w:rPr>
+                <w:rFonts w:ascii="Arial" w:cs="Arial" w:eastAsia="Arial" w:hAnsi="Arial"/>
                 <w:b/>
                 <w:bCs/>
                 <w:color w:val="FFFFFF"/>
@@ -2868,10 +2836,10 @@
             </w:pPr>
             <w:r>
               <w:rPr>
-                <w:rFonts w:ascii="Lato" w:cs="Lato" w:eastAsia="Lato" w:hAnsi="Lato"/>
-                <w:b w:val="false"/>
-                <w:bCs w:val="false"/>
-                <w:color w:val="1A214D"/>
+                <w:rFonts w:ascii="Arial" w:cs="Arial" w:eastAsia="Arial" w:hAnsi="Arial"/>
+                <w:b w:val="false"/>
+                <w:bCs w:val="false"/>
+                <w:color w:val="000000"/>
                 <w:sz w:val="21"/>
                 <w:szCs w:val="21"/>
               </w:rPr>
@@ -2897,10 +2865,10 @@
             </w:pPr>
             <w:r>
               <w:rPr>
-                <w:rFonts w:ascii="Lato" w:cs="Lato" w:eastAsia="Lato" w:hAnsi="Lato"/>
-                <w:b w:val="false"/>
-                <w:bCs w:val="false"/>
-                <w:color w:val="1A214D"/>
+                <w:rFonts w:ascii="Arial" w:cs="Arial" w:eastAsia="Arial" w:hAnsi="Arial"/>
+                <w:b w:val="false"/>
+                <w:bCs w:val="false"/>
+                <w:color w:val="000000"/>
                 <w:sz w:val="21"/>
                 <w:szCs w:val="21"/>
               </w:rPr>
@@ -2916,25 +2884,25 @@
         <w:tc>
           <w:tcPr>
             <w:tcW w:type="dxa" w:w="542"/>
-            <w:shd w:fill="EDF2FF" w:color="auto" w:val="clear"/>
-            <w:tcMar>
-              <w:top w:type="dxa" w:w="90"/>
-              <w:left w:type="dxa" w:w="110"/>
-              <w:bottom w:type="dxa" w:w="90"/>
-              <w:right w:type="dxa" w:w="110"/>
-            </w:tcMar>
-            <w:vAlign w:val="top"/>
-          </w:tcPr>
-          <w:p>
-            <w:pPr>
-              <w:spacing w:after="0" w:before="0" w:line="252"/>
-            </w:pPr>
-            <w:r>
-              <w:rPr>
-                <w:rFonts w:ascii="Lato" w:cs="Lato" w:eastAsia="Lato" w:hAnsi="Lato"/>
-                <w:b w:val="false"/>
-                <w:bCs w:val="false"/>
-                <w:color w:val="1A214D"/>
+            <w:shd w:fill="FFFFFF" w:color="auto" w:val="clear"/>
+            <w:tcMar>
+              <w:top w:type="dxa" w:w="90"/>
+              <w:left w:type="dxa" w:w="110"/>
+              <w:bottom w:type="dxa" w:w="90"/>
+              <w:right w:type="dxa" w:w="110"/>
+            </w:tcMar>
+            <w:vAlign w:val="top"/>
+          </w:tcPr>
+          <w:p>
+            <w:pPr>
+              <w:spacing w:after="0" w:before="0" w:line="252"/>
+            </w:pPr>
+            <w:r>
+              <w:rPr>
+                <w:rFonts w:ascii="Arial" w:cs="Arial" w:eastAsia="Arial" w:hAnsi="Arial"/>
+                <w:b w:val="false"/>
+                <w:bCs w:val="false"/>
+                <w:color w:val="000000"/>
                 <w:sz w:val="21"/>
                 <w:szCs w:val="21"/>
               </w:rPr>
@@ -2945,25 +2913,25 @@
         <w:tc>
           <w:tcPr>
             <w:tcW w:type="dxa" w:w="8484"/>
-            <w:shd w:fill="EDF2FF" w:color="auto" w:val="clear"/>
-            <w:tcMar>
-              <w:top w:type="dxa" w:w="90"/>
-              <w:left w:type="dxa" w:w="110"/>
-              <w:bottom w:type="dxa" w:w="90"/>
-              <w:right w:type="dxa" w:w="110"/>
-            </w:tcMar>
-            <w:vAlign w:val="top"/>
-          </w:tcPr>
-          <w:p>
-            <w:pPr>
-              <w:spacing w:after="0" w:before="0" w:line="252"/>
-            </w:pPr>
-            <w:r>
-              <w:rPr>
-                <w:rFonts w:ascii="Lato" w:cs="Lato" w:eastAsia="Lato" w:hAnsi="Lato"/>
-                <w:b w:val="false"/>
-                <w:bCs w:val="false"/>
-                <w:color w:val="1A214D"/>
+            <w:shd w:fill="FFFFFF" w:color="auto" w:val="clear"/>
+            <w:tcMar>
+              <w:top w:type="dxa" w:w="90"/>
+              <w:left w:type="dxa" w:w="110"/>
+              <w:bottom w:type="dxa" w:w="90"/>
+              <w:right w:type="dxa" w:w="110"/>
+            </w:tcMar>
+            <w:vAlign w:val="top"/>
+          </w:tcPr>
+          <w:p>
+            <w:pPr>
+              <w:spacing w:after="0" w:before="0" w:line="252"/>
+            </w:pPr>
+            <w:r>
+              <w:rPr>
+                <w:rFonts w:ascii="Arial" w:cs="Arial" w:eastAsia="Arial" w:hAnsi="Arial"/>
+                <w:b w:val="false"/>
+                <w:bCs w:val="false"/>
+                <w:color w:val="000000"/>
                 <w:sz w:val="21"/>
                 <w:szCs w:val="21"/>
               </w:rPr>
@@ -2994,10 +2962,10 @@
             </w:pPr>
             <w:r>
               <w:rPr>
-                <w:rFonts w:ascii="Lato" w:cs="Lato" w:eastAsia="Lato" w:hAnsi="Lato"/>
-                <w:b w:val="false"/>
-                <w:bCs w:val="false"/>
-                <w:color w:val="1A214D"/>
+                <w:rFonts w:ascii="Arial" w:cs="Arial" w:eastAsia="Arial" w:hAnsi="Arial"/>
+                <w:b w:val="false"/>
+                <w:bCs w:val="false"/>
+                <w:color w:val="000000"/>
                 <w:sz w:val="21"/>
                 <w:szCs w:val="21"/>
               </w:rPr>
@@ -3023,10 +2991,10 @@
             </w:pPr>
             <w:r>
               <w:rPr>
-                <w:rFonts w:ascii="Lato" w:cs="Lato" w:eastAsia="Lato" w:hAnsi="Lato"/>
-                <w:b w:val="false"/>
-                <w:bCs w:val="false"/>
-                <w:color w:val="1A214D"/>
+                <w:rFonts w:ascii="Arial" w:cs="Arial" w:eastAsia="Arial" w:hAnsi="Arial"/>
+                <w:b w:val="false"/>
+                <w:bCs w:val="false"/>
+                <w:color w:val="000000"/>
                 <w:sz w:val="21"/>
                 <w:szCs w:val="21"/>
               </w:rPr>
@@ -3042,25 +3010,25 @@
         <w:tc>
           <w:tcPr>
             <w:tcW w:type="dxa" w:w="542"/>
-            <w:shd w:fill="EDF2FF" w:color="auto" w:val="clear"/>
-            <w:tcMar>
-              <w:top w:type="dxa" w:w="90"/>
-              <w:left w:type="dxa" w:w="110"/>
-              <w:bottom w:type="dxa" w:w="90"/>
-              <w:right w:type="dxa" w:w="110"/>
-            </w:tcMar>
-            <w:vAlign w:val="top"/>
-          </w:tcPr>
-          <w:p>
-            <w:pPr>
-              <w:spacing w:after="0" w:before="0" w:line="252"/>
-            </w:pPr>
-            <w:r>
-              <w:rPr>
-                <w:rFonts w:ascii="Lato" w:cs="Lato" w:eastAsia="Lato" w:hAnsi="Lato"/>
-                <w:b w:val="false"/>
-                <w:bCs w:val="false"/>
-                <w:color w:val="1A214D"/>
+            <w:shd w:fill="FFFFFF" w:color="auto" w:val="clear"/>
+            <w:tcMar>
+              <w:top w:type="dxa" w:w="90"/>
+              <w:left w:type="dxa" w:w="110"/>
+              <w:bottom w:type="dxa" w:w="90"/>
+              <w:right w:type="dxa" w:w="110"/>
+            </w:tcMar>
+            <w:vAlign w:val="top"/>
+          </w:tcPr>
+          <w:p>
+            <w:pPr>
+              <w:spacing w:after="0" w:before="0" w:line="252"/>
+            </w:pPr>
+            <w:r>
+              <w:rPr>
+                <w:rFonts w:ascii="Arial" w:cs="Arial" w:eastAsia="Arial" w:hAnsi="Arial"/>
+                <w:b w:val="false"/>
+                <w:bCs w:val="false"/>
+                <w:color w:val="000000"/>
                 <w:sz w:val="21"/>
                 <w:szCs w:val="21"/>
               </w:rPr>
@@ -3071,25 +3039,25 @@
         <w:tc>
           <w:tcPr>
             <w:tcW w:type="dxa" w:w="8484"/>
-            <w:shd w:fill="EDF2FF" w:color="auto" w:val="clear"/>
-            <w:tcMar>
-              <w:top w:type="dxa" w:w="90"/>
-              <w:left w:type="dxa" w:w="110"/>
-              <w:bottom w:type="dxa" w:w="90"/>
-              <w:right w:type="dxa" w:w="110"/>
-            </w:tcMar>
-            <w:vAlign w:val="top"/>
-          </w:tcPr>
-          <w:p>
-            <w:pPr>
-              <w:spacing w:after="0" w:before="0" w:line="252"/>
-            </w:pPr>
-            <w:r>
-              <w:rPr>
-                <w:rFonts w:ascii="Lato" w:cs="Lato" w:eastAsia="Lato" w:hAnsi="Lato"/>
-                <w:b w:val="false"/>
-                <w:bCs w:val="false"/>
-                <w:color w:val="1A214D"/>
+            <w:shd w:fill="FFFFFF" w:color="auto" w:val="clear"/>
+            <w:tcMar>
+              <w:top w:type="dxa" w:w="90"/>
+              <w:left w:type="dxa" w:w="110"/>
+              <w:bottom w:type="dxa" w:w="90"/>
+              <w:right w:type="dxa" w:w="110"/>
+            </w:tcMar>
+            <w:vAlign w:val="top"/>
+          </w:tcPr>
+          <w:p>
+            <w:pPr>
+              <w:spacing w:after="0" w:before="0" w:line="252"/>
+            </w:pPr>
+            <w:r>
+              <w:rPr>
+                <w:rFonts w:ascii="Arial" w:cs="Arial" w:eastAsia="Arial" w:hAnsi="Arial"/>
+                <w:b w:val="false"/>
+                <w:bCs w:val="false"/>
+                <w:color w:val="000000"/>
                 <w:sz w:val="21"/>
                 <w:szCs w:val="21"/>
               </w:rPr>
@@ -3120,10 +3088,10 @@
             </w:pPr>
             <w:r>
               <w:rPr>
-                <w:rFonts w:ascii="Lato" w:cs="Lato" w:eastAsia="Lato" w:hAnsi="Lato"/>
-                <w:b w:val="false"/>
-                <w:bCs w:val="false"/>
-                <w:color w:val="1A214D"/>
+                <w:rFonts w:ascii="Arial" w:cs="Arial" w:eastAsia="Arial" w:hAnsi="Arial"/>
+                <w:b w:val="false"/>
+                <w:bCs w:val="false"/>
+                <w:color w:val="000000"/>
                 <w:sz w:val="21"/>
                 <w:szCs w:val="21"/>
               </w:rPr>
@@ -3149,10 +3117,10 @@
             </w:pPr>
             <w:r>
               <w:rPr>
-                <w:rFonts w:ascii="Lato" w:cs="Lato" w:eastAsia="Lato" w:hAnsi="Lato"/>
-                <w:b w:val="false"/>
-                <w:bCs w:val="false"/>
-                <w:color w:val="1A214D"/>
+                <w:rFonts w:ascii="Arial" w:cs="Arial" w:eastAsia="Arial" w:hAnsi="Arial"/>
+                <w:b w:val="false"/>
+                <w:bCs w:val="false"/>
+                <w:color w:val="000000"/>
                 <w:sz w:val="21"/>
                 <w:szCs w:val="21"/>
               </w:rPr>
@@ -3168,25 +3136,25 @@
         <w:tc>
           <w:tcPr>
             <w:tcW w:type="dxa" w:w="542"/>
-            <w:shd w:fill="EDF2FF" w:color="auto" w:val="clear"/>
-            <w:tcMar>
-              <w:top w:type="dxa" w:w="90"/>
-              <w:left w:type="dxa" w:w="110"/>
-              <w:bottom w:type="dxa" w:w="90"/>
-              <w:right w:type="dxa" w:w="110"/>
-            </w:tcMar>
-            <w:vAlign w:val="top"/>
-          </w:tcPr>
-          <w:p>
-            <w:pPr>
-              <w:spacing w:after="0" w:before="0" w:line="252"/>
-            </w:pPr>
-            <w:r>
-              <w:rPr>
-                <w:rFonts w:ascii="Lato" w:cs="Lato" w:eastAsia="Lato" w:hAnsi="Lato"/>
-                <w:b w:val="false"/>
-                <w:bCs w:val="false"/>
-                <w:color w:val="1A214D"/>
+            <w:shd w:fill="FFFFFF" w:color="auto" w:val="clear"/>
+            <w:tcMar>
+              <w:top w:type="dxa" w:w="90"/>
+              <w:left w:type="dxa" w:w="110"/>
+              <w:bottom w:type="dxa" w:w="90"/>
+              <w:right w:type="dxa" w:w="110"/>
+            </w:tcMar>
+            <w:vAlign w:val="top"/>
+          </w:tcPr>
+          <w:p>
+            <w:pPr>
+              <w:spacing w:after="0" w:before="0" w:line="252"/>
+            </w:pPr>
+            <w:r>
+              <w:rPr>
+                <w:rFonts w:ascii="Arial" w:cs="Arial" w:eastAsia="Arial" w:hAnsi="Arial"/>
+                <w:b w:val="false"/>
+                <w:bCs w:val="false"/>
+                <w:color w:val="000000"/>
                 <w:sz w:val="21"/>
                 <w:szCs w:val="21"/>
               </w:rPr>
@@ -3197,29 +3165,73 @@
         <w:tc>
           <w:tcPr>
             <w:tcW w:type="dxa" w:w="8484"/>
-            <w:shd w:fill="EDF2FF" w:color="auto" w:val="clear"/>
-            <w:tcMar>
-              <w:top w:type="dxa" w:w="90"/>
-              <w:left w:type="dxa" w:w="110"/>
-              <w:bottom w:type="dxa" w:w="90"/>
-              <w:right w:type="dxa" w:w="110"/>
-            </w:tcMar>
-            <w:vAlign w:val="top"/>
-          </w:tcPr>
-          <w:p>
-            <w:pPr>
-              <w:spacing w:after="0" w:before="0" w:line="252"/>
-            </w:pPr>
-            <w:r>
-              <w:rPr>
-                <w:rFonts w:ascii="Lato" w:cs="Lato" w:eastAsia="Lato" w:hAnsi="Lato"/>
-                <w:b w:val="false"/>
-                <w:bCs w:val="false"/>
-                <w:color w:val="1A214D"/>
-                <w:sz w:val="21"/>
-                <w:szCs w:val="21"/>
-              </w:rPr>
-              <w:t xml:space="preserve">Audit trail: Step = 'Edit Information'; Step Detail = 'Employer Name updated from "&lt;old&gt;" (Source: &lt;old source&gt;) to "&lt;new&gt;". ALOC updated from &lt;original ALOC&gt; to &lt;updated ALOC&gt;.'; Action by = user email. This step is the traceability record — the old → new trail lives in the application history, not in the Application Details display.</w:t>
+            <w:shd w:fill="FFFFFF" w:color="auto" w:val="clear"/>
+            <w:tcMar>
+              <w:top w:type="dxa" w:w="90"/>
+              <w:left w:type="dxa" w:w="110"/>
+              <w:bottom w:type="dxa" w:w="90"/>
+              <w:right w:type="dxa" w:w="110"/>
+            </w:tcMar>
+            <w:vAlign w:val="top"/>
+          </w:tcPr>
+          <w:p>
+            <w:pPr>
+              <w:spacing w:after="0" w:before="0" w:line="252"/>
+            </w:pPr>
+            <w:r>
+              <w:rPr>
+                <w:rFonts w:ascii="Arial" w:cs="Arial" w:eastAsia="Arial" w:hAnsi="Arial"/>
+                <w:b w:val="false"/>
+                <w:bCs w:val="false"/>
+                <w:color w:val="000000"/>
+                <w:sz w:val="21"/>
+                <w:szCs w:val="21"/>
+              </w:rPr>
+              <w:t xml:space="preserve">Audit trail: Step = 'Edit Information'; Step Detail on two lines — line 1: </w:t>
+            </w:r>
+            <w:r>
+              <w:rPr>
+                <w:rFonts w:ascii="Arial" w:cs="Arial" w:eastAsia="Arial" w:hAnsi="Arial"/>
+                <w:i/>
+                <w:iCs/>
+                <w:color w:val="000000"/>
+                <w:sz w:val="21"/>
+                <w:szCs w:val="21"/>
+              </w:rPr>
+              <w:t xml:space="preserve">Employer Name: updated from "&lt;old&gt;" (Source: &lt;old source&gt;) to "&lt;new&gt;"</w:t>
+            </w:r>
+            <w:r>
+              <w:rPr>
+                <w:rFonts w:ascii="Arial" w:cs="Arial" w:eastAsia="Arial" w:hAnsi="Arial"/>
+                <w:b w:val="false"/>
+                <w:bCs w:val="false"/>
+                <w:color w:val="000000"/>
+                <w:sz w:val="21"/>
+                <w:szCs w:val="21"/>
+              </w:rPr>
+              <w:t xml:space="preserve"> — line 2: </w:t>
+            </w:r>
+            <w:r>
+              <w:rPr>
+                <w:rFonts w:ascii="Arial" w:cs="Arial" w:eastAsia="Arial" w:hAnsi="Arial"/>
+                <w:i/>
+                <w:iCs/>
+                <w:color w:val="000000"/>
+                <w:sz w:val="21"/>
+                <w:szCs w:val="21"/>
+              </w:rPr>
+              <w:t xml:space="preserve">ALOC: updated from &lt;original ALOC&gt; to &lt;updated ALOC&gt;</w:t>
+            </w:r>
+            <w:r>
+              <w:rPr>
+                <w:rFonts w:ascii="Arial" w:cs="Arial" w:eastAsia="Arial" w:hAnsi="Arial"/>
+                <w:b w:val="false"/>
+                <w:bCs w:val="false"/>
+                <w:color w:val="000000"/>
+                <w:sz w:val="21"/>
+                <w:szCs w:val="21"/>
+              </w:rPr>
+              <w:t xml:space="preserve">; Action by = user email. This step is the traceability record — the old → new trail lives in the application history, not in the Application Details display.</w:t>
             </w:r>
           </w:p>
         </w:tc>
@@ -3246,10 +3258,10 @@
             </w:pPr>
             <w:r>
               <w:rPr>
-                <w:rFonts w:ascii="Lato" w:cs="Lato" w:eastAsia="Lato" w:hAnsi="Lato"/>
-                <w:b w:val="false"/>
-                <w:bCs w:val="false"/>
-                <w:color w:val="1A214D"/>
+                <w:rFonts w:ascii="Arial" w:cs="Arial" w:eastAsia="Arial" w:hAnsi="Arial"/>
+                <w:b w:val="false"/>
+                <w:bCs w:val="false"/>
+                <w:color w:val="000000"/>
                 <w:sz w:val="21"/>
                 <w:szCs w:val="21"/>
               </w:rPr>
@@ -3275,10 +3287,10 @@
             </w:pPr>
             <w:r>
               <w:rPr>
-                <w:rFonts w:ascii="Lato" w:cs="Lato" w:eastAsia="Lato" w:hAnsi="Lato"/>
-                <w:b w:val="false"/>
-                <w:bCs w:val="false"/>
-                <w:color w:val="1A214D"/>
+                <w:rFonts w:ascii="Arial" w:cs="Arial" w:eastAsia="Arial" w:hAnsi="Arial"/>
+                <w:b w:val="false"/>
+                <w:bCs w:val="false"/>
+                <w:color w:val="000000"/>
                 <w:sz w:val="21"/>
                 <w:szCs w:val="21"/>
               </w:rPr>
@@ -3294,25 +3306,25 @@
         <w:tc>
           <w:tcPr>
             <w:tcW w:type="dxa" w:w="542"/>
-            <w:shd w:fill="EDF2FF" w:color="auto" w:val="clear"/>
-            <w:tcMar>
-              <w:top w:type="dxa" w:w="90"/>
-              <w:left w:type="dxa" w:w="110"/>
-              <w:bottom w:type="dxa" w:w="90"/>
-              <w:right w:type="dxa" w:w="110"/>
-            </w:tcMar>
-            <w:vAlign w:val="top"/>
-          </w:tcPr>
-          <w:p>
-            <w:pPr>
-              <w:spacing w:after="0" w:before="0" w:line="252"/>
-            </w:pPr>
-            <w:r>
-              <w:rPr>
-                <w:rFonts w:ascii="Lato" w:cs="Lato" w:eastAsia="Lato" w:hAnsi="Lato"/>
-                <w:b w:val="false"/>
-                <w:bCs w:val="false"/>
-                <w:color w:val="1A214D"/>
+            <w:shd w:fill="FFFFFF" w:color="auto" w:val="clear"/>
+            <w:tcMar>
+              <w:top w:type="dxa" w:w="90"/>
+              <w:left w:type="dxa" w:w="110"/>
+              <w:bottom w:type="dxa" w:w="90"/>
+              <w:right w:type="dxa" w:w="110"/>
+            </w:tcMar>
+            <w:vAlign w:val="top"/>
+          </w:tcPr>
+          <w:p>
+            <w:pPr>
+              <w:spacing w:after="0" w:before="0" w:line="252"/>
+            </w:pPr>
+            <w:r>
+              <w:rPr>
+                <w:rFonts w:ascii="Arial" w:cs="Arial" w:eastAsia="Arial" w:hAnsi="Arial"/>
+                <w:b w:val="false"/>
+                <w:bCs w:val="false"/>
+                <w:color w:val="000000"/>
                 <w:sz w:val="21"/>
                 <w:szCs w:val="21"/>
               </w:rPr>
@@ -3323,25 +3335,25 @@
         <w:tc>
           <w:tcPr>
             <w:tcW w:type="dxa" w:w="8484"/>
-            <w:shd w:fill="EDF2FF" w:color="auto" w:val="clear"/>
-            <w:tcMar>
-              <w:top w:type="dxa" w:w="90"/>
-              <w:left w:type="dxa" w:w="110"/>
-              <w:bottom w:type="dxa" w:w="90"/>
-              <w:right w:type="dxa" w:w="110"/>
-            </w:tcMar>
-            <w:vAlign w:val="top"/>
-          </w:tcPr>
-          <w:p>
-            <w:pPr>
-              <w:spacing w:after="0" w:before="0" w:line="252"/>
-            </w:pPr>
-            <w:r>
-              <w:rPr>
-                <w:rFonts w:ascii="Lato" w:cs="Lato" w:eastAsia="Lato" w:hAnsi="Lato"/>
-                <w:b w:val="false"/>
-                <w:bCs w:val="false"/>
-                <w:color w:val="1A214D"/>
+            <w:shd w:fill="FFFFFF" w:color="auto" w:val="clear"/>
+            <w:tcMar>
+              <w:top w:type="dxa" w:w="90"/>
+              <w:left w:type="dxa" w:w="110"/>
+              <w:bottom w:type="dxa" w:w="90"/>
+              <w:right w:type="dxa" w:w="110"/>
+            </w:tcMar>
+            <w:vAlign w:val="top"/>
+          </w:tcPr>
+          <w:p>
+            <w:pPr>
+              <w:spacing w:after="0" w:before="0" w:line="252"/>
+            </w:pPr>
+            <w:r>
+              <w:rPr>
+                <w:rFonts w:ascii="Arial" w:cs="Arial" w:eastAsia="Arial" w:hAnsi="Arial"/>
+                <w:b w:val="false"/>
+                <w:bCs w:val="false"/>
+                <w:color w:val="000000"/>
                 <w:sz w:val="21"/>
                 <w:szCs w:val="21"/>
               </w:rPr>
@@ -3367,10 +3379,10 @@
       </w:pPr>
       <w:r>
         <w:rPr>
-          <w:rFonts w:ascii="Lato" w:cs="Lato" w:eastAsia="Lato" w:hAnsi="Lato"/>
+          <w:rFonts w:ascii="Arial" w:cs="Arial" w:eastAsia="Arial" w:hAnsi="Arial"/>
           <w:b w:val="false"/>
           <w:bCs w:val="false"/>
-          <w:color w:val="1A214D"/>
+          <w:color w:val="000000"/>
           <w:sz w:val="22"/>
           <w:szCs w:val="22"/>
         </w:rPr>
@@ -3388,10 +3400,10 @@
       </w:pPr>
       <w:r>
         <w:rPr>
-          <w:rFonts w:ascii="Lato" w:cs="Lato" w:eastAsia="Lato" w:hAnsi="Lato"/>
+          <w:rFonts w:ascii="Arial" w:cs="Arial" w:eastAsia="Arial" w:hAnsi="Arial"/>
           <w:b w:val="false"/>
           <w:bCs w:val="false"/>
-          <w:color w:val="1A214D"/>
+          <w:color w:val="000000"/>
           <w:sz w:val="22"/>
           <w:szCs w:val="22"/>
         </w:rPr>
@@ -3401,16 +3413,16 @@
     <w:p>
       <w:pPr>
         <w:pStyle w:val="Heading2"/>
-        <w:spacing w:after="120" w:before="260"/>
-      </w:pPr>
-      <w:r>
-        <w:rPr>
-          <w:rFonts w:ascii="Lato" w:cs="Lato" w:eastAsia="Lato" w:hAnsi="Lato"/>
+        <w:spacing w:after="120" w:before="240"/>
+      </w:pPr>
+      <w:r>
+        <w:rPr>
+          <w:rFonts w:ascii="Arial" w:cs="Arial" w:eastAsia="Arial" w:hAnsi="Arial"/>
           <w:b/>
           <w:bCs/>
-          <w:color w:val="1A214D"/>
-          <w:sz w:val="26"/>
-          <w:szCs w:val="26"/>
+          <w:color w:val="000000"/>
+          <w:sz w:val="22"/>
+          <w:szCs w:val="22"/>
         </w:rPr>
         <w:t xml:space="preserve">4. Display after the update</w:t>
       </w:r>
@@ -3421,10 +3433,10 @@
       </w:pPr>
       <w:r>
         <w:rPr>
-          <w:rFonts w:ascii="Lato" w:cs="Lato" w:eastAsia="Lato" w:hAnsi="Lato"/>
+          <w:rFonts w:ascii="Arial" w:cs="Arial" w:eastAsia="Arial" w:hAnsi="Arial"/>
           <w:b w:val="false"/>
           <w:bCs w:val="false"/>
-          <w:color w:val="1A214D"/>
+          <w:color w:val="000000"/>
           <w:sz w:val="22"/>
           <w:szCs w:val="22"/>
         </w:rPr>
@@ -3432,10 +3444,10 @@
       </w:r>
       <w:r>
         <w:rPr>
-          <w:rFonts w:ascii="Lato" w:cs="Lato" w:eastAsia="Lato" w:hAnsi="Lato"/>
+          <w:rFonts w:ascii="Arial" w:cs="Arial" w:eastAsia="Arial" w:hAnsi="Arial"/>
           <w:b/>
           <w:bCs/>
-          <w:color w:val="1A214D"/>
+          <w:color w:val="000000"/>
           <w:sz w:val="22"/>
           <w:szCs w:val="22"/>
         </w:rPr>
@@ -3443,10 +3455,10 @@
       </w:r>
       <w:r>
         <w:rPr>
-          <w:rFonts w:ascii="Lato" w:cs="Lato" w:eastAsia="Lato" w:hAnsi="Lato"/>
+          <w:rFonts w:ascii="Arial" w:cs="Arial" w:eastAsia="Arial" w:hAnsi="Arial"/>
           <w:b w:val="false"/>
           <w:bCs w:val="false"/>
-          <w:color w:val="1A214D"/>
+          <w:color w:val="000000"/>
           <w:sz w:val="22"/>
           <w:szCs w:val="22"/>
         </w:rPr>
@@ -3454,10 +3466,10 @@
       </w:r>
       <w:r>
         <w:rPr>
-          <w:rFonts w:ascii="Lato" w:cs="Lato" w:eastAsia="Lato" w:hAnsi="Lato"/>
+          <w:rFonts w:ascii="Arial" w:cs="Arial" w:eastAsia="Arial" w:hAnsi="Arial"/>
           <w:b/>
           <w:bCs/>
-          <w:color w:val="1A214D"/>
+          <w:color w:val="000000"/>
           <w:sz w:val="22"/>
           <w:szCs w:val="22"/>
         </w:rPr>
@@ -3465,10 +3477,10 @@
       </w:r>
       <w:r>
         <w:rPr>
-          <w:rFonts w:ascii="Lato" w:cs="Lato" w:eastAsia="Lato" w:hAnsi="Lato"/>
+          <w:rFonts w:ascii="Arial" w:cs="Arial" w:eastAsia="Arial" w:hAnsi="Arial"/>
           <w:b w:val="false"/>
           <w:bCs w:val="false"/>
-          <w:color w:val="1A214D"/>
+          <w:color w:val="000000"/>
           <w:sz w:val="22"/>
           <w:szCs w:val="22"/>
         </w:rPr>
@@ -3476,10 +3488,10 @@
       </w:r>
       <w:r>
         <w:rPr>
-          <w:rFonts w:ascii="Lato" w:cs="Lato" w:eastAsia="Lato" w:hAnsi="Lato"/>
+          <w:rFonts w:ascii="Arial" w:cs="Arial" w:eastAsia="Arial" w:hAnsi="Arial"/>
           <w:b/>
           <w:bCs/>
-          <w:color w:val="1A214D"/>
+          <w:color w:val="000000"/>
           <w:sz w:val="22"/>
           <w:szCs w:val="22"/>
         </w:rPr>
@@ -3487,10 +3499,10 @@
       </w:r>
       <w:r>
         <w:rPr>
-          <w:rFonts w:ascii="Lato" w:cs="Lato" w:eastAsia="Lato" w:hAnsi="Lato"/>
+          <w:rFonts w:ascii="Arial" w:cs="Arial" w:eastAsia="Arial" w:hAnsi="Arial"/>
           <w:b w:val="false"/>
           <w:bCs w:val="false"/>
-          <w:color w:val="1A214D"/>
+          <w:color w:val="000000"/>
           <w:sz w:val="22"/>
           <w:szCs w:val="22"/>
         </w:rPr>
@@ -3498,10 +3510,10 @@
       </w:r>
       <w:r>
         <w:rPr>
-          <w:rFonts w:ascii="Lato" w:cs="Lato" w:eastAsia="Lato" w:hAnsi="Lato"/>
+          <w:rFonts w:ascii="Arial" w:cs="Arial" w:eastAsia="Arial" w:hAnsi="Arial"/>
           <w:b/>
           <w:bCs/>
-          <w:color w:val="1A214D"/>
+          <w:color w:val="000000"/>
           <w:sz w:val="22"/>
           <w:szCs w:val="22"/>
         </w:rPr>
@@ -3509,10 +3521,10 @@
       </w:r>
       <w:r>
         <w:rPr>
-          <w:rFonts w:ascii="Lato" w:cs="Lato" w:eastAsia="Lato" w:hAnsi="Lato"/>
+          <w:rFonts w:ascii="Arial" w:cs="Arial" w:eastAsia="Arial" w:hAnsi="Arial"/>
           <w:b w:val="false"/>
           <w:bCs w:val="false"/>
-          <w:color w:val="1A214D"/>
+          <w:color w:val="000000"/>
           <w:sz w:val="22"/>
           <w:szCs w:val="22"/>
         </w:rPr>
@@ -3572,12 +3584,10 @@
       </w:pPr>
       <w:r>
         <w:rPr>
-          <w:rFonts w:ascii="Lato" w:cs="Lato" w:eastAsia="Lato" w:hAnsi="Lato"/>
-          <w:i/>
-          <w:iCs/>
-          <w:color w:val="666666"/>
-          <w:sz w:val="20"/>
-          <w:szCs w:val="20"/>
+          <w:rFonts w:ascii="Arial" w:cs="Arial" w:eastAsia="Arial" w:hAnsi="Arial"/>
+          <w:color w:val="000000"/>
+          <w:sz w:val="22"/>
+          <w:szCs w:val="22"/>
         </w:rPr>
         <w:t xml:space="preserve">SC5: Application Details — Employment Information after the update</w:t>
       </w:r>
@@ -3586,12 +3596,12 @@
       <w:tblPr>
         <w:tblW w:type="dxa" w:w="9026"/>
         <w:tblBorders>
-          <w:top w:val="single" w:color="D9D9D9" w:sz="4"/>
-          <w:left w:val="single" w:color="D9D9D9" w:sz="4"/>
-          <w:bottom w:val="single" w:color="D9D9D9" w:sz="4"/>
-          <w:right w:val="single" w:color="D9D9D9" w:sz="4"/>
-          <w:insideH w:val="single" w:color="D9D9D9" w:sz="4"/>
-          <w:insideV w:val="single" w:color="D9D9D9" w:sz="4"/>
+          <w:top w:val="single" w:color="A6A6A6" w:sz="4"/>
+          <w:left w:val="single" w:color="A6A6A6" w:sz="4"/>
+          <w:bottom w:val="single" w:color="A6A6A6" w:sz="4"/>
+          <w:right w:val="single" w:color="A6A6A6" w:sz="4"/>
+          <w:insideH w:val="single" w:color="A6A6A6" w:sz="4"/>
+          <w:insideV w:val="single" w:color="A6A6A6" w:sz="4"/>
         </w:tblBorders>
       </w:tblPr>
       <w:tblGrid>
@@ -3606,22 +3616,22 @@
         <w:tc>
           <w:tcPr>
             <w:tcW w:type="dxa" w:w="3069"/>
-            <w:shd w:fill="1A214D" w:color="auto" w:val="clear"/>
-            <w:tcMar>
-              <w:top w:type="dxa" w:w="90"/>
-              <w:left w:type="dxa" w:w="110"/>
-              <w:bottom w:type="dxa" w:w="90"/>
-              <w:right w:type="dxa" w:w="110"/>
-            </w:tcMar>
-            <w:vAlign w:val="top"/>
-          </w:tcPr>
-          <w:p>
-            <w:pPr>
-              <w:spacing w:after="0" w:before="0" w:line="252"/>
-            </w:pPr>
-            <w:r>
-              <w:rPr>
-                <w:rFonts w:ascii="Lato" w:cs="Lato" w:eastAsia="Lato" w:hAnsi="Lato"/>
+            <w:shd w:fill="156082" w:color="auto" w:val="clear"/>
+            <w:tcMar>
+              <w:top w:type="dxa" w:w="90"/>
+              <w:left w:type="dxa" w:w="110"/>
+              <w:bottom w:type="dxa" w:w="90"/>
+              <w:right w:type="dxa" w:w="110"/>
+            </w:tcMar>
+            <w:vAlign w:val="top"/>
+          </w:tcPr>
+          <w:p>
+            <w:pPr>
+              <w:spacing w:after="0" w:before="0" w:line="252"/>
+            </w:pPr>
+            <w:r>
+              <w:rPr>
+                <w:rFonts w:ascii="Arial" w:cs="Arial" w:eastAsia="Arial" w:hAnsi="Arial"/>
                 <w:b/>
                 <w:bCs/>
                 <w:color w:val="FFFFFF"/>
@@ -3635,22 +3645,22 @@
         <w:tc>
           <w:tcPr>
             <w:tcW w:type="dxa" w:w="5957"/>
-            <w:shd w:fill="1A214D" w:color="auto" w:val="clear"/>
-            <w:tcMar>
-              <w:top w:type="dxa" w:w="90"/>
-              <w:left w:type="dxa" w:w="110"/>
-              <w:bottom w:type="dxa" w:w="90"/>
-              <w:right w:type="dxa" w:w="110"/>
-            </w:tcMar>
-            <w:vAlign w:val="top"/>
-          </w:tcPr>
-          <w:p>
-            <w:pPr>
-              <w:spacing w:after="0" w:before="0" w:line="252"/>
-            </w:pPr>
-            <w:r>
-              <w:rPr>
-                <w:rFonts w:ascii="Lato" w:cs="Lato" w:eastAsia="Lato" w:hAnsi="Lato"/>
+            <w:shd w:fill="156082" w:color="auto" w:val="clear"/>
+            <w:tcMar>
+              <w:top w:type="dxa" w:w="90"/>
+              <w:left w:type="dxa" w:w="110"/>
+              <w:bottom w:type="dxa" w:w="90"/>
+              <w:right w:type="dxa" w:w="110"/>
+            </w:tcMar>
+            <w:vAlign w:val="top"/>
+          </w:tcPr>
+          <w:p>
+            <w:pPr>
+              <w:spacing w:after="0" w:before="0" w:line="252"/>
+            </w:pPr>
+            <w:r>
+              <w:rPr>
+                <w:rFonts w:ascii="Arial" w:cs="Arial" w:eastAsia="Arial" w:hAnsi="Arial"/>
                 <w:b/>
                 <w:bCs/>
                 <w:color w:val="FFFFFF"/>
@@ -3684,10 +3694,10 @@
             </w:pPr>
             <w:r>
               <w:rPr>
-                <w:rFonts w:ascii="Lato" w:cs="Lato" w:eastAsia="Lato" w:hAnsi="Lato"/>
-                <w:b w:val="false"/>
-                <w:bCs w:val="false"/>
-                <w:color w:val="1A214D"/>
+                <w:rFonts w:ascii="Arial" w:cs="Arial" w:eastAsia="Arial" w:hAnsi="Arial"/>
+                <w:b w:val="false"/>
+                <w:bCs w:val="false"/>
+                <w:color w:val="000000"/>
                 <w:sz w:val="21"/>
                 <w:szCs w:val="21"/>
               </w:rPr>
@@ -3713,10 +3723,10 @@
             </w:pPr>
             <w:r>
               <w:rPr>
-                <w:rFonts w:ascii="Lato" w:cs="Lato" w:eastAsia="Lato" w:hAnsi="Lato"/>
-                <w:b w:val="false"/>
-                <w:bCs w:val="false"/>
-                <w:color w:val="1A214D"/>
+                <w:rFonts w:ascii="Arial" w:cs="Arial" w:eastAsia="Arial" w:hAnsi="Arial"/>
+                <w:b w:val="false"/>
+                <w:bCs w:val="false"/>
+                <w:color w:val="000000"/>
                 <w:sz w:val="21"/>
                 <w:szCs w:val="21"/>
               </w:rPr>
@@ -3732,25 +3742,25 @@
         <w:tc>
           <w:tcPr>
             <w:tcW w:type="dxa" w:w="3069"/>
-            <w:shd w:fill="EDF2FF" w:color="auto" w:val="clear"/>
-            <w:tcMar>
-              <w:top w:type="dxa" w:w="90"/>
-              <w:left w:type="dxa" w:w="110"/>
-              <w:bottom w:type="dxa" w:w="90"/>
-              <w:right w:type="dxa" w:w="110"/>
-            </w:tcMar>
-            <w:vAlign w:val="top"/>
-          </w:tcPr>
-          <w:p>
-            <w:pPr>
-              <w:spacing w:after="0" w:before="0" w:line="252"/>
-            </w:pPr>
-            <w:r>
-              <w:rPr>
-                <w:rFonts w:ascii="Lato" w:cs="Lato" w:eastAsia="Lato" w:hAnsi="Lato"/>
-                <w:b w:val="false"/>
-                <w:bCs w:val="false"/>
-                <w:color w:val="1A214D"/>
+            <w:shd w:fill="FFFFFF" w:color="auto" w:val="clear"/>
+            <w:tcMar>
+              <w:top w:type="dxa" w:w="90"/>
+              <w:left w:type="dxa" w:w="110"/>
+              <w:bottom w:type="dxa" w:w="90"/>
+              <w:right w:type="dxa" w:w="110"/>
+            </w:tcMar>
+            <w:vAlign w:val="top"/>
+          </w:tcPr>
+          <w:p>
+            <w:pPr>
+              <w:spacing w:after="0" w:before="0" w:line="252"/>
+            </w:pPr>
+            <w:r>
+              <w:rPr>
+                <w:rFonts w:ascii="Arial" w:cs="Arial" w:eastAsia="Arial" w:hAnsi="Arial"/>
+                <w:b w:val="false"/>
+                <w:bCs w:val="false"/>
+                <w:color w:val="000000"/>
                 <w:sz w:val="21"/>
                 <w:szCs w:val="21"/>
               </w:rPr>
@@ -3761,25 +3771,25 @@
         <w:tc>
           <w:tcPr>
             <w:tcW w:type="dxa" w:w="5957"/>
-            <w:shd w:fill="EDF2FF" w:color="auto" w:val="clear"/>
-            <w:tcMar>
-              <w:top w:type="dxa" w:w="90"/>
-              <w:left w:type="dxa" w:w="110"/>
-              <w:bottom w:type="dxa" w:w="90"/>
-              <w:right w:type="dxa" w:w="110"/>
-            </w:tcMar>
-            <w:vAlign w:val="top"/>
-          </w:tcPr>
-          <w:p>
-            <w:pPr>
-              <w:spacing w:after="0" w:before="0" w:line="252"/>
-            </w:pPr>
-            <w:r>
-              <w:rPr>
-                <w:rFonts w:ascii="Lato" w:cs="Lato" w:eastAsia="Lato" w:hAnsi="Lato"/>
-                <w:b w:val="false"/>
-                <w:bCs w:val="false"/>
-                <w:color w:val="1A214D"/>
+            <w:shd w:fill="FFFFFF" w:color="auto" w:val="clear"/>
+            <w:tcMar>
+              <w:top w:type="dxa" w:w="90"/>
+              <w:left w:type="dxa" w:w="110"/>
+              <w:bottom w:type="dxa" w:w="90"/>
+              <w:right w:type="dxa" w:w="110"/>
+            </w:tcMar>
+            <w:vAlign w:val="top"/>
+          </w:tcPr>
+          <w:p>
+            <w:pPr>
+              <w:spacing w:after="0" w:before="0" w:line="252"/>
+            </w:pPr>
+            <w:r>
+              <w:rPr>
+                <w:rFonts w:ascii="Arial" w:cs="Arial" w:eastAsia="Arial" w:hAnsi="Arial"/>
+                <w:b w:val="false"/>
+                <w:bCs w:val="false"/>
+                <w:color w:val="000000"/>
                 <w:sz w:val="21"/>
                 <w:szCs w:val="21"/>
               </w:rPr>
@@ -3810,10 +3820,10 @@
             </w:pPr>
             <w:r>
               <w:rPr>
-                <w:rFonts w:ascii="Lato" w:cs="Lato" w:eastAsia="Lato" w:hAnsi="Lato"/>
-                <w:b w:val="false"/>
-                <w:bCs w:val="false"/>
-                <w:color w:val="1A214D"/>
+                <w:rFonts w:ascii="Arial" w:cs="Arial" w:eastAsia="Arial" w:hAnsi="Arial"/>
+                <w:b w:val="false"/>
+                <w:bCs w:val="false"/>
+                <w:color w:val="000000"/>
                 <w:sz w:val="21"/>
                 <w:szCs w:val="21"/>
               </w:rPr>
@@ -3839,10 +3849,10 @@
             </w:pPr>
             <w:r>
               <w:rPr>
-                <w:rFonts w:ascii="Lato" w:cs="Lato" w:eastAsia="Lato" w:hAnsi="Lato"/>
-                <w:b w:val="false"/>
-                <w:bCs w:val="false"/>
-                <w:color w:val="1A214D"/>
+                <w:rFonts w:ascii="Arial" w:cs="Arial" w:eastAsia="Arial" w:hAnsi="Arial"/>
+                <w:b w:val="false"/>
+                <w:bCs w:val="false"/>
+                <w:color w:val="000000"/>
                 <w:sz w:val="21"/>
                 <w:szCs w:val="21"/>
               </w:rPr>
@@ -3868,10 +3878,10 @@
       </w:pPr>
       <w:r>
         <w:rPr>
-          <w:rFonts w:ascii="Lato" w:cs="Lato" w:eastAsia="Lato" w:hAnsi="Lato"/>
+          <w:rFonts w:ascii="Arial" w:cs="Arial" w:eastAsia="Arial" w:hAnsi="Arial"/>
           <w:b w:val="false"/>
           <w:bCs w:val="false"/>
-          <w:color w:val="1A214D"/>
+          <w:color w:val="000000"/>
           <w:sz w:val="22"/>
           <w:szCs w:val="22"/>
         </w:rPr>
@@ -3889,10 +3899,10 @@
       </w:pPr>
       <w:r>
         <w:rPr>
-          <w:rFonts w:ascii="Lato" w:cs="Lato" w:eastAsia="Lato" w:hAnsi="Lato"/>
+          <w:rFonts w:ascii="Arial" w:cs="Arial" w:eastAsia="Arial" w:hAnsi="Arial"/>
           <w:b/>
           <w:bCs/>
-          <w:color w:val="1A214D"/>
+          <w:color w:val="000000"/>
           <w:sz w:val="22"/>
           <w:szCs w:val="22"/>
         </w:rPr>
@@ -3900,10 +3910,10 @@
       </w:r>
       <w:r>
         <w:rPr>
-          <w:rFonts w:ascii="Lato" w:cs="Lato" w:eastAsia="Lato" w:hAnsi="Lato"/>
+          <w:rFonts w:ascii="Arial" w:cs="Arial" w:eastAsia="Arial" w:hAnsi="Arial"/>
           <w:b w:val="false"/>
           <w:bCs w:val="false"/>
-          <w:color w:val="1A214D"/>
+          <w:color w:val="000000"/>
           <w:sz w:val="22"/>
           <w:szCs w:val="22"/>
         </w:rPr>
@@ -3963,12 +3973,10 @@
       </w:pPr>
       <w:r>
         <w:rPr>
-          <w:rFonts w:ascii="Lato" w:cs="Lato" w:eastAsia="Lato" w:hAnsi="Lato"/>
-          <w:i/>
-          <w:iCs/>
-          <w:color w:val="666666"/>
-          <w:sz w:val="20"/>
-          <w:szCs w:val="20"/>
+          <w:rFonts w:ascii="Arial" w:cs="Arial" w:eastAsia="Arial" w:hAnsi="Arial"/>
+          <w:color w:val="000000"/>
+          <w:sz w:val="22"/>
+          <w:szCs w:val="22"/>
         </w:rPr>
         <w:t xml:space="preserve">SC6: Application Enquiry — application history with the Edit Information step</w:t>
       </w:r>
@@ -3976,16 +3984,16 @@
     <w:p>
       <w:pPr>
         <w:pStyle w:val="Heading2"/>
-        <w:spacing w:after="120" w:before="260"/>
-      </w:pPr>
-      <w:r>
-        <w:rPr>
-          <w:rFonts w:ascii="Lato" w:cs="Lato" w:eastAsia="Lato" w:hAnsi="Lato"/>
+        <w:spacing w:after="120" w:before="240"/>
+      </w:pPr>
+      <w:r>
+        <w:rPr>
+          <w:rFonts w:ascii="Arial" w:cs="Arial" w:eastAsia="Arial" w:hAnsi="Arial"/>
           <w:b/>
           <w:bCs/>
-          <w:color w:val="1A214D"/>
-          <w:sz w:val="26"/>
-          <w:szCs w:val="26"/>
+          <w:color w:val="000000"/>
+          <w:sz w:val="22"/>
+          <w:szCs w:val="22"/>
         </w:rPr>
         <w:t xml:space="preserve">5. Downstream consumers of the corrected Employer Name</w:t>
       </w:r>
@@ -3996,10 +4004,10 @@
       </w:pPr>
       <w:r>
         <w:rPr>
-          <w:rFonts w:ascii="Lato" w:cs="Lato" w:eastAsia="Lato" w:hAnsi="Lato"/>
+          <w:rFonts w:ascii="Arial" w:cs="Arial" w:eastAsia="Arial" w:hAnsi="Arial"/>
           <w:b w:val="false"/>
           <w:bCs w:val="false"/>
-          <w:color w:val="1A214D"/>
+          <w:color w:val="000000"/>
           <w:sz w:val="22"/>
           <w:szCs w:val="22"/>
         </w:rPr>
@@ -4010,12 +4018,12 @@
       <w:tblPr>
         <w:tblW w:type="dxa" w:w="9026"/>
         <w:tblBorders>
-          <w:top w:val="single" w:color="D9D9D9" w:sz="4"/>
-          <w:left w:val="single" w:color="D9D9D9" w:sz="4"/>
-          <w:bottom w:val="single" w:color="D9D9D9" w:sz="4"/>
-          <w:right w:val="single" w:color="D9D9D9" w:sz="4"/>
-          <w:insideH w:val="single" w:color="D9D9D9" w:sz="4"/>
-          <w:insideV w:val="single" w:color="D9D9D9" w:sz="4"/>
+          <w:top w:val="single" w:color="A6A6A6" w:sz="4"/>
+          <w:left w:val="single" w:color="A6A6A6" w:sz="4"/>
+          <w:bottom w:val="single" w:color="A6A6A6" w:sz="4"/>
+          <w:right w:val="single" w:color="A6A6A6" w:sz="4"/>
+          <w:insideH w:val="single" w:color="A6A6A6" w:sz="4"/>
+          <w:insideV w:val="single" w:color="A6A6A6" w:sz="4"/>
         </w:tblBorders>
       </w:tblPr>
       <w:tblGrid>
@@ -4030,22 +4038,22 @@
         <w:tc>
           <w:tcPr>
             <w:tcW w:type="dxa" w:w="2888"/>
-            <w:shd w:fill="1A214D" w:color="auto" w:val="clear"/>
-            <w:tcMar>
-              <w:top w:type="dxa" w:w="90"/>
-              <w:left w:type="dxa" w:w="110"/>
-              <w:bottom w:type="dxa" w:w="90"/>
-              <w:right w:type="dxa" w:w="110"/>
-            </w:tcMar>
-            <w:vAlign w:val="top"/>
-          </w:tcPr>
-          <w:p>
-            <w:pPr>
-              <w:spacing w:after="0" w:before="0" w:line="252"/>
-            </w:pPr>
-            <w:r>
-              <w:rPr>
-                <w:rFonts w:ascii="Lato" w:cs="Lato" w:eastAsia="Lato" w:hAnsi="Lato"/>
+            <w:shd w:fill="156082" w:color="auto" w:val="clear"/>
+            <w:tcMar>
+              <w:top w:type="dxa" w:w="90"/>
+              <w:left w:type="dxa" w:w="110"/>
+              <w:bottom w:type="dxa" w:w="90"/>
+              <w:right w:type="dxa" w:w="110"/>
+            </w:tcMar>
+            <w:vAlign w:val="top"/>
+          </w:tcPr>
+          <w:p>
+            <w:pPr>
+              <w:spacing w:after="0" w:before="0" w:line="252"/>
+            </w:pPr>
+            <w:r>
+              <w:rPr>
+                <w:rFonts w:ascii="Arial" w:cs="Arial" w:eastAsia="Arial" w:hAnsi="Arial"/>
                 <w:b/>
                 <w:bCs/>
                 <w:color w:val="FFFFFF"/>
@@ -4059,22 +4067,22 @@
         <w:tc>
           <w:tcPr>
             <w:tcW w:type="dxa" w:w="6138"/>
-            <w:shd w:fill="1A214D" w:color="auto" w:val="clear"/>
-            <w:tcMar>
-              <w:top w:type="dxa" w:w="90"/>
-              <w:left w:type="dxa" w:w="110"/>
-              <w:bottom w:type="dxa" w:w="90"/>
-              <w:right w:type="dxa" w:w="110"/>
-            </w:tcMar>
-            <w:vAlign w:val="top"/>
-          </w:tcPr>
-          <w:p>
-            <w:pPr>
-              <w:spacing w:after="0" w:before="0" w:line="252"/>
-            </w:pPr>
-            <w:r>
-              <w:rPr>
-                <w:rFonts w:ascii="Lato" w:cs="Lato" w:eastAsia="Lato" w:hAnsi="Lato"/>
+            <w:shd w:fill="156082" w:color="auto" w:val="clear"/>
+            <w:tcMar>
+              <w:top w:type="dxa" w:w="90"/>
+              <w:left w:type="dxa" w:w="110"/>
+              <w:bottom w:type="dxa" w:w="90"/>
+              <w:right w:type="dxa" w:w="110"/>
+            </w:tcMar>
+            <w:vAlign w:val="top"/>
+          </w:tcPr>
+          <w:p>
+            <w:pPr>
+              <w:spacing w:after="0" w:before="0" w:line="252"/>
+            </w:pPr>
+            <w:r>
+              <w:rPr>
+                <w:rFonts w:ascii="Arial" w:cs="Arial" w:eastAsia="Arial" w:hAnsi="Arial"/>
                 <w:b/>
                 <w:bCs/>
                 <w:color w:val="FFFFFF"/>
@@ -4108,10 +4116,10 @@
             </w:pPr>
             <w:r>
               <w:rPr>
-                <w:rFonts w:ascii="Lato" w:cs="Lato" w:eastAsia="Lato" w:hAnsi="Lato"/>
-                <w:b w:val="false"/>
-                <w:bCs w:val="false"/>
-                <w:color w:val="1A214D"/>
+                <w:rFonts w:ascii="Arial" w:cs="Arial" w:eastAsia="Arial" w:hAnsi="Arial"/>
+                <w:b w:val="false"/>
+                <w:bCs w:val="false"/>
+                <w:color w:val="000000"/>
                 <w:sz w:val="21"/>
                 <w:szCs w:val="21"/>
               </w:rPr>
@@ -4137,10 +4145,10 @@
             </w:pPr>
             <w:r>
               <w:rPr>
-                <w:rFonts w:ascii="Lato" w:cs="Lato" w:eastAsia="Lato" w:hAnsi="Lato"/>
-                <w:b w:val="false"/>
-                <w:bCs w:val="false"/>
-                <w:color w:val="1A214D"/>
+                <w:rFonts w:ascii="Arial" w:cs="Arial" w:eastAsia="Arial" w:hAnsi="Arial"/>
+                <w:b w:val="false"/>
+                <w:bCs w:val="false"/>
+                <w:color w:val="000000"/>
                 <w:sz w:val="21"/>
                 <w:szCs w:val="21"/>
               </w:rPr>
@@ -4156,25 +4164,25 @@
         <w:tc>
           <w:tcPr>
             <w:tcW w:type="dxa" w:w="2888"/>
-            <w:shd w:fill="EDF2FF" w:color="auto" w:val="clear"/>
-            <w:tcMar>
-              <w:top w:type="dxa" w:w="90"/>
-              <w:left w:type="dxa" w:w="110"/>
-              <w:bottom w:type="dxa" w:w="90"/>
-              <w:right w:type="dxa" w:w="110"/>
-            </w:tcMar>
-            <w:vAlign w:val="top"/>
-          </w:tcPr>
-          <w:p>
-            <w:pPr>
-              <w:spacing w:after="0" w:before="0" w:line="252"/>
-            </w:pPr>
-            <w:r>
-              <w:rPr>
-                <w:rFonts w:ascii="Lato" w:cs="Lato" w:eastAsia="Lato" w:hAnsi="Lato"/>
-                <w:b w:val="false"/>
-                <w:bCs w:val="false"/>
-                <w:color w:val="1A214D"/>
+            <w:shd w:fill="FFFFFF" w:color="auto" w:val="clear"/>
+            <w:tcMar>
+              <w:top w:type="dxa" w:w="90"/>
+              <w:left w:type="dxa" w:w="110"/>
+              <w:bottom w:type="dxa" w:w="90"/>
+              <w:right w:type="dxa" w:w="110"/>
+            </w:tcMar>
+            <w:vAlign w:val="top"/>
+          </w:tcPr>
+          <w:p>
+            <w:pPr>
+              <w:spacing w:after="0" w:before="0" w:line="252"/>
+            </w:pPr>
+            <w:r>
+              <w:rPr>
+                <w:rFonts w:ascii="Arial" w:cs="Arial" w:eastAsia="Arial" w:hAnsi="Arial"/>
+                <w:b w:val="false"/>
+                <w:bCs w:val="false"/>
+                <w:color w:val="000000"/>
                 <w:sz w:val="21"/>
                 <w:szCs w:val="21"/>
               </w:rPr>
@@ -4185,25 +4193,25 @@
         <w:tc>
           <w:tcPr>
             <w:tcW w:type="dxa" w:w="6138"/>
-            <w:shd w:fill="EDF2FF" w:color="auto" w:val="clear"/>
-            <w:tcMar>
-              <w:top w:type="dxa" w:w="90"/>
-              <w:left w:type="dxa" w:w="110"/>
-              <w:bottom w:type="dxa" w:w="90"/>
-              <w:right w:type="dxa" w:w="110"/>
-            </w:tcMar>
-            <w:vAlign w:val="top"/>
-          </w:tcPr>
-          <w:p>
-            <w:pPr>
-              <w:spacing w:after="0" w:before="0" w:line="252"/>
-            </w:pPr>
-            <w:r>
-              <w:rPr>
-                <w:rFonts w:ascii="Lato" w:cs="Lato" w:eastAsia="Lato" w:hAnsi="Lato"/>
-                <w:b w:val="false"/>
-                <w:bCs w:val="false"/>
-                <w:color w:val="1A214D"/>
+            <w:shd w:fill="FFFFFF" w:color="auto" w:val="clear"/>
+            <w:tcMar>
+              <w:top w:type="dxa" w:w="90"/>
+              <w:left w:type="dxa" w:w="110"/>
+              <w:bottom w:type="dxa" w:w="90"/>
+              <w:right w:type="dxa" w:w="110"/>
+            </w:tcMar>
+            <w:vAlign w:val="top"/>
+          </w:tcPr>
+          <w:p>
+            <w:pPr>
+              <w:spacing w:after="0" w:before="0" w:line="252"/>
+            </w:pPr>
+            <w:r>
+              <w:rPr>
+                <w:rFonts w:ascii="Arial" w:cs="Arial" w:eastAsia="Arial" w:hAnsi="Arial"/>
+                <w:b w:val="false"/>
+                <w:bCs w:val="false"/>
+                <w:color w:val="000000"/>
                 <w:sz w:val="21"/>
                 <w:szCs w:val="21"/>
               </w:rPr>
@@ -4234,10 +4242,10 @@
             </w:pPr>
             <w:r>
               <w:rPr>
-                <w:rFonts w:ascii="Lato" w:cs="Lato" w:eastAsia="Lato" w:hAnsi="Lato"/>
-                <w:b w:val="false"/>
-                <w:bCs w:val="false"/>
-                <w:color w:val="1A214D"/>
+                <w:rFonts w:ascii="Arial" w:cs="Arial" w:eastAsia="Arial" w:hAnsi="Arial"/>
+                <w:b w:val="false"/>
+                <w:bCs w:val="false"/>
+                <w:color w:val="000000"/>
                 <w:sz w:val="21"/>
                 <w:szCs w:val="21"/>
               </w:rPr>
@@ -4263,10 +4271,10 @@
             </w:pPr>
             <w:r>
               <w:rPr>
-                <w:rFonts w:ascii="Lato" w:cs="Lato" w:eastAsia="Lato" w:hAnsi="Lato"/>
-                <w:b w:val="false"/>
-                <w:bCs w:val="false"/>
-                <w:color w:val="1A214D"/>
+                <w:rFonts w:ascii="Arial" w:cs="Arial" w:eastAsia="Arial" w:hAnsi="Arial"/>
+                <w:b w:val="false"/>
+                <w:bCs w:val="false"/>
+                <w:color w:val="000000"/>
                 <w:sz w:val="21"/>
                 <w:szCs w:val="21"/>
               </w:rPr>
@@ -4282,25 +4290,25 @@
         <w:tc>
           <w:tcPr>
             <w:tcW w:type="dxa" w:w="2888"/>
-            <w:shd w:fill="EDF2FF" w:color="auto" w:val="clear"/>
-            <w:tcMar>
-              <w:top w:type="dxa" w:w="90"/>
-              <w:left w:type="dxa" w:w="110"/>
-              <w:bottom w:type="dxa" w:w="90"/>
-              <w:right w:type="dxa" w:w="110"/>
-            </w:tcMar>
-            <w:vAlign w:val="top"/>
-          </w:tcPr>
-          <w:p>
-            <w:pPr>
-              <w:spacing w:after="0" w:before="0" w:line="252"/>
-            </w:pPr>
-            <w:r>
-              <w:rPr>
-                <w:rFonts w:ascii="Lato" w:cs="Lato" w:eastAsia="Lato" w:hAnsi="Lato"/>
-                <w:b w:val="false"/>
-                <w:bCs w:val="false"/>
-                <w:color w:val="1A214D"/>
+            <w:shd w:fill="FFFFFF" w:color="auto" w:val="clear"/>
+            <w:tcMar>
+              <w:top w:type="dxa" w:w="90"/>
+              <w:left w:type="dxa" w:w="110"/>
+              <w:bottom w:type="dxa" w:w="90"/>
+              <w:right w:type="dxa" w:w="110"/>
+            </w:tcMar>
+            <w:vAlign w:val="top"/>
+          </w:tcPr>
+          <w:p>
+            <w:pPr>
+              <w:spacing w:after="0" w:before="0" w:line="252"/>
+            </w:pPr>
+            <w:r>
+              <w:rPr>
+                <w:rFonts w:ascii="Arial" w:cs="Arial" w:eastAsia="Arial" w:hAnsi="Arial"/>
+                <w:b w:val="false"/>
+                <w:bCs w:val="false"/>
+                <w:color w:val="000000"/>
                 <w:sz w:val="21"/>
                 <w:szCs w:val="21"/>
               </w:rPr>
@@ -4311,25 +4319,25 @@
         <w:tc>
           <w:tcPr>
             <w:tcW w:type="dxa" w:w="6138"/>
-            <w:shd w:fill="EDF2FF" w:color="auto" w:val="clear"/>
-            <w:tcMar>
-              <w:top w:type="dxa" w:w="90"/>
-              <w:left w:type="dxa" w:w="110"/>
-              <w:bottom w:type="dxa" w:w="90"/>
-              <w:right w:type="dxa" w:w="110"/>
-            </w:tcMar>
-            <w:vAlign w:val="top"/>
-          </w:tcPr>
-          <w:p>
-            <w:pPr>
-              <w:spacing w:after="0" w:before="0" w:line="252"/>
-            </w:pPr>
-            <w:r>
-              <w:rPr>
-                <w:rFonts w:ascii="Lato" w:cs="Lato" w:eastAsia="Lato" w:hAnsi="Lato"/>
-                <w:b w:val="false"/>
-                <w:bCs w:val="false"/>
-                <w:color w:val="1A214D"/>
+            <w:shd w:fill="FFFFFF" w:color="auto" w:val="clear"/>
+            <w:tcMar>
+              <w:top w:type="dxa" w:w="90"/>
+              <w:left w:type="dxa" w:w="110"/>
+              <w:bottom w:type="dxa" w:w="90"/>
+              <w:right w:type="dxa" w:w="110"/>
+            </w:tcMar>
+            <w:vAlign w:val="top"/>
+          </w:tcPr>
+          <w:p>
+            <w:pPr>
+              <w:spacing w:after="0" w:before="0" w:line="252"/>
+            </w:pPr>
+            <w:r>
+              <w:rPr>
+                <w:rFonts w:ascii="Arial" w:cs="Arial" w:eastAsia="Arial" w:hAnsi="Arial"/>
+                <w:b w:val="false"/>
+                <w:bCs w:val="false"/>
+                <w:color w:val="000000"/>
                 <w:sz w:val="21"/>
                 <w:szCs w:val="21"/>
               </w:rPr>
@@ -4360,10 +4368,10 @@
             </w:pPr>
             <w:r>
               <w:rPr>
-                <w:rFonts w:ascii="Lato" w:cs="Lato" w:eastAsia="Lato" w:hAnsi="Lato"/>
-                <w:b w:val="false"/>
-                <w:bCs w:val="false"/>
-                <w:color w:val="1A214D"/>
+                <w:rFonts w:ascii="Arial" w:cs="Arial" w:eastAsia="Arial" w:hAnsi="Arial"/>
+                <w:b w:val="false"/>
+                <w:bCs w:val="false"/>
+                <w:color w:val="000000"/>
                 <w:sz w:val="21"/>
                 <w:szCs w:val="21"/>
               </w:rPr>
@@ -4389,10 +4397,10 @@
             </w:pPr>
             <w:r>
               <w:rPr>
-                <w:rFonts w:ascii="Lato" w:cs="Lato" w:eastAsia="Lato" w:hAnsi="Lato"/>
-                <w:b w:val="false"/>
-                <w:bCs w:val="false"/>
-                <w:color w:val="1A214D"/>
+                <w:rFonts w:ascii="Arial" w:cs="Arial" w:eastAsia="Arial" w:hAnsi="Arial"/>
+                <w:b w:val="false"/>
+                <w:bCs w:val="false"/>
+                <w:color w:val="000000"/>
                 <w:sz w:val="21"/>
                 <w:szCs w:val="21"/>
               </w:rPr>
@@ -4408,25 +4416,25 @@
         <w:tc>
           <w:tcPr>
             <w:tcW w:type="dxa" w:w="2888"/>
-            <w:shd w:fill="EDF2FF" w:color="auto" w:val="clear"/>
-            <w:tcMar>
-              <w:top w:type="dxa" w:w="90"/>
-              <w:left w:type="dxa" w:w="110"/>
-              <w:bottom w:type="dxa" w:w="90"/>
-              <w:right w:type="dxa" w:w="110"/>
-            </w:tcMar>
-            <w:vAlign w:val="top"/>
-          </w:tcPr>
-          <w:p>
-            <w:pPr>
-              <w:spacing w:after="0" w:before="0" w:line="252"/>
-            </w:pPr>
-            <w:r>
-              <w:rPr>
-                <w:rFonts w:ascii="Lato" w:cs="Lato" w:eastAsia="Lato" w:hAnsi="Lato"/>
-                <w:b w:val="false"/>
-                <w:bCs w:val="false"/>
-                <w:color w:val="1A214D"/>
+            <w:shd w:fill="FFFFFF" w:color="auto" w:val="clear"/>
+            <w:tcMar>
+              <w:top w:type="dxa" w:w="90"/>
+              <w:left w:type="dxa" w:w="110"/>
+              <w:bottom w:type="dxa" w:w="90"/>
+              <w:right w:type="dxa" w:w="110"/>
+            </w:tcMar>
+            <w:vAlign w:val="top"/>
+          </w:tcPr>
+          <w:p>
+            <w:pPr>
+              <w:spacing w:after="0" w:before="0" w:line="252"/>
+            </w:pPr>
+            <w:r>
+              <w:rPr>
+                <w:rFonts w:ascii="Arial" w:cs="Arial" w:eastAsia="Arial" w:hAnsi="Arial"/>
+                <w:b w:val="false"/>
+                <w:bCs w:val="false"/>
+                <w:color w:val="000000"/>
                 <w:sz w:val="21"/>
                 <w:szCs w:val="21"/>
               </w:rPr>
@@ -4437,25 +4445,25 @@
         <w:tc>
           <w:tcPr>
             <w:tcW w:type="dxa" w:w="6138"/>
-            <w:shd w:fill="EDF2FF" w:color="auto" w:val="clear"/>
-            <w:tcMar>
-              <w:top w:type="dxa" w:w="90"/>
-              <w:left w:type="dxa" w:w="110"/>
-              <w:bottom w:type="dxa" w:w="90"/>
-              <w:right w:type="dxa" w:w="110"/>
-            </w:tcMar>
-            <w:vAlign w:val="top"/>
-          </w:tcPr>
-          <w:p>
-            <w:pPr>
-              <w:spacing w:after="0" w:before="0" w:line="252"/>
-            </w:pPr>
-            <w:r>
-              <w:rPr>
-                <w:rFonts w:ascii="Lato" w:cs="Lato" w:eastAsia="Lato" w:hAnsi="Lato"/>
-                <w:b w:val="false"/>
-                <w:bCs w:val="false"/>
-                <w:color w:val="1A214D"/>
+            <w:shd w:fill="FFFFFF" w:color="auto" w:val="clear"/>
+            <w:tcMar>
+              <w:top w:type="dxa" w:w="90"/>
+              <w:left w:type="dxa" w:w="110"/>
+              <w:bottom w:type="dxa" w:w="90"/>
+              <w:right w:type="dxa" w:w="110"/>
+            </w:tcMar>
+            <w:vAlign w:val="top"/>
+          </w:tcPr>
+          <w:p>
+            <w:pPr>
+              <w:spacing w:after="0" w:before="0" w:line="252"/>
+            </w:pPr>
+            <w:r>
+              <w:rPr>
+                <w:rFonts w:ascii="Arial" w:cs="Arial" w:eastAsia="Arial" w:hAnsi="Arial"/>
+                <w:b w:val="false"/>
+                <w:bCs w:val="false"/>
+                <w:color w:val="000000"/>
                 <w:sz w:val="21"/>
                 <w:szCs w:val="21"/>
               </w:rPr>
@@ -4486,10 +4494,10 @@
             </w:pPr>
             <w:r>
               <w:rPr>
-                <w:rFonts w:ascii="Lato" w:cs="Lato" w:eastAsia="Lato" w:hAnsi="Lato"/>
-                <w:b w:val="false"/>
-                <w:bCs w:val="false"/>
-                <w:color w:val="1A214D"/>
+                <w:rFonts w:ascii="Arial" w:cs="Arial" w:eastAsia="Arial" w:hAnsi="Arial"/>
+                <w:b w:val="false"/>
+                <w:bCs w:val="false"/>
+                <w:color w:val="000000"/>
                 <w:sz w:val="21"/>
                 <w:szCs w:val="21"/>
               </w:rPr>
@@ -4515,10 +4523,10 @@
             </w:pPr>
             <w:r>
               <w:rPr>
-                <w:rFonts w:ascii="Lato" w:cs="Lato" w:eastAsia="Lato" w:hAnsi="Lato"/>
-                <w:b w:val="false"/>
-                <w:bCs w:val="false"/>
-                <w:color w:val="1A214D"/>
+                <w:rFonts w:ascii="Arial" w:cs="Arial" w:eastAsia="Arial" w:hAnsi="Arial"/>
+                <w:b w:val="false"/>
+                <w:bCs w:val="false"/>
+                <w:color w:val="000000"/>
                 <w:sz w:val="21"/>
                 <w:szCs w:val="21"/>
               </w:rPr>
@@ -4534,25 +4542,25 @@
         <w:tc>
           <w:tcPr>
             <w:tcW w:type="dxa" w:w="2888"/>
-            <w:shd w:fill="EDF2FF" w:color="auto" w:val="clear"/>
-            <w:tcMar>
-              <w:top w:type="dxa" w:w="90"/>
-              <w:left w:type="dxa" w:w="110"/>
-              <w:bottom w:type="dxa" w:w="90"/>
-              <w:right w:type="dxa" w:w="110"/>
-            </w:tcMar>
-            <w:vAlign w:val="top"/>
-          </w:tcPr>
-          <w:p>
-            <w:pPr>
-              <w:spacing w:after="0" w:before="0" w:line="252"/>
-            </w:pPr>
-            <w:r>
-              <w:rPr>
-                <w:rFonts w:ascii="Lato" w:cs="Lato" w:eastAsia="Lato" w:hAnsi="Lato"/>
-                <w:b w:val="false"/>
-                <w:bCs w:val="false"/>
-                <w:color w:val="1A214D"/>
+            <w:shd w:fill="FFFFFF" w:color="auto" w:val="clear"/>
+            <w:tcMar>
+              <w:top w:type="dxa" w:w="90"/>
+              <w:left w:type="dxa" w:w="110"/>
+              <w:bottom w:type="dxa" w:w="90"/>
+              <w:right w:type="dxa" w:w="110"/>
+            </w:tcMar>
+            <w:vAlign w:val="top"/>
+          </w:tcPr>
+          <w:p>
+            <w:pPr>
+              <w:spacing w:after="0" w:before="0" w:line="252"/>
+            </w:pPr>
+            <w:r>
+              <w:rPr>
+                <w:rFonts w:ascii="Arial" w:cs="Arial" w:eastAsia="Arial" w:hAnsi="Arial"/>
+                <w:b w:val="false"/>
+                <w:bCs w:val="false"/>
+                <w:color w:val="000000"/>
                 <w:sz w:val="21"/>
                 <w:szCs w:val="21"/>
               </w:rPr>
@@ -4563,25 +4571,25 @@
         <w:tc>
           <w:tcPr>
             <w:tcW w:type="dxa" w:w="6138"/>
-            <w:shd w:fill="EDF2FF" w:color="auto" w:val="clear"/>
-            <w:tcMar>
-              <w:top w:type="dxa" w:w="90"/>
-              <w:left w:type="dxa" w:w="110"/>
-              <w:bottom w:type="dxa" w:w="90"/>
-              <w:right w:type="dxa" w:w="110"/>
-            </w:tcMar>
-            <w:vAlign w:val="top"/>
-          </w:tcPr>
-          <w:p>
-            <w:pPr>
-              <w:spacing w:after="0" w:before="0" w:line="252"/>
-            </w:pPr>
-            <w:r>
-              <w:rPr>
-                <w:rFonts w:ascii="Lato" w:cs="Lato" w:eastAsia="Lato" w:hAnsi="Lato"/>
-                <w:b w:val="false"/>
-                <w:bCs w:val="false"/>
-                <w:color w:val="1A214D"/>
+            <w:shd w:fill="FFFFFF" w:color="auto" w:val="clear"/>
+            <w:tcMar>
+              <w:top w:type="dxa" w:w="90"/>
+              <w:left w:type="dxa" w:w="110"/>
+              <w:bottom w:type="dxa" w:w="90"/>
+              <w:right w:type="dxa" w:w="110"/>
+            </w:tcMar>
+            <w:vAlign w:val="top"/>
+          </w:tcPr>
+          <w:p>
+            <w:pPr>
+              <w:spacing w:after="0" w:before="0" w:line="252"/>
+            </w:pPr>
+            <w:r>
+              <w:rPr>
+                <w:rFonts w:ascii="Arial" w:cs="Arial" w:eastAsia="Arial" w:hAnsi="Arial"/>
+                <w:b w:val="false"/>
+                <w:bCs w:val="false"/>
+                <w:color w:val="000000"/>
                 <w:sz w:val="21"/>
                 <w:szCs w:val="21"/>
               </w:rPr>
@@ -4594,16 +4602,16 @@
     <w:p>
       <w:pPr>
         <w:pStyle w:val="Heading2"/>
-        <w:spacing w:after="120" w:before="260"/>
-      </w:pPr>
-      <w:r>
-        <w:rPr>
-          <w:rFonts w:ascii="Lato" w:cs="Lato" w:eastAsia="Lato" w:hAnsi="Lato"/>
+        <w:spacing w:after="120" w:before="240"/>
+      </w:pPr>
+      <w:r>
+        <w:rPr>
+          <w:rFonts w:ascii="Arial" w:cs="Arial" w:eastAsia="Arial" w:hAnsi="Arial"/>
           <w:b/>
           <w:bCs/>
-          <w:color w:val="1A214D"/>
-          <w:sz w:val="26"/>
-          <w:szCs w:val="26"/>
+          <w:color w:val="000000"/>
+          <w:sz w:val="22"/>
+          <w:szCs w:val="22"/>
         </w:rPr>
         <w:t xml:space="preserve">6. Summary</w:t>
       </w:r>
@@ -4612,12 +4620,12 @@
       <w:tblPr>
         <w:tblW w:type="dxa" w:w="9026"/>
         <w:tblBorders>
-          <w:top w:val="single" w:color="D9D9D9" w:sz="4"/>
-          <w:left w:val="single" w:color="D9D9D9" w:sz="4"/>
-          <w:bottom w:val="single" w:color="D9D9D9" w:sz="4"/>
-          <w:right w:val="single" w:color="D9D9D9" w:sz="4"/>
-          <w:insideH w:val="single" w:color="D9D9D9" w:sz="4"/>
-          <w:insideV w:val="single" w:color="D9D9D9" w:sz="4"/>
+          <w:top w:val="single" w:color="A6A6A6" w:sz="4"/>
+          <w:left w:val="single" w:color="A6A6A6" w:sz="4"/>
+          <w:bottom w:val="single" w:color="A6A6A6" w:sz="4"/>
+          <w:right w:val="single" w:color="A6A6A6" w:sz="4"/>
+          <w:insideH w:val="single" w:color="A6A6A6" w:sz="4"/>
+          <w:insideV w:val="single" w:color="A6A6A6" w:sz="4"/>
         </w:tblBorders>
       </w:tblPr>
       <w:tblGrid>
@@ -4634,22 +4642,22 @@
         <w:tc>
           <w:tcPr>
             <w:tcW w:type="dxa" w:w="722"/>
-            <w:shd w:fill="1A214D" w:color="auto" w:val="clear"/>
-            <w:tcMar>
-              <w:top w:type="dxa" w:w="90"/>
-              <w:left w:type="dxa" w:w="110"/>
-              <w:bottom w:type="dxa" w:w="90"/>
-              <w:right w:type="dxa" w:w="110"/>
-            </w:tcMar>
-            <w:vAlign w:val="top"/>
-          </w:tcPr>
-          <w:p>
-            <w:pPr>
-              <w:spacing w:after="0" w:before="0" w:line="252"/>
-            </w:pPr>
-            <w:r>
-              <w:rPr>
-                <w:rFonts w:ascii="Lato" w:cs="Lato" w:eastAsia="Lato" w:hAnsi="Lato"/>
+            <w:shd w:fill="156082" w:color="auto" w:val="clear"/>
+            <w:tcMar>
+              <w:top w:type="dxa" w:w="90"/>
+              <w:left w:type="dxa" w:w="110"/>
+              <w:bottom w:type="dxa" w:w="90"/>
+              <w:right w:type="dxa" w:w="110"/>
+            </w:tcMar>
+            <w:vAlign w:val="top"/>
+          </w:tcPr>
+          <w:p>
+            <w:pPr>
+              <w:spacing w:after="0" w:before="0" w:line="252"/>
+            </w:pPr>
+            <w:r>
+              <w:rPr>
+                <w:rFonts w:ascii="Arial" w:cs="Arial" w:eastAsia="Arial" w:hAnsi="Arial"/>
                 <w:b/>
                 <w:bCs/>
                 <w:color w:val="FFFFFF"/>
@@ -4663,22 +4671,22 @@
         <w:tc>
           <w:tcPr>
             <w:tcW w:type="dxa" w:w="1805"/>
-            <w:shd w:fill="1A214D" w:color="auto" w:val="clear"/>
-            <w:tcMar>
-              <w:top w:type="dxa" w:w="90"/>
-              <w:left w:type="dxa" w:w="110"/>
-              <w:bottom w:type="dxa" w:w="90"/>
-              <w:right w:type="dxa" w:w="110"/>
-            </w:tcMar>
-            <w:vAlign w:val="top"/>
-          </w:tcPr>
-          <w:p>
-            <w:pPr>
-              <w:spacing w:after="0" w:before="0" w:line="252"/>
-            </w:pPr>
-            <w:r>
-              <w:rPr>
-                <w:rFonts w:ascii="Lato" w:cs="Lato" w:eastAsia="Lato" w:hAnsi="Lato"/>
+            <w:shd w:fill="156082" w:color="auto" w:val="clear"/>
+            <w:tcMar>
+              <w:top w:type="dxa" w:w="90"/>
+              <w:left w:type="dxa" w:w="110"/>
+              <w:bottom w:type="dxa" w:w="90"/>
+              <w:right w:type="dxa" w:w="110"/>
+            </w:tcMar>
+            <w:vAlign w:val="top"/>
+          </w:tcPr>
+          <w:p>
+            <w:pPr>
+              <w:spacing w:after="0" w:before="0" w:line="252"/>
+            </w:pPr>
+            <w:r>
+              <w:rPr>
+                <w:rFonts w:ascii="Arial" w:cs="Arial" w:eastAsia="Arial" w:hAnsi="Arial"/>
                 <w:b/>
                 <w:bCs/>
                 <w:color w:val="FFFFFF"/>
@@ -4692,22 +4700,22 @@
         <w:tc>
           <w:tcPr>
             <w:tcW w:type="dxa" w:w="3610"/>
-            <w:shd w:fill="1A214D" w:color="auto" w:val="clear"/>
-            <w:tcMar>
-              <w:top w:type="dxa" w:w="90"/>
-              <w:left w:type="dxa" w:w="110"/>
-              <w:bottom w:type="dxa" w:w="90"/>
-              <w:right w:type="dxa" w:w="110"/>
-            </w:tcMar>
-            <w:vAlign w:val="top"/>
-          </w:tcPr>
-          <w:p>
-            <w:pPr>
-              <w:spacing w:after="0" w:before="0" w:line="252"/>
-            </w:pPr>
-            <w:r>
-              <w:rPr>
-                <w:rFonts w:ascii="Lato" w:cs="Lato" w:eastAsia="Lato" w:hAnsi="Lato"/>
+            <w:shd w:fill="156082" w:color="auto" w:val="clear"/>
+            <w:tcMar>
+              <w:top w:type="dxa" w:w="90"/>
+              <w:left w:type="dxa" w:w="110"/>
+              <w:bottom w:type="dxa" w:w="90"/>
+              <w:right w:type="dxa" w:w="110"/>
+            </w:tcMar>
+            <w:vAlign w:val="top"/>
+          </w:tcPr>
+          <w:p>
+            <w:pPr>
+              <w:spacing w:after="0" w:before="0" w:line="252"/>
+            </w:pPr>
+            <w:r>
+              <w:rPr>
+                <w:rFonts w:ascii="Arial" w:cs="Arial" w:eastAsia="Arial" w:hAnsi="Arial"/>
                 <w:b/>
                 <w:bCs/>
                 <w:color w:val="FFFFFF"/>
@@ -4721,22 +4729,22 @@
         <w:tc>
           <w:tcPr>
             <w:tcW w:type="dxa" w:w="2889"/>
-            <w:shd w:fill="1A214D" w:color="auto" w:val="clear"/>
-            <w:tcMar>
-              <w:top w:type="dxa" w:w="90"/>
-              <w:left w:type="dxa" w:w="110"/>
-              <w:bottom w:type="dxa" w:w="90"/>
-              <w:right w:type="dxa" w:w="110"/>
-            </w:tcMar>
-            <w:vAlign w:val="top"/>
-          </w:tcPr>
-          <w:p>
-            <w:pPr>
-              <w:spacing w:after="0" w:before="0" w:line="252"/>
-            </w:pPr>
-            <w:r>
-              <w:rPr>
-                <w:rFonts w:ascii="Lato" w:cs="Lato" w:eastAsia="Lato" w:hAnsi="Lato"/>
+            <w:shd w:fill="156082" w:color="auto" w:val="clear"/>
+            <w:tcMar>
+              <w:top w:type="dxa" w:w="90"/>
+              <w:left w:type="dxa" w:w="110"/>
+              <w:bottom w:type="dxa" w:w="90"/>
+              <w:right w:type="dxa" w:w="110"/>
+            </w:tcMar>
+            <w:vAlign w:val="top"/>
+          </w:tcPr>
+          <w:p>
+            <w:pPr>
+              <w:spacing w:after="0" w:before="0" w:line="252"/>
+            </w:pPr>
+            <w:r>
+              <w:rPr>
+                <w:rFonts w:ascii="Arial" w:cs="Arial" w:eastAsia="Arial" w:hAnsi="Arial"/>
                 <w:b/>
                 <w:bCs/>
                 <w:color w:val="FFFFFF"/>
@@ -4770,10 +4778,10 @@
             </w:pPr>
             <w:r>
               <w:rPr>
-                <w:rFonts w:ascii="Lato" w:cs="Lato" w:eastAsia="Lato" w:hAnsi="Lato"/>
-                <w:b w:val="false"/>
-                <w:bCs w:val="false"/>
-                <w:color w:val="1A214D"/>
+                <w:rFonts w:ascii="Arial" w:cs="Arial" w:eastAsia="Arial" w:hAnsi="Arial"/>
+                <w:b w:val="false"/>
+                <w:bCs w:val="false"/>
+                <w:color w:val="000000"/>
                 <w:sz w:val="21"/>
                 <w:szCs w:val="21"/>
               </w:rPr>
@@ -4799,10 +4807,10 @@
             </w:pPr>
             <w:r>
               <w:rPr>
-                <w:rFonts w:ascii="Lato" w:cs="Lato" w:eastAsia="Lato" w:hAnsi="Lato"/>
-                <w:b w:val="false"/>
-                <w:bCs w:val="false"/>
-                <w:color w:val="1A214D"/>
+                <w:rFonts w:ascii="Arial" w:cs="Arial" w:eastAsia="Arial" w:hAnsi="Arial"/>
+                <w:b w:val="false"/>
+                <w:bCs w:val="false"/>
+                <w:color w:val="000000"/>
                 <w:sz w:val="21"/>
                 <w:szCs w:val="21"/>
               </w:rPr>
@@ -4828,10 +4836,10 @@
             </w:pPr>
             <w:r>
               <w:rPr>
-                <w:rFonts w:ascii="Lato" w:cs="Lato" w:eastAsia="Lato" w:hAnsi="Lato"/>
-                <w:b w:val="false"/>
-                <w:bCs w:val="false"/>
-                <w:color w:val="1A214D"/>
+                <w:rFonts w:ascii="Arial" w:cs="Arial" w:eastAsia="Arial" w:hAnsi="Arial"/>
+                <w:b w:val="false"/>
+                <w:bCs w:val="false"/>
+                <w:color w:val="000000"/>
                 <w:sz w:val="21"/>
                 <w:szCs w:val="21"/>
               </w:rPr>
@@ -4857,10 +4865,10 @@
             </w:pPr>
             <w:r>
               <w:rPr>
-                <w:rFonts w:ascii="Lato" w:cs="Lato" w:eastAsia="Lato" w:hAnsi="Lato"/>
-                <w:b w:val="false"/>
-                <w:bCs w:val="false"/>
-                <w:color w:val="1A214D"/>
+                <w:rFonts w:ascii="Arial" w:cs="Arial" w:eastAsia="Arial" w:hAnsi="Arial"/>
+                <w:b w:val="false"/>
+                <w:bCs w:val="false"/>
+                <w:color w:val="000000"/>
                 <w:sz w:val="21"/>
                 <w:szCs w:val="21"/>
               </w:rPr>
@@ -4876,25 +4884,25 @@
         <w:tc>
           <w:tcPr>
             <w:tcW w:type="dxa" w:w="722"/>
-            <w:shd w:fill="EDF2FF" w:color="auto" w:val="clear"/>
-            <w:tcMar>
-              <w:top w:type="dxa" w:w="90"/>
-              <w:left w:type="dxa" w:w="110"/>
-              <w:bottom w:type="dxa" w:w="90"/>
-              <w:right w:type="dxa" w:w="110"/>
-            </w:tcMar>
-            <w:vAlign w:val="top"/>
-          </w:tcPr>
-          <w:p>
-            <w:pPr>
-              <w:spacing w:after="0" w:before="0" w:line="252"/>
-            </w:pPr>
-            <w:r>
-              <w:rPr>
-                <w:rFonts w:ascii="Lato" w:cs="Lato" w:eastAsia="Lato" w:hAnsi="Lato"/>
-                <w:b w:val="false"/>
-                <w:bCs w:val="false"/>
-                <w:color w:val="1A214D"/>
+            <w:shd w:fill="FFFFFF" w:color="auto" w:val="clear"/>
+            <w:tcMar>
+              <w:top w:type="dxa" w:w="90"/>
+              <w:left w:type="dxa" w:w="110"/>
+              <w:bottom w:type="dxa" w:w="90"/>
+              <w:right w:type="dxa" w:w="110"/>
+            </w:tcMar>
+            <w:vAlign w:val="top"/>
+          </w:tcPr>
+          <w:p>
+            <w:pPr>
+              <w:spacing w:after="0" w:before="0" w:line="252"/>
+            </w:pPr>
+            <w:r>
+              <w:rPr>
+                <w:rFonts w:ascii="Arial" w:cs="Arial" w:eastAsia="Arial" w:hAnsi="Arial"/>
+                <w:b w:val="false"/>
+                <w:bCs w:val="false"/>
+                <w:color w:val="000000"/>
                 <w:sz w:val="21"/>
                 <w:szCs w:val="21"/>
               </w:rPr>
@@ -4905,25 +4913,25 @@
         <w:tc>
           <w:tcPr>
             <w:tcW w:type="dxa" w:w="1805"/>
-            <w:shd w:fill="EDF2FF" w:color="auto" w:val="clear"/>
-            <w:tcMar>
-              <w:top w:type="dxa" w:w="90"/>
-              <w:left w:type="dxa" w:w="110"/>
-              <w:bottom w:type="dxa" w:w="90"/>
-              <w:right w:type="dxa" w:w="110"/>
-            </w:tcMar>
-            <w:vAlign w:val="top"/>
-          </w:tcPr>
-          <w:p>
-            <w:pPr>
-              <w:spacing w:after="0" w:before="0" w:line="252"/>
-            </w:pPr>
-            <w:r>
-              <w:rPr>
-                <w:rFonts w:ascii="Lato" w:cs="Lato" w:eastAsia="Lato" w:hAnsi="Lato"/>
-                <w:b w:val="false"/>
-                <w:bCs w:val="false"/>
-                <w:color w:val="1A214D"/>
+            <w:shd w:fill="FFFFFF" w:color="auto" w:val="clear"/>
+            <w:tcMar>
+              <w:top w:type="dxa" w:w="90"/>
+              <w:left w:type="dxa" w:w="110"/>
+              <w:bottom w:type="dxa" w:w="90"/>
+              <w:right w:type="dxa" w:w="110"/>
+            </w:tcMar>
+            <w:vAlign w:val="top"/>
+          </w:tcPr>
+          <w:p>
+            <w:pPr>
+              <w:spacing w:after="0" w:before="0" w:line="252"/>
+            </w:pPr>
+            <w:r>
+              <w:rPr>
+                <w:rFonts w:ascii="Arial" w:cs="Arial" w:eastAsia="Arial" w:hAnsi="Arial"/>
+                <w:b w:val="false"/>
+                <w:bCs w:val="false"/>
+                <w:color w:val="000000"/>
                 <w:sz w:val="21"/>
                 <w:szCs w:val="21"/>
               </w:rPr>
@@ -4934,25 +4942,25 @@
         <w:tc>
           <w:tcPr>
             <w:tcW w:type="dxa" w:w="3610"/>
-            <w:shd w:fill="EDF2FF" w:color="auto" w:val="clear"/>
-            <w:tcMar>
-              <w:top w:type="dxa" w:w="90"/>
-              <w:left w:type="dxa" w:w="110"/>
-              <w:bottom w:type="dxa" w:w="90"/>
-              <w:right w:type="dxa" w:w="110"/>
-            </w:tcMar>
-            <w:vAlign w:val="top"/>
-          </w:tcPr>
-          <w:p>
-            <w:pPr>
-              <w:spacing w:after="0" w:before="0" w:line="252"/>
-            </w:pPr>
-            <w:r>
-              <w:rPr>
-                <w:rFonts w:ascii="Lato" w:cs="Lato" w:eastAsia="Lato" w:hAnsi="Lato"/>
-                <w:b w:val="false"/>
-                <w:bCs w:val="false"/>
-                <w:color w:val="1A214D"/>
+            <w:shd w:fill="FFFFFF" w:color="auto" w:val="clear"/>
+            <w:tcMar>
+              <w:top w:type="dxa" w:w="90"/>
+              <w:left w:type="dxa" w:w="110"/>
+              <w:bottom w:type="dxa" w:w="90"/>
+              <w:right w:type="dxa" w:w="110"/>
+            </w:tcMar>
+            <w:vAlign w:val="top"/>
+          </w:tcPr>
+          <w:p>
+            <w:pPr>
+              <w:spacing w:after="0" w:before="0" w:line="252"/>
+            </w:pPr>
+            <w:r>
+              <w:rPr>
+                <w:rFonts w:ascii="Arial" w:cs="Arial" w:eastAsia="Arial" w:hAnsi="Arial"/>
+                <w:b w:val="false"/>
+                <w:bCs w:val="false"/>
+                <w:color w:val="000000"/>
                 <w:sz w:val="21"/>
                 <w:szCs w:val="21"/>
               </w:rPr>
@@ -4963,25 +4971,25 @@
         <w:tc>
           <w:tcPr>
             <w:tcW w:type="dxa" w:w="2889"/>
-            <w:shd w:fill="EDF2FF" w:color="auto" w:val="clear"/>
-            <w:tcMar>
-              <w:top w:type="dxa" w:w="90"/>
-              <w:left w:type="dxa" w:w="110"/>
-              <w:bottom w:type="dxa" w:w="90"/>
-              <w:right w:type="dxa" w:w="110"/>
-            </w:tcMar>
-            <w:vAlign w:val="top"/>
-          </w:tcPr>
-          <w:p>
-            <w:pPr>
-              <w:spacing w:after="0" w:before="0" w:line="252"/>
-            </w:pPr>
-            <w:r>
-              <w:rPr>
-                <w:rFonts w:ascii="Lato" w:cs="Lato" w:eastAsia="Lato" w:hAnsi="Lato"/>
-                <w:b w:val="false"/>
-                <w:bCs w:val="false"/>
-                <w:color w:val="1A214D"/>
+            <w:shd w:fill="FFFFFF" w:color="auto" w:val="clear"/>
+            <w:tcMar>
+              <w:top w:type="dxa" w:w="90"/>
+              <w:left w:type="dxa" w:w="110"/>
+              <w:bottom w:type="dxa" w:w="90"/>
+              <w:right w:type="dxa" w:w="110"/>
+            </w:tcMar>
+            <w:vAlign w:val="top"/>
+          </w:tcPr>
+          <w:p>
+            <w:pPr>
+              <w:spacing w:after="0" w:before="0" w:line="252"/>
+            </w:pPr>
+            <w:r>
+              <w:rPr>
+                <w:rFonts w:ascii="Arial" w:cs="Arial" w:eastAsia="Arial" w:hAnsi="Arial"/>
+                <w:b w:val="false"/>
+                <w:bCs w:val="false"/>
+                <w:color w:val="000000"/>
                 <w:sz w:val="21"/>
                 <w:szCs w:val="21"/>
               </w:rPr>
@@ -5012,10 +5020,10 @@
             </w:pPr>
             <w:r>
               <w:rPr>
-                <w:rFonts w:ascii="Lato" w:cs="Lato" w:eastAsia="Lato" w:hAnsi="Lato"/>
-                <w:b w:val="false"/>
-                <w:bCs w:val="false"/>
-                <w:color w:val="1A214D"/>
+                <w:rFonts w:ascii="Arial" w:cs="Arial" w:eastAsia="Arial" w:hAnsi="Arial"/>
+                <w:b w:val="false"/>
+                <w:bCs w:val="false"/>
+                <w:color w:val="000000"/>
                 <w:sz w:val="21"/>
                 <w:szCs w:val="21"/>
               </w:rPr>
@@ -5041,10 +5049,10 @@
             </w:pPr>
             <w:r>
               <w:rPr>
-                <w:rFonts w:ascii="Lato" w:cs="Lato" w:eastAsia="Lato" w:hAnsi="Lato"/>
-                <w:b w:val="false"/>
-                <w:bCs w:val="false"/>
-                <w:color w:val="1A214D"/>
+                <w:rFonts w:ascii="Arial" w:cs="Arial" w:eastAsia="Arial" w:hAnsi="Arial"/>
+                <w:b w:val="false"/>
+                <w:bCs w:val="false"/>
+                <w:color w:val="000000"/>
                 <w:sz w:val="21"/>
                 <w:szCs w:val="21"/>
               </w:rPr>
@@ -5070,10 +5078,10 @@
             </w:pPr>
             <w:r>
               <w:rPr>
-                <w:rFonts w:ascii="Lato" w:cs="Lato" w:eastAsia="Lato" w:hAnsi="Lato"/>
-                <w:b w:val="false"/>
-                <w:bCs w:val="false"/>
-                <w:color w:val="1A214D"/>
+                <w:rFonts w:ascii="Arial" w:cs="Arial" w:eastAsia="Arial" w:hAnsi="Arial"/>
+                <w:b w:val="false"/>
+                <w:bCs w:val="false"/>
+                <w:color w:val="000000"/>
                 <w:sz w:val="21"/>
                 <w:szCs w:val="21"/>
               </w:rPr>
@@ -5099,10 +5107,10 @@
             </w:pPr>
             <w:r>
               <w:rPr>
-                <w:rFonts w:ascii="Lato" w:cs="Lato" w:eastAsia="Lato" w:hAnsi="Lato"/>
-                <w:b w:val="false"/>
-                <w:bCs w:val="false"/>
-                <w:color w:val="1A214D"/>
+                <w:rFonts w:ascii="Arial" w:cs="Arial" w:eastAsia="Arial" w:hAnsi="Arial"/>
+                <w:b w:val="false"/>
+                <w:bCs w:val="false"/>
+                <w:color w:val="000000"/>
                 <w:sz w:val="21"/>
                 <w:szCs w:val="21"/>
               </w:rPr>
@@ -5118,25 +5126,25 @@
         <w:tc>
           <w:tcPr>
             <w:tcW w:type="dxa" w:w="722"/>
-            <w:shd w:fill="EDF2FF" w:color="auto" w:val="clear"/>
-            <w:tcMar>
-              <w:top w:type="dxa" w:w="90"/>
-              <w:left w:type="dxa" w:w="110"/>
-              <w:bottom w:type="dxa" w:w="90"/>
-              <w:right w:type="dxa" w:w="110"/>
-            </w:tcMar>
-            <w:vAlign w:val="top"/>
-          </w:tcPr>
-          <w:p>
-            <w:pPr>
-              <w:spacing w:after="0" w:before="0" w:line="252"/>
-            </w:pPr>
-            <w:r>
-              <w:rPr>
-                <w:rFonts w:ascii="Lato" w:cs="Lato" w:eastAsia="Lato" w:hAnsi="Lato"/>
-                <w:b w:val="false"/>
-                <w:bCs w:val="false"/>
-                <w:color w:val="1A214D"/>
+            <w:shd w:fill="FFFFFF" w:color="auto" w:val="clear"/>
+            <w:tcMar>
+              <w:top w:type="dxa" w:w="90"/>
+              <w:left w:type="dxa" w:w="110"/>
+              <w:bottom w:type="dxa" w:w="90"/>
+              <w:right w:type="dxa" w:w="110"/>
+            </w:tcMar>
+            <w:vAlign w:val="top"/>
+          </w:tcPr>
+          <w:p>
+            <w:pPr>
+              <w:spacing w:after="0" w:before="0" w:line="252"/>
+            </w:pPr>
+            <w:r>
+              <w:rPr>
+                <w:rFonts w:ascii="Arial" w:cs="Arial" w:eastAsia="Arial" w:hAnsi="Arial"/>
+                <w:b w:val="false"/>
+                <w:bCs w:val="false"/>
+                <w:color w:val="000000"/>
                 <w:sz w:val="21"/>
                 <w:szCs w:val="21"/>
               </w:rPr>
@@ -5147,25 +5155,25 @@
         <w:tc>
           <w:tcPr>
             <w:tcW w:type="dxa" w:w="1805"/>
-            <w:shd w:fill="EDF2FF" w:color="auto" w:val="clear"/>
-            <w:tcMar>
-              <w:top w:type="dxa" w:w="90"/>
-              <w:left w:type="dxa" w:w="110"/>
-              <w:bottom w:type="dxa" w:w="90"/>
-              <w:right w:type="dxa" w:w="110"/>
-            </w:tcMar>
-            <w:vAlign w:val="top"/>
-          </w:tcPr>
-          <w:p>
-            <w:pPr>
-              <w:spacing w:after="0" w:before="0" w:line="252"/>
-            </w:pPr>
-            <w:r>
-              <w:rPr>
-                <w:rFonts w:ascii="Lato" w:cs="Lato" w:eastAsia="Lato" w:hAnsi="Lato"/>
-                <w:b w:val="false"/>
-                <w:bCs w:val="false"/>
-                <w:color w:val="1A214D"/>
+            <w:shd w:fill="FFFFFF" w:color="auto" w:val="clear"/>
+            <w:tcMar>
+              <w:top w:type="dxa" w:w="90"/>
+              <w:left w:type="dxa" w:w="110"/>
+              <w:bottom w:type="dxa" w:w="90"/>
+              <w:right w:type="dxa" w:w="110"/>
+            </w:tcMar>
+            <w:vAlign w:val="top"/>
+          </w:tcPr>
+          <w:p>
+            <w:pPr>
+              <w:spacing w:after="0" w:before="0" w:line="252"/>
+            </w:pPr>
+            <w:r>
+              <w:rPr>
+                <w:rFonts w:ascii="Arial" w:cs="Arial" w:eastAsia="Arial" w:hAnsi="Arial"/>
+                <w:b w:val="false"/>
+                <w:bCs w:val="false"/>
+                <w:color w:val="000000"/>
                 <w:sz w:val="21"/>
                 <w:szCs w:val="21"/>
               </w:rPr>
@@ -5176,25 +5184,25 @@
         <w:tc>
           <w:tcPr>
             <w:tcW w:type="dxa" w:w="3610"/>
-            <w:shd w:fill="EDF2FF" w:color="auto" w:val="clear"/>
-            <w:tcMar>
-              <w:top w:type="dxa" w:w="90"/>
-              <w:left w:type="dxa" w:w="110"/>
-              <w:bottom w:type="dxa" w:w="90"/>
-              <w:right w:type="dxa" w:w="110"/>
-            </w:tcMar>
-            <w:vAlign w:val="top"/>
-          </w:tcPr>
-          <w:p>
-            <w:pPr>
-              <w:spacing w:after="0" w:before="0" w:line="252"/>
-            </w:pPr>
-            <w:r>
-              <w:rPr>
-                <w:rFonts w:ascii="Lato" w:cs="Lato" w:eastAsia="Lato" w:hAnsi="Lato"/>
-                <w:b w:val="false"/>
-                <w:bCs w:val="false"/>
-                <w:color w:val="1A214D"/>
+            <w:shd w:fill="FFFFFF" w:color="auto" w:val="clear"/>
+            <w:tcMar>
+              <w:top w:type="dxa" w:w="90"/>
+              <w:left w:type="dxa" w:w="110"/>
+              <w:bottom w:type="dxa" w:w="90"/>
+              <w:right w:type="dxa" w:w="110"/>
+            </w:tcMar>
+            <w:vAlign w:val="top"/>
+          </w:tcPr>
+          <w:p>
+            <w:pPr>
+              <w:spacing w:after="0" w:before="0" w:line="252"/>
+            </w:pPr>
+            <w:r>
+              <w:rPr>
+                <w:rFonts w:ascii="Arial" w:cs="Arial" w:eastAsia="Arial" w:hAnsi="Arial"/>
+                <w:b w:val="false"/>
+                <w:bCs w:val="false"/>
+                <w:color w:val="000000"/>
                 <w:sz w:val="21"/>
                 <w:szCs w:val="21"/>
               </w:rPr>
@@ -5205,25 +5213,25 @@
         <w:tc>
           <w:tcPr>
             <w:tcW w:type="dxa" w:w="2889"/>
-            <w:shd w:fill="EDF2FF" w:color="auto" w:val="clear"/>
-            <w:tcMar>
-              <w:top w:type="dxa" w:w="90"/>
-              <w:left w:type="dxa" w:w="110"/>
-              <w:bottom w:type="dxa" w:w="90"/>
-              <w:right w:type="dxa" w:w="110"/>
-            </w:tcMar>
-            <w:vAlign w:val="top"/>
-          </w:tcPr>
-          <w:p>
-            <w:pPr>
-              <w:spacing w:after="0" w:before="0" w:line="252"/>
-            </w:pPr>
-            <w:r>
-              <w:rPr>
-                <w:rFonts w:ascii="Lato" w:cs="Lato" w:eastAsia="Lato" w:hAnsi="Lato"/>
-                <w:b w:val="false"/>
-                <w:bCs w:val="false"/>
-                <w:color w:val="1A214D"/>
+            <w:shd w:fill="FFFFFF" w:color="auto" w:val="clear"/>
+            <w:tcMar>
+              <w:top w:type="dxa" w:w="90"/>
+              <w:left w:type="dxa" w:w="110"/>
+              <w:bottom w:type="dxa" w:w="90"/>
+              <w:right w:type="dxa" w:w="110"/>
+            </w:tcMar>
+            <w:vAlign w:val="top"/>
+          </w:tcPr>
+          <w:p>
+            <w:pPr>
+              <w:spacing w:after="0" w:before="0" w:line="252"/>
+            </w:pPr>
+            <w:r>
+              <w:rPr>
+                <w:rFonts w:ascii="Arial" w:cs="Arial" w:eastAsia="Arial" w:hAnsi="Arial"/>
+                <w:b w:val="false"/>
+                <w:bCs w:val="false"/>
+                <w:color w:val="000000"/>
                 <w:sz w:val="21"/>
                 <w:szCs w:val="21"/>
               </w:rPr>
@@ -5254,10 +5262,10 @@
             </w:pPr>
             <w:r>
               <w:rPr>
-                <w:rFonts w:ascii="Lato" w:cs="Lato" w:eastAsia="Lato" w:hAnsi="Lato"/>
-                <w:b w:val="false"/>
-                <w:bCs w:val="false"/>
-                <w:color w:val="1A214D"/>
+                <w:rFonts w:ascii="Arial" w:cs="Arial" w:eastAsia="Arial" w:hAnsi="Arial"/>
+                <w:b w:val="false"/>
+                <w:bCs w:val="false"/>
+                <w:color w:val="000000"/>
                 <w:sz w:val="21"/>
                 <w:szCs w:val="21"/>
               </w:rPr>
@@ -5283,10 +5291,10 @@
             </w:pPr>
             <w:r>
               <w:rPr>
-                <w:rFonts w:ascii="Lato" w:cs="Lato" w:eastAsia="Lato" w:hAnsi="Lato"/>
-                <w:b w:val="false"/>
-                <w:bCs w:val="false"/>
-                <w:color w:val="1A214D"/>
+                <w:rFonts w:ascii="Arial" w:cs="Arial" w:eastAsia="Arial" w:hAnsi="Arial"/>
+                <w:b w:val="false"/>
+                <w:bCs w:val="false"/>
+                <w:color w:val="000000"/>
                 <w:sz w:val="21"/>
                 <w:szCs w:val="21"/>
               </w:rPr>
@@ -5312,10 +5320,10 @@
             </w:pPr>
             <w:r>
               <w:rPr>
-                <w:rFonts w:ascii="Lato" w:cs="Lato" w:eastAsia="Lato" w:hAnsi="Lato"/>
-                <w:b w:val="false"/>
-                <w:bCs w:val="false"/>
-                <w:color w:val="1A214D"/>
+                <w:rFonts w:ascii="Arial" w:cs="Arial" w:eastAsia="Arial" w:hAnsi="Arial"/>
+                <w:b w:val="false"/>
+                <w:bCs w:val="false"/>
+                <w:color w:val="000000"/>
                 <w:sz w:val="21"/>
                 <w:szCs w:val="21"/>
               </w:rPr>
@@ -5341,10 +5349,10 @@
             </w:pPr>
             <w:r>
               <w:rPr>
-                <w:rFonts w:ascii="Lato" w:cs="Lato" w:eastAsia="Lato" w:hAnsi="Lato"/>
-                <w:b w:val="false"/>
-                <w:bCs w:val="false"/>
-                <w:color w:val="1A214D"/>
+                <w:rFonts w:ascii="Arial" w:cs="Arial" w:eastAsia="Arial" w:hAnsi="Arial"/>
+                <w:b w:val="false"/>
+                <w:bCs w:val="false"/>
+                <w:color w:val="000000"/>
                 <w:sz w:val="21"/>
                 <w:szCs w:val="21"/>
               </w:rPr>
@@ -5362,38 +5370,30 @@
     <w:p>
       <w:pPr>
         <w:pStyle w:val="Heading1"/>
-        <w:spacing w:after="60" w:before="320"/>
-      </w:pPr>
-      <w:r>
-        <w:rPr>
-          <w:rFonts w:ascii="Lato" w:cs="Lato" w:eastAsia="Lato" w:hAnsi="Lato"/>
+        <w:spacing w:after="140" w:before="300"/>
+      </w:pPr>
+      <w:r>
+        <w:rPr>
+          <w:rFonts w:ascii="Arial" w:cs="Arial" w:eastAsia="Arial" w:hAnsi="Arial"/>
           <w:b/>
           <w:bCs/>
-          <w:color w:val="3B7EF6"/>
-          <w:sz w:val="32"/>
-          <w:szCs w:val="32"/>
+          <w:color w:val="000000"/>
+          <w:sz w:val="26"/>
+          <w:szCs w:val="26"/>
         </w:rPr>
         <w:t xml:space="preserve">ADDITIONAL IMPACT ANALYSIS</w:t>
       </w:r>
     </w:p>
     <w:p>
       <w:pPr>
-        <w:pBdr>
-          <w:bottom w:val="single" w:color="FDBA23" w:sz="12" w:space="1"/>
-        </w:pBdr>
-        <w:spacing w:after="140" w:before="0"/>
-      </w:pPr>
-    </w:p>
-    <w:p>
-      <w:pPr>
         <w:spacing w:after="120" w:before="40" w:line="264"/>
       </w:pPr>
       <w:r>
         <w:rPr>
-          <w:rFonts w:ascii="Lato" w:cs="Lato" w:eastAsia="Lato" w:hAnsi="Lato"/>
+          <w:rFonts w:ascii="Arial" w:cs="Arial" w:eastAsia="Arial" w:hAnsi="Arial"/>
           <w:b w:val="false"/>
           <w:bCs w:val="false"/>
-          <w:color w:val="1A214D"/>
+          <w:color w:val="000000"/>
           <w:sz w:val="22"/>
           <w:szCs w:val="22"/>
         </w:rPr>
@@ -5404,12 +5404,12 @@
       <w:tblPr>
         <w:tblW w:type="dxa" w:w="9026"/>
         <w:tblBorders>
-          <w:top w:val="single" w:color="D9D9D9" w:sz="4"/>
-          <w:left w:val="single" w:color="D9D9D9" w:sz="4"/>
-          <w:bottom w:val="single" w:color="D9D9D9" w:sz="4"/>
-          <w:right w:val="single" w:color="D9D9D9" w:sz="4"/>
-          <w:insideH w:val="single" w:color="D9D9D9" w:sz="4"/>
-          <w:insideV w:val="single" w:color="D9D9D9" w:sz="4"/>
+          <w:top w:val="single" w:color="A6A6A6" w:sz="4"/>
+          <w:left w:val="single" w:color="A6A6A6" w:sz="4"/>
+          <w:bottom w:val="single" w:color="A6A6A6" w:sz="4"/>
+          <w:right w:val="single" w:color="A6A6A6" w:sz="4"/>
+          <w:insideH w:val="single" w:color="A6A6A6" w:sz="4"/>
+          <w:insideV w:val="single" w:color="A6A6A6" w:sz="4"/>
         </w:tblBorders>
       </w:tblPr>
       <w:tblGrid>
@@ -5425,22 +5425,22 @@
         <w:tc>
           <w:tcPr>
             <w:tcW w:type="dxa" w:w="1715"/>
-            <w:shd w:fill="1A214D" w:color="auto" w:val="clear"/>
-            <w:tcMar>
-              <w:top w:type="dxa" w:w="90"/>
-              <w:left w:type="dxa" w:w="110"/>
-              <w:bottom w:type="dxa" w:w="90"/>
-              <w:right w:type="dxa" w:w="110"/>
-            </w:tcMar>
-            <w:vAlign w:val="top"/>
-          </w:tcPr>
-          <w:p>
-            <w:pPr>
-              <w:spacing w:after="0" w:before="0" w:line="252"/>
-            </w:pPr>
-            <w:r>
-              <w:rPr>
-                <w:rFonts w:ascii="Lato" w:cs="Lato" w:eastAsia="Lato" w:hAnsi="Lato"/>
+            <w:shd w:fill="156082" w:color="auto" w:val="clear"/>
+            <w:tcMar>
+              <w:top w:type="dxa" w:w="90"/>
+              <w:left w:type="dxa" w:w="110"/>
+              <w:bottom w:type="dxa" w:w="90"/>
+              <w:right w:type="dxa" w:w="110"/>
+            </w:tcMar>
+            <w:vAlign w:val="top"/>
+          </w:tcPr>
+          <w:p>
+            <w:pPr>
+              <w:spacing w:after="0" w:before="0" w:line="252"/>
+            </w:pPr>
+            <w:r>
+              <w:rPr>
+                <w:rFonts w:ascii="Arial" w:cs="Arial" w:eastAsia="Arial" w:hAnsi="Arial"/>
                 <w:b/>
                 <w:bCs/>
                 <w:color w:val="FFFFFF"/>
@@ -5454,22 +5454,22 @@
         <w:tc>
           <w:tcPr>
             <w:tcW w:type="dxa" w:w="4062"/>
-            <w:shd w:fill="1A214D" w:color="auto" w:val="clear"/>
-            <w:tcMar>
-              <w:top w:type="dxa" w:w="90"/>
-              <w:left w:type="dxa" w:w="110"/>
-              <w:bottom w:type="dxa" w:w="90"/>
-              <w:right w:type="dxa" w:w="110"/>
-            </w:tcMar>
-            <w:vAlign w:val="top"/>
-          </w:tcPr>
-          <w:p>
-            <w:pPr>
-              <w:spacing w:after="0" w:before="0" w:line="252"/>
-            </w:pPr>
-            <w:r>
-              <w:rPr>
-                <w:rFonts w:ascii="Lato" w:cs="Lato" w:eastAsia="Lato" w:hAnsi="Lato"/>
+            <w:shd w:fill="156082" w:color="auto" w:val="clear"/>
+            <w:tcMar>
+              <w:top w:type="dxa" w:w="90"/>
+              <w:left w:type="dxa" w:w="110"/>
+              <w:bottom w:type="dxa" w:w="90"/>
+              <w:right w:type="dxa" w:w="110"/>
+            </w:tcMar>
+            <w:vAlign w:val="top"/>
+          </w:tcPr>
+          <w:p>
+            <w:pPr>
+              <w:spacing w:after="0" w:before="0" w:line="252"/>
+            </w:pPr>
+            <w:r>
+              <w:rPr>
+                <w:rFonts w:ascii="Arial" w:cs="Arial" w:eastAsia="Arial" w:hAnsi="Arial"/>
                 <w:b/>
                 <w:bCs/>
                 <w:color w:val="FFFFFF"/>
@@ -5483,22 +5483,22 @@
         <w:tc>
           <w:tcPr>
             <w:tcW w:type="dxa" w:w="3249"/>
-            <w:shd w:fill="1A214D" w:color="auto" w:val="clear"/>
-            <w:tcMar>
-              <w:top w:type="dxa" w:w="90"/>
-              <w:left w:type="dxa" w:w="110"/>
-              <w:bottom w:type="dxa" w:w="90"/>
-              <w:right w:type="dxa" w:w="110"/>
-            </w:tcMar>
-            <w:vAlign w:val="top"/>
-          </w:tcPr>
-          <w:p>
-            <w:pPr>
-              <w:spacing w:after="0" w:before="0" w:line="252"/>
-            </w:pPr>
-            <w:r>
-              <w:rPr>
-                <w:rFonts w:ascii="Lato" w:cs="Lato" w:eastAsia="Lato" w:hAnsi="Lato"/>
+            <w:shd w:fill="156082" w:color="auto" w:val="clear"/>
+            <w:tcMar>
+              <w:top w:type="dxa" w:w="90"/>
+              <w:left w:type="dxa" w:w="110"/>
+              <w:bottom w:type="dxa" w:w="90"/>
+              <w:right w:type="dxa" w:w="110"/>
+            </w:tcMar>
+            <w:vAlign w:val="top"/>
+          </w:tcPr>
+          <w:p>
+            <w:pPr>
+              <w:spacing w:after="0" w:before="0" w:line="252"/>
+            </w:pPr>
+            <w:r>
+              <w:rPr>
+                <w:rFonts w:ascii="Arial" w:cs="Arial" w:eastAsia="Arial" w:hAnsi="Arial"/>
                 <w:b/>
                 <w:bCs/>
                 <w:color w:val="FFFFFF"/>
@@ -5532,10 +5532,10 @@
             </w:pPr>
             <w:r>
               <w:rPr>
-                <w:rFonts w:ascii="Lato" w:cs="Lato" w:eastAsia="Lato" w:hAnsi="Lato"/>
-                <w:b w:val="false"/>
-                <w:bCs w:val="false"/>
-                <w:color w:val="1A214D"/>
+                <w:rFonts w:ascii="Arial" w:cs="Arial" w:eastAsia="Arial" w:hAnsi="Arial"/>
+                <w:b w:val="false"/>
+                <w:bCs w:val="false"/>
+                <w:color w:val="000000"/>
                 <w:sz w:val="21"/>
                 <w:szCs w:val="21"/>
               </w:rPr>
@@ -5561,10 +5561,10 @@
             </w:pPr>
             <w:r>
               <w:rPr>
-                <w:rFonts w:ascii="Lato" w:cs="Lato" w:eastAsia="Lato" w:hAnsi="Lato"/>
-                <w:b w:val="false"/>
-                <w:bCs w:val="false"/>
-                <w:color w:val="1A214D"/>
+                <w:rFonts w:ascii="Arial" w:cs="Arial" w:eastAsia="Arial" w:hAnsi="Arial"/>
+                <w:b w:val="false"/>
+                <w:bCs w:val="false"/>
+                <w:color w:val="000000"/>
                 <w:sz w:val="21"/>
                 <w:szCs w:val="21"/>
               </w:rPr>
@@ -5636,8 +5636,8 @@
             </w:pPr>
             <w:r>
               <w:rPr>
-                <w:rFonts w:ascii="Lato" w:cs="Lato" w:eastAsia="Lato" w:hAnsi="Lato"/>
-                <w:color w:val="666666"/>
+                <w:rFonts w:ascii="Arial" w:cs="Arial" w:eastAsia="Arial" w:hAnsi="Arial"/>
+                <w:color w:val="595959"/>
                 <w:sz w:val="17"/>
                 <w:szCs w:val="17"/>
               </w:rPr>
@@ -5653,25 +5653,25 @@
         <w:tc>
           <w:tcPr>
             <w:tcW w:type="dxa" w:w="1715"/>
-            <w:shd w:fill="EDF2FF" w:color="auto" w:val="clear"/>
-            <w:tcMar>
-              <w:top w:type="dxa" w:w="90"/>
-              <w:left w:type="dxa" w:w="110"/>
-              <w:bottom w:type="dxa" w:w="90"/>
-              <w:right w:type="dxa" w:w="110"/>
-            </w:tcMar>
-            <w:vAlign w:val="top"/>
-          </w:tcPr>
-          <w:p>
-            <w:pPr>
-              <w:spacing w:after="0" w:before="0" w:line="252"/>
-            </w:pPr>
-            <w:r>
-              <w:rPr>
-                <w:rFonts w:ascii="Lato" w:cs="Lato" w:eastAsia="Lato" w:hAnsi="Lato"/>
-                <w:b w:val="false"/>
-                <w:bCs w:val="false"/>
-                <w:color w:val="1A214D"/>
+            <w:shd w:fill="FFFFFF" w:color="auto" w:val="clear"/>
+            <w:tcMar>
+              <w:top w:type="dxa" w:w="90"/>
+              <w:left w:type="dxa" w:w="110"/>
+              <w:bottom w:type="dxa" w:w="90"/>
+              <w:right w:type="dxa" w:w="110"/>
+            </w:tcMar>
+            <w:vAlign w:val="top"/>
+          </w:tcPr>
+          <w:p>
+            <w:pPr>
+              <w:spacing w:after="0" w:before="0" w:line="252"/>
+            </w:pPr>
+            <w:r>
+              <w:rPr>
+                <w:rFonts w:ascii="Arial" w:cs="Arial" w:eastAsia="Arial" w:hAnsi="Arial"/>
+                <w:b w:val="false"/>
+                <w:bCs w:val="false"/>
+                <w:color w:val="000000"/>
                 <w:sz w:val="21"/>
                 <w:szCs w:val="21"/>
               </w:rPr>
@@ -5682,25 +5682,25 @@
         <w:tc>
           <w:tcPr>
             <w:tcW w:type="dxa" w:w="4062"/>
-            <w:shd w:fill="EDF2FF" w:color="auto" w:val="clear"/>
-            <w:tcMar>
-              <w:top w:type="dxa" w:w="90"/>
-              <w:left w:type="dxa" w:w="110"/>
-              <w:bottom w:type="dxa" w:w="90"/>
-              <w:right w:type="dxa" w:w="110"/>
-            </w:tcMar>
-            <w:vAlign w:val="top"/>
-          </w:tcPr>
-          <w:p>
-            <w:pPr>
-              <w:spacing w:after="0" w:before="0" w:line="252"/>
-            </w:pPr>
-            <w:r>
-              <w:rPr>
-                <w:rFonts w:ascii="Lato" w:cs="Lato" w:eastAsia="Lato" w:hAnsi="Lato"/>
-                <w:b w:val="false"/>
-                <w:bCs w:val="false"/>
-                <w:color w:val="1A214D"/>
+            <w:shd w:fill="FFFFFF" w:color="auto" w:val="clear"/>
+            <w:tcMar>
+              <w:top w:type="dxa" w:w="90"/>
+              <w:left w:type="dxa" w:w="110"/>
+              <w:bottom w:type="dxa" w:w="90"/>
+              <w:right w:type="dxa" w:w="110"/>
+            </w:tcMar>
+            <w:vAlign w:val="top"/>
+          </w:tcPr>
+          <w:p>
+            <w:pPr>
+              <w:spacing w:after="0" w:before="0" w:line="252"/>
+            </w:pPr>
+            <w:r>
+              <w:rPr>
+                <w:rFonts w:ascii="Arial" w:cs="Arial" w:eastAsia="Arial" w:hAnsi="Arial"/>
+                <w:b w:val="false"/>
+                <w:bCs w:val="false"/>
+                <w:color w:val="000000"/>
                 <w:sz w:val="21"/>
                 <w:szCs w:val="21"/>
               </w:rPr>
@@ -5772,8 +5772,8 @@
             </w:pPr>
             <w:r>
               <w:rPr>
-                <w:rFonts w:ascii="Lato" w:cs="Lato" w:eastAsia="Lato" w:hAnsi="Lato"/>
-                <w:color w:val="666666"/>
+                <w:rFonts w:ascii="Arial" w:cs="Arial" w:eastAsia="Arial" w:hAnsi="Arial"/>
+                <w:color w:val="595959"/>
                 <w:sz w:val="17"/>
                 <w:szCs w:val="17"/>
               </w:rPr>
@@ -5804,10 +5804,10 @@
             </w:pPr>
             <w:r>
               <w:rPr>
-                <w:rFonts w:ascii="Lato" w:cs="Lato" w:eastAsia="Lato" w:hAnsi="Lato"/>
-                <w:b w:val="false"/>
-                <w:bCs w:val="false"/>
-                <w:color w:val="1A214D"/>
+                <w:rFonts w:ascii="Arial" w:cs="Arial" w:eastAsia="Arial" w:hAnsi="Arial"/>
+                <w:b w:val="false"/>
+                <w:bCs w:val="false"/>
+                <w:color w:val="000000"/>
                 <w:sz w:val="21"/>
                 <w:szCs w:val="21"/>
               </w:rPr>
@@ -5833,10 +5833,10 @@
             </w:pPr>
             <w:r>
               <w:rPr>
-                <w:rFonts w:ascii="Lato" w:cs="Lato" w:eastAsia="Lato" w:hAnsi="Lato"/>
-                <w:b w:val="false"/>
-                <w:bCs w:val="false"/>
-                <w:color w:val="1A214D"/>
+                <w:rFonts w:ascii="Arial" w:cs="Arial" w:eastAsia="Arial" w:hAnsi="Arial"/>
+                <w:b w:val="false"/>
+                <w:bCs w:val="false"/>
+                <w:color w:val="000000"/>
                 <w:sz w:val="21"/>
                 <w:szCs w:val="21"/>
               </w:rPr>
@@ -5908,8 +5908,8 @@
             </w:pPr>
             <w:r>
               <w:rPr>
-                <w:rFonts w:ascii="Lato" w:cs="Lato" w:eastAsia="Lato" w:hAnsi="Lato"/>
-                <w:color w:val="666666"/>
+                <w:rFonts w:ascii="Arial" w:cs="Arial" w:eastAsia="Arial" w:hAnsi="Arial"/>
+                <w:color w:val="595959"/>
                 <w:sz w:val="17"/>
                 <w:szCs w:val="17"/>
               </w:rPr>
@@ -5925,25 +5925,25 @@
         <w:tc>
           <w:tcPr>
             <w:tcW w:type="dxa" w:w="1715"/>
-            <w:shd w:fill="EDF2FF" w:color="auto" w:val="clear"/>
-            <w:tcMar>
-              <w:top w:type="dxa" w:w="90"/>
-              <w:left w:type="dxa" w:w="110"/>
-              <w:bottom w:type="dxa" w:w="90"/>
-              <w:right w:type="dxa" w:w="110"/>
-            </w:tcMar>
-            <w:vAlign w:val="top"/>
-          </w:tcPr>
-          <w:p>
-            <w:pPr>
-              <w:spacing w:after="0" w:before="0" w:line="252"/>
-            </w:pPr>
-            <w:r>
-              <w:rPr>
-                <w:rFonts w:ascii="Lato" w:cs="Lato" w:eastAsia="Lato" w:hAnsi="Lato"/>
-                <w:b w:val="false"/>
-                <w:bCs w:val="false"/>
-                <w:color w:val="1A214D"/>
+            <w:shd w:fill="FFFFFF" w:color="auto" w:val="clear"/>
+            <w:tcMar>
+              <w:top w:type="dxa" w:w="90"/>
+              <w:left w:type="dxa" w:w="110"/>
+              <w:bottom w:type="dxa" w:w="90"/>
+              <w:right w:type="dxa" w:w="110"/>
+            </w:tcMar>
+            <w:vAlign w:val="top"/>
+          </w:tcPr>
+          <w:p>
+            <w:pPr>
+              <w:spacing w:after="0" w:before="0" w:line="252"/>
+            </w:pPr>
+            <w:r>
+              <w:rPr>
+                <w:rFonts w:ascii="Arial" w:cs="Arial" w:eastAsia="Arial" w:hAnsi="Arial"/>
+                <w:b w:val="false"/>
+                <w:bCs w:val="false"/>
+                <w:color w:val="000000"/>
                 <w:sz w:val="21"/>
                 <w:szCs w:val="21"/>
               </w:rPr>
@@ -5954,25 +5954,25 @@
         <w:tc>
           <w:tcPr>
             <w:tcW w:type="dxa" w:w="4062"/>
-            <w:shd w:fill="EDF2FF" w:color="auto" w:val="clear"/>
-            <w:tcMar>
-              <w:top w:type="dxa" w:w="90"/>
-              <w:left w:type="dxa" w:w="110"/>
-              <w:bottom w:type="dxa" w:w="90"/>
-              <w:right w:type="dxa" w:w="110"/>
-            </w:tcMar>
-            <w:vAlign w:val="top"/>
-          </w:tcPr>
-          <w:p>
-            <w:pPr>
-              <w:spacing w:after="0" w:before="0" w:line="252"/>
-            </w:pPr>
-            <w:r>
-              <w:rPr>
-                <w:rFonts w:ascii="Lato" w:cs="Lato" w:eastAsia="Lato" w:hAnsi="Lato"/>
-                <w:b w:val="false"/>
-                <w:bCs w:val="false"/>
-                <w:color w:val="1A214D"/>
+            <w:shd w:fill="FFFFFF" w:color="auto" w:val="clear"/>
+            <w:tcMar>
+              <w:top w:type="dxa" w:w="90"/>
+              <w:left w:type="dxa" w:w="110"/>
+              <w:bottom w:type="dxa" w:w="90"/>
+              <w:right w:type="dxa" w:w="110"/>
+            </w:tcMar>
+            <w:vAlign w:val="top"/>
+          </w:tcPr>
+          <w:p>
+            <w:pPr>
+              <w:spacing w:after="0" w:before="0" w:line="252"/>
+            </w:pPr>
+            <w:r>
+              <w:rPr>
+                <w:rFonts w:ascii="Arial" w:cs="Arial" w:eastAsia="Arial" w:hAnsi="Arial"/>
+                <w:b w:val="false"/>
+                <w:bCs w:val="false"/>
+                <w:color w:val="000000"/>
                 <w:sz w:val="21"/>
                 <w:szCs w:val="21"/>
               </w:rPr>
@@ -6044,8 +6044,8 @@
             </w:pPr>
             <w:r>
               <w:rPr>
-                <w:rFonts w:ascii="Lato" w:cs="Lato" w:eastAsia="Lato" w:hAnsi="Lato"/>
-                <w:color w:val="666666"/>
+                <w:rFonts w:ascii="Arial" w:cs="Arial" w:eastAsia="Arial" w:hAnsi="Arial"/>
+                <w:color w:val="595959"/>
                 <w:sz w:val="17"/>
                 <w:szCs w:val="17"/>
               </w:rPr>
@@ -6076,10 +6076,10 @@
             </w:pPr>
             <w:r>
               <w:rPr>
-                <w:rFonts w:ascii="Lato" w:cs="Lato" w:eastAsia="Lato" w:hAnsi="Lato"/>
-                <w:b w:val="false"/>
-                <w:bCs w:val="false"/>
-                <w:color w:val="1A214D"/>
+                <w:rFonts w:ascii="Arial" w:cs="Arial" w:eastAsia="Arial" w:hAnsi="Arial"/>
+                <w:b w:val="false"/>
+                <w:bCs w:val="false"/>
+                <w:color w:val="000000"/>
                 <w:sz w:val="21"/>
                 <w:szCs w:val="21"/>
               </w:rPr>
@@ -6105,10 +6105,10 @@
             </w:pPr>
             <w:r>
               <w:rPr>
-                <w:rFonts w:ascii="Lato" w:cs="Lato" w:eastAsia="Lato" w:hAnsi="Lato"/>
-                <w:b w:val="false"/>
-                <w:bCs w:val="false"/>
-                <w:color w:val="1A214D"/>
+                <w:rFonts w:ascii="Arial" w:cs="Arial" w:eastAsia="Arial" w:hAnsi="Arial"/>
+                <w:b w:val="false"/>
+                <w:bCs w:val="false"/>
+                <w:color w:val="000000"/>
                 <w:sz w:val="21"/>
                 <w:szCs w:val="21"/>
               </w:rPr>
@@ -6180,8 +6180,8 @@
             </w:pPr>
             <w:r>
               <w:rPr>
-                <w:rFonts w:ascii="Lato" w:cs="Lato" w:eastAsia="Lato" w:hAnsi="Lato"/>
-                <w:color w:val="666666"/>
+                <w:rFonts w:ascii="Arial" w:cs="Arial" w:eastAsia="Arial" w:hAnsi="Arial"/>
+                <w:color w:val="595959"/>
                 <w:sz w:val="17"/>
                 <w:szCs w:val="17"/>
               </w:rPr>
@@ -6197,25 +6197,25 @@
         <w:tc>
           <w:tcPr>
             <w:tcW w:type="dxa" w:w="1715"/>
-            <w:shd w:fill="EDF2FF" w:color="auto" w:val="clear"/>
-            <w:tcMar>
-              <w:top w:type="dxa" w:w="90"/>
-              <w:left w:type="dxa" w:w="110"/>
-              <w:bottom w:type="dxa" w:w="90"/>
-              <w:right w:type="dxa" w:w="110"/>
-            </w:tcMar>
-            <w:vAlign w:val="top"/>
-          </w:tcPr>
-          <w:p>
-            <w:pPr>
-              <w:spacing w:after="0" w:before="0" w:line="252"/>
-            </w:pPr>
-            <w:r>
-              <w:rPr>
-                <w:rFonts w:ascii="Lato" w:cs="Lato" w:eastAsia="Lato" w:hAnsi="Lato"/>
-                <w:b w:val="false"/>
-                <w:bCs w:val="false"/>
-                <w:color w:val="1A214D"/>
+            <w:shd w:fill="FFFFFF" w:color="auto" w:val="clear"/>
+            <w:tcMar>
+              <w:top w:type="dxa" w:w="90"/>
+              <w:left w:type="dxa" w:w="110"/>
+              <w:bottom w:type="dxa" w:w="90"/>
+              <w:right w:type="dxa" w:w="110"/>
+            </w:tcMar>
+            <w:vAlign w:val="top"/>
+          </w:tcPr>
+          <w:p>
+            <w:pPr>
+              <w:spacing w:after="0" w:before="0" w:line="252"/>
+            </w:pPr>
+            <w:r>
+              <w:rPr>
+                <w:rFonts w:ascii="Arial" w:cs="Arial" w:eastAsia="Arial" w:hAnsi="Arial"/>
+                <w:b w:val="false"/>
+                <w:bCs w:val="false"/>
+                <w:color w:val="000000"/>
                 <w:sz w:val="21"/>
                 <w:szCs w:val="21"/>
               </w:rPr>
@@ -6226,25 +6226,25 @@
         <w:tc>
           <w:tcPr>
             <w:tcW w:type="dxa" w:w="4062"/>
-            <w:shd w:fill="EDF2FF" w:color="auto" w:val="clear"/>
-            <w:tcMar>
-              <w:top w:type="dxa" w:w="90"/>
-              <w:left w:type="dxa" w:w="110"/>
-              <w:bottom w:type="dxa" w:w="90"/>
-              <w:right w:type="dxa" w:w="110"/>
-            </w:tcMar>
-            <w:vAlign w:val="top"/>
-          </w:tcPr>
-          <w:p>
-            <w:pPr>
-              <w:spacing w:after="0" w:before="0" w:line="252"/>
-            </w:pPr>
-            <w:r>
-              <w:rPr>
-                <w:rFonts w:ascii="Lato" w:cs="Lato" w:eastAsia="Lato" w:hAnsi="Lato"/>
-                <w:b w:val="false"/>
-                <w:bCs w:val="false"/>
-                <w:color w:val="1A214D"/>
+            <w:shd w:fill="FFFFFF" w:color="auto" w:val="clear"/>
+            <w:tcMar>
+              <w:top w:type="dxa" w:w="90"/>
+              <w:left w:type="dxa" w:w="110"/>
+              <w:bottom w:type="dxa" w:w="90"/>
+              <w:right w:type="dxa" w:w="110"/>
+            </w:tcMar>
+            <w:vAlign w:val="top"/>
+          </w:tcPr>
+          <w:p>
+            <w:pPr>
+              <w:spacing w:after="0" w:before="0" w:line="252"/>
+            </w:pPr>
+            <w:r>
+              <w:rPr>
+                <w:rFonts w:ascii="Arial" w:cs="Arial" w:eastAsia="Arial" w:hAnsi="Arial"/>
+                <w:b w:val="false"/>
+                <w:bCs w:val="false"/>
+                <w:color w:val="000000"/>
                 <w:sz w:val="21"/>
                 <w:szCs w:val="21"/>
               </w:rPr>
@@ -6316,8 +6316,8 @@
             </w:pPr>
             <w:r>
               <w:rPr>
-                <w:rFonts w:ascii="Lato" w:cs="Lato" w:eastAsia="Lato" w:hAnsi="Lato"/>
-                <w:color w:val="666666"/>
+                <w:rFonts w:ascii="Arial" w:cs="Arial" w:eastAsia="Arial" w:hAnsi="Arial"/>
+                <w:color w:val="595959"/>
                 <w:sz w:val="17"/>
                 <w:szCs w:val="17"/>
               </w:rPr>
@@ -6389,7 +6389,7 @@
       </w:pPr>
       <w:r>
         <w:rPr>
-          <w:rFonts w:ascii="Lato" w:cs="Lato" w:eastAsia="Lato" w:hAnsi="Lato"/>
+          <w:rFonts w:ascii="Arial" w:cs="Arial" w:eastAsia="Arial" w:hAnsi="Arial"/>
           <w:color w:val="3B7EF6"/>
           <w:sz w:val="72"/>
           <w:szCs w:val="72"/>
@@ -6455,10 +6455,10 @@
       </w:pPr>
       <w:r>
         <w:rPr>
-          <w:rFonts w:ascii="Lato" w:cs="Lato" w:eastAsia="Lato" w:hAnsi="Lato"/>
+          <w:rFonts w:ascii="Arial" w:cs="Arial" w:eastAsia="Arial" w:hAnsi="Arial"/>
           <w:b w:val="false"/>
           <w:bCs w:val="false"/>
-          <w:color w:val="1A214D"/>
+          <w:color w:val="000000"/>
           <w:sz w:val="19"/>
           <w:szCs w:val="19"/>
         </w:rPr>
@@ -6472,10 +6472,10 @@
       </w:pPr>
       <w:r>
         <w:rPr>
-          <w:rFonts w:ascii="Lato" w:cs="Lato" w:eastAsia="Lato" w:hAnsi="Lato"/>
+          <w:rFonts w:ascii="Arial" w:cs="Arial" w:eastAsia="Arial" w:hAnsi="Arial"/>
           <w:b w:val="false"/>
           <w:bCs w:val="false"/>
-          <w:color w:val="1A214D"/>
+          <w:color w:val="000000"/>
           <w:sz w:val="19"/>
           <w:szCs w:val="19"/>
         </w:rPr>
@@ -6613,10 +6613,10 @@
           </w:pPr>
           <w:r>
             <w:rPr>
-              <w:rFonts w:ascii="Lato" w:cs="Lato" w:eastAsia="Lato" w:hAnsi="Lato"/>
+              <w:rFonts w:ascii="Arial" w:cs="Arial" w:eastAsia="Arial" w:hAnsi="Arial"/>
               <w:b/>
               <w:bCs/>
-              <w:color w:val="1A214D"/>
+              <w:color w:val="000000"/>
               <w:sz w:val="15"/>
               <w:szCs w:val="15"/>
             </w:rPr>
@@ -6624,10 +6624,10 @@
           </w:r>
           <w:r>
             <w:rPr>
-              <w:rFonts w:ascii="Lato" w:cs="Lato" w:eastAsia="Lato" w:hAnsi="Lato"/>
+              <w:rFonts w:ascii="Arial" w:cs="Arial" w:eastAsia="Arial" w:hAnsi="Arial"/>
               <w:b/>
               <w:bCs/>
-              <w:color w:val="1A214D"/>
+              <w:color w:val="000000"/>
               <w:sz w:val="15"/>
               <w:szCs w:val="15"/>
             </w:rPr>
@@ -6648,8 +6648,8 @@
           </w:pPr>
           <w:r>
             <w:rPr>
-              <w:rFonts w:ascii="Lato" w:cs="Lato" w:eastAsia="Lato" w:hAnsi="Lato"/>
-              <w:color w:val="1A214D"/>
+              <w:rFonts w:ascii="Arial" w:cs="Arial" w:eastAsia="Arial" w:hAnsi="Arial"/>
+              <w:color w:val="000000"/>
               <w:sz w:val="22"/>
               <w:szCs w:val="22"/>
             </w:rPr>
@@ -6784,8 +6784,8 @@
           </w:pPr>
           <w:r>
             <w:rPr>
-              <w:rFonts w:ascii="Lato" w:cs="Lato" w:eastAsia="Lato" w:hAnsi="Lato"/>
-              <w:color w:val="1A214D"/>
+              <w:rFonts w:ascii="Arial" w:cs="Arial" w:eastAsia="Arial" w:hAnsi="Arial"/>
+              <w:color w:val="000000"/>
               <w:sz w:val="18"/>
               <w:szCs w:val="18"/>
             </w:rPr>
@@ -6950,8 +6950,8 @@
   <w:docDefaults>
     <w:rPrDefault>
       <w:rPr>
-        <w:rFonts w:ascii="Lato" w:cs="Lato" w:eastAsia="Lato" w:hAnsi="Lato"/>
-        <w:color w:val="1A214D"/>
+        <w:rFonts w:ascii="Arial" w:cs="Arial" w:eastAsia="Arial" w:hAnsi="Arial"/>
+        <w:color w:val="000000"/>
         <w:sz w:val="22"/>
         <w:szCs w:val="22"/>
       </w:rPr>

--- a/docs/brd/RF-3309/Appro_RF_Employer_Name_Edit_in_Credit_Queue_v1.0.docx
+++ b/docs/brd/RF-3309/Appro_RF_Employer_Name_Edit_in_Credit_Queue_v1.0.docx
@@ -1430,7 +1430,7 @@
           <w:sz w:val="22"/>
           <w:szCs w:val="22"/>
         </w:rPr>
-        <w:t xml:space="preserve"> under the Manually Queue section of Role Management — per product tab ([Credit Card] / [Personal Loan]), listed </w:t>
+        <w:t xml:space="preserve"> under the Manually Queue section of Role Management — </w:t>
       </w:r>
       <w:r>
         <w:rPr>
@@ -1441,7 +1441,7 @@
           <w:sz w:val="22"/>
           <w:szCs w:val="22"/>
         </w:rPr>
-        <w:t xml:space="preserve">immediately before 'Edit Length of Service'</w:t>
+        <w:t xml:space="preserve">no product classification</w:t>
       </w:r>
       <w:r>
         <w:rPr>
@@ -1452,7 +1452,29 @@
           <w:sz w:val="22"/>
           <w:szCs w:val="22"/>
         </w:rPr>
-        <w:t xml:space="preserve"> and with the same product-tab treatment.</w:t>
+        <w:t xml:space="preserve">: one permission per queue level, per the live Role Management design — listed </w:t>
+      </w:r>
+      <w:r>
+        <w:rPr>
+          <w:rFonts w:ascii="Arial" w:cs="Arial" w:eastAsia="Arial" w:hAnsi="Arial"/>
+          <w:b/>
+          <w:bCs/>
+          <w:color w:val="000000"/>
+          <w:sz w:val="22"/>
+          <w:szCs w:val="22"/>
+        </w:rPr>
+        <w:t xml:space="preserve">immediately before 'Edit Length of Service'</w:t>
+      </w:r>
+      <w:r>
+        <w:rPr>
+          <w:rFonts w:ascii="Arial" w:cs="Arial" w:eastAsia="Arial" w:hAnsi="Arial"/>
+          <w:b w:val="false"/>
+          <w:bCs w:val="false"/>
+          <w:color w:val="000000"/>
+          <w:sz w:val="22"/>
+          <w:szCs w:val="22"/>
+        </w:rPr>
+        <w:t xml:space="preserve"> and with the same treatment.</w:t>
       </w:r>
     </w:p>
     <w:p>
@@ -1625,7 +1647,7 @@
                 <w:sz w:val="21"/>
                 <w:szCs w:val="21"/>
               </w:rPr>
-              <w:t xml:space="preserve">[Product] Edit Employer Name = TRUE</w:t>
+              <w:t xml:space="preserve">Edit Employer Name = TRUE</w:t>
             </w:r>
           </w:p>
         </w:tc>
@@ -1654,7 +1676,7 @@
                 <w:sz w:val="21"/>
                 <w:szCs w:val="21"/>
               </w:rPr>
-              <w:t xml:space="preserve">Users can view and update the Employment Information section of the Edit Application pop-up for that product.</w:t>
+              <w:t xml:space="preserve">Users can view and update the Company Name field of the Employment Information section in the Edit Application pop-up.</w:t>
             </w:r>
           </w:p>
         </w:tc>
@@ -1688,7 +1710,7 @@
                 <w:sz w:val="21"/>
                 <w:szCs w:val="21"/>
               </w:rPr>
-              <w:t xml:space="preserve">[Product] Edit Employer Name = FALSE</w:t>
+              <w:t xml:space="preserve">Edit Employer Name = FALSE</w:t>
             </w:r>
           </w:p>
         </w:tc>
@@ -1717,7 +1739,7 @@
                 <w:sz w:val="21"/>
                 <w:szCs w:val="21"/>
               </w:rPr>
-              <w:t xml:space="preserve">The Employment Information section is hidden. A role with all Edit permissions FALSE does not see the Edit button.</w:t>
+              <w:t xml:space="preserve">The Company Name field is hidden (the section is hidden when Edit Length of Service is FALSE too). A role with all Edit permissions FALSE does not see the Edit button.</w:t>
             </w:r>
           </w:p>
         </w:tc>
@@ -5568,7 +5590,7 @@
                 <w:sz w:val="21"/>
                 <w:szCs w:val="21"/>
               </w:rPr>
-              <w:t xml:space="preserve">New permission 'Edit Employer Name' on Credit Queue L1–L3 (Editor group, per product tab). A distinct right, never bundled. Permission Matrix page updated.</w:t>
+              <w:t xml:space="preserve">New permission 'Edit Employer Name' on Credit Queue L1–L3 (Editor group; one permission per queue level, no product classification). A distinct right, never bundled. Permission Matrix page updated.</w:t>
             </w:r>
           </w:p>
         </w:tc>
